--- a/Dokumentation/Diplomarbeit_Template.docx
+++ b/Dokumentation/Diplomarbeit_Template.docx
@@ -1,6 +1,6 @@
 
 <file path=word/document.xml><?xml version="1.0" encoding="utf-8"?>
-<w:document xmlns:wpc="http://schemas.microsoft.com/office/word/2010/wordprocessingCanvas" xmlns:cx="http://schemas.microsoft.com/office/drawing/2014/chartex" xmlns:cx1="http://schemas.microsoft.com/office/drawing/2015/9/8/chartex" xmlns:cx2="http://schemas.microsoft.com/office/drawing/2015/10/21/chartex" xmlns:cx3="http://schemas.microsoft.com/office/drawing/2016/5/9/chartex" xmlns:cx4="http://schemas.microsoft.com/office/drawing/2016/5/10/chartex" xmlns:cx5="http://schemas.microsoft.com/office/drawing/2016/5/11/chartex" xmlns:cx6="http://schemas.microsoft.com/office/drawing/2016/5/12/chartex" xmlns:cx7="http://schemas.microsoft.com/office/drawing/2016/5/13/chartex" xmlns:cx8="http://schemas.microsoft.com/office/drawing/2016/5/14/chartex" xmlns:mc="http://schemas.openxmlformats.org/markup-compatibility/2006" xmlns:aink="http://schemas.microsoft.com/office/drawing/2016/ink" xmlns:am3d="http://schemas.microsoft.com/office/drawing/2017/model3d" xmlns:o="urn:schemas-microsoft-com:office:office" xmlns:oel="http://schemas.microsoft.com/office/2019/extlst" xmlns:r="http://schemas.openxmlformats.org/officeDocument/2006/relationships" xmlns:m="http://schemas.openxmlformats.org/officeDocument/2006/math" xmlns:v="urn:schemas-microsoft-com:vml" xmlns:wp14="http://schemas.microsoft.com/office/word/2010/wordprocessingDrawing" xmlns:wp="http://schemas.openxmlformats.org/drawingml/2006/wordprocessingDrawing" xmlns:w10="urn:schemas-microsoft-com:office:word" xmlns:w="http://schemas.openxmlformats.org/wordprocessingml/2006/main" xmlns:w14="http://schemas.microsoft.com/office/word/2010/wordml" xmlns:w15="http://schemas.microsoft.com/office/word/2012/wordml" xmlns:w16cex="http://schemas.microsoft.com/office/word/2018/wordml/cex" xmlns:w16cid="http://schemas.microsoft.com/office/word/2016/wordml/cid" xmlns:w16="http://schemas.microsoft.com/office/word/2018/wordml" xmlns:w16du="http://schemas.microsoft.com/office/word/2023/wordml/word16du" xmlns:w16sdtdh="http://schemas.microsoft.com/office/word/2020/wordml/sdtdatahash" xmlns:w16sdtfl="http://schemas.microsoft.com/office/word/2024/wordml/sdtformatlock" xmlns:w16se="http://schemas.microsoft.com/office/word/2015/wordml/symex" xmlns:wpg="http://schemas.microsoft.com/office/word/2010/wordprocessingGroup" xmlns:wpi="http://schemas.microsoft.com/office/word/2010/wordprocessingInk" xmlns:wne="http://schemas.microsoft.com/office/word/2006/wordml" xmlns:wps="http://schemas.microsoft.com/office/word/2010/wordprocessingShape" mc:Ignorable="w14 w15 w16se w16cid w16 w16cex w16sdtdh w16sdtfl w16du wp14">
+<w:document xmlns:wpc="http://schemas.microsoft.com/office/word/2010/wordprocessingCanvas" xmlns:cx="http://schemas.microsoft.com/office/drawing/2014/chartex" xmlns:cx1="http://schemas.microsoft.com/office/drawing/2015/9/8/chartex" xmlns:cx2="http://schemas.microsoft.com/office/drawing/2015/10/21/chartex" xmlns:cx3="http://schemas.microsoft.com/office/drawing/2016/5/9/chartex" xmlns:cx4="http://schemas.microsoft.com/office/drawing/2016/5/10/chartex" xmlns:cx5="http://schemas.microsoft.com/office/drawing/2016/5/11/chartex" xmlns:cx6="http://schemas.microsoft.com/office/drawing/2016/5/12/chartex" xmlns:cx7="http://schemas.microsoft.com/office/drawing/2016/5/13/chartex" xmlns:cx8="http://schemas.microsoft.com/office/drawing/2016/5/14/chartex" xmlns:mc="http://schemas.openxmlformats.org/markup-compatibility/2006" xmlns:aink="http://schemas.microsoft.com/office/drawing/2016/ink" xmlns:am3d="http://schemas.microsoft.com/office/drawing/2017/model3d" xmlns:o="urn:schemas-microsoft-com:office:office" xmlns:oel="http://schemas.microsoft.com/office/2019/extlst" xmlns:r="http://schemas.openxmlformats.org/officeDocument/2006/relationships" xmlns:m="http://schemas.openxmlformats.org/officeDocument/2006/math" xmlns:v="urn:schemas-microsoft-com:vml" xmlns:wp14="http://schemas.microsoft.com/office/word/2010/wordprocessingDrawing" xmlns:wp="http://schemas.openxmlformats.org/drawingml/2006/wordprocessingDrawing" xmlns:w10="urn:schemas-microsoft-com:office:word" xmlns:w="http://schemas.openxmlformats.org/wordprocessingml/2006/main" xmlns:w14="http://schemas.microsoft.com/office/word/2010/wordml" xmlns:w15="http://schemas.microsoft.com/office/word/2012/wordml" xmlns:w16cei="http://schemas.microsoft.com/office/word/2026/wordml/cei" xmlns:w16cex="http://schemas.microsoft.com/office/word/2018/wordml/cex" xmlns:w16cid="http://schemas.microsoft.com/office/word/2016/wordml/cid" xmlns:w16="http://schemas.microsoft.com/office/word/2018/wordml" xmlns:w16du="http://schemas.microsoft.com/office/word/2023/wordml/word16du" xmlns:w16sdtdh="http://schemas.microsoft.com/office/word/2020/wordml/sdtdatahash" xmlns:w16sdtfl="http://schemas.microsoft.com/office/word/2024/wordml/sdtformatlock" xmlns:w16se="http://schemas.microsoft.com/office/word/2015/wordml/symex" xmlns:wpg="http://schemas.microsoft.com/office/word/2010/wordprocessingGroup" xmlns:wpi="http://schemas.microsoft.com/office/word/2010/wordprocessingInk" xmlns:wne="http://schemas.microsoft.com/office/word/2006/wordml" xmlns:wps="http://schemas.microsoft.com/office/word/2010/wordprocessingShape" mc:Ignorable="w14 w15 w16se w16cid w16 w16cex w16sdtdh w16sdtfl w16du wp14">
   <w:background w:color="FFFFFF"/>
   <w:body>
     <w:p/>
@@ -493,9 +493,11 @@
         <w:rPr>
           <w:rFonts w:asciiTheme="minorHAnsi" w:eastAsiaTheme="minorEastAsia" w:hAnsiTheme="minorHAnsi" w:cstheme="minorBidi"/>
           <w:noProof/>
-          <w:sz w:val="22"/>
-          <w:szCs w:val="22"/>
+          <w:kern w:val="2"/>
+          <w:sz w:val="24"/>
+          <w:szCs w:val="24"/>
           <w:lang w:val="de-AT" w:eastAsia="de-AT"/>
+          <w14:ligatures w14:val="standardContextual"/>
         </w:rPr>
       </w:pPr>
       <w:r>
@@ -517,9 +519,11 @@
         <w:rPr>
           <w:rFonts w:asciiTheme="minorHAnsi" w:eastAsiaTheme="minorEastAsia" w:hAnsiTheme="minorHAnsi" w:cstheme="minorBidi"/>
           <w:noProof/>
-          <w:sz w:val="22"/>
-          <w:szCs w:val="22"/>
+          <w:kern w:val="2"/>
+          <w:sz w:val="24"/>
+          <w:szCs w:val="24"/>
           <w:lang w:val="de-AT" w:eastAsia="de-AT"/>
+          <w14:ligatures w14:val="standardContextual"/>
         </w:rPr>
         <w:tab/>
       </w:r>
@@ -527,7 +531,7 @@
         <w:rPr>
           <w:noProof/>
         </w:rPr>
-        <w:t>Theorie zur Übung</w:t>
+        <w:t>Begriffsdefinition</w:t>
       </w:r>
       <w:r>
         <w:rPr>
@@ -545,7 +549,7 @@
         <w:rPr>
           <w:noProof/>
         </w:rPr>
-        <w:instrText xml:space="preserve"> PAGEREF _Toc524250386 \h </w:instrText>
+        <w:instrText xml:space="preserve"> PAGEREF _Toc236315610 \h </w:instrText>
       </w:r>
       <w:r>
         <w:rPr>
@@ -581,9 +585,11 @@
         <w:rPr>
           <w:rFonts w:asciiTheme="minorHAnsi" w:eastAsiaTheme="minorEastAsia" w:hAnsiTheme="minorHAnsi" w:cstheme="minorBidi"/>
           <w:noProof/>
-          <w:sz w:val="22"/>
-          <w:szCs w:val="22"/>
+          <w:kern w:val="2"/>
+          <w:sz w:val="24"/>
+          <w:szCs w:val="24"/>
           <w:lang w:val="de-AT" w:eastAsia="de-AT"/>
+          <w14:ligatures w14:val="standardContextual"/>
         </w:rPr>
       </w:pPr>
       <w:r>
@@ -596,9 +602,11 @@
         <w:rPr>
           <w:rFonts w:asciiTheme="minorHAnsi" w:eastAsiaTheme="minorEastAsia" w:hAnsiTheme="minorHAnsi" w:cstheme="minorBidi"/>
           <w:noProof/>
-          <w:sz w:val="22"/>
-          <w:szCs w:val="22"/>
+          <w:kern w:val="2"/>
+          <w:sz w:val="24"/>
+          <w:szCs w:val="24"/>
           <w:lang w:val="de-AT" w:eastAsia="de-AT"/>
+          <w14:ligatures w14:val="standardContextual"/>
         </w:rPr>
         <w:tab/>
       </w:r>
@@ -606,7 +614,7 @@
         <w:rPr>
           <w:noProof/>
         </w:rPr>
-        <w:t>Titel – Übungsaufgabe 1</w:t>
+        <w:t>Theorie der Arbeit</w:t>
       </w:r>
       <w:r>
         <w:rPr>
@@ -624,7 +632,7 @@
         <w:rPr>
           <w:noProof/>
         </w:rPr>
-        <w:instrText xml:space="preserve"> PAGEREF _Toc524250387 \h </w:instrText>
+        <w:instrText xml:space="preserve"> PAGEREF _Toc236315611 \h </w:instrText>
       </w:r>
       <w:r>
         <w:rPr>
@@ -641,7 +649,7 @@
         <w:rPr>
           <w:noProof/>
         </w:rPr>
-        <w:t>3</w:t>
+        <w:t>4</w:t>
       </w:r>
       <w:r>
         <w:rPr>
@@ -660,13 +668,16 @@
         <w:rPr>
           <w:rFonts w:asciiTheme="minorHAnsi" w:eastAsiaTheme="minorEastAsia" w:hAnsiTheme="minorHAnsi" w:cstheme="minorBidi"/>
           <w:noProof/>
-          <w:sz w:val="22"/>
-          <w:szCs w:val="22"/>
+          <w:kern w:val="2"/>
+          <w:sz w:val="24"/>
+          <w:szCs w:val="24"/>
           <w:lang w:val="de-AT" w:eastAsia="de-AT"/>
-        </w:rPr>
-      </w:pPr>
-      <w:r>
-        <w:rPr>
+          <w14:ligatures w14:val="standardContextual"/>
+        </w:rPr>
+      </w:pPr>
+      <w:r>
+        <w:rPr>
+          <w:rFonts w:eastAsia="TimesNewRomanPSMT"/>
           <w:noProof/>
         </w:rPr>
         <w:t>2.1</w:t>
@@ -675,17 +686,20 @@
         <w:rPr>
           <w:rFonts w:asciiTheme="minorHAnsi" w:eastAsiaTheme="minorEastAsia" w:hAnsiTheme="minorHAnsi" w:cstheme="minorBidi"/>
           <w:noProof/>
-          <w:sz w:val="22"/>
-          <w:szCs w:val="22"/>
+          <w:kern w:val="2"/>
+          <w:sz w:val="24"/>
+          <w:szCs w:val="24"/>
           <w:lang w:val="de-AT" w:eastAsia="de-AT"/>
+          <w14:ligatures w14:val="standardContextual"/>
         </w:rPr>
         <w:tab/>
       </w:r>
       <w:r>
         <w:rPr>
-          <w:noProof/>
-        </w:rPr>
-        <w:t>Aufgabenstellung</w:t>
+          <w:rFonts w:eastAsia="TimesNewRomanPSMT"/>
+          <w:noProof/>
+        </w:rPr>
+        <w:t>Grundlagen von Feldeffekttransistoren</w:t>
       </w:r>
       <w:r>
         <w:rPr>
@@ -703,7 +717,7 @@
         <w:rPr>
           <w:noProof/>
         </w:rPr>
-        <w:instrText xml:space="preserve"> PAGEREF _Toc524250388 \h </w:instrText>
+        <w:instrText xml:space="preserve"> PAGEREF _Toc236315612 \h </w:instrText>
       </w:r>
       <w:r>
         <w:rPr>
@@ -720,7 +734,90 @@
         <w:rPr>
           <w:noProof/>
         </w:rPr>
+        <w:t>4</w:t>
+      </w:r>
+      <w:r>
+        <w:rPr>
+          <w:noProof/>
+        </w:rPr>
+        <w:fldChar w:fldCharType="end"/>
+      </w:r>
+    </w:p>
+    <w:p>
+      <w:pPr>
+        <w:pStyle w:val="Verzeichnis1"/>
+        <w:tabs>
+          <w:tab w:val="left" w:pos="400"/>
+          <w:tab w:val="right" w:leader="dot" w:pos="9060"/>
+        </w:tabs>
+        <w:rPr>
+          <w:rFonts w:asciiTheme="minorHAnsi" w:eastAsiaTheme="minorEastAsia" w:hAnsiTheme="minorHAnsi" w:cstheme="minorBidi"/>
+          <w:noProof/>
+          <w:kern w:val="2"/>
+          <w:sz w:val="24"/>
+          <w:szCs w:val="24"/>
+          <w:lang w:val="de-AT" w:eastAsia="de-AT"/>
+          <w14:ligatures w14:val="standardContextual"/>
+        </w:rPr>
+      </w:pPr>
+      <w:r>
+        <w:rPr>
+          <w:noProof/>
+        </w:rPr>
         <w:t>3</w:t>
+      </w:r>
+      <w:r>
+        <w:rPr>
+          <w:rFonts w:asciiTheme="minorHAnsi" w:eastAsiaTheme="minorEastAsia" w:hAnsiTheme="minorHAnsi" w:cstheme="minorBidi"/>
+          <w:noProof/>
+          <w:kern w:val="2"/>
+          <w:sz w:val="24"/>
+          <w:szCs w:val="24"/>
+          <w:lang w:val="de-AT" w:eastAsia="de-AT"/>
+          <w14:ligatures w14:val="standardContextual"/>
+        </w:rPr>
+        <w:tab/>
+      </w:r>
+      <w:r>
+        <w:rPr>
+          <w:noProof/>
+        </w:rPr>
+        <w:t>Grundlage der MOSFET Vermessung</w:t>
+      </w:r>
+      <w:r>
+        <w:rPr>
+          <w:noProof/>
+        </w:rPr>
+        <w:tab/>
+      </w:r>
+      <w:r>
+        <w:rPr>
+          <w:noProof/>
+        </w:rPr>
+        <w:fldChar w:fldCharType="begin"/>
+      </w:r>
+      <w:r>
+        <w:rPr>
+          <w:noProof/>
+        </w:rPr>
+        <w:instrText xml:space="preserve"> PAGEREF _Toc236315613 \h </w:instrText>
+      </w:r>
+      <w:r>
+        <w:rPr>
+          <w:noProof/>
+        </w:rPr>
+      </w:r>
+      <w:r>
+        <w:rPr>
+          <w:noProof/>
+        </w:rPr>
+        <w:fldChar w:fldCharType="separate"/>
+      </w:r>
+      <w:r>
+        <w:rPr>
+          <w:noProof/>
+        </w:rPr>
+        <w:t>4</w:t>
       </w:r>
       <w:r>
         <w:rPr>
@@ -739,34 +836,36 @@
         <w:rPr>
           <w:rFonts w:asciiTheme="minorHAnsi" w:eastAsiaTheme="minorEastAsia" w:hAnsiTheme="minorHAnsi" w:cstheme="minorBidi"/>
           <w:noProof/>
-          <w:sz w:val="22"/>
-          <w:szCs w:val="22"/>
+          <w:kern w:val="2"/>
+          <w:sz w:val="24"/>
+          <w:szCs w:val="24"/>
           <w:lang w:val="de-AT" w:eastAsia="de-AT"/>
-        </w:rPr>
-      </w:pPr>
-      <w:r>
-        <w:rPr>
-          <w:rFonts w:eastAsia="TimesNewRomanPSMT" w:cs="TimesNewRomanPSMT"/>
-          <w:noProof/>
-        </w:rPr>
-        <w:t>2.2</w:t>
+          <w14:ligatures w14:val="standardContextual"/>
+        </w:rPr>
+      </w:pPr>
+      <w:r>
+        <w:rPr>
+          <w:noProof/>
+        </w:rPr>
+        <w:t>3.1</w:t>
       </w:r>
       <w:r>
         <w:rPr>
           <w:rFonts w:asciiTheme="minorHAnsi" w:eastAsiaTheme="minorEastAsia" w:hAnsiTheme="minorHAnsi" w:cstheme="minorBidi"/>
           <w:noProof/>
-          <w:sz w:val="22"/>
-          <w:szCs w:val="22"/>
+          <w:kern w:val="2"/>
+          <w:sz w:val="24"/>
+          <w:szCs w:val="24"/>
           <w:lang w:val="de-AT" w:eastAsia="de-AT"/>
+          <w14:ligatures w14:val="standardContextual"/>
         </w:rPr>
         <w:tab/>
       </w:r>
       <w:r>
         <w:rPr>
-          <w:rFonts w:eastAsia="TimesNewRomanPSMT" w:cs="TimesNewRomanPSMT"/>
-          <w:noProof/>
-        </w:rPr>
-        <w:t>Berechnung</w:t>
+          <w:noProof/>
+        </w:rPr>
+        <w:t>MOSFET Parameter</w:t>
       </w:r>
       <w:r>
         <w:rPr>
@@ -784,7 +883,7 @@
         <w:rPr>
           <w:noProof/>
         </w:rPr>
-        <w:instrText xml:space="preserve"> PAGEREF _Toc524250389 \h </w:instrText>
+        <w:instrText xml:space="preserve"> PAGEREF _Toc236315614 \h </w:instrText>
       </w:r>
       <w:r>
         <w:rPr>
@@ -801,7 +900,7 @@
         <w:rPr>
           <w:noProof/>
         </w:rPr>
-        <w:t>3</w:t>
+        <w:t>4</w:t>
       </w:r>
       <w:r>
         <w:rPr>
@@ -820,9 +919,11 @@
         <w:rPr>
           <w:rFonts w:asciiTheme="minorHAnsi" w:eastAsiaTheme="minorEastAsia" w:hAnsiTheme="minorHAnsi" w:cstheme="minorBidi"/>
           <w:noProof/>
-          <w:sz w:val="22"/>
-          <w:szCs w:val="22"/>
+          <w:kern w:val="2"/>
+          <w:sz w:val="24"/>
+          <w:szCs w:val="24"/>
           <w:lang w:val="de-AT" w:eastAsia="de-AT"/>
+          <w14:ligatures w14:val="standardContextual"/>
         </w:rPr>
       </w:pPr>
       <w:r>
@@ -830,15 +931,17 @@
           <w:rFonts w:eastAsia="TimesNewRomanPSMT" w:cs="TimesNewRomanPSMT"/>
           <w:noProof/>
         </w:rPr>
-        <w:t>2.3</w:t>
+        <w:t>3.2</w:t>
       </w:r>
       <w:r>
         <w:rPr>
           <w:rFonts w:asciiTheme="minorHAnsi" w:eastAsiaTheme="minorEastAsia" w:hAnsiTheme="minorHAnsi" w:cstheme="minorBidi"/>
           <w:noProof/>
-          <w:sz w:val="22"/>
-          <w:szCs w:val="22"/>
+          <w:kern w:val="2"/>
+          <w:sz w:val="24"/>
+          <w:szCs w:val="24"/>
           <w:lang w:val="de-AT" w:eastAsia="de-AT"/>
+          <w14:ligatures w14:val="standardContextual"/>
         </w:rPr>
         <w:tab/>
       </w:r>
@@ -847,7 +950,7 @@
           <w:rFonts w:eastAsia="TimesNewRomanPSMT" w:cs="TimesNewRomanPSMT"/>
           <w:noProof/>
         </w:rPr>
-        <w:t>Messschaltung</w:t>
+        <w:t>Messung von MOSFET Parameter</w:t>
       </w:r>
       <w:r>
         <w:rPr>
@@ -865,7 +968,7 @@
         <w:rPr>
           <w:noProof/>
         </w:rPr>
-        <w:instrText xml:space="preserve"> PAGEREF _Toc524250390 \h </w:instrText>
+        <w:instrText xml:space="preserve"> PAGEREF _Toc236315615 \h </w:instrText>
       </w:r>
       <w:r>
         <w:rPr>
@@ -882,7 +985,7 @@
         <w:rPr>
           <w:noProof/>
         </w:rPr>
-        <w:t>3</w:t>
+        <w:t>4</w:t>
       </w:r>
       <w:r>
         <w:rPr>
@@ -901,34 +1004,36 @@
         <w:rPr>
           <w:rFonts w:asciiTheme="minorHAnsi" w:eastAsiaTheme="minorEastAsia" w:hAnsiTheme="minorHAnsi" w:cstheme="minorBidi"/>
           <w:noProof/>
-          <w:sz w:val="22"/>
-          <w:szCs w:val="22"/>
+          <w:kern w:val="2"/>
+          <w:sz w:val="24"/>
+          <w:szCs w:val="24"/>
           <w:lang w:val="de-AT" w:eastAsia="de-AT"/>
-        </w:rPr>
-      </w:pPr>
-      <w:r>
-        <w:rPr>
-          <w:rFonts w:eastAsia="TimesNewRomanPSMT" w:cs="TimesNewRomanPSMT"/>
-          <w:noProof/>
-        </w:rPr>
-        <w:t>2.4</w:t>
+          <w14:ligatures w14:val="standardContextual"/>
+        </w:rPr>
+      </w:pPr>
+      <w:r>
+        <w:rPr>
+          <w:noProof/>
+        </w:rPr>
+        <w:t>3.3</w:t>
       </w:r>
       <w:r>
         <w:rPr>
           <w:rFonts w:asciiTheme="minorHAnsi" w:eastAsiaTheme="minorEastAsia" w:hAnsiTheme="minorHAnsi" w:cstheme="minorBidi"/>
           <w:noProof/>
-          <w:sz w:val="22"/>
-          <w:szCs w:val="22"/>
+          <w:kern w:val="2"/>
+          <w:sz w:val="24"/>
+          <w:szCs w:val="24"/>
           <w:lang w:val="de-AT" w:eastAsia="de-AT"/>
+          <w14:ligatures w14:val="standardContextual"/>
         </w:rPr>
         <w:tab/>
       </w:r>
       <w:r>
         <w:rPr>
-          <w:rFonts w:eastAsia="TimesNewRomanPSMT" w:cs="TimesNewRomanPSMT"/>
-          <w:noProof/>
-        </w:rPr>
-        <w:t>Messvorgang</w:t>
+          <w:noProof/>
+        </w:rPr>
+        <w:t>Messungsaufbau</w:t>
       </w:r>
       <w:r>
         <w:rPr>
@@ -946,7 +1051,7 @@
         <w:rPr>
           <w:noProof/>
         </w:rPr>
-        <w:instrText xml:space="preserve"> PAGEREF _Toc524250391 \h </w:instrText>
+        <w:instrText xml:space="preserve"> PAGEREF _Toc236315616 \h </w:instrText>
       </w:r>
       <w:r>
         <w:rPr>
@@ -963,7 +1068,256 @@
         <w:rPr>
           <w:noProof/>
         </w:rPr>
-        <w:t>3</w:t>
+        <w:t>5</w:t>
+      </w:r>
+      <w:r>
+        <w:rPr>
+          <w:noProof/>
+        </w:rPr>
+        <w:fldChar w:fldCharType="end"/>
+      </w:r>
+    </w:p>
+    <w:p>
+      <w:pPr>
+        <w:pStyle w:val="Verzeichnis3"/>
+        <w:tabs>
+          <w:tab w:val="left" w:pos="1200"/>
+          <w:tab w:val="right" w:leader="dot" w:pos="9060"/>
+        </w:tabs>
+        <w:rPr>
+          <w:rFonts w:asciiTheme="minorHAnsi" w:eastAsiaTheme="minorEastAsia" w:hAnsiTheme="minorHAnsi" w:cstheme="minorBidi"/>
+          <w:noProof/>
+          <w:kern w:val="2"/>
+          <w:sz w:val="24"/>
+          <w:szCs w:val="24"/>
+          <w:lang w:val="de-AT" w:eastAsia="de-AT"/>
+          <w14:ligatures w14:val="standardContextual"/>
+        </w:rPr>
+      </w:pPr>
+      <w:r>
+        <w:rPr>
+          <w:noProof/>
+        </w:rPr>
+        <w:t>3.3.1</w:t>
+      </w:r>
+      <w:r>
+        <w:rPr>
+          <w:rFonts w:asciiTheme="minorHAnsi" w:eastAsiaTheme="minorEastAsia" w:hAnsiTheme="minorHAnsi" w:cstheme="minorBidi"/>
+          <w:noProof/>
+          <w:kern w:val="2"/>
+          <w:sz w:val="24"/>
+          <w:szCs w:val="24"/>
+          <w:lang w:val="de-AT" w:eastAsia="de-AT"/>
+          <w14:ligatures w14:val="standardContextual"/>
+        </w:rPr>
+        <w:tab/>
+      </w:r>
+      <w:r>
+        <w:rPr>
+          <w:noProof/>
+        </w:rPr>
+        <w:t>Grenzfrequenz</w:t>
+      </w:r>
+      <w:r>
+        <w:rPr>
+          <w:noProof/>
+        </w:rPr>
+        <w:tab/>
+      </w:r>
+      <w:r>
+        <w:rPr>
+          <w:noProof/>
+        </w:rPr>
+        <w:fldChar w:fldCharType="begin"/>
+      </w:r>
+      <w:r>
+        <w:rPr>
+          <w:noProof/>
+        </w:rPr>
+        <w:instrText xml:space="preserve"> PAGEREF _Toc236315617 \h </w:instrText>
+      </w:r>
+      <w:r>
+        <w:rPr>
+          <w:noProof/>
+        </w:rPr>
+      </w:r>
+      <w:r>
+        <w:rPr>
+          <w:noProof/>
+        </w:rPr>
+        <w:fldChar w:fldCharType="separate"/>
+      </w:r>
+      <w:r>
+        <w:rPr>
+          <w:noProof/>
+        </w:rPr>
+        <w:t>6</w:t>
+      </w:r>
+      <w:r>
+        <w:rPr>
+          <w:noProof/>
+        </w:rPr>
+        <w:fldChar w:fldCharType="end"/>
+      </w:r>
+    </w:p>
+    <w:p>
+      <w:pPr>
+        <w:pStyle w:val="Verzeichnis3"/>
+        <w:tabs>
+          <w:tab w:val="left" w:pos="1200"/>
+          <w:tab w:val="right" w:leader="dot" w:pos="9060"/>
+        </w:tabs>
+        <w:rPr>
+          <w:rFonts w:asciiTheme="minorHAnsi" w:eastAsiaTheme="minorEastAsia" w:hAnsiTheme="minorHAnsi" w:cstheme="minorBidi"/>
+          <w:noProof/>
+          <w:kern w:val="2"/>
+          <w:sz w:val="24"/>
+          <w:szCs w:val="24"/>
+          <w:lang w:val="de-AT" w:eastAsia="de-AT"/>
+          <w14:ligatures w14:val="standardContextual"/>
+        </w:rPr>
+      </w:pPr>
+      <w:r>
+        <w:rPr>
+          <w:noProof/>
+        </w:rPr>
+        <w:t>3.3.2</w:t>
+      </w:r>
+      <w:r>
+        <w:rPr>
+          <w:rFonts w:asciiTheme="minorHAnsi" w:eastAsiaTheme="minorEastAsia" w:hAnsiTheme="minorHAnsi" w:cstheme="minorBidi"/>
+          <w:noProof/>
+          <w:kern w:val="2"/>
+          <w:sz w:val="24"/>
+          <w:szCs w:val="24"/>
+          <w:lang w:val="de-AT" w:eastAsia="de-AT"/>
+          <w14:ligatures w14:val="standardContextual"/>
+        </w:rPr>
+        <w:tab/>
+      </w:r>
+      <w:r>
+        <w:rPr>
+          <w:noProof/>
+        </w:rPr>
+        <w:t>Thermisches Rauschen</w:t>
+      </w:r>
+      <w:r>
+        <w:rPr>
+          <w:noProof/>
+        </w:rPr>
+        <w:tab/>
+      </w:r>
+      <w:r>
+        <w:rPr>
+          <w:noProof/>
+        </w:rPr>
+        <w:fldChar w:fldCharType="begin"/>
+      </w:r>
+      <w:r>
+        <w:rPr>
+          <w:noProof/>
+        </w:rPr>
+        <w:instrText xml:space="preserve"> PAGEREF _Toc236315618 \h </w:instrText>
+      </w:r>
+      <w:r>
+        <w:rPr>
+          <w:noProof/>
+        </w:rPr>
+      </w:r>
+      <w:r>
+        <w:rPr>
+          <w:noProof/>
+        </w:rPr>
+        <w:fldChar w:fldCharType="separate"/>
+      </w:r>
+      <w:r>
+        <w:rPr>
+          <w:noProof/>
+        </w:rPr>
+        <w:t>6</w:t>
+      </w:r>
+      <w:r>
+        <w:rPr>
+          <w:noProof/>
+        </w:rPr>
+        <w:fldChar w:fldCharType="end"/>
+      </w:r>
+    </w:p>
+    <w:p>
+      <w:pPr>
+        <w:pStyle w:val="Verzeichnis1"/>
+        <w:tabs>
+          <w:tab w:val="left" w:pos="400"/>
+          <w:tab w:val="right" w:leader="dot" w:pos="9060"/>
+        </w:tabs>
+        <w:rPr>
+          <w:rFonts w:asciiTheme="minorHAnsi" w:eastAsiaTheme="minorEastAsia" w:hAnsiTheme="minorHAnsi" w:cstheme="minorBidi"/>
+          <w:noProof/>
+          <w:kern w:val="2"/>
+          <w:sz w:val="24"/>
+          <w:szCs w:val="24"/>
+          <w:lang w:val="de-AT" w:eastAsia="de-AT"/>
+          <w14:ligatures w14:val="standardContextual"/>
+        </w:rPr>
+      </w:pPr>
+      <w:r>
+        <w:rPr>
+          <w:noProof/>
+        </w:rPr>
+        <w:t>4</w:t>
+      </w:r>
+      <w:r>
+        <w:rPr>
+          <w:rFonts w:asciiTheme="minorHAnsi" w:eastAsiaTheme="minorEastAsia" w:hAnsiTheme="minorHAnsi" w:cstheme="minorBidi"/>
+          <w:noProof/>
+          <w:kern w:val="2"/>
+          <w:sz w:val="24"/>
+          <w:szCs w:val="24"/>
+          <w:lang w:val="de-AT" w:eastAsia="de-AT"/>
+          <w14:ligatures w14:val="standardContextual"/>
+        </w:rPr>
+        <w:tab/>
+      </w:r>
+      <w:r>
+        <w:rPr>
+          <w:noProof/>
+        </w:rPr>
+        <w:t>Schaltungs-erstellung Blockdiagramm</w:t>
+      </w:r>
+      <w:r>
+        <w:rPr>
+          <w:noProof/>
+        </w:rPr>
+        <w:tab/>
+      </w:r>
+      <w:r>
+        <w:rPr>
+          <w:noProof/>
+        </w:rPr>
+        <w:fldChar w:fldCharType="begin"/>
+      </w:r>
+      <w:r>
+        <w:rPr>
+          <w:noProof/>
+        </w:rPr>
+        <w:instrText xml:space="preserve"> PAGEREF _Toc236315619 \h </w:instrText>
+      </w:r>
+      <w:r>
+        <w:rPr>
+          <w:noProof/>
+        </w:rPr>
+      </w:r>
+      <w:r>
+        <w:rPr>
+          <w:noProof/>
+        </w:rPr>
+        <w:fldChar w:fldCharType="separate"/>
+      </w:r>
+      <w:r>
+        <w:rPr>
+          <w:noProof/>
+        </w:rPr>
+        <w:t>7</w:t>
       </w:r>
       <w:r>
         <w:rPr>
@@ -982,34 +1336,36 @@
         <w:rPr>
           <w:rFonts w:asciiTheme="minorHAnsi" w:eastAsiaTheme="minorEastAsia" w:hAnsiTheme="minorHAnsi" w:cstheme="minorBidi"/>
           <w:noProof/>
-          <w:sz w:val="22"/>
-          <w:szCs w:val="22"/>
+          <w:kern w:val="2"/>
+          <w:sz w:val="24"/>
+          <w:szCs w:val="24"/>
           <w:lang w:val="de-AT" w:eastAsia="de-AT"/>
-        </w:rPr>
-      </w:pPr>
-      <w:r>
-        <w:rPr>
-          <w:rFonts w:eastAsia="TimesNewRomanPSMT" w:cs="TimesNewRomanPSMT"/>
-          <w:noProof/>
-        </w:rPr>
-        <w:t>2.5</w:t>
+          <w14:ligatures w14:val="standardContextual"/>
+        </w:rPr>
+      </w:pPr>
+      <w:r>
+        <w:rPr>
+          <w:noProof/>
+        </w:rPr>
+        <w:t>4.1</w:t>
       </w:r>
       <w:r>
         <w:rPr>
           <w:rFonts w:asciiTheme="minorHAnsi" w:eastAsiaTheme="minorEastAsia" w:hAnsiTheme="minorHAnsi" w:cstheme="minorBidi"/>
           <w:noProof/>
-          <w:sz w:val="22"/>
-          <w:szCs w:val="22"/>
+          <w:kern w:val="2"/>
+          <w:sz w:val="24"/>
+          <w:szCs w:val="24"/>
           <w:lang w:val="de-AT" w:eastAsia="de-AT"/>
+          <w14:ligatures w14:val="standardContextual"/>
         </w:rPr>
         <w:tab/>
       </w:r>
       <w:r>
         <w:rPr>
-          <w:rFonts w:eastAsia="TimesNewRomanPSMT" w:cs="TimesNewRomanPSMT"/>
-          <w:noProof/>
-        </w:rPr>
-        <w:t>Messtabelle</w:t>
+          <w:noProof/>
+        </w:rPr>
+        <w:t>Spannungsversorgung</w:t>
       </w:r>
       <w:r>
         <w:rPr>
@@ -1027,7 +1383,7 @@
         <w:rPr>
           <w:noProof/>
         </w:rPr>
-        <w:instrText xml:space="preserve"> PAGEREF _Toc524250392 \h </w:instrText>
+        <w:instrText xml:space="preserve"> PAGEREF _Toc236315620 \h </w:instrText>
       </w:r>
       <w:r>
         <w:rPr>
@@ -1044,7 +1400,256 @@
         <w:rPr>
           <w:noProof/>
         </w:rPr>
-        <w:t>3</w:t>
+        <w:t>7</w:t>
+      </w:r>
+      <w:r>
+        <w:rPr>
+          <w:noProof/>
+        </w:rPr>
+        <w:fldChar w:fldCharType="end"/>
+      </w:r>
+    </w:p>
+    <w:p>
+      <w:pPr>
+        <w:pStyle w:val="Verzeichnis3"/>
+        <w:tabs>
+          <w:tab w:val="left" w:pos="1200"/>
+          <w:tab w:val="right" w:leader="dot" w:pos="9060"/>
+        </w:tabs>
+        <w:rPr>
+          <w:rFonts w:asciiTheme="minorHAnsi" w:eastAsiaTheme="minorEastAsia" w:hAnsiTheme="minorHAnsi" w:cstheme="minorBidi"/>
+          <w:noProof/>
+          <w:kern w:val="2"/>
+          <w:sz w:val="24"/>
+          <w:szCs w:val="24"/>
+          <w:lang w:val="de-AT" w:eastAsia="de-AT"/>
+          <w14:ligatures w14:val="standardContextual"/>
+        </w:rPr>
+      </w:pPr>
+      <w:r>
+        <w:rPr>
+          <w:noProof/>
+        </w:rPr>
+        <w:t>4.1.1</w:t>
+      </w:r>
+      <w:r>
+        <w:rPr>
+          <w:rFonts w:asciiTheme="minorHAnsi" w:eastAsiaTheme="minorEastAsia" w:hAnsiTheme="minorHAnsi" w:cstheme="minorBidi"/>
+          <w:noProof/>
+          <w:kern w:val="2"/>
+          <w:sz w:val="24"/>
+          <w:szCs w:val="24"/>
+          <w:lang w:val="de-AT" w:eastAsia="de-AT"/>
+          <w14:ligatures w14:val="standardContextual"/>
+        </w:rPr>
+        <w:tab/>
+      </w:r>
+      <w:r>
+        <w:rPr>
+          <w:noProof/>
+        </w:rPr>
+        <w:t>LT3042</w:t>
+      </w:r>
+      <w:r>
+        <w:rPr>
+          <w:noProof/>
+        </w:rPr>
+        <w:tab/>
+      </w:r>
+      <w:r>
+        <w:rPr>
+          <w:noProof/>
+        </w:rPr>
+        <w:fldChar w:fldCharType="begin"/>
+      </w:r>
+      <w:r>
+        <w:rPr>
+          <w:noProof/>
+        </w:rPr>
+        <w:instrText xml:space="preserve"> PAGEREF _Toc236315621 \h </w:instrText>
+      </w:r>
+      <w:r>
+        <w:rPr>
+          <w:noProof/>
+        </w:rPr>
+      </w:r>
+      <w:r>
+        <w:rPr>
+          <w:noProof/>
+        </w:rPr>
+        <w:fldChar w:fldCharType="separate"/>
+      </w:r>
+      <w:r>
+        <w:rPr>
+          <w:noProof/>
+        </w:rPr>
+        <w:t>8</w:t>
+      </w:r>
+      <w:r>
+        <w:rPr>
+          <w:noProof/>
+        </w:rPr>
+        <w:fldChar w:fldCharType="end"/>
+      </w:r>
+    </w:p>
+    <w:p>
+      <w:pPr>
+        <w:pStyle w:val="Verzeichnis3"/>
+        <w:tabs>
+          <w:tab w:val="left" w:pos="1200"/>
+          <w:tab w:val="right" w:leader="dot" w:pos="9060"/>
+        </w:tabs>
+        <w:rPr>
+          <w:rFonts w:asciiTheme="minorHAnsi" w:eastAsiaTheme="minorEastAsia" w:hAnsiTheme="minorHAnsi" w:cstheme="minorBidi"/>
+          <w:noProof/>
+          <w:kern w:val="2"/>
+          <w:sz w:val="24"/>
+          <w:szCs w:val="24"/>
+          <w:lang w:val="de-AT" w:eastAsia="de-AT"/>
+          <w14:ligatures w14:val="standardContextual"/>
+        </w:rPr>
+      </w:pPr>
+      <w:r>
+        <w:rPr>
+          <w:noProof/>
+        </w:rPr>
+        <w:t>4.1.2</w:t>
+      </w:r>
+      <w:r>
+        <w:rPr>
+          <w:rFonts w:asciiTheme="minorHAnsi" w:eastAsiaTheme="minorEastAsia" w:hAnsiTheme="minorHAnsi" w:cstheme="minorBidi"/>
+          <w:noProof/>
+          <w:kern w:val="2"/>
+          <w:sz w:val="24"/>
+          <w:szCs w:val="24"/>
+          <w:lang w:val="de-AT" w:eastAsia="de-AT"/>
+          <w14:ligatures w14:val="standardContextual"/>
+        </w:rPr>
+        <w:tab/>
+      </w:r>
+      <w:r>
+        <w:rPr>
+          <w:noProof/>
+        </w:rPr>
+        <w:t>TLV76733</w:t>
+      </w:r>
+      <w:r>
+        <w:rPr>
+          <w:noProof/>
+        </w:rPr>
+        <w:tab/>
+      </w:r>
+      <w:r>
+        <w:rPr>
+          <w:noProof/>
+        </w:rPr>
+        <w:fldChar w:fldCharType="begin"/>
+      </w:r>
+      <w:r>
+        <w:rPr>
+          <w:noProof/>
+        </w:rPr>
+        <w:instrText xml:space="preserve"> PAGEREF _Toc236315622 \h </w:instrText>
+      </w:r>
+      <w:r>
+        <w:rPr>
+          <w:noProof/>
+        </w:rPr>
+      </w:r>
+      <w:r>
+        <w:rPr>
+          <w:noProof/>
+        </w:rPr>
+        <w:fldChar w:fldCharType="separate"/>
+      </w:r>
+      <w:r>
+        <w:rPr>
+          <w:noProof/>
+        </w:rPr>
+        <w:t>9</w:t>
+      </w:r>
+      <w:r>
+        <w:rPr>
+          <w:noProof/>
+        </w:rPr>
+        <w:fldChar w:fldCharType="end"/>
+      </w:r>
+    </w:p>
+    <w:p>
+      <w:pPr>
+        <w:pStyle w:val="Verzeichnis1"/>
+        <w:tabs>
+          <w:tab w:val="left" w:pos="400"/>
+          <w:tab w:val="right" w:leader="dot" w:pos="9060"/>
+        </w:tabs>
+        <w:rPr>
+          <w:rFonts w:asciiTheme="minorHAnsi" w:eastAsiaTheme="minorEastAsia" w:hAnsiTheme="minorHAnsi" w:cstheme="minorBidi"/>
+          <w:noProof/>
+          <w:kern w:val="2"/>
+          <w:sz w:val="24"/>
+          <w:szCs w:val="24"/>
+          <w:lang w:val="de-AT" w:eastAsia="de-AT"/>
+          <w14:ligatures w14:val="standardContextual"/>
+        </w:rPr>
+      </w:pPr>
+      <w:r>
+        <w:rPr>
+          <w:noProof/>
+        </w:rPr>
+        <w:t>5</w:t>
+      </w:r>
+      <w:r>
+        <w:rPr>
+          <w:rFonts w:asciiTheme="minorHAnsi" w:eastAsiaTheme="minorEastAsia" w:hAnsiTheme="minorHAnsi" w:cstheme="minorBidi"/>
+          <w:noProof/>
+          <w:kern w:val="2"/>
+          <w:sz w:val="24"/>
+          <w:szCs w:val="24"/>
+          <w:lang w:val="de-AT" w:eastAsia="de-AT"/>
+          <w14:ligatures w14:val="standardContextual"/>
+        </w:rPr>
+        <w:tab/>
+      </w:r>
+      <w:r>
+        <w:rPr>
+          <w:noProof/>
+        </w:rPr>
+        <w:t>ADC</w:t>
+      </w:r>
+      <w:r>
+        <w:rPr>
+          <w:noProof/>
+        </w:rPr>
+        <w:tab/>
+      </w:r>
+      <w:r>
+        <w:rPr>
+          <w:noProof/>
+        </w:rPr>
+        <w:fldChar w:fldCharType="begin"/>
+      </w:r>
+      <w:r>
+        <w:rPr>
+          <w:noProof/>
+        </w:rPr>
+        <w:instrText xml:space="preserve"> PAGEREF _Toc236315623 \h </w:instrText>
+      </w:r>
+      <w:r>
+        <w:rPr>
+          <w:noProof/>
+        </w:rPr>
+      </w:r>
+      <w:r>
+        <w:rPr>
+          <w:noProof/>
+        </w:rPr>
+        <w:fldChar w:fldCharType="separate"/>
+      </w:r>
+      <w:r>
+        <w:rPr>
+          <w:noProof/>
+        </w:rPr>
+        <w:t>9</w:t>
       </w:r>
       <w:r>
         <w:rPr>
@@ -1063,34 +1668,36 @@
         <w:rPr>
           <w:rFonts w:asciiTheme="minorHAnsi" w:eastAsiaTheme="minorEastAsia" w:hAnsiTheme="minorHAnsi" w:cstheme="minorBidi"/>
           <w:noProof/>
-          <w:sz w:val="22"/>
-          <w:szCs w:val="22"/>
+          <w:kern w:val="2"/>
+          <w:sz w:val="24"/>
+          <w:szCs w:val="24"/>
           <w:lang w:val="de-AT" w:eastAsia="de-AT"/>
-        </w:rPr>
-      </w:pPr>
-      <w:r>
-        <w:rPr>
-          <w:rFonts w:eastAsia="TimesNewRomanPSMT" w:cs="TimesNewRomanPSMT"/>
-          <w:noProof/>
-        </w:rPr>
-        <w:t>2.6</w:t>
+          <w14:ligatures w14:val="standardContextual"/>
+        </w:rPr>
+      </w:pPr>
+      <w:r>
+        <w:rPr>
+          <w:noProof/>
+        </w:rPr>
+        <w:t>5.1</w:t>
       </w:r>
       <w:r>
         <w:rPr>
           <w:rFonts w:asciiTheme="minorHAnsi" w:eastAsiaTheme="minorEastAsia" w:hAnsiTheme="minorHAnsi" w:cstheme="minorBidi"/>
           <w:noProof/>
-          <w:sz w:val="22"/>
-          <w:szCs w:val="22"/>
+          <w:kern w:val="2"/>
+          <w:sz w:val="24"/>
+          <w:szCs w:val="24"/>
           <w:lang w:val="de-AT" w:eastAsia="de-AT"/>
+          <w14:ligatures w14:val="standardContextual"/>
         </w:rPr>
         <w:tab/>
       </w:r>
       <w:r>
         <w:rPr>
-          <w:rFonts w:eastAsia="TimesNewRomanPSMT" w:cs="TimesNewRomanPSMT"/>
-          <w:noProof/>
-        </w:rPr>
-        <w:t>Diagramm</w:t>
+          <w:noProof/>
+        </w:rPr>
+        <w:t>Externe Referenzen</w:t>
       </w:r>
       <w:r>
         <w:rPr>
@@ -1108,7 +1715,7 @@
         <w:rPr>
           <w:noProof/>
         </w:rPr>
-        <w:instrText xml:space="preserve"> PAGEREF _Toc524250393 \h </w:instrText>
+        <w:instrText xml:space="preserve"> PAGEREF _Toc236315624 \h </w:instrText>
       </w:r>
       <w:r>
         <w:rPr>
@@ -1125,7 +1732,7 @@
         <w:rPr>
           <w:noProof/>
         </w:rPr>
-        <w:t>3</w:t>
+        <w:t>10</w:t>
       </w:r>
       <w:r>
         <w:rPr>
@@ -1144,34 +1751,36 @@
         <w:rPr>
           <w:rFonts w:asciiTheme="minorHAnsi" w:eastAsiaTheme="minorEastAsia" w:hAnsiTheme="minorHAnsi" w:cstheme="minorBidi"/>
           <w:noProof/>
-          <w:sz w:val="22"/>
-          <w:szCs w:val="22"/>
+          <w:kern w:val="2"/>
+          <w:sz w:val="24"/>
+          <w:szCs w:val="24"/>
           <w:lang w:val="de-AT" w:eastAsia="de-AT"/>
-        </w:rPr>
-      </w:pPr>
-      <w:r>
-        <w:rPr>
-          <w:rFonts w:eastAsia="TimesNewRomanPSMT" w:cs="TimesNewRomanPSMT"/>
-          <w:noProof/>
-        </w:rPr>
-        <w:t>2.7</w:t>
+          <w14:ligatures w14:val="standardContextual"/>
+        </w:rPr>
+      </w:pPr>
+      <w:r>
+        <w:rPr>
+          <w:noProof/>
+        </w:rPr>
+        <w:t>5.2</w:t>
       </w:r>
       <w:r>
         <w:rPr>
           <w:rFonts w:asciiTheme="minorHAnsi" w:eastAsiaTheme="minorEastAsia" w:hAnsiTheme="minorHAnsi" w:cstheme="minorBidi"/>
           <w:noProof/>
-          <w:sz w:val="22"/>
-          <w:szCs w:val="22"/>
+          <w:kern w:val="2"/>
+          <w:sz w:val="24"/>
+          <w:szCs w:val="24"/>
           <w:lang w:val="de-AT" w:eastAsia="de-AT"/>
+          <w14:ligatures w14:val="standardContextual"/>
         </w:rPr>
         <w:tab/>
       </w:r>
       <w:r>
         <w:rPr>
-          <w:rFonts w:eastAsia="TimesNewRomanPSMT" w:cs="TimesNewRomanPSMT"/>
-          <w:noProof/>
-        </w:rPr>
-        <w:t>Ergebnis</w:t>
+          <w:noProof/>
+        </w:rPr>
+        <w:t>Temp_drifft</w:t>
       </w:r>
       <w:r>
         <w:rPr>
@@ -1189,7 +1798,7 @@
         <w:rPr>
           <w:noProof/>
         </w:rPr>
-        <w:instrText xml:space="preserve"> PAGEREF _Toc524250394 \h </w:instrText>
+        <w:instrText xml:space="preserve"> PAGEREF _Toc236315625 \h </w:instrText>
       </w:r>
       <w:r>
         <w:rPr>
@@ -1206,7 +1815,173 @@
         <w:rPr>
           <w:noProof/>
         </w:rPr>
-        <w:t>3</w:t>
+        <w:t>10</w:t>
+      </w:r>
+      <w:r>
+        <w:rPr>
+          <w:noProof/>
+        </w:rPr>
+        <w:fldChar w:fldCharType="end"/>
+      </w:r>
+    </w:p>
+    <w:p>
+      <w:pPr>
+        <w:pStyle w:val="Verzeichnis2"/>
+        <w:tabs>
+          <w:tab w:val="left" w:pos="800"/>
+          <w:tab w:val="right" w:leader="dot" w:pos="9060"/>
+        </w:tabs>
+        <w:rPr>
+          <w:rFonts w:asciiTheme="minorHAnsi" w:eastAsiaTheme="minorEastAsia" w:hAnsiTheme="minorHAnsi" w:cstheme="minorBidi"/>
+          <w:noProof/>
+          <w:kern w:val="2"/>
+          <w:sz w:val="24"/>
+          <w:szCs w:val="24"/>
+          <w:lang w:val="de-AT" w:eastAsia="de-AT"/>
+          <w14:ligatures w14:val="standardContextual"/>
+        </w:rPr>
+      </w:pPr>
+      <w:r>
+        <w:rPr>
+          <w:noProof/>
+        </w:rPr>
+        <w:t>5.3</w:t>
+      </w:r>
+      <w:r>
+        <w:rPr>
+          <w:rFonts w:asciiTheme="minorHAnsi" w:eastAsiaTheme="minorEastAsia" w:hAnsiTheme="minorHAnsi" w:cstheme="minorBidi"/>
+          <w:noProof/>
+          <w:kern w:val="2"/>
+          <w:sz w:val="24"/>
+          <w:szCs w:val="24"/>
+          <w:lang w:val="de-AT" w:eastAsia="de-AT"/>
+          <w14:ligatures w14:val="standardContextual"/>
+        </w:rPr>
+        <w:tab/>
+      </w:r>
+      <w:r>
+        <w:rPr>
+          <w:noProof/>
+        </w:rPr>
+        <w:t>Sample rate</w:t>
+      </w:r>
+      <w:r>
+        <w:rPr>
+          <w:noProof/>
+        </w:rPr>
+        <w:tab/>
+      </w:r>
+      <w:r>
+        <w:rPr>
+          <w:noProof/>
+        </w:rPr>
+        <w:fldChar w:fldCharType="begin"/>
+      </w:r>
+      <w:r>
+        <w:rPr>
+          <w:noProof/>
+        </w:rPr>
+        <w:instrText xml:space="preserve"> PAGEREF _Toc236315626 \h </w:instrText>
+      </w:r>
+      <w:r>
+        <w:rPr>
+          <w:noProof/>
+        </w:rPr>
+      </w:r>
+      <w:r>
+        <w:rPr>
+          <w:noProof/>
+        </w:rPr>
+        <w:fldChar w:fldCharType="separate"/>
+      </w:r>
+      <w:r>
+        <w:rPr>
+          <w:noProof/>
+        </w:rPr>
+        <w:t>10</w:t>
+      </w:r>
+      <w:r>
+        <w:rPr>
+          <w:noProof/>
+        </w:rPr>
+        <w:fldChar w:fldCharType="end"/>
+      </w:r>
+    </w:p>
+    <w:p>
+      <w:pPr>
+        <w:pStyle w:val="Verzeichnis2"/>
+        <w:tabs>
+          <w:tab w:val="left" w:pos="800"/>
+          <w:tab w:val="right" w:leader="dot" w:pos="9060"/>
+        </w:tabs>
+        <w:rPr>
+          <w:rFonts w:asciiTheme="minorHAnsi" w:eastAsiaTheme="minorEastAsia" w:hAnsiTheme="minorHAnsi" w:cstheme="minorBidi"/>
+          <w:noProof/>
+          <w:kern w:val="2"/>
+          <w:sz w:val="24"/>
+          <w:szCs w:val="24"/>
+          <w:lang w:val="de-AT" w:eastAsia="de-AT"/>
+          <w14:ligatures w14:val="standardContextual"/>
+        </w:rPr>
+      </w:pPr>
+      <w:r>
+        <w:rPr>
+          <w:noProof/>
+        </w:rPr>
+        <w:t>5.4</w:t>
+      </w:r>
+      <w:r>
+        <w:rPr>
+          <w:rFonts w:asciiTheme="minorHAnsi" w:eastAsiaTheme="minorEastAsia" w:hAnsiTheme="minorHAnsi" w:cstheme="minorBidi"/>
+          <w:noProof/>
+          <w:kern w:val="2"/>
+          <w:sz w:val="24"/>
+          <w:szCs w:val="24"/>
+          <w:lang w:val="de-AT" w:eastAsia="de-AT"/>
+          <w14:ligatures w14:val="standardContextual"/>
+        </w:rPr>
+        <w:tab/>
+      </w:r>
+      <w:r>
+        <w:rPr>
+          <w:noProof/>
+        </w:rPr>
+        <w:t>Eingangsspannungsbereich</w:t>
+      </w:r>
+      <w:r>
+        <w:rPr>
+          <w:noProof/>
+        </w:rPr>
+        <w:tab/>
+      </w:r>
+      <w:r>
+        <w:rPr>
+          <w:noProof/>
+        </w:rPr>
+        <w:fldChar w:fldCharType="begin"/>
+      </w:r>
+      <w:r>
+        <w:rPr>
+          <w:noProof/>
+        </w:rPr>
+        <w:instrText xml:space="preserve"> PAGEREF _Toc236315627 \h </w:instrText>
+      </w:r>
+      <w:r>
+        <w:rPr>
+          <w:noProof/>
+        </w:rPr>
+      </w:r>
+      <w:r>
+        <w:rPr>
+          <w:noProof/>
+        </w:rPr>
+        <w:fldChar w:fldCharType="separate"/>
+      </w:r>
+      <w:r>
+        <w:rPr>
+          <w:noProof/>
+        </w:rPr>
+        <w:t>11</w:t>
       </w:r>
       <w:r>
         <w:rPr>
@@ -1225,32 +2000,38 @@
         <w:rPr>
           <w:rFonts w:asciiTheme="minorHAnsi" w:eastAsiaTheme="minorEastAsia" w:hAnsiTheme="minorHAnsi" w:cstheme="minorBidi"/>
           <w:noProof/>
-          <w:sz w:val="22"/>
-          <w:szCs w:val="22"/>
+          <w:kern w:val="2"/>
+          <w:sz w:val="24"/>
+          <w:szCs w:val="24"/>
           <w:lang w:val="de-AT" w:eastAsia="de-AT"/>
-        </w:rPr>
-      </w:pPr>
-      <w:r>
-        <w:rPr>
-          <w:noProof/>
-        </w:rPr>
-        <w:t>3</w:t>
+          <w14:ligatures w14:val="standardContextual"/>
+        </w:rPr>
+      </w:pPr>
+      <w:r>
+        <w:rPr>
+          <w:noProof/>
+          <w:lang w:val="de-AT"/>
+        </w:rPr>
+        <w:t>6</w:t>
       </w:r>
       <w:r>
         <w:rPr>
           <w:rFonts w:asciiTheme="minorHAnsi" w:eastAsiaTheme="minorEastAsia" w:hAnsiTheme="minorHAnsi" w:cstheme="minorBidi"/>
           <w:noProof/>
-          <w:sz w:val="22"/>
-          <w:szCs w:val="22"/>
+          <w:kern w:val="2"/>
+          <w:sz w:val="24"/>
+          <w:szCs w:val="24"/>
           <w:lang w:val="de-AT" w:eastAsia="de-AT"/>
+          <w14:ligatures w14:val="standardContextual"/>
         </w:rPr>
         <w:tab/>
       </w:r>
       <w:r>
         <w:rPr>
           <w:noProof/>
-        </w:rPr>
-        <w:t>Abschließende Bemerkungen</w:t>
+          <w:lang w:val="de-AT"/>
+        </w:rPr>
+        <w:t>OPVs</w:t>
       </w:r>
       <w:r>
         <w:rPr>
@@ -1268,7 +2049,7 @@
         <w:rPr>
           <w:noProof/>
         </w:rPr>
-        <w:instrText xml:space="preserve"> PAGEREF _Toc524250395 \h </w:instrText>
+        <w:instrText xml:space="preserve"> PAGEREF _Toc236315628 \h </w:instrText>
       </w:r>
       <w:r>
         <w:rPr>
@@ -1285,7 +2066,7 @@
         <w:rPr>
           <w:noProof/>
         </w:rPr>
-        <w:t>3</w:t>
+        <w:t>11</w:t>
       </w:r>
       <w:r>
         <w:rPr>
@@ -1304,24 +2085,28 @@
         <w:rPr>
           <w:rFonts w:asciiTheme="minorHAnsi" w:eastAsiaTheme="minorEastAsia" w:hAnsiTheme="minorHAnsi" w:cstheme="minorBidi"/>
           <w:noProof/>
-          <w:sz w:val="22"/>
-          <w:szCs w:val="22"/>
+          <w:kern w:val="2"/>
+          <w:sz w:val="24"/>
+          <w:szCs w:val="24"/>
           <w:lang w:val="de-AT" w:eastAsia="de-AT"/>
-        </w:rPr>
-      </w:pPr>
-      <w:r>
-        <w:rPr>
-          <w:noProof/>
-        </w:rPr>
-        <w:t>4</w:t>
+          <w14:ligatures w14:val="standardContextual"/>
+        </w:rPr>
+      </w:pPr>
+      <w:r>
+        <w:rPr>
+          <w:noProof/>
+        </w:rPr>
+        <w:t>7</w:t>
       </w:r>
       <w:r>
         <w:rPr>
           <w:rFonts w:asciiTheme="minorHAnsi" w:eastAsiaTheme="minorEastAsia" w:hAnsiTheme="minorHAnsi" w:cstheme="minorBidi"/>
           <w:noProof/>
-          <w:sz w:val="22"/>
-          <w:szCs w:val="22"/>
+          <w:kern w:val="2"/>
+          <w:sz w:val="24"/>
+          <w:szCs w:val="24"/>
           <w:lang w:val="de-AT" w:eastAsia="de-AT"/>
+          <w14:ligatures w14:val="standardContextual"/>
         </w:rPr>
         <w:tab/>
       </w:r>
@@ -1329,6 +2114,89 @@
         <w:rPr>
           <w:noProof/>
         </w:rPr>
+        <w:t>Abschließende Bemerkungen</w:t>
+      </w:r>
+      <w:r>
+        <w:rPr>
+          <w:noProof/>
+        </w:rPr>
+        <w:tab/>
+      </w:r>
+      <w:r>
+        <w:rPr>
+          <w:noProof/>
+        </w:rPr>
+        <w:fldChar w:fldCharType="begin"/>
+      </w:r>
+      <w:r>
+        <w:rPr>
+          <w:noProof/>
+        </w:rPr>
+        <w:instrText xml:space="preserve"> PAGEREF _Toc236315629 \h </w:instrText>
+      </w:r>
+      <w:r>
+        <w:rPr>
+          <w:noProof/>
+        </w:rPr>
+      </w:r>
+      <w:r>
+        <w:rPr>
+          <w:noProof/>
+        </w:rPr>
+        <w:fldChar w:fldCharType="separate"/>
+      </w:r>
+      <w:r>
+        <w:rPr>
+          <w:noProof/>
+        </w:rPr>
+        <w:t>12</w:t>
+      </w:r>
+      <w:r>
+        <w:rPr>
+          <w:noProof/>
+        </w:rPr>
+        <w:fldChar w:fldCharType="end"/>
+      </w:r>
+    </w:p>
+    <w:p>
+      <w:pPr>
+        <w:pStyle w:val="Verzeichnis1"/>
+        <w:tabs>
+          <w:tab w:val="left" w:pos="400"/>
+          <w:tab w:val="right" w:leader="dot" w:pos="9060"/>
+        </w:tabs>
+        <w:rPr>
+          <w:rFonts w:asciiTheme="minorHAnsi" w:eastAsiaTheme="minorEastAsia" w:hAnsiTheme="minorHAnsi" w:cstheme="minorBidi"/>
+          <w:noProof/>
+          <w:kern w:val="2"/>
+          <w:sz w:val="24"/>
+          <w:szCs w:val="24"/>
+          <w:lang w:val="de-AT" w:eastAsia="de-AT"/>
+          <w14:ligatures w14:val="standardContextual"/>
+        </w:rPr>
+      </w:pPr>
+      <w:r>
+        <w:rPr>
+          <w:noProof/>
+        </w:rPr>
+        <w:t>8</w:t>
+      </w:r>
+      <w:r>
+        <w:rPr>
+          <w:rFonts w:asciiTheme="minorHAnsi" w:eastAsiaTheme="minorEastAsia" w:hAnsiTheme="minorHAnsi" w:cstheme="minorBidi"/>
+          <w:noProof/>
+          <w:kern w:val="2"/>
+          <w:sz w:val="24"/>
+          <w:szCs w:val="24"/>
+          <w:lang w:val="de-AT" w:eastAsia="de-AT"/>
+          <w14:ligatures w14:val="standardContextual"/>
+        </w:rPr>
+        <w:tab/>
+      </w:r>
+      <w:r>
+        <w:rPr>
+          <w:noProof/>
+        </w:rPr>
         <w:t>Inventarliste</w:t>
       </w:r>
       <w:r>
@@ -1347,7 +2215,7 @@
         <w:rPr>
           <w:noProof/>
         </w:rPr>
-        <w:instrText xml:space="preserve"> PAGEREF _Toc524250396 \h </w:instrText>
+        <w:instrText xml:space="preserve"> PAGEREF _Toc236315630 \h </w:instrText>
       </w:r>
       <w:r>
         <w:rPr>
@@ -1364,7 +2232,7 @@
         <w:rPr>
           <w:noProof/>
         </w:rPr>
-        <w:t>3</w:t>
+        <w:t>12</w:t>
       </w:r>
       <w:r>
         <w:rPr>
@@ -1405,10 +2273,12 @@
         <w:pStyle w:val="berschrift1"/>
         <w:pageBreakBefore/>
       </w:pPr>
+      <w:bookmarkStart w:id="0" w:name="_Toc236315610"/>
       <w:r>
         <w:lastRenderedPageBreak/>
         <w:t>Begriffsdefinition</w:t>
       </w:r>
+      <w:bookmarkEnd w:id="0"/>
     </w:p>
     <w:p>
       <w:pPr>
@@ -1910,10 +2780,12 @@
       <w:pPr>
         <w:pStyle w:val="berschrift1"/>
       </w:pPr>
+      <w:bookmarkStart w:id="1" w:name="_Toc236315611"/>
       <w:r>
         <w:lastRenderedPageBreak/>
         <w:t>Theorie der Arbeit</w:t>
       </w:r>
+      <w:bookmarkEnd w:id="1"/>
       <w:r>
         <w:t xml:space="preserve"> </w:t>
       </w:r>
@@ -1925,12 +2797,14 @@
           <w:rFonts w:eastAsia="TimesNewRomanPSMT"/>
         </w:rPr>
       </w:pPr>
+      <w:bookmarkStart w:id="2" w:name="_Toc236315612"/>
       <w:r>
         <w:rPr>
           <w:rFonts w:eastAsia="TimesNewRomanPSMT"/>
         </w:rPr>
         <w:t>Grundlagen von Feldeffekttransistoren</w:t>
       </w:r>
+      <w:bookmarkEnd w:id="2"/>
     </w:p>
     <w:p>
       <w:pPr>
@@ -2187,9 +3061,11 @@
       <w:pPr>
         <w:pStyle w:val="berschrift1"/>
       </w:pPr>
+      <w:bookmarkStart w:id="3" w:name="_Toc236315613"/>
       <w:r>
         <w:t>Grundlage der MOSFET Vermessung</w:t>
       </w:r>
+      <w:bookmarkEnd w:id="3"/>
     </w:p>
     <w:p>
       <w:pPr>
@@ -2200,6 +3076,7 @@
           <w:szCs w:val="26"/>
         </w:rPr>
       </w:pPr>
+      <w:bookmarkStart w:id="4" w:name="_Toc236315614"/>
       <w:r>
         <w:rPr>
           <w:b w:val="0"/>
@@ -2208,6 +3085,7 @@
         </w:rPr>
         <w:t>MOSFET Parameter</w:t>
       </w:r>
+      <w:bookmarkEnd w:id="4"/>
     </w:p>
     <w:p>
       <w:pPr>
@@ -2268,6 +3146,7 @@
           <w:szCs w:val="26"/>
         </w:rPr>
       </w:pPr>
+      <w:bookmarkStart w:id="5" w:name="_Toc236315615"/>
       <w:r>
         <w:rPr>
           <w:rFonts w:eastAsia="TimesNewRomanPSMT" w:cs="TimesNewRomanPSMT"/>
@@ -2277,6 +3156,7 @@
         </w:rPr>
         <w:t>Messung von MOSFET Parameter</w:t>
       </w:r>
+      <w:bookmarkEnd w:id="5"/>
     </w:p>
     <w:p>
       <w:r>
@@ -2326,9 +3206,11 @@
       <w:pPr>
         <w:pStyle w:val="berschrift2"/>
       </w:pPr>
+      <w:bookmarkStart w:id="6" w:name="_Toc236315616"/>
       <w:r>
         <w:t>Messungsaufbau</w:t>
       </w:r>
+      <w:bookmarkEnd w:id="6"/>
     </w:p>
     <w:p>
       <w:r>
@@ -2726,9 +3608,11 @@
       <w:pPr>
         <w:pStyle w:val="berschrift3"/>
       </w:pPr>
+      <w:bookmarkStart w:id="7" w:name="_Toc236315617"/>
       <w:r>
         <w:t>Grenzfrequenz</w:t>
       </w:r>
+      <w:bookmarkEnd w:id="7"/>
     </w:p>
     <w:p>
       <w:r>
@@ -2737,6 +3621,9 @@
     </w:p>
     <w:p>
       <w:r>
+        <w:rPr>
+          <w:noProof/>
+        </w:rPr>
         <w:drawing>
           <wp:inline distT="0" distB="0" distL="0" distR="0" wp14:anchorId="4B0E9541" wp14:editId="5ECB0158">
             <wp:extent cx="2505045" cy="1600200"/>
@@ -2796,6 +3683,9 @@
     </w:p>
     <w:p>
       <w:r>
+        <w:rPr>
+          <w:noProof/>
+        </w:rPr>
         <w:drawing>
           <wp:inline distT="0" distB="0" distL="0" distR="0" wp14:anchorId="35DB711F" wp14:editId="3B77536C">
             <wp:extent cx="5937874" cy="2300288"/>
@@ -2851,9 +3741,11 @@
       <w:pPr>
         <w:pStyle w:val="berschrift3"/>
       </w:pPr>
+      <w:bookmarkStart w:id="8" w:name="_Toc236315618"/>
       <w:r>
         <w:t>Thermisches Rauschen</w:t>
       </w:r>
+      <w:bookmarkEnd w:id="8"/>
     </w:p>
     <w:p>
       <w:r>
@@ -4179,13 +5071,12 @@
         </w:tc>
       </w:tr>
     </w:tbl>
-    <w:p>
-      <w:bookmarkStart w:id="0" w:name="_Toc524250395"/>
-    </w:p>
+    <w:p/>
     <w:p>
       <w:pPr>
         <w:pStyle w:val="berschrift1"/>
       </w:pPr>
+      <w:bookmarkStart w:id="9" w:name="_Toc236315619"/>
       <w:r>
         <w:t>Schaltung</w:t>
       </w:r>
@@ -4195,6 +5086,7 @@
       <w:r>
         <w:t>erstellung Blockdiagramm</w:t>
       </w:r>
+      <w:bookmarkEnd w:id="9"/>
     </w:p>
     <w:p/>
     <w:p>
@@ -4252,9 +5144,11 @@
       <w:pPr>
         <w:pStyle w:val="berschrift2"/>
       </w:pPr>
+      <w:bookmarkStart w:id="10" w:name="_Toc236315620"/>
       <w:r>
         <w:t>Spannungsversorgung</w:t>
       </w:r>
+      <w:bookmarkEnd w:id="10"/>
     </w:p>
     <w:p>
       <w:r>
@@ -4305,12 +5199,17 @@
       <w:pPr>
         <w:pStyle w:val="berschrift3"/>
       </w:pPr>
+      <w:bookmarkStart w:id="11" w:name="_Toc236315621"/>
       <w:r>
         <w:t>LT3042</w:t>
       </w:r>
-    </w:p>
-    <w:p>
-      <w:r>
+      <w:bookmarkEnd w:id="11"/>
+    </w:p>
+    <w:p>
+      <w:r>
+        <w:rPr>
+          <w:noProof/>
+        </w:rPr>
         <w:drawing>
           <wp:inline distT="0" distB="0" distL="0" distR="0" wp14:anchorId="5B6DDBF1" wp14:editId="327E7AED">
             <wp:extent cx="5759450" cy="2851150"/>
@@ -4358,6 +5257,9 @@
     </w:p>
     <w:p>
       <w:r>
+        <w:rPr>
+          <w:noProof/>
+        </w:rPr>
         <w:drawing>
           <wp:inline distT="0" distB="0" distL="0" distR="0" wp14:anchorId="1F3310D5" wp14:editId="05198BEE">
             <wp:extent cx="3429000" cy="1226614"/>
@@ -4417,12 +5319,75 @@
         <w:t>spannung ein, wenn die spannung am PGFB pin über 0,3V steigt wird der PIN PG Auf 0V gezogen mittels einem Open Collectoe ausgangs</w:t>
       </w:r>
       <w:r>
-        <w:t>, wenn die PGFB und PG funktion nicht gebracuht wird kann PGFB auf 0V gelegt werden kann und PG Floating gelassen wird</w:t>
-      </w:r>
-      <w:r>
+        <w:t xml:space="preserve">, </w:t>
+      </w:r>
+      <w:r>
+        <w:rPr>
+          <w:highlight w:val="yellow"/>
+        </w:rPr>
+        <w:t>wenn die PGFB und PG funktion nicht gebracuht wird kann PGFB auf 0V gelegt werden kann und PG Floating gelassen wird</w:t>
+      </w:r>
+      <w:r>
+        <w:rPr>
+          <w:highlight w:val="yellow"/>
+        </w:rPr>
         <w:t>.</w:t>
       </w:r>
-    </w:p>
+      <w:r>
+        <w:t xml:space="preserve"> </w:t>
+      </w:r>
+      <w:r>
+        <w:rPr>
+          <w:highlight w:val="red"/>
+        </w:rPr>
+        <w:t>Das ist Falsch fehl funktion wenn auf 0V gezogen, eher auf Vin ziehen.</w:t>
+      </w:r>
+    </w:p>
+    <w:p/>
+    <w:p>
+      <w:r>
+        <w:rPr>
+          <w:noProof/>
+        </w:rPr>
+        <w:lastRenderedPageBreak/>
+        <w:drawing>
+          <wp:inline distT="0" distB="0" distL="0" distR="0" wp14:anchorId="31BA331F" wp14:editId="4F47F637">
+            <wp:extent cx="4991533" cy="4419983"/>
+            <wp:effectExtent l="0" t="0" r="0" b="0"/>
+            <wp:docPr id="1635705731" name="Grafik 1"/>
+            <wp:cNvGraphicFramePr>
+              <a:graphicFrameLocks xmlns:a="http://schemas.openxmlformats.org/drawingml/2006/main" noChangeAspect="1"/>
+            </wp:cNvGraphicFramePr>
+            <a:graphic xmlns:a="http://schemas.openxmlformats.org/drawingml/2006/main">
+              <a:graphicData uri="http://schemas.openxmlformats.org/drawingml/2006/picture">
+                <pic:pic xmlns:pic="http://schemas.openxmlformats.org/drawingml/2006/picture">
+                  <pic:nvPicPr>
+                    <pic:cNvPr id="1635705731" name=""/>
+                    <pic:cNvPicPr/>
+                  </pic:nvPicPr>
+                  <pic:blipFill>
+                    <a:blip r:embed="rId19"/>
+                    <a:stretch>
+                      <a:fillRect/>
+                    </a:stretch>
+                  </pic:blipFill>
+                  <pic:spPr>
+                    <a:xfrm>
+                      <a:off x="0" y="0"/>
+                      <a:ext cx="4991533" cy="4419983"/>
+                    </a:xfrm>
+                    <a:prstGeom prst="rect">
+                      <a:avLst/>
+                    </a:prstGeom>
+                  </pic:spPr>
+                </pic:pic>
+              </a:graphicData>
+            </a:graphic>
+          </wp:inline>
+        </w:drawing>
+      </w:r>
+    </w:p>
+    <w:p/>
     <w:p>
       <w:r>
         <w:t>Die selben eigenschaften gelten für LT3094.</w:t>
@@ -4439,10 +5404,11 @@
       <w:pPr>
         <w:pStyle w:val="berschrift3"/>
       </w:pPr>
-      <w:r>
-        <w:lastRenderedPageBreak/>
+      <w:bookmarkStart w:id="12" w:name="_Toc236315622"/>
+      <w:r>
         <w:t>TLV76733</w:t>
       </w:r>
+      <w:bookmarkEnd w:id="12"/>
     </w:p>
     <w:p>
       <w:r>
@@ -4467,7 +5433,7 @@
                     </pic:cNvPicPr>
                   </pic:nvPicPr>
                   <pic:blipFill rotWithShape="1">
-                    <a:blip r:embed="rId19">
+                    <a:blip r:embed="rId20">
                       <a:extLst>
                         <a:ext uri="{28A0092B-C50C-407E-A947-70E740481C1C}">
                           <a14:useLocalDpi xmlns:a14="http://schemas.microsoft.com/office/drawing/2010/main" val="0"/>
@@ -4508,15 +5474,803 @@
       <w:r>
         <w:t>Mit dem EN PIN kann die 3,3V Output angeschalten werden.</w:t>
       </w:r>
-    </w:p>
+      <w:r>
+        <w:t xml:space="preserve"> dieser ic kann einen ausgangsstrom von 500mA liefern, dies wird für die ansteuerung der relais gebraucht.</w:t>
+      </w:r>
+    </w:p>
+    <w:p/>
     <w:p>
       <w:pPr>
         <w:pStyle w:val="berschrift1"/>
       </w:pPr>
       <w:r>
+        <w:t xml:space="preserve"> </w:t>
+      </w:r>
+      <w:bookmarkStart w:id="13" w:name="_Toc236315623"/>
+      <w:r>
+        <w:t>ADC</w:t>
+      </w:r>
+      <w:bookmarkEnd w:id="13"/>
+    </w:p>
+    <w:p>
+      <w:pPr>
+        <w:rPr>
+          <w:noProof/>
+        </w:rPr>
+      </w:pPr>
+      <w:r>
+        <w:t>Als adc wird der ADS8681 vorerst verwendet, doch da in der entwikluing der Platine</w:t>
+      </w:r>
+      <w:r>
+        <w:t xml:space="preserve"> viele kommunikations probleme aufgetreten sind, in zwischen zeit da keine einstellung auf dem ads8681 </w:t>
+      </w:r>
+      <w:r>
+        <w:lastRenderedPageBreak/>
+        <w:t>vorgenommen werden kann wird die standart einstellung verwendet.</w:t>
+      </w:r>
+      <w:r>
+        <w:rPr>
+          <w:noProof/>
+        </w:rPr>
+        <w:t xml:space="preserve"> </w:t>
+      </w:r>
+      <w:r>
+        <w:rPr>
+          <w:noProof/>
+        </w:rPr>
+        <w:drawing>
+          <wp:inline distT="0" distB="0" distL="0" distR="0" wp14:anchorId="5BF8E75A" wp14:editId="5F5172F0">
+            <wp:extent cx="5759450" cy="2508250"/>
+            <wp:effectExtent l="0" t="0" r="0" b="6350"/>
+            <wp:docPr id="2134504054" name="Grafik 1"/>
+            <wp:cNvGraphicFramePr>
+              <a:graphicFrameLocks xmlns:a="http://schemas.openxmlformats.org/drawingml/2006/main" noChangeAspect="1"/>
+            </wp:cNvGraphicFramePr>
+            <a:graphic xmlns:a="http://schemas.openxmlformats.org/drawingml/2006/main">
+              <a:graphicData uri="http://schemas.openxmlformats.org/drawingml/2006/picture">
+                <pic:pic xmlns:pic="http://schemas.openxmlformats.org/drawingml/2006/picture">
+                  <pic:nvPicPr>
+                    <pic:cNvPr id="2134504054" name=""/>
+                    <pic:cNvPicPr/>
+                  </pic:nvPicPr>
+                  <pic:blipFill>
+                    <a:blip r:embed="rId21"/>
+                    <a:stretch>
+                      <a:fillRect/>
+                    </a:stretch>
+                  </pic:blipFill>
+                  <pic:spPr>
+                    <a:xfrm>
+                      <a:off x="0" y="0"/>
+                      <a:ext cx="5759450" cy="2508250"/>
+                    </a:xfrm>
+                    <a:prstGeom prst="rect">
+                      <a:avLst/>
+                    </a:prstGeom>
+                  </pic:spPr>
+                </pic:pic>
+              </a:graphicData>
+            </a:graphic>
+          </wp:inline>
+        </w:drawing>
+      </w:r>
+    </w:p>
+    <w:p>
+      <w:pPr>
+        <w:rPr>
+          <w:noProof/>
+        </w:rPr>
+      </w:pPr>
+      <w:r>
+        <w:rPr>
+          <w:noProof/>
+        </w:rPr>
+        <w:t>Bei einem ADS8681 kann intern umgeschalten werden zwischen der internen Referenz welche natürlich nicht die langezit stabilitär als auch temperat stabilität einer externen hat.</w:t>
+      </w:r>
+    </w:p>
+    <w:p>
+      <w:pPr>
+        <w:rPr>
+          <w:noProof/>
+        </w:rPr>
+      </w:pPr>
+      <w:r>
+        <w:rPr>
+          <w:noProof/>
+        </w:rPr>
+        <w:t>Anzudenken ist eine externe referenz auf der platine einzubauen um abgleiche zu treffen, von einer stabielen refernez z.b. LM399, ADR1000 oder ADR1001. Diese referenzen sind temperatur stabiel also beheizt, dies verbessert die stabilitär als auch sind diese referenzen extrem langzeit stabil unter 1 ppm / jahr.</w:t>
+      </w:r>
+    </w:p>
+    <w:p>
+      <w:pPr>
+        <w:pStyle w:val="berschrift2"/>
+      </w:pPr>
+      <w:bookmarkStart w:id="14" w:name="_Toc236315624"/>
+      <w:r>
+        <w:t xml:space="preserve">Externe </w:t>
+      </w:r>
+      <w:r>
+        <w:t>Referenzen</w:t>
+      </w:r>
+      <w:bookmarkEnd w:id="14"/>
+    </w:p>
+    <w:p>
+      <w:r>
+        <w:t>Diese refernezn haben eine hohe initerial abweichung vom soll wert, dieser wert muss nachgemessen werden von diesem können die refferenzen z.b. 4.096V abgeleitet werden. anders können auch nicht beheizte referenzen verwendet werden z.b. ADR4540 welche eine refenz von 4.096V. doch diese sind wie gesagt nicht beheizt und beiten deshalb nicht die gleiche temperatur und lagzeit stablität von unter 1 ppm/a bei diesen ist von einem drift von &gt;10ppm/a zu rechnen.</w:t>
+      </w:r>
+    </w:p>
+    <w:p>
+      <w:r>
+        <w:t xml:space="preserve">Ein großer fall warum das einbauen von diesen ist das diese um die langzeit stabilitä zu bestitzen müssendise dauer bestromt sein allein durch einmalges ausschalten der versorgung kann zu einer änderung und dauerhafter änderung der stabilität von mehreren ppm führt. </w:t>
+      </w:r>
+    </w:p>
+    <w:p>
+      <w:r>
+        <w:t>Das bedeutet das ein ausfall freie versorgung gewärleistet werden muss z.b. entweder eine netztversorgung und nothaber eine akku versorgung doch ein anschluss a</w:t>
+      </w:r>
+      <w:r>
+        <w:t xml:space="preserve">n das netz das mann wieder ein 50hz brummen hat. Doch dies kann auch wieder durch z.bn. wie die verwednetern ldos verwednen. </w:t>
+      </w:r>
+    </w:p>
+    <w:p>
+      <w:r>
+        <w:t>Generell rachen soche refenzen viel platz auf der leiterplatte meist bnracuhen eine gesamte eruo card(100mm*160mm).</w:t>
+      </w:r>
+    </w:p>
+    <w:p>
+      <w:pPr>
+        <w:pStyle w:val="berschrift2"/>
+      </w:pPr>
+      <w:bookmarkStart w:id="15" w:name="_Toc236315625"/>
+      <w:r>
+        <w:t>Temp_drifft</w:t>
+      </w:r>
+      <w:bookmarkEnd w:id="15"/>
+    </w:p>
+    <w:p>
+      <w:r>
+        <w:t xml:space="preserve">Auch die vorverstärker stufe des ADC und der internen DAC(da es ein SAR ist) </w:t>
+      </w:r>
+      <w:r>
+        <w:t>haben einen temperatur dirft, deswegen ist es wichtig bei gleichbleibender temperatur zu messen. Deswegen muss vor einer messung „gewartet“ werden biss alle bauteile auf betriebs temperatur sind auch Thermal equilibrium, dies bedeutet das das gerät warmgelaufen ist bis zu der temperatur in welcher die abgegebene wärme energie gleich der abgegebene wärme energie ist.</w:t>
+      </w:r>
+    </w:p>
+    <w:p>
+      <w:pPr>
+        <w:pStyle w:val="berschrift2"/>
+      </w:pPr>
+      <w:bookmarkStart w:id="16" w:name="_Toc236315626"/>
+      <w:r>
+        <w:t>Sample rate</w:t>
+      </w:r>
+      <w:bookmarkEnd w:id="16"/>
+    </w:p>
+    <w:p>
+      <w:r>
+        <w:t>Da Phänomne untersucht werden wollen die in einem bereich von wenigen us bis wenigen ms auftreten</w:t>
+      </w:r>
+      <w:r>
+        <w:t xml:space="preserve">, deshalb wurde angenommen das bei einem phänomehen von 10us mindestens 10 sampels </w:t>
+      </w:r>
+      <w:r>
+        <w:lastRenderedPageBreak/>
+        <w:t>genommen werden wollen um es genügent aufzuzeichnen zu können wurde eine mindest samplerate von 100kHz angelegt.</w:t>
+      </w:r>
+    </w:p>
+    <w:p/>
+    <w:p>
+      <w:pPr>
+        <w:pStyle w:val="berschrift2"/>
+      </w:pPr>
+      <w:bookmarkStart w:id="17" w:name="_Toc236315627"/>
+      <w:r>
+        <w:t>Eingangsspannungsbereich</w:t>
+      </w:r>
+      <w:bookmarkEnd w:id="17"/>
+    </w:p>
+    <w:p>
+      <w:r>
+        <w:t>Beim ADS8681 ist der eingangsspannungsbereich programmierbar von:</w:t>
+      </w:r>
+    </w:p>
+    <w:p>
+      <w:pPr>
+        <w:rPr>
+          <w:lang w:val="en-GB"/>
+        </w:rPr>
+      </w:pPr>
+      <w:r>
+        <w:rPr>
+          <w:lang w:val="en-GB"/>
+        </w:rPr>
+        <w:t>/*</w:t>
+      </w:r>
+      <w:r>
+        <w:rPr>
+          <w:lang w:val="en-GB"/>
+        </w:rPr>
+        <w:t xml:space="preserve"> = ±3 × VREF */</w:t>
+      </w:r>
+    </w:p>
+    <w:p>
+      <w:pPr>
+        <w:rPr>
+          <w:lang w:val="en-GB"/>
+        </w:rPr>
+      </w:pPr>
+      <w:r>
+        <w:rPr>
+          <w:lang w:val="en-GB"/>
+        </w:rPr>
+        <w:t>/* = ±2.5 × VREF */</w:t>
+      </w:r>
+    </w:p>
+    <w:p>
+      <w:pPr>
+        <w:rPr>
+          <w:lang w:val="en-GB"/>
+        </w:rPr>
+      </w:pPr>
+      <w:r>
+        <w:rPr>
+          <w:lang w:val="en-GB"/>
+        </w:rPr>
+        <w:t>/* = ±1.5 × VREF */</w:t>
+      </w:r>
+    </w:p>
+    <w:p>
+      <w:pPr>
+        <w:rPr>
+          <w:lang w:val="en-GB"/>
+        </w:rPr>
+      </w:pPr>
+      <w:r>
+        <w:rPr>
+          <w:lang w:val="en-GB"/>
+        </w:rPr>
+        <w:t>/* = ±1.25 × VREF */</w:t>
+      </w:r>
+    </w:p>
+    <w:p>
+      <w:pPr>
+        <w:rPr>
+          <w:lang w:val="en-GB"/>
+        </w:rPr>
+      </w:pPr>
+      <w:r>
+        <w:rPr>
+          <w:lang w:val="en-GB"/>
+        </w:rPr>
+        <w:t>/* = ±0.625 × VREF */</w:t>
+      </w:r>
+    </w:p>
+    <w:p>
+      <w:pPr>
+        <w:rPr>
+          <w:lang w:val="en-GB"/>
+        </w:rPr>
+      </w:pPr>
+      <w:r>
+        <w:rPr>
+          <w:lang w:val="en-GB"/>
+        </w:rPr>
+        <w:t>/* = 3 × VREF */</w:t>
+      </w:r>
+    </w:p>
+    <w:p>
+      <w:pPr>
+        <w:rPr>
+          <w:lang w:val="en-GB"/>
+        </w:rPr>
+      </w:pPr>
+      <w:r>
+        <w:rPr>
+          <w:lang w:val="en-GB"/>
+        </w:rPr>
+        <w:t>/* = 2.5 × VREF */</w:t>
+      </w:r>
+    </w:p>
+    <w:p>
+      <w:pPr>
+        <w:rPr>
+          <w:lang w:val="en-GB"/>
+        </w:rPr>
+      </w:pPr>
+      <w:r>
+        <w:rPr>
+          <w:lang w:val="en-GB"/>
+        </w:rPr>
+        <w:t>/* = 1.5 × VREF */</w:t>
+      </w:r>
+    </w:p>
+    <w:p>
+      <w:pPr>
+        <w:rPr>
+          <w:lang w:val="en-GB"/>
+        </w:rPr>
+      </w:pPr>
+      <w:r>
+        <w:rPr>
+          <w:lang w:val="en-GB"/>
+        </w:rPr>
+        <w:t>/* = 1.25 × VREF */</w:t>
+      </w:r>
+    </w:p>
+    <w:p>
+      <w:pPr>
+        <w:rPr>
+          <w:lang w:val="de-AT"/>
+        </w:rPr>
+      </w:pPr>
+      <w:r>
+        <w:rPr>
+          <w:lang w:val="de-AT"/>
+        </w:rPr>
+        <w:t>Das ist eine nützliche f</w:t>
+      </w:r>
+      <w:r>
+        <w:rPr>
+          <w:lang w:val="de-AT"/>
+        </w:rPr>
+        <w:t>unktion bei einem messystem bei dem sich die range des messsignal sich ändert. Dies wäre praktisch doch wird nicht unbedingt benötigt. Da bei der test platine ein problem mit der kommunikation ADC konnte der eingangsbereich nicht umgestellt werden.</w:t>
+      </w:r>
+    </w:p>
+    <w:p>
+      <w:pPr>
+        <w:rPr>
+          <w:lang w:val="de-AT"/>
+        </w:rPr>
+      </w:pPr>
+    </w:p>
+    <w:p>
+      <w:pPr>
+        <w:rPr>
+          <w:lang w:val="de-AT"/>
+        </w:rPr>
+      </w:pPr>
+      <w:r>
+        <w:rPr>
+          <w:lang w:val="de-AT"/>
+        </w:rPr>
+        <w:t>Um die range des TIA auf den fixewn eingangssapnnungsbereich zu bringen wurde ein inverterender verstärker verwendet. Da die range auf die einstellung Vref*1,25 vorgesehen war wurde eine dämpfung von 0.333 eingebaut. Denn vom TIA (wenn ein Rail to Rail) die versorgung wurde mit +-8V ausgelegt, kommt es zu 8V*0.333=</w:t>
+      </w:r>
+      <w:r>
+        <w:rPr>
+          <w:lang w:val="de-AT"/>
+        </w:rPr>
+        <w:t>2,663V.  doch da die standart einstellung +-0,625*VREF=+-2,56V dies bedeutet da der TIA opv kein rail to rail ist also es ie zu einer 8V ausgangsspannung kommt geht sich der bereich aus. Doch wird nur ein positives signal erweartet dswegen wird die hälfte der range versoren.</w:t>
+      </w:r>
+    </w:p>
+    <w:p>
+      <w:pPr>
+        <w:rPr>
+          <w:lang w:val="de-AT"/>
+        </w:rPr>
+      </w:pPr>
+    </w:p>
+    <w:p>
+      <w:pPr>
+        <w:pStyle w:val="berschrift2"/>
+        <w:rPr>
+          <w:lang w:val="de-AT"/>
+        </w:rPr>
+      </w:pPr>
+      <w:r>
+        <w:rPr>
+          <w:lang w:val="de-AT"/>
+        </w:rPr>
+        <w:t>ADS8681 Schaltung</w:t>
+      </w:r>
+    </w:p>
+    <w:p>
+      <w:pPr>
+        <w:rPr>
+          <w:lang w:val="de-AT"/>
+        </w:rPr>
+      </w:pPr>
+      <w:r>
+        <w:rPr>
+          <w:noProof/>
+          <w:lang w:val="de-AT"/>
+        </w:rPr>
+        <w:drawing>
+          <wp:inline distT="0" distB="0" distL="0" distR="0" wp14:anchorId="047779E8" wp14:editId="7DD1CD53">
+            <wp:extent cx="5416008" cy="1967753"/>
+            <wp:effectExtent l="0" t="0" r="0" b="0"/>
+            <wp:docPr id="1249943001" name="Grafik 1"/>
+            <wp:cNvGraphicFramePr>
+              <a:graphicFrameLocks xmlns:a="http://schemas.openxmlformats.org/drawingml/2006/main" noChangeAspect="1"/>
+            </wp:cNvGraphicFramePr>
+            <a:graphic xmlns:a="http://schemas.openxmlformats.org/drawingml/2006/main">
+              <a:graphicData uri="http://schemas.openxmlformats.org/drawingml/2006/picture">
+                <pic:pic xmlns:pic="http://schemas.openxmlformats.org/drawingml/2006/picture">
+                  <pic:nvPicPr>
+                    <pic:cNvPr id="0" name="Picture 1"/>
+                    <pic:cNvPicPr>
+                      <a:picLocks noChangeAspect="1" noChangeArrowheads="1"/>
+                    </pic:cNvPicPr>
+                  </pic:nvPicPr>
+                  <pic:blipFill rotWithShape="1">
+                    <a:blip r:embed="rId22">
+                      <a:extLst>
+                        <a:ext uri="{28A0092B-C50C-407E-A947-70E740481C1C}">
+                          <a14:useLocalDpi xmlns:a14="http://schemas.microsoft.com/office/drawing/2010/main" val="0"/>
+                        </a:ext>
+                      </a:extLst>
+                    </a:blip>
+                    <a:srcRect l="17199" t="29745" r="15322" b="35292"/>
+                    <a:stretch>
+                      <a:fillRect/>
+                    </a:stretch>
+                  </pic:blipFill>
+                  <pic:spPr bwMode="auto">
+                    <a:xfrm>
+                      <a:off x="0" y="0"/>
+                      <a:ext cx="5446422" cy="1978803"/>
+                    </a:xfrm>
+                    <a:prstGeom prst="rect">
+                      <a:avLst/>
+                    </a:prstGeom>
+                    <a:noFill/>
+                    <a:ln>
+                      <a:noFill/>
+                    </a:ln>
+                    <a:extLst>
+                      <a:ext uri="{53640926-AAD7-44D8-BBD7-CCE9431645EC}">
+                        <a14:shadowObscured xmlns:a14="http://schemas.microsoft.com/office/drawing/2010/main"/>
+                      </a:ext>
+                    </a:extLst>
+                  </pic:spPr>
+                </pic:pic>
+              </a:graphicData>
+            </a:graphic>
+          </wp:inline>
+        </w:drawing>
+      </w:r>
+    </w:p>
+    <w:p>
+      <w:pPr>
+        <w:rPr>
+          <w:lang w:val="de-AT"/>
+        </w:rPr>
+      </w:pPr>
+      <w:r>
+        <w:rPr>
+          <w:lang w:val="de-AT"/>
+        </w:rPr>
+        <w:t>Fehler die gemascht wurden war das RVS und REFIO verbunden wrde dies wurde im nachhinein behoden, denn RVS ist ein GP output und hat immer wenn eine messung möglich wäre REFIO auf gnd gezogen, der ADC wurde nicht beschädigt.</w:t>
+      </w:r>
+    </w:p>
+    <w:p>
+      <w:pPr>
+        <w:pStyle w:val="berschrift1"/>
+        <w:rPr>
+          <w:lang w:val="de-AT"/>
+        </w:rPr>
+      </w:pPr>
+      <w:bookmarkStart w:id="18" w:name="_Toc236315628"/>
+      <w:r>
+        <w:rPr>
+          <w:lang w:val="de-AT"/>
+        </w:rPr>
+        <w:t>OPVs</w:t>
+      </w:r>
+      <w:bookmarkEnd w:id="18"/>
+    </w:p>
+    <w:p>
+      <w:pPr>
+        <w:rPr>
+          <w:lang w:val="de-AT"/>
+        </w:rPr>
+      </w:pPr>
+      <w:r>
+        <w:rPr>
+          <w:lang w:val="de-AT"/>
+        </w:rPr>
+        <w:t xml:space="preserve">Die auswahl der opv ist sehr kritisch für die eingengsstufe den TIA muss ein OPV verwendet werden welcher einen geringen eingangsstrom hat, besstenfalls noch </w:t>
+      </w:r>
+      <w:r>
+        <w:rPr>
+          <w:lang w:val="de-AT"/>
+        </w:rPr>
+        <w:t xml:space="preserve">einen geringen Output offset doch dieser kann aus den messungen heraus gerechnet werden. </w:t>
+      </w:r>
+    </w:p>
+    <w:p>
+      <w:pPr>
+        <w:rPr>
+          <w:lang w:val="de-AT"/>
+        </w:rPr>
+      </w:pPr>
+      <w:r>
+        <w:rPr>
+          <w:lang w:val="de-AT"/>
+        </w:rPr>
+        <w:lastRenderedPageBreak/>
+        <w:t>Alerdings beötigen die OPV der Ausgangsstufe für GATE und DRAIN des MOSFET eine Geringe Ofset spannung da bei diesen das offset nicht nachgemessen wird und damit nicht herausgerechnet werden kann, anzudenken it eine digitale rückkopplung zumachen also den DAC ausgang mit enem ADC rückzumessen um die offset spannung rückzurechnen.</w:t>
+      </w:r>
+    </w:p>
+    <w:p>
+      <w:pPr>
+        <w:rPr>
+          <w:lang w:val="de-AT"/>
+        </w:rPr>
+      </w:pPr>
+      <w:r>
+        <w:rPr>
+          <w:lang w:val="de-AT"/>
+        </w:rPr>
+        <w:t>Nicht nur das rückführen des DAC signals könnte verwendet werden um das offset zu minimieren weiters aknn auch eine referenz wie im karpitel 5.1 verwendet werden zum abgleichen</w:t>
+      </w:r>
+      <w:r>
+        <w:rPr>
+          <w:lang w:val="de-AT"/>
+        </w:rPr>
+        <w:t>.</w:t>
+      </w:r>
+    </w:p>
+    <w:p>
+      <w:pPr>
+        <w:rPr>
+          <w:lang w:val="de-AT"/>
+        </w:rPr>
+      </w:pPr>
+    </w:p>
+    <w:p>
+      <w:pPr>
+        <w:rPr>
+          <w:lang w:val="de-AT"/>
+        </w:rPr>
+      </w:pPr>
+      <w:r>
+        <w:rPr>
+          <w:lang w:val="de-AT"/>
+        </w:rPr>
+        <w:t>Für den TIA eingsngsstufe weurde von der TU der LMC6001 empolen da dieser einen eingangsstrom bias von maximal 25fA</w:t>
+      </w:r>
+    </w:p>
+    <w:p>
+      <w:pPr>
+        <w:rPr>
+          <w:lang w:val="de-AT"/>
+        </w:rPr>
+      </w:pPr>
+      <w:r>
+        <w:rPr>
+          <w:lang w:val="de-AT"/>
+        </w:rPr>
+        <w:drawing>
+          <wp:inline distT="0" distB="0" distL="0" distR="0" wp14:anchorId="67784D94" wp14:editId="49B12B79">
+            <wp:extent cx="5759450" cy="4824730"/>
+            <wp:effectExtent l="0" t="0" r="0" b="0"/>
+            <wp:docPr id="378719109" name="Grafik 1"/>
+            <wp:cNvGraphicFramePr>
+              <a:graphicFrameLocks xmlns:a="http://schemas.openxmlformats.org/drawingml/2006/main" noChangeAspect="1"/>
+            </wp:cNvGraphicFramePr>
+            <a:graphic xmlns:a="http://schemas.openxmlformats.org/drawingml/2006/main">
+              <a:graphicData uri="http://schemas.openxmlformats.org/drawingml/2006/picture">
+                <pic:pic xmlns:pic="http://schemas.openxmlformats.org/drawingml/2006/picture">
+                  <pic:nvPicPr>
+                    <pic:cNvPr id="378719109" name=""/>
+                    <pic:cNvPicPr/>
+                  </pic:nvPicPr>
+                  <pic:blipFill>
+                    <a:blip r:embed="rId23"/>
+                    <a:stretch>
+                      <a:fillRect/>
+                    </a:stretch>
+                  </pic:blipFill>
+                  <pic:spPr>
+                    <a:xfrm>
+                      <a:off x="0" y="0"/>
+                      <a:ext cx="5759450" cy="4824730"/>
+                    </a:xfrm>
+                    <a:prstGeom prst="rect">
+                      <a:avLst/>
+                    </a:prstGeom>
+                  </pic:spPr>
+                </pic:pic>
+              </a:graphicData>
+            </a:graphic>
+          </wp:inline>
+        </w:drawing>
+      </w:r>
+    </w:p>
+    <w:p>
+      <w:pPr>
+        <w:rPr>
+          <w:lang w:val="de-AT"/>
+        </w:rPr>
+      </w:pPr>
+      <w:r>
+        <w:rPr>
+          <w:lang w:val="de-AT"/>
+        </w:rPr>
+        <w:t>Der Temperatur dirft hat auch auf dieses Bauteil große auswirkungen doch da selbst bei 125°C der Eingangsstrom bias um den faktor 10 kleiner ist als das kleinste messsignal.</w:t>
+      </w:r>
+    </w:p>
+    <w:p>
+      <w:pPr>
+        <w:rPr>
+          <w:lang w:val="de-AT"/>
+        </w:rPr>
+      </w:pPr>
+    </w:p>
+    <w:p>
+      <w:r>
+        <w:rPr>
+          <w:lang w:val="de-AT"/>
+        </w:rPr>
+        <w:t xml:space="preserve">Für die Buffer oder 2verstärkerstufen wird ein </w:t>
+      </w:r>
+      <w:r>
+        <w:t>OPA197</w:t>
+      </w:r>
+      <w:r>
+        <w:t xml:space="preserve"> verwendetda dieser ein </w:t>
+      </w:r>
+      <w:r>
+        <w:t>Einzelner 36-V-Präzisions-Operationsverstärker mit Rail-to-Rail-Eingang und Ausgang mit niedriger Offsetspannung</w:t>
+      </w:r>
+      <w:r>
+        <w:t xml:space="preserve"> ist.  </w:t>
+      </w:r>
+    </w:p>
+    <w:p>
+      <w:pPr>
+        <w:pStyle w:val="berschrift1"/>
+        <w:rPr>
+          <w:lang w:val="de-AT"/>
+        </w:rPr>
+      </w:pPr>
+      <w:r>
+        <w:rPr>
+          <w:lang w:val="de-AT"/>
+        </w:rPr>
+        <w:t>DAC</w:t>
+      </w:r>
+    </w:p>
+    <w:p>
+      <w:pPr>
+        <w:rPr>
+          <w:lang w:val="de-AT"/>
+        </w:rPr>
+      </w:pPr>
+      <w:r>
+        <w:rPr>
+          <w:lang w:val="de-AT"/>
+        </w:rPr>
+        <w:t xml:space="preserve">Um die spannungen GATE DRAIn für den MOSFET einzustellen, sl ein DAC verwendet werden um eine variable spanung einzustellen, entweder 2 DAC für jede spannung oder einen dac mit 2 channels. Es wurde die 2 variante gewählt. Ebenfalls wie bei ADC wurde ein 16bit DAC verwendet. Ein </w:t>
+      </w:r>
+      <w:r>
+        <w:rPr>
+          <w:lang w:val="de-AT"/>
+        </w:rPr>
+        <w:t>AD5689RBRUZ</w:t>
+      </w:r>
+      <w:r>
+        <w:rPr>
+          <w:lang w:val="de-AT"/>
+        </w:rPr>
+        <w:t>.</w:t>
+      </w:r>
+    </w:p>
+    <w:p>
+      <w:pPr>
+        <w:rPr>
+          <w:lang w:val="de-AT"/>
+        </w:rPr>
+      </w:pPr>
+    </w:p>
+    <w:p>
+      <w:pPr>
+        <w:pStyle w:val="berschrift2"/>
+        <w:rPr>
+          <w:lang w:val="de-AT"/>
+        </w:rPr>
+      </w:pPr>
+      <w:r>
+        <w:rPr>
+          <w:lang w:val="de-AT"/>
+        </w:rPr>
+        <w:lastRenderedPageBreak/>
+        <w:t>AD5689</w:t>
+      </w:r>
+      <w:r>
+        <w:rPr>
+          <w:lang w:val="de-AT"/>
+        </w:rPr>
+        <w:t xml:space="preserve"> Schaltung</w:t>
+      </w:r>
+    </w:p>
+    <w:p>
+      <w:pPr>
+        <w:rPr>
+          <w:lang w:val="de-AT"/>
+        </w:rPr>
+      </w:pPr>
+      <w:r>
+        <w:rPr>
+          <w:noProof/>
+          <w:lang w:val="de-AT"/>
+        </w:rPr>
+        <w:drawing>
+          <wp:inline distT="0" distB="0" distL="0" distR="0" wp14:anchorId="277E49DD" wp14:editId="2C82401D">
+            <wp:extent cx="5462709" cy="2012577"/>
+            <wp:effectExtent l="0" t="0" r="5080" b="6985"/>
+            <wp:docPr id="2140122599" name="Grafik 2"/>
+            <wp:cNvGraphicFramePr>
+              <a:graphicFrameLocks xmlns:a="http://schemas.openxmlformats.org/drawingml/2006/main" noChangeAspect="1"/>
+            </wp:cNvGraphicFramePr>
+            <a:graphic xmlns:a="http://schemas.openxmlformats.org/drawingml/2006/main">
+              <a:graphicData uri="http://schemas.openxmlformats.org/drawingml/2006/picture">
+                <pic:pic xmlns:pic="http://schemas.openxmlformats.org/drawingml/2006/picture">
+                  <pic:nvPicPr>
+                    <pic:cNvPr id="0" name="Picture 2"/>
+                    <pic:cNvPicPr>
+                      <a:picLocks noChangeAspect="1" noChangeArrowheads="1"/>
+                    </pic:cNvPicPr>
+                  </pic:nvPicPr>
+                  <pic:blipFill rotWithShape="1">
+                    <a:blip r:embed="rId24">
+                      <a:extLst>
+                        <a:ext uri="{28A0092B-C50C-407E-A947-70E740481C1C}">
+                          <a14:useLocalDpi xmlns:a14="http://schemas.microsoft.com/office/drawing/2010/main" val="0"/>
+                        </a:ext>
+                      </a:extLst>
+                    </a:blip>
+                    <a:srcRect l="23893" t="34406" r="25822" b="39174"/>
+                    <a:stretch>
+                      <a:fillRect/>
+                    </a:stretch>
+                  </pic:blipFill>
+                  <pic:spPr bwMode="auto">
+                    <a:xfrm>
+                      <a:off x="0" y="0"/>
+                      <a:ext cx="5490569" cy="2022841"/>
+                    </a:xfrm>
+                    <a:prstGeom prst="rect">
+                      <a:avLst/>
+                    </a:prstGeom>
+                    <a:noFill/>
+                    <a:ln>
+                      <a:noFill/>
+                    </a:ln>
+                    <a:extLst>
+                      <a:ext uri="{53640926-AAD7-44D8-BBD7-CCE9431645EC}">
+                        <a14:shadowObscured xmlns:a14="http://schemas.microsoft.com/office/drawing/2010/main"/>
+                      </a:ext>
+                    </a:extLst>
+                  </pic:spPr>
+                </pic:pic>
+              </a:graphicData>
+            </a:graphic>
+          </wp:inline>
+        </w:drawing>
+      </w:r>
+    </w:p>
+    <w:p>
+      <w:pPr>
+        <w:rPr>
+          <w:lang w:val="de-AT"/>
+        </w:rPr>
+      </w:pPr>
+      <w:r>
+        <w:rPr>
+          <w:lang w:val="de-AT"/>
+        </w:rPr>
+        <w:t>Bei AD5689 wird der gain eingang verwendet um zwischen einer 0-2.5V n einer 0-5V range unzuschalten.</w:t>
+      </w:r>
+    </w:p>
+    <w:p>
+      <w:pPr>
+        <w:pStyle w:val="berschrift1"/>
+      </w:pPr>
+      <w:bookmarkStart w:id="19" w:name="_Toc236315629"/>
+      <w:r>
         <w:t>Abschließende Bemerkungen</w:t>
       </w:r>
-      <w:bookmarkEnd w:id="0"/>
+      <w:bookmarkEnd w:id="19"/>
       <w:r>
         <w:t xml:space="preserve"> </w:t>
       </w:r>
@@ -4596,11 +6350,11 @@
       <w:pPr>
         <w:pStyle w:val="berschrift1"/>
       </w:pPr>
-      <w:bookmarkStart w:id="1" w:name="_Toc524250396"/>
+      <w:bookmarkStart w:id="20" w:name="_Toc236315630"/>
       <w:r>
         <w:t>Inventarliste</w:t>
       </w:r>
-      <w:bookmarkEnd w:id="1"/>
+      <w:bookmarkEnd w:id="20"/>
       <w:r>
         <w:t xml:space="preserve"> </w:t>
       </w:r>
@@ -4687,7 +6441,7 @@
 </file>
 
 <file path=word/endnotes.xml><?xml version="1.0" encoding="utf-8"?>
-<w:endnotes xmlns:wpc="http://schemas.microsoft.com/office/word/2010/wordprocessingCanvas" xmlns:cx="http://schemas.microsoft.com/office/drawing/2014/chartex" xmlns:cx1="http://schemas.microsoft.com/office/drawing/2015/9/8/chartex" xmlns:cx2="http://schemas.microsoft.com/office/drawing/2015/10/21/chartex" xmlns:cx3="http://schemas.microsoft.com/office/drawing/2016/5/9/chartex" xmlns:cx4="http://schemas.microsoft.com/office/drawing/2016/5/10/chartex" xmlns:cx5="http://schemas.microsoft.com/office/drawing/2016/5/11/chartex" xmlns:cx6="http://schemas.microsoft.com/office/drawing/2016/5/12/chartex" xmlns:cx7="http://schemas.microsoft.com/office/drawing/2016/5/13/chartex" xmlns:cx8="http://schemas.microsoft.com/office/drawing/2016/5/14/chartex" xmlns:mc="http://schemas.openxmlformats.org/markup-compatibility/2006" xmlns:aink="http://schemas.microsoft.com/office/drawing/2016/ink" xmlns:am3d="http://schemas.microsoft.com/office/drawing/2017/model3d" xmlns:o="urn:schemas-microsoft-com:office:office" xmlns:oel="http://schemas.microsoft.com/office/2019/extlst" xmlns:r="http://schemas.openxmlformats.org/officeDocument/2006/relationships" xmlns:m="http://schemas.openxmlformats.org/officeDocument/2006/math" xmlns:v="urn:schemas-microsoft-com:vml" xmlns:wp14="http://schemas.microsoft.com/office/word/2010/wordprocessingDrawing" xmlns:wp="http://schemas.openxmlformats.org/drawingml/2006/wordprocessingDrawing" xmlns:w10="urn:schemas-microsoft-com:office:word" xmlns:w="http://schemas.openxmlformats.org/wordprocessingml/2006/main" xmlns:w14="http://schemas.microsoft.com/office/word/2010/wordml" xmlns:w15="http://schemas.microsoft.com/office/word/2012/wordml" xmlns:w16cex="http://schemas.microsoft.com/office/word/2018/wordml/cex" xmlns:w16cid="http://schemas.microsoft.com/office/word/2016/wordml/cid" xmlns:w16="http://schemas.microsoft.com/office/word/2018/wordml" xmlns:w16du="http://schemas.microsoft.com/office/word/2023/wordml/word16du" xmlns:w16sdtdh="http://schemas.microsoft.com/office/word/2020/wordml/sdtdatahash" xmlns:w16sdtfl="http://schemas.microsoft.com/office/word/2024/wordml/sdtformatlock" xmlns:w16se="http://schemas.microsoft.com/office/word/2015/wordml/symex" xmlns:wpg="http://schemas.microsoft.com/office/word/2010/wordprocessingGroup" xmlns:wpi="http://schemas.microsoft.com/office/word/2010/wordprocessingInk" xmlns:wne="http://schemas.microsoft.com/office/word/2006/wordml" xmlns:wps="http://schemas.microsoft.com/office/word/2010/wordprocessingShape" mc:Ignorable="w14 w15 w16se w16cid w16 w16cex w16sdtdh w16sdtfl w16du wp14">
+<w:endnotes xmlns:wpc="http://schemas.microsoft.com/office/word/2010/wordprocessingCanvas" xmlns:cx="http://schemas.microsoft.com/office/drawing/2014/chartex" xmlns:cx1="http://schemas.microsoft.com/office/drawing/2015/9/8/chartex" xmlns:cx2="http://schemas.microsoft.com/office/drawing/2015/10/21/chartex" xmlns:cx3="http://schemas.microsoft.com/office/drawing/2016/5/9/chartex" xmlns:cx4="http://schemas.microsoft.com/office/drawing/2016/5/10/chartex" xmlns:cx5="http://schemas.microsoft.com/office/drawing/2016/5/11/chartex" xmlns:cx6="http://schemas.microsoft.com/office/drawing/2016/5/12/chartex" xmlns:cx7="http://schemas.microsoft.com/office/drawing/2016/5/13/chartex" xmlns:cx8="http://schemas.microsoft.com/office/drawing/2016/5/14/chartex" xmlns:mc="http://schemas.openxmlformats.org/markup-compatibility/2006" xmlns:aink="http://schemas.microsoft.com/office/drawing/2016/ink" xmlns:am3d="http://schemas.microsoft.com/office/drawing/2017/model3d" xmlns:o="urn:schemas-microsoft-com:office:office" xmlns:oel="http://schemas.microsoft.com/office/2019/extlst" xmlns:r="http://schemas.openxmlformats.org/officeDocument/2006/relationships" xmlns:m="http://schemas.openxmlformats.org/officeDocument/2006/math" xmlns:v="urn:schemas-microsoft-com:vml" xmlns:wp14="http://schemas.microsoft.com/office/word/2010/wordprocessingDrawing" xmlns:wp="http://schemas.openxmlformats.org/drawingml/2006/wordprocessingDrawing" xmlns:w10="urn:schemas-microsoft-com:office:word" xmlns:w="http://schemas.openxmlformats.org/wordprocessingml/2006/main" xmlns:w14="http://schemas.microsoft.com/office/word/2010/wordml" xmlns:w15="http://schemas.microsoft.com/office/word/2012/wordml" xmlns:w16cei="http://schemas.microsoft.com/office/word/2026/wordml/cei" xmlns:w16cex="http://schemas.microsoft.com/office/word/2018/wordml/cex" xmlns:w16cid="http://schemas.microsoft.com/office/word/2016/wordml/cid" xmlns:w16="http://schemas.microsoft.com/office/word/2018/wordml" xmlns:w16du="http://schemas.microsoft.com/office/word/2023/wordml/word16du" xmlns:w16sdtdh="http://schemas.microsoft.com/office/word/2020/wordml/sdtdatahash" xmlns:w16sdtfl="http://schemas.microsoft.com/office/word/2024/wordml/sdtformatlock" xmlns:w16se="http://schemas.microsoft.com/office/word/2015/wordml/symex" xmlns:wpg="http://schemas.microsoft.com/office/word/2010/wordprocessingGroup" xmlns:wpi="http://schemas.microsoft.com/office/word/2010/wordprocessingInk" xmlns:wne="http://schemas.microsoft.com/office/word/2006/wordml" xmlns:wps="http://schemas.microsoft.com/office/word/2010/wordprocessingShape" mc:Ignorable="w14 w15 w16se w16cid w16 w16cex w16sdtdh w16sdtfl w16du wp14">
   <w:endnote w:type="separator" w:id="-1">
     <w:p>
       <w:r>
@@ -4706,13 +6460,13 @@
 </file>
 
 <file path=word/footer1.xml><?xml version="1.0" encoding="utf-8"?>
-<w:ftr xmlns:wpc="http://schemas.microsoft.com/office/word/2010/wordprocessingCanvas" xmlns:cx="http://schemas.microsoft.com/office/drawing/2014/chartex" xmlns:cx1="http://schemas.microsoft.com/office/drawing/2015/9/8/chartex" xmlns:cx2="http://schemas.microsoft.com/office/drawing/2015/10/21/chartex" xmlns:cx3="http://schemas.microsoft.com/office/drawing/2016/5/9/chartex" xmlns:cx4="http://schemas.microsoft.com/office/drawing/2016/5/10/chartex" xmlns:cx5="http://schemas.microsoft.com/office/drawing/2016/5/11/chartex" xmlns:cx6="http://schemas.microsoft.com/office/drawing/2016/5/12/chartex" xmlns:cx7="http://schemas.microsoft.com/office/drawing/2016/5/13/chartex" xmlns:cx8="http://schemas.microsoft.com/office/drawing/2016/5/14/chartex" xmlns:mc="http://schemas.openxmlformats.org/markup-compatibility/2006" xmlns:aink="http://schemas.microsoft.com/office/drawing/2016/ink" xmlns:am3d="http://schemas.microsoft.com/office/drawing/2017/model3d" xmlns:o="urn:schemas-microsoft-com:office:office" xmlns:oel="http://schemas.microsoft.com/office/2019/extlst" xmlns:r="http://schemas.openxmlformats.org/officeDocument/2006/relationships" xmlns:m="http://schemas.openxmlformats.org/officeDocument/2006/math" xmlns:v="urn:schemas-microsoft-com:vml" xmlns:wp14="http://schemas.microsoft.com/office/word/2010/wordprocessingDrawing" xmlns:wp="http://schemas.openxmlformats.org/drawingml/2006/wordprocessingDrawing" xmlns:w10="urn:schemas-microsoft-com:office:word" xmlns:w="http://schemas.openxmlformats.org/wordprocessingml/2006/main" xmlns:w14="http://schemas.microsoft.com/office/word/2010/wordml" xmlns:w15="http://schemas.microsoft.com/office/word/2012/wordml" xmlns:w16cex="http://schemas.microsoft.com/office/word/2018/wordml/cex" xmlns:w16cid="http://schemas.microsoft.com/office/word/2016/wordml/cid" xmlns:w16="http://schemas.microsoft.com/office/word/2018/wordml" xmlns:w16du="http://schemas.microsoft.com/office/word/2023/wordml/word16du" xmlns:w16sdtdh="http://schemas.microsoft.com/office/word/2020/wordml/sdtdatahash" xmlns:w16sdtfl="http://schemas.microsoft.com/office/word/2024/wordml/sdtformatlock" xmlns:w16se="http://schemas.microsoft.com/office/word/2015/wordml/symex" xmlns:wpg="http://schemas.microsoft.com/office/word/2010/wordprocessingGroup" xmlns:wpi="http://schemas.microsoft.com/office/word/2010/wordprocessingInk" xmlns:wne="http://schemas.microsoft.com/office/word/2006/wordml" xmlns:wps="http://schemas.microsoft.com/office/word/2010/wordprocessingShape" mc:Ignorable="w14 w15 w16se w16cid w16 w16cex w16sdtdh w16sdtfl w16du wp14">
+<w:ftr xmlns:wpc="http://schemas.microsoft.com/office/word/2010/wordprocessingCanvas" xmlns:cx="http://schemas.microsoft.com/office/drawing/2014/chartex" xmlns:cx1="http://schemas.microsoft.com/office/drawing/2015/9/8/chartex" xmlns:cx2="http://schemas.microsoft.com/office/drawing/2015/10/21/chartex" xmlns:cx3="http://schemas.microsoft.com/office/drawing/2016/5/9/chartex" xmlns:cx4="http://schemas.microsoft.com/office/drawing/2016/5/10/chartex" xmlns:cx5="http://schemas.microsoft.com/office/drawing/2016/5/11/chartex" xmlns:cx6="http://schemas.microsoft.com/office/drawing/2016/5/12/chartex" xmlns:cx7="http://schemas.microsoft.com/office/drawing/2016/5/13/chartex" xmlns:cx8="http://schemas.microsoft.com/office/drawing/2016/5/14/chartex" xmlns:mc="http://schemas.openxmlformats.org/markup-compatibility/2006" xmlns:aink="http://schemas.microsoft.com/office/drawing/2016/ink" xmlns:am3d="http://schemas.microsoft.com/office/drawing/2017/model3d" xmlns:o="urn:schemas-microsoft-com:office:office" xmlns:oel="http://schemas.microsoft.com/office/2019/extlst" xmlns:r="http://schemas.openxmlformats.org/officeDocument/2006/relationships" xmlns:m="http://schemas.openxmlformats.org/officeDocument/2006/math" xmlns:v="urn:schemas-microsoft-com:vml" xmlns:wp14="http://schemas.microsoft.com/office/word/2010/wordprocessingDrawing" xmlns:wp="http://schemas.openxmlformats.org/drawingml/2006/wordprocessingDrawing" xmlns:w10="urn:schemas-microsoft-com:office:word" xmlns:w="http://schemas.openxmlformats.org/wordprocessingml/2006/main" xmlns:w14="http://schemas.microsoft.com/office/word/2010/wordml" xmlns:w15="http://schemas.microsoft.com/office/word/2012/wordml" xmlns:w16cei="http://schemas.microsoft.com/office/word/2026/wordml/cei" xmlns:w16cex="http://schemas.microsoft.com/office/word/2018/wordml/cex" xmlns:w16cid="http://schemas.microsoft.com/office/word/2016/wordml/cid" xmlns:w16="http://schemas.microsoft.com/office/word/2018/wordml" xmlns:w16du="http://schemas.microsoft.com/office/word/2023/wordml/word16du" xmlns:w16sdtdh="http://schemas.microsoft.com/office/word/2020/wordml/sdtdatahash" xmlns:w16sdtfl="http://schemas.microsoft.com/office/word/2024/wordml/sdtformatlock" xmlns:w16se="http://schemas.microsoft.com/office/word/2015/wordml/symex" xmlns:wpg="http://schemas.microsoft.com/office/word/2010/wordprocessingGroup" xmlns:wpi="http://schemas.microsoft.com/office/word/2010/wordprocessingInk" xmlns:wne="http://schemas.microsoft.com/office/word/2006/wordml" xmlns:wps="http://schemas.microsoft.com/office/word/2010/wordprocessingShape" mc:Ignorable="w14 w15 w16se w16cid w16 w16cex w16sdtdh w16sdtfl w16du wp14">
   <w:p/>
 </w:ftr>
 </file>
 
 <file path=word/footer2.xml><?xml version="1.0" encoding="utf-8"?>
-<w:ftr xmlns:wpc="http://schemas.microsoft.com/office/word/2010/wordprocessingCanvas" xmlns:cx="http://schemas.microsoft.com/office/drawing/2014/chartex" xmlns:cx1="http://schemas.microsoft.com/office/drawing/2015/9/8/chartex" xmlns:cx2="http://schemas.microsoft.com/office/drawing/2015/10/21/chartex" xmlns:cx3="http://schemas.microsoft.com/office/drawing/2016/5/9/chartex" xmlns:cx4="http://schemas.microsoft.com/office/drawing/2016/5/10/chartex" xmlns:cx5="http://schemas.microsoft.com/office/drawing/2016/5/11/chartex" xmlns:cx6="http://schemas.microsoft.com/office/drawing/2016/5/12/chartex" xmlns:cx7="http://schemas.microsoft.com/office/drawing/2016/5/13/chartex" xmlns:cx8="http://schemas.microsoft.com/office/drawing/2016/5/14/chartex" xmlns:mc="http://schemas.openxmlformats.org/markup-compatibility/2006" xmlns:aink="http://schemas.microsoft.com/office/drawing/2016/ink" xmlns:am3d="http://schemas.microsoft.com/office/drawing/2017/model3d" xmlns:o="urn:schemas-microsoft-com:office:office" xmlns:oel="http://schemas.microsoft.com/office/2019/extlst" xmlns:r="http://schemas.openxmlformats.org/officeDocument/2006/relationships" xmlns:m="http://schemas.openxmlformats.org/officeDocument/2006/math" xmlns:v="urn:schemas-microsoft-com:vml" xmlns:wp14="http://schemas.microsoft.com/office/word/2010/wordprocessingDrawing" xmlns:wp="http://schemas.openxmlformats.org/drawingml/2006/wordprocessingDrawing" xmlns:w10="urn:schemas-microsoft-com:office:word" xmlns:w="http://schemas.openxmlformats.org/wordprocessingml/2006/main" xmlns:w14="http://schemas.microsoft.com/office/word/2010/wordml" xmlns:w15="http://schemas.microsoft.com/office/word/2012/wordml" xmlns:w16cex="http://schemas.microsoft.com/office/word/2018/wordml/cex" xmlns:w16cid="http://schemas.microsoft.com/office/word/2016/wordml/cid" xmlns:w16="http://schemas.microsoft.com/office/word/2018/wordml" xmlns:w16du="http://schemas.microsoft.com/office/word/2023/wordml/word16du" xmlns:w16sdtdh="http://schemas.microsoft.com/office/word/2020/wordml/sdtdatahash" xmlns:w16sdtfl="http://schemas.microsoft.com/office/word/2024/wordml/sdtformatlock" xmlns:w16se="http://schemas.microsoft.com/office/word/2015/wordml/symex" xmlns:wpg="http://schemas.microsoft.com/office/word/2010/wordprocessingGroup" xmlns:wpi="http://schemas.microsoft.com/office/word/2010/wordprocessingInk" xmlns:wne="http://schemas.microsoft.com/office/word/2006/wordml" xmlns:wps="http://schemas.microsoft.com/office/word/2010/wordprocessingShape" mc:Ignorable="w14 w15 w16se w16cid w16 w16cex w16sdtdh w16sdtfl w16du wp14">
+<w:ftr xmlns:wpc="http://schemas.microsoft.com/office/word/2010/wordprocessingCanvas" xmlns:cx="http://schemas.microsoft.com/office/drawing/2014/chartex" xmlns:cx1="http://schemas.microsoft.com/office/drawing/2015/9/8/chartex" xmlns:cx2="http://schemas.microsoft.com/office/drawing/2015/10/21/chartex" xmlns:cx3="http://schemas.microsoft.com/office/drawing/2016/5/9/chartex" xmlns:cx4="http://schemas.microsoft.com/office/drawing/2016/5/10/chartex" xmlns:cx5="http://schemas.microsoft.com/office/drawing/2016/5/11/chartex" xmlns:cx6="http://schemas.microsoft.com/office/drawing/2016/5/12/chartex" xmlns:cx7="http://schemas.microsoft.com/office/drawing/2016/5/13/chartex" xmlns:cx8="http://schemas.microsoft.com/office/drawing/2016/5/14/chartex" xmlns:mc="http://schemas.openxmlformats.org/markup-compatibility/2006" xmlns:aink="http://schemas.microsoft.com/office/drawing/2016/ink" xmlns:am3d="http://schemas.microsoft.com/office/drawing/2017/model3d" xmlns:o="urn:schemas-microsoft-com:office:office" xmlns:oel="http://schemas.microsoft.com/office/2019/extlst" xmlns:r="http://schemas.openxmlformats.org/officeDocument/2006/relationships" xmlns:m="http://schemas.openxmlformats.org/officeDocument/2006/math" xmlns:v="urn:schemas-microsoft-com:vml" xmlns:wp14="http://schemas.microsoft.com/office/word/2010/wordprocessingDrawing" xmlns:wp="http://schemas.openxmlformats.org/drawingml/2006/wordprocessingDrawing" xmlns:w10="urn:schemas-microsoft-com:office:word" xmlns:w="http://schemas.openxmlformats.org/wordprocessingml/2006/main" xmlns:w14="http://schemas.microsoft.com/office/word/2010/wordml" xmlns:w15="http://schemas.microsoft.com/office/word/2012/wordml" xmlns:w16cei="http://schemas.microsoft.com/office/word/2026/wordml/cei" xmlns:w16cex="http://schemas.microsoft.com/office/word/2018/wordml/cex" xmlns:w16cid="http://schemas.microsoft.com/office/word/2016/wordml/cid" xmlns:w16="http://schemas.microsoft.com/office/word/2018/wordml" xmlns:w16du="http://schemas.microsoft.com/office/word/2023/wordml/word16du" xmlns:w16sdtdh="http://schemas.microsoft.com/office/word/2020/wordml/sdtdatahash" xmlns:w16sdtfl="http://schemas.microsoft.com/office/word/2024/wordml/sdtformatlock" xmlns:w16se="http://schemas.microsoft.com/office/word/2015/wordml/symex" xmlns:wpg="http://schemas.microsoft.com/office/word/2010/wordprocessingGroup" xmlns:wpi="http://schemas.microsoft.com/office/word/2010/wordprocessingInk" xmlns:wne="http://schemas.microsoft.com/office/word/2006/wordml" xmlns:wps="http://schemas.microsoft.com/office/word/2010/wordprocessingShape" mc:Ignorable="w14 w15 w16se w16cid w16 w16cex w16sdtdh w16sdtfl w16du wp14">
   <w:tbl>
     <w:tblPr>
       <w:tblW w:w="0" w:type="auto"/>
@@ -4893,13 +6647,13 @@
 </file>
 
 <file path=word/footer3.xml><?xml version="1.0" encoding="utf-8"?>
-<w:ftr xmlns:wpc="http://schemas.microsoft.com/office/word/2010/wordprocessingCanvas" xmlns:cx="http://schemas.microsoft.com/office/drawing/2014/chartex" xmlns:cx1="http://schemas.microsoft.com/office/drawing/2015/9/8/chartex" xmlns:cx2="http://schemas.microsoft.com/office/drawing/2015/10/21/chartex" xmlns:cx3="http://schemas.microsoft.com/office/drawing/2016/5/9/chartex" xmlns:cx4="http://schemas.microsoft.com/office/drawing/2016/5/10/chartex" xmlns:cx5="http://schemas.microsoft.com/office/drawing/2016/5/11/chartex" xmlns:cx6="http://schemas.microsoft.com/office/drawing/2016/5/12/chartex" xmlns:cx7="http://schemas.microsoft.com/office/drawing/2016/5/13/chartex" xmlns:cx8="http://schemas.microsoft.com/office/drawing/2016/5/14/chartex" xmlns:mc="http://schemas.openxmlformats.org/markup-compatibility/2006" xmlns:aink="http://schemas.microsoft.com/office/drawing/2016/ink" xmlns:am3d="http://schemas.microsoft.com/office/drawing/2017/model3d" xmlns:o="urn:schemas-microsoft-com:office:office" xmlns:oel="http://schemas.microsoft.com/office/2019/extlst" xmlns:r="http://schemas.openxmlformats.org/officeDocument/2006/relationships" xmlns:m="http://schemas.openxmlformats.org/officeDocument/2006/math" xmlns:v="urn:schemas-microsoft-com:vml" xmlns:wp14="http://schemas.microsoft.com/office/word/2010/wordprocessingDrawing" xmlns:wp="http://schemas.openxmlformats.org/drawingml/2006/wordprocessingDrawing" xmlns:w10="urn:schemas-microsoft-com:office:word" xmlns:w="http://schemas.openxmlformats.org/wordprocessingml/2006/main" xmlns:w14="http://schemas.microsoft.com/office/word/2010/wordml" xmlns:w15="http://schemas.microsoft.com/office/word/2012/wordml" xmlns:w16cex="http://schemas.microsoft.com/office/word/2018/wordml/cex" xmlns:w16cid="http://schemas.microsoft.com/office/word/2016/wordml/cid" xmlns:w16="http://schemas.microsoft.com/office/word/2018/wordml" xmlns:w16du="http://schemas.microsoft.com/office/word/2023/wordml/word16du" xmlns:w16sdtdh="http://schemas.microsoft.com/office/word/2020/wordml/sdtdatahash" xmlns:w16sdtfl="http://schemas.microsoft.com/office/word/2024/wordml/sdtformatlock" xmlns:w16se="http://schemas.microsoft.com/office/word/2015/wordml/symex" xmlns:wpg="http://schemas.microsoft.com/office/word/2010/wordprocessingGroup" xmlns:wpi="http://schemas.microsoft.com/office/word/2010/wordprocessingInk" xmlns:wne="http://schemas.microsoft.com/office/word/2006/wordml" xmlns:wps="http://schemas.microsoft.com/office/word/2010/wordprocessingShape" mc:Ignorable="w14 w15 w16se w16cid w16 w16cex w16sdtdh w16sdtfl w16du wp14">
+<w:ftr xmlns:wpc="http://schemas.microsoft.com/office/word/2010/wordprocessingCanvas" xmlns:cx="http://schemas.microsoft.com/office/drawing/2014/chartex" xmlns:cx1="http://schemas.microsoft.com/office/drawing/2015/9/8/chartex" xmlns:cx2="http://schemas.microsoft.com/office/drawing/2015/10/21/chartex" xmlns:cx3="http://schemas.microsoft.com/office/drawing/2016/5/9/chartex" xmlns:cx4="http://schemas.microsoft.com/office/drawing/2016/5/10/chartex" xmlns:cx5="http://schemas.microsoft.com/office/drawing/2016/5/11/chartex" xmlns:cx6="http://schemas.microsoft.com/office/drawing/2016/5/12/chartex" xmlns:cx7="http://schemas.microsoft.com/office/drawing/2016/5/13/chartex" xmlns:cx8="http://schemas.microsoft.com/office/drawing/2016/5/14/chartex" xmlns:mc="http://schemas.openxmlformats.org/markup-compatibility/2006" xmlns:aink="http://schemas.microsoft.com/office/drawing/2016/ink" xmlns:am3d="http://schemas.microsoft.com/office/drawing/2017/model3d" xmlns:o="urn:schemas-microsoft-com:office:office" xmlns:oel="http://schemas.microsoft.com/office/2019/extlst" xmlns:r="http://schemas.openxmlformats.org/officeDocument/2006/relationships" xmlns:m="http://schemas.openxmlformats.org/officeDocument/2006/math" xmlns:v="urn:schemas-microsoft-com:vml" xmlns:wp14="http://schemas.microsoft.com/office/word/2010/wordprocessingDrawing" xmlns:wp="http://schemas.openxmlformats.org/drawingml/2006/wordprocessingDrawing" xmlns:w10="urn:schemas-microsoft-com:office:word" xmlns:w="http://schemas.openxmlformats.org/wordprocessingml/2006/main" xmlns:w14="http://schemas.microsoft.com/office/word/2010/wordml" xmlns:w15="http://schemas.microsoft.com/office/word/2012/wordml" xmlns:w16cei="http://schemas.microsoft.com/office/word/2026/wordml/cei" xmlns:w16cex="http://schemas.microsoft.com/office/word/2018/wordml/cex" xmlns:w16cid="http://schemas.microsoft.com/office/word/2016/wordml/cid" xmlns:w16="http://schemas.microsoft.com/office/word/2018/wordml" xmlns:w16du="http://schemas.microsoft.com/office/word/2023/wordml/word16du" xmlns:w16sdtdh="http://schemas.microsoft.com/office/word/2020/wordml/sdtdatahash" xmlns:w16sdtfl="http://schemas.microsoft.com/office/word/2024/wordml/sdtformatlock" xmlns:w16se="http://schemas.microsoft.com/office/word/2015/wordml/symex" xmlns:wpg="http://schemas.microsoft.com/office/word/2010/wordprocessingGroup" xmlns:wpi="http://schemas.microsoft.com/office/word/2010/wordprocessingInk" xmlns:wne="http://schemas.microsoft.com/office/word/2006/wordml" xmlns:wps="http://schemas.microsoft.com/office/word/2010/wordprocessingShape" mc:Ignorable="w14 w15 w16se w16cid w16 w16cex w16sdtdh w16sdtfl w16du wp14">
   <w:p/>
 </w:ftr>
 </file>
 
 <file path=word/footnotes.xml><?xml version="1.0" encoding="utf-8"?>
-<w:footnotes xmlns:wpc="http://schemas.microsoft.com/office/word/2010/wordprocessingCanvas" xmlns:cx="http://schemas.microsoft.com/office/drawing/2014/chartex" xmlns:cx1="http://schemas.microsoft.com/office/drawing/2015/9/8/chartex" xmlns:cx2="http://schemas.microsoft.com/office/drawing/2015/10/21/chartex" xmlns:cx3="http://schemas.microsoft.com/office/drawing/2016/5/9/chartex" xmlns:cx4="http://schemas.microsoft.com/office/drawing/2016/5/10/chartex" xmlns:cx5="http://schemas.microsoft.com/office/drawing/2016/5/11/chartex" xmlns:cx6="http://schemas.microsoft.com/office/drawing/2016/5/12/chartex" xmlns:cx7="http://schemas.microsoft.com/office/drawing/2016/5/13/chartex" xmlns:cx8="http://schemas.microsoft.com/office/drawing/2016/5/14/chartex" xmlns:mc="http://schemas.openxmlformats.org/markup-compatibility/2006" xmlns:aink="http://schemas.microsoft.com/office/drawing/2016/ink" xmlns:am3d="http://schemas.microsoft.com/office/drawing/2017/model3d" xmlns:o="urn:schemas-microsoft-com:office:office" xmlns:oel="http://schemas.microsoft.com/office/2019/extlst" xmlns:r="http://schemas.openxmlformats.org/officeDocument/2006/relationships" xmlns:m="http://schemas.openxmlformats.org/officeDocument/2006/math" xmlns:v="urn:schemas-microsoft-com:vml" xmlns:wp14="http://schemas.microsoft.com/office/word/2010/wordprocessingDrawing" xmlns:wp="http://schemas.openxmlformats.org/drawingml/2006/wordprocessingDrawing" xmlns:w10="urn:schemas-microsoft-com:office:word" xmlns:w="http://schemas.openxmlformats.org/wordprocessingml/2006/main" xmlns:w14="http://schemas.microsoft.com/office/word/2010/wordml" xmlns:w15="http://schemas.microsoft.com/office/word/2012/wordml" xmlns:w16cex="http://schemas.microsoft.com/office/word/2018/wordml/cex" xmlns:w16cid="http://schemas.microsoft.com/office/word/2016/wordml/cid" xmlns:w16="http://schemas.microsoft.com/office/word/2018/wordml" xmlns:w16du="http://schemas.microsoft.com/office/word/2023/wordml/word16du" xmlns:w16sdtdh="http://schemas.microsoft.com/office/word/2020/wordml/sdtdatahash" xmlns:w16sdtfl="http://schemas.microsoft.com/office/word/2024/wordml/sdtformatlock" xmlns:w16se="http://schemas.microsoft.com/office/word/2015/wordml/symex" xmlns:wpg="http://schemas.microsoft.com/office/word/2010/wordprocessingGroup" xmlns:wpi="http://schemas.microsoft.com/office/word/2010/wordprocessingInk" xmlns:wne="http://schemas.microsoft.com/office/word/2006/wordml" xmlns:wps="http://schemas.microsoft.com/office/word/2010/wordprocessingShape" mc:Ignorable="w14 w15 w16se w16cid w16 w16cex w16sdtdh w16sdtfl w16du wp14">
+<w:footnotes xmlns:wpc="http://schemas.microsoft.com/office/word/2010/wordprocessingCanvas" xmlns:cx="http://schemas.microsoft.com/office/drawing/2014/chartex" xmlns:cx1="http://schemas.microsoft.com/office/drawing/2015/9/8/chartex" xmlns:cx2="http://schemas.microsoft.com/office/drawing/2015/10/21/chartex" xmlns:cx3="http://schemas.microsoft.com/office/drawing/2016/5/9/chartex" xmlns:cx4="http://schemas.microsoft.com/office/drawing/2016/5/10/chartex" xmlns:cx5="http://schemas.microsoft.com/office/drawing/2016/5/11/chartex" xmlns:cx6="http://schemas.microsoft.com/office/drawing/2016/5/12/chartex" xmlns:cx7="http://schemas.microsoft.com/office/drawing/2016/5/13/chartex" xmlns:cx8="http://schemas.microsoft.com/office/drawing/2016/5/14/chartex" xmlns:mc="http://schemas.openxmlformats.org/markup-compatibility/2006" xmlns:aink="http://schemas.microsoft.com/office/drawing/2016/ink" xmlns:am3d="http://schemas.microsoft.com/office/drawing/2017/model3d" xmlns:o="urn:schemas-microsoft-com:office:office" xmlns:oel="http://schemas.microsoft.com/office/2019/extlst" xmlns:r="http://schemas.openxmlformats.org/officeDocument/2006/relationships" xmlns:m="http://schemas.openxmlformats.org/officeDocument/2006/math" xmlns:v="urn:schemas-microsoft-com:vml" xmlns:wp14="http://schemas.microsoft.com/office/word/2010/wordprocessingDrawing" xmlns:wp="http://schemas.openxmlformats.org/drawingml/2006/wordprocessingDrawing" xmlns:w10="urn:schemas-microsoft-com:office:word" xmlns:w="http://schemas.openxmlformats.org/wordprocessingml/2006/main" xmlns:w14="http://schemas.microsoft.com/office/word/2010/wordml" xmlns:w15="http://schemas.microsoft.com/office/word/2012/wordml" xmlns:w16cei="http://schemas.microsoft.com/office/word/2026/wordml/cei" xmlns:w16cex="http://schemas.microsoft.com/office/word/2018/wordml/cex" xmlns:w16cid="http://schemas.microsoft.com/office/word/2016/wordml/cid" xmlns:w16="http://schemas.microsoft.com/office/word/2018/wordml" xmlns:w16du="http://schemas.microsoft.com/office/word/2023/wordml/word16du" xmlns:w16sdtdh="http://schemas.microsoft.com/office/word/2020/wordml/sdtdatahash" xmlns:w16sdtfl="http://schemas.microsoft.com/office/word/2024/wordml/sdtformatlock" xmlns:w16se="http://schemas.microsoft.com/office/word/2015/wordml/symex" xmlns:wpg="http://schemas.microsoft.com/office/word/2010/wordprocessingGroup" xmlns:wpi="http://schemas.microsoft.com/office/word/2010/wordprocessingInk" xmlns:wne="http://schemas.microsoft.com/office/word/2006/wordml" xmlns:wps="http://schemas.microsoft.com/office/word/2010/wordprocessingShape" mc:Ignorable="w14 w15 w16se w16cid w16 w16cex w16sdtdh w16sdtfl w16du wp14">
   <w:footnote w:type="separator" w:id="-1">
     <w:p>
       <w:r>
@@ -4918,7 +6672,7 @@
 </file>
 
 <file path=word/header1.xml><?xml version="1.0" encoding="utf-8"?>
-<w:hdr xmlns:wpc="http://schemas.microsoft.com/office/word/2010/wordprocessingCanvas" xmlns:cx="http://schemas.microsoft.com/office/drawing/2014/chartex" xmlns:cx1="http://schemas.microsoft.com/office/drawing/2015/9/8/chartex" xmlns:cx2="http://schemas.microsoft.com/office/drawing/2015/10/21/chartex" xmlns:cx3="http://schemas.microsoft.com/office/drawing/2016/5/9/chartex" xmlns:cx4="http://schemas.microsoft.com/office/drawing/2016/5/10/chartex" xmlns:cx5="http://schemas.microsoft.com/office/drawing/2016/5/11/chartex" xmlns:cx6="http://schemas.microsoft.com/office/drawing/2016/5/12/chartex" xmlns:cx7="http://schemas.microsoft.com/office/drawing/2016/5/13/chartex" xmlns:cx8="http://schemas.microsoft.com/office/drawing/2016/5/14/chartex" xmlns:mc="http://schemas.openxmlformats.org/markup-compatibility/2006" xmlns:aink="http://schemas.microsoft.com/office/drawing/2016/ink" xmlns:am3d="http://schemas.microsoft.com/office/drawing/2017/model3d" xmlns:o="urn:schemas-microsoft-com:office:office" xmlns:oel="http://schemas.microsoft.com/office/2019/extlst" xmlns:r="http://schemas.openxmlformats.org/officeDocument/2006/relationships" xmlns:m="http://schemas.openxmlformats.org/officeDocument/2006/math" xmlns:v="urn:schemas-microsoft-com:vml" xmlns:wp14="http://schemas.microsoft.com/office/word/2010/wordprocessingDrawing" xmlns:wp="http://schemas.openxmlformats.org/drawingml/2006/wordprocessingDrawing" xmlns:w10="urn:schemas-microsoft-com:office:word" xmlns:w="http://schemas.openxmlformats.org/wordprocessingml/2006/main" xmlns:w14="http://schemas.microsoft.com/office/word/2010/wordml" xmlns:w15="http://schemas.microsoft.com/office/word/2012/wordml" xmlns:w16cex="http://schemas.microsoft.com/office/word/2018/wordml/cex" xmlns:w16cid="http://schemas.microsoft.com/office/word/2016/wordml/cid" xmlns:w16="http://schemas.microsoft.com/office/word/2018/wordml" xmlns:w16du="http://schemas.microsoft.com/office/word/2023/wordml/word16du" xmlns:w16sdtdh="http://schemas.microsoft.com/office/word/2020/wordml/sdtdatahash" xmlns:w16sdtfl="http://schemas.microsoft.com/office/word/2024/wordml/sdtformatlock" xmlns:w16se="http://schemas.microsoft.com/office/word/2015/wordml/symex" xmlns:wpg="http://schemas.microsoft.com/office/word/2010/wordprocessingGroup" xmlns:wpi="http://schemas.microsoft.com/office/word/2010/wordprocessingInk" xmlns:wne="http://schemas.microsoft.com/office/word/2006/wordml" xmlns:wps="http://schemas.microsoft.com/office/word/2010/wordprocessingShape" mc:Ignorable="w14 w15 w16se w16cid w16 w16cex w16sdtdh w16sdtfl w16du wp14">
+<w:hdr xmlns:wpc="http://schemas.microsoft.com/office/word/2010/wordprocessingCanvas" xmlns:cx="http://schemas.microsoft.com/office/drawing/2014/chartex" xmlns:cx1="http://schemas.microsoft.com/office/drawing/2015/9/8/chartex" xmlns:cx2="http://schemas.microsoft.com/office/drawing/2015/10/21/chartex" xmlns:cx3="http://schemas.microsoft.com/office/drawing/2016/5/9/chartex" xmlns:cx4="http://schemas.microsoft.com/office/drawing/2016/5/10/chartex" xmlns:cx5="http://schemas.microsoft.com/office/drawing/2016/5/11/chartex" xmlns:cx6="http://schemas.microsoft.com/office/drawing/2016/5/12/chartex" xmlns:cx7="http://schemas.microsoft.com/office/drawing/2016/5/13/chartex" xmlns:cx8="http://schemas.microsoft.com/office/drawing/2016/5/14/chartex" xmlns:mc="http://schemas.openxmlformats.org/markup-compatibility/2006" xmlns:aink="http://schemas.microsoft.com/office/drawing/2016/ink" xmlns:am3d="http://schemas.microsoft.com/office/drawing/2017/model3d" xmlns:o="urn:schemas-microsoft-com:office:office" xmlns:oel="http://schemas.microsoft.com/office/2019/extlst" xmlns:r="http://schemas.openxmlformats.org/officeDocument/2006/relationships" xmlns:m="http://schemas.openxmlformats.org/officeDocument/2006/math" xmlns:v="urn:schemas-microsoft-com:vml" xmlns:wp14="http://schemas.microsoft.com/office/word/2010/wordprocessingDrawing" xmlns:wp="http://schemas.openxmlformats.org/drawingml/2006/wordprocessingDrawing" xmlns:w10="urn:schemas-microsoft-com:office:word" xmlns:w="http://schemas.openxmlformats.org/wordprocessingml/2006/main" xmlns:w14="http://schemas.microsoft.com/office/word/2010/wordml" xmlns:w15="http://schemas.microsoft.com/office/word/2012/wordml" xmlns:w16cei="http://schemas.microsoft.com/office/word/2026/wordml/cei" xmlns:w16cex="http://schemas.microsoft.com/office/word/2018/wordml/cex" xmlns:w16cid="http://schemas.microsoft.com/office/word/2016/wordml/cid" xmlns:w16="http://schemas.microsoft.com/office/word/2018/wordml" xmlns:w16du="http://schemas.microsoft.com/office/word/2023/wordml/word16du" xmlns:w16sdtdh="http://schemas.microsoft.com/office/word/2020/wordml/sdtdatahash" xmlns:w16sdtfl="http://schemas.microsoft.com/office/word/2024/wordml/sdtformatlock" xmlns:w16se="http://schemas.microsoft.com/office/word/2015/wordml/symex" xmlns:wpg="http://schemas.microsoft.com/office/word/2010/wordprocessingGroup" xmlns:wpi="http://schemas.microsoft.com/office/word/2010/wordprocessingInk" xmlns:wne="http://schemas.microsoft.com/office/word/2006/wordml" xmlns:wps="http://schemas.microsoft.com/office/word/2010/wordprocessingShape" mc:Ignorable="w14 w15 w16se w16cid w16 w16cex w16sdtdh w16sdtfl w16du wp14">
   <w:p>
     <w:pPr>
       <w:pStyle w:val="Kopfzeile"/>
@@ -4992,13 +6746,13 @@
 </file>
 
 <file path=word/header2.xml><?xml version="1.0" encoding="utf-8"?>
-<w:hdr xmlns:wpc="http://schemas.microsoft.com/office/word/2010/wordprocessingCanvas" xmlns:cx="http://schemas.microsoft.com/office/drawing/2014/chartex" xmlns:cx1="http://schemas.microsoft.com/office/drawing/2015/9/8/chartex" xmlns:cx2="http://schemas.microsoft.com/office/drawing/2015/10/21/chartex" xmlns:cx3="http://schemas.microsoft.com/office/drawing/2016/5/9/chartex" xmlns:cx4="http://schemas.microsoft.com/office/drawing/2016/5/10/chartex" xmlns:cx5="http://schemas.microsoft.com/office/drawing/2016/5/11/chartex" xmlns:cx6="http://schemas.microsoft.com/office/drawing/2016/5/12/chartex" xmlns:cx7="http://schemas.microsoft.com/office/drawing/2016/5/13/chartex" xmlns:cx8="http://schemas.microsoft.com/office/drawing/2016/5/14/chartex" xmlns:mc="http://schemas.openxmlformats.org/markup-compatibility/2006" xmlns:aink="http://schemas.microsoft.com/office/drawing/2016/ink" xmlns:am3d="http://schemas.microsoft.com/office/drawing/2017/model3d" xmlns:o="urn:schemas-microsoft-com:office:office" xmlns:oel="http://schemas.microsoft.com/office/2019/extlst" xmlns:r="http://schemas.openxmlformats.org/officeDocument/2006/relationships" xmlns:m="http://schemas.openxmlformats.org/officeDocument/2006/math" xmlns:v="urn:schemas-microsoft-com:vml" xmlns:wp14="http://schemas.microsoft.com/office/word/2010/wordprocessingDrawing" xmlns:wp="http://schemas.openxmlformats.org/drawingml/2006/wordprocessingDrawing" xmlns:w10="urn:schemas-microsoft-com:office:word" xmlns:w="http://schemas.openxmlformats.org/wordprocessingml/2006/main" xmlns:w14="http://schemas.microsoft.com/office/word/2010/wordml" xmlns:w15="http://schemas.microsoft.com/office/word/2012/wordml" xmlns:w16cex="http://schemas.microsoft.com/office/word/2018/wordml/cex" xmlns:w16cid="http://schemas.microsoft.com/office/word/2016/wordml/cid" xmlns:w16="http://schemas.microsoft.com/office/word/2018/wordml" xmlns:w16du="http://schemas.microsoft.com/office/word/2023/wordml/word16du" xmlns:w16sdtdh="http://schemas.microsoft.com/office/word/2020/wordml/sdtdatahash" xmlns:w16sdtfl="http://schemas.microsoft.com/office/word/2024/wordml/sdtformatlock" xmlns:w16se="http://schemas.microsoft.com/office/word/2015/wordml/symex" xmlns:wpg="http://schemas.microsoft.com/office/word/2010/wordprocessingGroup" xmlns:wpi="http://schemas.microsoft.com/office/word/2010/wordprocessingInk" xmlns:wne="http://schemas.microsoft.com/office/word/2006/wordml" xmlns:wps="http://schemas.microsoft.com/office/word/2010/wordprocessingShape" mc:Ignorable="w14 w15 w16se w16cid w16 w16cex w16sdtdh w16sdtfl w16du wp14">
+<w:hdr xmlns:wpc="http://schemas.microsoft.com/office/word/2010/wordprocessingCanvas" xmlns:cx="http://schemas.microsoft.com/office/drawing/2014/chartex" xmlns:cx1="http://schemas.microsoft.com/office/drawing/2015/9/8/chartex" xmlns:cx2="http://schemas.microsoft.com/office/drawing/2015/10/21/chartex" xmlns:cx3="http://schemas.microsoft.com/office/drawing/2016/5/9/chartex" xmlns:cx4="http://schemas.microsoft.com/office/drawing/2016/5/10/chartex" xmlns:cx5="http://schemas.microsoft.com/office/drawing/2016/5/11/chartex" xmlns:cx6="http://schemas.microsoft.com/office/drawing/2016/5/12/chartex" xmlns:cx7="http://schemas.microsoft.com/office/drawing/2016/5/13/chartex" xmlns:cx8="http://schemas.microsoft.com/office/drawing/2016/5/14/chartex" xmlns:mc="http://schemas.openxmlformats.org/markup-compatibility/2006" xmlns:aink="http://schemas.microsoft.com/office/drawing/2016/ink" xmlns:am3d="http://schemas.microsoft.com/office/drawing/2017/model3d" xmlns:o="urn:schemas-microsoft-com:office:office" xmlns:oel="http://schemas.microsoft.com/office/2019/extlst" xmlns:r="http://schemas.openxmlformats.org/officeDocument/2006/relationships" xmlns:m="http://schemas.openxmlformats.org/officeDocument/2006/math" xmlns:v="urn:schemas-microsoft-com:vml" xmlns:wp14="http://schemas.microsoft.com/office/word/2010/wordprocessingDrawing" xmlns:wp="http://schemas.openxmlformats.org/drawingml/2006/wordprocessingDrawing" xmlns:w10="urn:schemas-microsoft-com:office:word" xmlns:w="http://schemas.openxmlformats.org/wordprocessingml/2006/main" xmlns:w14="http://schemas.microsoft.com/office/word/2010/wordml" xmlns:w15="http://schemas.microsoft.com/office/word/2012/wordml" xmlns:w16cei="http://schemas.microsoft.com/office/word/2026/wordml/cei" xmlns:w16cex="http://schemas.microsoft.com/office/word/2018/wordml/cex" xmlns:w16cid="http://schemas.microsoft.com/office/word/2016/wordml/cid" xmlns:w16="http://schemas.microsoft.com/office/word/2018/wordml" xmlns:w16du="http://schemas.microsoft.com/office/word/2023/wordml/word16du" xmlns:w16sdtdh="http://schemas.microsoft.com/office/word/2020/wordml/sdtdatahash" xmlns:w16sdtfl="http://schemas.microsoft.com/office/word/2024/wordml/sdtformatlock" xmlns:w16se="http://schemas.microsoft.com/office/word/2015/wordml/symex" xmlns:wpg="http://schemas.microsoft.com/office/word/2010/wordprocessingGroup" xmlns:wpi="http://schemas.microsoft.com/office/word/2010/wordprocessingInk" xmlns:wne="http://schemas.microsoft.com/office/word/2006/wordml" xmlns:wps="http://schemas.microsoft.com/office/word/2010/wordprocessingShape" mc:Ignorable="w14 w15 w16se w16cid w16 w16cex w16sdtdh w16sdtfl w16du wp14">
   <w:p/>
 </w:hdr>
 </file>
 
 <file path=word/header3.xml><?xml version="1.0" encoding="utf-8"?>
-<w:hdr xmlns:wpc="http://schemas.microsoft.com/office/word/2010/wordprocessingCanvas" xmlns:cx="http://schemas.microsoft.com/office/drawing/2014/chartex" xmlns:cx1="http://schemas.microsoft.com/office/drawing/2015/9/8/chartex" xmlns:cx2="http://schemas.microsoft.com/office/drawing/2015/10/21/chartex" xmlns:cx3="http://schemas.microsoft.com/office/drawing/2016/5/9/chartex" xmlns:cx4="http://schemas.microsoft.com/office/drawing/2016/5/10/chartex" xmlns:cx5="http://schemas.microsoft.com/office/drawing/2016/5/11/chartex" xmlns:cx6="http://schemas.microsoft.com/office/drawing/2016/5/12/chartex" xmlns:cx7="http://schemas.microsoft.com/office/drawing/2016/5/13/chartex" xmlns:cx8="http://schemas.microsoft.com/office/drawing/2016/5/14/chartex" xmlns:mc="http://schemas.openxmlformats.org/markup-compatibility/2006" xmlns:aink="http://schemas.microsoft.com/office/drawing/2016/ink" xmlns:am3d="http://schemas.microsoft.com/office/drawing/2017/model3d" xmlns:o="urn:schemas-microsoft-com:office:office" xmlns:oel="http://schemas.microsoft.com/office/2019/extlst" xmlns:r="http://schemas.openxmlformats.org/officeDocument/2006/relationships" xmlns:m="http://schemas.openxmlformats.org/officeDocument/2006/math" xmlns:v="urn:schemas-microsoft-com:vml" xmlns:wp14="http://schemas.microsoft.com/office/word/2010/wordprocessingDrawing" xmlns:wp="http://schemas.openxmlformats.org/drawingml/2006/wordprocessingDrawing" xmlns:w10="urn:schemas-microsoft-com:office:word" xmlns:w="http://schemas.openxmlformats.org/wordprocessingml/2006/main" xmlns:w14="http://schemas.microsoft.com/office/word/2010/wordml" xmlns:w15="http://schemas.microsoft.com/office/word/2012/wordml" xmlns:w16cex="http://schemas.microsoft.com/office/word/2018/wordml/cex" xmlns:w16cid="http://schemas.microsoft.com/office/word/2016/wordml/cid" xmlns:w16="http://schemas.microsoft.com/office/word/2018/wordml" xmlns:w16du="http://schemas.microsoft.com/office/word/2023/wordml/word16du" xmlns:w16sdtdh="http://schemas.microsoft.com/office/word/2020/wordml/sdtdatahash" xmlns:w16sdtfl="http://schemas.microsoft.com/office/word/2024/wordml/sdtformatlock" xmlns:w16se="http://schemas.microsoft.com/office/word/2015/wordml/symex" xmlns:wpg="http://schemas.microsoft.com/office/word/2010/wordprocessingGroup" xmlns:wpi="http://schemas.microsoft.com/office/word/2010/wordprocessingInk" xmlns:wne="http://schemas.microsoft.com/office/word/2006/wordml" xmlns:wps="http://schemas.microsoft.com/office/word/2010/wordprocessingShape" mc:Ignorable="w14 w15 w16se w16cid w16 w16cex w16sdtdh w16sdtfl w16du wp14">
+<w:hdr xmlns:wpc="http://schemas.microsoft.com/office/word/2010/wordprocessingCanvas" xmlns:cx="http://schemas.microsoft.com/office/drawing/2014/chartex" xmlns:cx1="http://schemas.microsoft.com/office/drawing/2015/9/8/chartex" xmlns:cx2="http://schemas.microsoft.com/office/drawing/2015/10/21/chartex" xmlns:cx3="http://schemas.microsoft.com/office/drawing/2016/5/9/chartex" xmlns:cx4="http://schemas.microsoft.com/office/drawing/2016/5/10/chartex" xmlns:cx5="http://schemas.microsoft.com/office/drawing/2016/5/11/chartex" xmlns:cx6="http://schemas.microsoft.com/office/drawing/2016/5/12/chartex" xmlns:cx7="http://schemas.microsoft.com/office/drawing/2016/5/13/chartex" xmlns:cx8="http://schemas.microsoft.com/office/drawing/2016/5/14/chartex" xmlns:mc="http://schemas.openxmlformats.org/markup-compatibility/2006" xmlns:aink="http://schemas.microsoft.com/office/drawing/2016/ink" xmlns:am3d="http://schemas.microsoft.com/office/drawing/2017/model3d" xmlns:o="urn:schemas-microsoft-com:office:office" xmlns:oel="http://schemas.microsoft.com/office/2019/extlst" xmlns:r="http://schemas.openxmlformats.org/officeDocument/2006/relationships" xmlns:m="http://schemas.openxmlformats.org/officeDocument/2006/math" xmlns:v="urn:schemas-microsoft-com:vml" xmlns:wp14="http://schemas.microsoft.com/office/word/2010/wordprocessingDrawing" xmlns:wp="http://schemas.openxmlformats.org/drawingml/2006/wordprocessingDrawing" xmlns:w10="urn:schemas-microsoft-com:office:word" xmlns:w="http://schemas.openxmlformats.org/wordprocessingml/2006/main" xmlns:w14="http://schemas.microsoft.com/office/word/2010/wordml" xmlns:w15="http://schemas.microsoft.com/office/word/2012/wordml" xmlns:w16cei="http://schemas.microsoft.com/office/word/2026/wordml/cei" xmlns:w16cex="http://schemas.microsoft.com/office/word/2018/wordml/cex" xmlns:w16cid="http://schemas.microsoft.com/office/word/2016/wordml/cid" xmlns:w16="http://schemas.microsoft.com/office/word/2018/wordml" xmlns:w16du="http://schemas.microsoft.com/office/word/2023/wordml/word16du" xmlns:w16sdtdh="http://schemas.microsoft.com/office/word/2020/wordml/sdtdatahash" xmlns:w16sdtfl="http://schemas.microsoft.com/office/word/2024/wordml/sdtformatlock" xmlns:w16se="http://schemas.microsoft.com/office/word/2015/wordml/symex" xmlns:wpg="http://schemas.microsoft.com/office/word/2010/wordprocessingGroup" xmlns:wpi="http://schemas.microsoft.com/office/word/2010/wordprocessingInk" xmlns:wne="http://schemas.microsoft.com/office/word/2006/wordml" xmlns:wps="http://schemas.microsoft.com/office/word/2010/wordprocessingShape" mc:Ignorable="w14 w15 w16se w16cid w16 w16cex w16sdtdh w16sdtfl w16du wp14">
   <w:p>
     <w:pPr>
       <w:pStyle w:val="Kopfzeile"/>
@@ -5044,13 +6798,13 @@
 </file>
 
 <file path=word/header4.xml><?xml version="1.0" encoding="utf-8"?>
-<w:hdr xmlns:wpc="http://schemas.microsoft.com/office/word/2010/wordprocessingCanvas" xmlns:cx="http://schemas.microsoft.com/office/drawing/2014/chartex" xmlns:cx1="http://schemas.microsoft.com/office/drawing/2015/9/8/chartex" xmlns:cx2="http://schemas.microsoft.com/office/drawing/2015/10/21/chartex" xmlns:cx3="http://schemas.microsoft.com/office/drawing/2016/5/9/chartex" xmlns:cx4="http://schemas.microsoft.com/office/drawing/2016/5/10/chartex" xmlns:cx5="http://schemas.microsoft.com/office/drawing/2016/5/11/chartex" xmlns:cx6="http://schemas.microsoft.com/office/drawing/2016/5/12/chartex" xmlns:cx7="http://schemas.microsoft.com/office/drawing/2016/5/13/chartex" xmlns:cx8="http://schemas.microsoft.com/office/drawing/2016/5/14/chartex" xmlns:mc="http://schemas.openxmlformats.org/markup-compatibility/2006" xmlns:aink="http://schemas.microsoft.com/office/drawing/2016/ink" xmlns:am3d="http://schemas.microsoft.com/office/drawing/2017/model3d" xmlns:o="urn:schemas-microsoft-com:office:office" xmlns:oel="http://schemas.microsoft.com/office/2019/extlst" xmlns:r="http://schemas.openxmlformats.org/officeDocument/2006/relationships" xmlns:m="http://schemas.openxmlformats.org/officeDocument/2006/math" xmlns:v="urn:schemas-microsoft-com:vml" xmlns:wp14="http://schemas.microsoft.com/office/word/2010/wordprocessingDrawing" xmlns:wp="http://schemas.openxmlformats.org/drawingml/2006/wordprocessingDrawing" xmlns:w10="urn:schemas-microsoft-com:office:word" xmlns:w="http://schemas.openxmlformats.org/wordprocessingml/2006/main" xmlns:w14="http://schemas.microsoft.com/office/word/2010/wordml" xmlns:w15="http://schemas.microsoft.com/office/word/2012/wordml" xmlns:w16cex="http://schemas.microsoft.com/office/word/2018/wordml/cex" xmlns:w16cid="http://schemas.microsoft.com/office/word/2016/wordml/cid" xmlns:w16="http://schemas.microsoft.com/office/word/2018/wordml" xmlns:w16du="http://schemas.microsoft.com/office/word/2023/wordml/word16du" xmlns:w16sdtdh="http://schemas.microsoft.com/office/word/2020/wordml/sdtdatahash" xmlns:w16sdtfl="http://schemas.microsoft.com/office/word/2024/wordml/sdtformatlock" xmlns:w16se="http://schemas.microsoft.com/office/word/2015/wordml/symex" xmlns:wpg="http://schemas.microsoft.com/office/word/2010/wordprocessingGroup" xmlns:wpi="http://schemas.microsoft.com/office/word/2010/wordprocessingInk" xmlns:wne="http://schemas.microsoft.com/office/word/2006/wordml" xmlns:wps="http://schemas.microsoft.com/office/word/2010/wordprocessingShape" mc:Ignorable="w14 w15 w16se w16cid w16 w16cex w16sdtdh w16sdtfl w16du wp14">
+<w:hdr xmlns:wpc="http://schemas.microsoft.com/office/word/2010/wordprocessingCanvas" xmlns:cx="http://schemas.microsoft.com/office/drawing/2014/chartex" xmlns:cx1="http://schemas.microsoft.com/office/drawing/2015/9/8/chartex" xmlns:cx2="http://schemas.microsoft.com/office/drawing/2015/10/21/chartex" xmlns:cx3="http://schemas.microsoft.com/office/drawing/2016/5/9/chartex" xmlns:cx4="http://schemas.microsoft.com/office/drawing/2016/5/10/chartex" xmlns:cx5="http://schemas.microsoft.com/office/drawing/2016/5/11/chartex" xmlns:cx6="http://schemas.microsoft.com/office/drawing/2016/5/12/chartex" xmlns:cx7="http://schemas.microsoft.com/office/drawing/2016/5/13/chartex" xmlns:cx8="http://schemas.microsoft.com/office/drawing/2016/5/14/chartex" xmlns:mc="http://schemas.openxmlformats.org/markup-compatibility/2006" xmlns:aink="http://schemas.microsoft.com/office/drawing/2016/ink" xmlns:am3d="http://schemas.microsoft.com/office/drawing/2017/model3d" xmlns:o="urn:schemas-microsoft-com:office:office" xmlns:oel="http://schemas.microsoft.com/office/2019/extlst" xmlns:r="http://schemas.openxmlformats.org/officeDocument/2006/relationships" xmlns:m="http://schemas.openxmlformats.org/officeDocument/2006/math" xmlns:v="urn:schemas-microsoft-com:vml" xmlns:wp14="http://schemas.microsoft.com/office/word/2010/wordprocessingDrawing" xmlns:wp="http://schemas.openxmlformats.org/drawingml/2006/wordprocessingDrawing" xmlns:w10="urn:schemas-microsoft-com:office:word" xmlns:w="http://schemas.openxmlformats.org/wordprocessingml/2006/main" xmlns:w14="http://schemas.microsoft.com/office/word/2010/wordml" xmlns:w15="http://schemas.microsoft.com/office/word/2012/wordml" xmlns:w16cei="http://schemas.microsoft.com/office/word/2026/wordml/cei" xmlns:w16cex="http://schemas.microsoft.com/office/word/2018/wordml/cex" xmlns:w16cid="http://schemas.microsoft.com/office/word/2016/wordml/cid" xmlns:w16="http://schemas.microsoft.com/office/word/2018/wordml" xmlns:w16du="http://schemas.microsoft.com/office/word/2023/wordml/word16du" xmlns:w16sdtdh="http://schemas.microsoft.com/office/word/2020/wordml/sdtdatahash" xmlns:w16sdtfl="http://schemas.microsoft.com/office/word/2024/wordml/sdtformatlock" xmlns:w16se="http://schemas.microsoft.com/office/word/2015/wordml/symex" xmlns:wpg="http://schemas.microsoft.com/office/word/2010/wordprocessingGroup" xmlns:wpi="http://schemas.microsoft.com/office/word/2010/wordprocessingInk" xmlns:wne="http://schemas.microsoft.com/office/word/2006/wordml" xmlns:wps="http://schemas.microsoft.com/office/word/2010/wordprocessingShape" mc:Ignorable="w14 w15 w16se w16cid w16 w16cex w16sdtdh w16sdtfl w16du wp14">
   <w:p/>
 </w:hdr>
 </file>
 
 <file path=word/numbering.xml><?xml version="1.0" encoding="utf-8"?>
-<w:numbering xmlns:wpc="http://schemas.microsoft.com/office/word/2010/wordprocessingCanvas" xmlns:cx="http://schemas.microsoft.com/office/drawing/2014/chartex" xmlns:cx1="http://schemas.microsoft.com/office/drawing/2015/9/8/chartex" xmlns:cx2="http://schemas.microsoft.com/office/drawing/2015/10/21/chartex" xmlns:cx3="http://schemas.microsoft.com/office/drawing/2016/5/9/chartex" xmlns:cx4="http://schemas.microsoft.com/office/drawing/2016/5/10/chartex" xmlns:cx5="http://schemas.microsoft.com/office/drawing/2016/5/11/chartex" xmlns:cx6="http://schemas.microsoft.com/office/drawing/2016/5/12/chartex" xmlns:cx7="http://schemas.microsoft.com/office/drawing/2016/5/13/chartex" xmlns:cx8="http://schemas.microsoft.com/office/drawing/2016/5/14/chartex" xmlns:mc="http://schemas.openxmlformats.org/markup-compatibility/2006" xmlns:aink="http://schemas.microsoft.com/office/drawing/2016/ink" xmlns:am3d="http://schemas.microsoft.com/office/drawing/2017/model3d" xmlns:o="urn:schemas-microsoft-com:office:office" xmlns:oel="http://schemas.microsoft.com/office/2019/extlst" xmlns:r="http://schemas.openxmlformats.org/officeDocument/2006/relationships" xmlns:m="http://schemas.openxmlformats.org/officeDocument/2006/math" xmlns:v="urn:schemas-microsoft-com:vml" xmlns:wp14="http://schemas.microsoft.com/office/word/2010/wordprocessingDrawing" xmlns:wp="http://schemas.openxmlformats.org/drawingml/2006/wordprocessingDrawing" xmlns:w10="urn:schemas-microsoft-com:office:word" xmlns:w="http://schemas.openxmlformats.org/wordprocessingml/2006/main" xmlns:w14="http://schemas.microsoft.com/office/word/2010/wordml" xmlns:w15="http://schemas.microsoft.com/office/word/2012/wordml" xmlns:w16cex="http://schemas.microsoft.com/office/word/2018/wordml/cex" xmlns:w16cid="http://schemas.microsoft.com/office/word/2016/wordml/cid" xmlns:w16="http://schemas.microsoft.com/office/word/2018/wordml" xmlns:w16du="http://schemas.microsoft.com/office/word/2023/wordml/word16du" xmlns:w16sdtdh="http://schemas.microsoft.com/office/word/2020/wordml/sdtdatahash" xmlns:w16sdtfl="http://schemas.microsoft.com/office/word/2024/wordml/sdtformatlock" xmlns:w16se="http://schemas.microsoft.com/office/word/2015/wordml/symex" xmlns:wpg="http://schemas.microsoft.com/office/word/2010/wordprocessingGroup" xmlns:wpi="http://schemas.microsoft.com/office/word/2010/wordprocessingInk" xmlns:wne="http://schemas.microsoft.com/office/word/2006/wordml" xmlns:wps="http://schemas.microsoft.com/office/word/2010/wordprocessingShape" mc:Ignorable="w14 w15 w16se w16cid w16 w16cex w16sdtdh w16sdtfl w16du wp14">
+<w:numbering xmlns:wpc="http://schemas.microsoft.com/office/word/2010/wordprocessingCanvas" xmlns:cx="http://schemas.microsoft.com/office/drawing/2014/chartex" xmlns:cx1="http://schemas.microsoft.com/office/drawing/2015/9/8/chartex" xmlns:cx2="http://schemas.microsoft.com/office/drawing/2015/10/21/chartex" xmlns:cx3="http://schemas.microsoft.com/office/drawing/2016/5/9/chartex" xmlns:cx4="http://schemas.microsoft.com/office/drawing/2016/5/10/chartex" xmlns:cx5="http://schemas.microsoft.com/office/drawing/2016/5/11/chartex" xmlns:cx6="http://schemas.microsoft.com/office/drawing/2016/5/12/chartex" xmlns:cx7="http://schemas.microsoft.com/office/drawing/2016/5/13/chartex" xmlns:cx8="http://schemas.microsoft.com/office/drawing/2016/5/14/chartex" xmlns:mc="http://schemas.openxmlformats.org/markup-compatibility/2006" xmlns:aink="http://schemas.microsoft.com/office/drawing/2016/ink" xmlns:am3d="http://schemas.microsoft.com/office/drawing/2017/model3d" xmlns:o="urn:schemas-microsoft-com:office:office" xmlns:oel="http://schemas.microsoft.com/office/2019/extlst" xmlns:r="http://schemas.openxmlformats.org/officeDocument/2006/relationships" xmlns:m="http://schemas.openxmlformats.org/officeDocument/2006/math" xmlns:v="urn:schemas-microsoft-com:vml" xmlns:wp14="http://schemas.microsoft.com/office/word/2010/wordprocessingDrawing" xmlns:wp="http://schemas.openxmlformats.org/drawingml/2006/wordprocessingDrawing" xmlns:w10="urn:schemas-microsoft-com:office:word" xmlns:w="http://schemas.openxmlformats.org/wordprocessingml/2006/main" xmlns:w14="http://schemas.microsoft.com/office/word/2010/wordml" xmlns:w15="http://schemas.microsoft.com/office/word/2012/wordml" xmlns:w16cei="http://schemas.microsoft.com/office/word/2026/wordml/cei" xmlns:w16cex="http://schemas.microsoft.com/office/word/2018/wordml/cex" xmlns:w16cid="http://schemas.microsoft.com/office/word/2016/wordml/cid" xmlns:w16="http://schemas.microsoft.com/office/word/2018/wordml" xmlns:w16du="http://schemas.microsoft.com/office/word/2023/wordml/word16du" xmlns:w16sdtdh="http://schemas.microsoft.com/office/word/2020/wordml/sdtdatahash" xmlns:w16sdtfl="http://schemas.microsoft.com/office/word/2024/wordml/sdtformatlock" xmlns:w16se="http://schemas.microsoft.com/office/word/2015/wordml/symex" xmlns:wpg="http://schemas.microsoft.com/office/word/2010/wordprocessingGroup" xmlns:wpi="http://schemas.microsoft.com/office/word/2010/wordprocessingInk" xmlns:wne="http://schemas.microsoft.com/office/word/2006/wordml" xmlns:wps="http://schemas.microsoft.com/office/word/2010/wordprocessingShape" mc:Ignorable="w14 w15 w16se w16cid w16 w16cex w16sdtdh w16sdtfl w16du wp14">
   <w:abstractNum w:abstractNumId="0" w15:restartNumberingAfterBreak="0">
     <w:nsid w:val="00000001"/>
     <w:multiLevelType w:val="multilevel"/>
@@ -5257,7 +7011,7 @@
     <w:lsdException w:name="index 9" w:semiHidden="1" w:unhideWhenUsed="1"/>
     <w:lsdException w:name="toc 1" w:semiHidden="1" w:uiPriority="39" w:unhideWhenUsed="1"/>
     <w:lsdException w:name="toc 2" w:semiHidden="1" w:uiPriority="39" w:unhideWhenUsed="1"/>
-    <w:lsdException w:name="toc 3" w:semiHidden="1" w:unhideWhenUsed="1"/>
+    <w:lsdException w:name="toc 3" w:semiHidden="1" w:uiPriority="39" w:unhideWhenUsed="1"/>
     <w:lsdException w:name="toc 4" w:semiHidden="1" w:unhideWhenUsed="1"/>
     <w:lsdException w:name="toc 5" w:semiHidden="1" w:unhideWhenUsed="1"/>
     <w:lsdException w:name="toc 6" w:semiHidden="1" w:unhideWhenUsed="1"/>
@@ -5783,7 +7537,6 @@
   <w:style w:type="character" w:default="1" w:styleId="Absatz-Standardschriftart">
     <w:name w:val="Default Paragraph Font"/>
     <w:uiPriority w:val="1"/>
-    <w:semiHidden/>
     <w:unhideWhenUsed/>
   </w:style>
   <w:style w:type="table" w:default="1" w:styleId="NormaleTabelle">
@@ -5965,6 +7718,7 @@
     <w:name w:val="toc 3"/>
     <w:basedOn w:val="Standard"/>
     <w:next w:val="Standard"/>
+    <w:uiPriority w:val="39"/>
     <w:pPr>
       <w:ind w:left="400"/>
     </w:pPr>

--- a/Dokumentation/Diplomarbeit_Template.docx
+++ b/Dokumentation/Diplomarbeit_Template.docx
@@ -1,6 +1,6 @@
 
 <file path=word/document.xml><?xml version="1.0" encoding="utf-8"?>
-<w:document xmlns:wpc="http://schemas.microsoft.com/office/word/2010/wordprocessingCanvas" xmlns:cx="http://schemas.microsoft.com/office/drawing/2014/chartex" xmlns:cx1="http://schemas.microsoft.com/office/drawing/2015/9/8/chartex" xmlns:cx2="http://schemas.microsoft.com/office/drawing/2015/10/21/chartex" xmlns:cx3="http://schemas.microsoft.com/office/drawing/2016/5/9/chartex" xmlns:cx4="http://schemas.microsoft.com/office/drawing/2016/5/10/chartex" xmlns:cx5="http://schemas.microsoft.com/office/drawing/2016/5/11/chartex" xmlns:cx6="http://schemas.microsoft.com/office/drawing/2016/5/12/chartex" xmlns:cx7="http://schemas.microsoft.com/office/drawing/2016/5/13/chartex" xmlns:cx8="http://schemas.microsoft.com/office/drawing/2016/5/14/chartex" xmlns:mc="http://schemas.openxmlformats.org/markup-compatibility/2006" xmlns:aink="http://schemas.microsoft.com/office/drawing/2016/ink" xmlns:am3d="http://schemas.microsoft.com/office/drawing/2017/model3d" xmlns:o="urn:schemas-microsoft-com:office:office" xmlns:oel="http://schemas.microsoft.com/office/2019/extlst" xmlns:r="http://schemas.openxmlformats.org/officeDocument/2006/relationships" xmlns:m="http://schemas.openxmlformats.org/officeDocument/2006/math" xmlns:v="urn:schemas-microsoft-com:vml" xmlns:wp14="http://schemas.microsoft.com/office/word/2010/wordprocessingDrawing" xmlns:wp="http://schemas.openxmlformats.org/drawingml/2006/wordprocessingDrawing" xmlns:w10="urn:schemas-microsoft-com:office:word" xmlns:w="http://schemas.openxmlformats.org/wordprocessingml/2006/main" xmlns:w14="http://schemas.microsoft.com/office/word/2010/wordml" xmlns:w15="http://schemas.microsoft.com/office/word/2012/wordml" xmlns:w16cei="http://schemas.microsoft.com/office/word/2026/wordml/cei" xmlns:w16cex="http://schemas.microsoft.com/office/word/2018/wordml/cex" xmlns:w16cid="http://schemas.microsoft.com/office/word/2016/wordml/cid" xmlns:w16="http://schemas.microsoft.com/office/word/2018/wordml" xmlns:w16du="http://schemas.microsoft.com/office/word/2023/wordml/word16du" xmlns:w16sdtdh="http://schemas.microsoft.com/office/word/2020/wordml/sdtdatahash" xmlns:w16sdtfl="http://schemas.microsoft.com/office/word/2024/wordml/sdtformatlock" xmlns:w16se="http://schemas.microsoft.com/office/word/2015/wordml/symex" xmlns:wpg="http://schemas.microsoft.com/office/word/2010/wordprocessingGroup" xmlns:wpi="http://schemas.microsoft.com/office/word/2010/wordprocessingInk" xmlns:wne="http://schemas.microsoft.com/office/word/2006/wordml" xmlns:wps="http://schemas.microsoft.com/office/word/2010/wordprocessingShape" mc:Ignorable="w14 w15 w16se w16cid w16 w16cex w16sdtdh w16sdtfl w16du wp14">
+<w:document xmlns:wpc="http://schemas.microsoft.com/office/word/2010/wordprocessingCanvas" xmlns:cx="http://schemas.microsoft.com/office/drawing/2014/chartex" xmlns:cx1="http://schemas.microsoft.com/office/drawing/2015/9/8/chartex" xmlns:cx2="http://schemas.microsoft.com/office/drawing/2015/10/21/chartex" xmlns:cx3="http://schemas.microsoft.com/office/drawing/2016/5/9/chartex" xmlns:cx4="http://schemas.microsoft.com/office/drawing/2016/5/10/chartex" xmlns:cx5="http://schemas.microsoft.com/office/drawing/2016/5/11/chartex" xmlns:cx6="http://schemas.microsoft.com/office/drawing/2016/5/12/chartex" xmlns:cx7="http://schemas.microsoft.com/office/drawing/2016/5/13/chartex" xmlns:cx8="http://schemas.microsoft.com/office/drawing/2016/5/14/chartex" xmlns:mc="http://schemas.openxmlformats.org/markup-compatibility/2006" xmlns:aink="http://schemas.microsoft.com/office/drawing/2016/ink" xmlns:am3d="http://schemas.microsoft.com/office/drawing/2017/model3d" xmlns:o="urn:schemas-microsoft-com:office:office" xmlns:oel="http://schemas.microsoft.com/office/2019/extlst" xmlns:r="http://schemas.openxmlformats.org/officeDocument/2006/relationships" xmlns:m="http://schemas.openxmlformats.org/officeDocument/2006/math" xmlns:v="urn:schemas-microsoft-com:vml" xmlns:wp14="http://schemas.microsoft.com/office/word/2010/wordprocessingDrawing" xmlns:wp="http://schemas.openxmlformats.org/drawingml/2006/wordprocessingDrawing" xmlns:w10="urn:schemas-microsoft-com:office:word" xmlns:w="http://schemas.openxmlformats.org/wordprocessingml/2006/main" xmlns:w14="http://schemas.microsoft.com/office/word/2010/wordml" xmlns:w15="http://schemas.microsoft.com/office/word/2012/wordml" xmlns:w16cex="http://schemas.microsoft.com/office/word/2018/wordml/cex" xmlns:w16cid="http://schemas.microsoft.com/office/word/2016/wordml/cid" xmlns:w16="http://schemas.microsoft.com/office/word/2018/wordml" xmlns:w16du="http://schemas.microsoft.com/office/word/2023/wordml/word16du" xmlns:w16sdtdh="http://schemas.microsoft.com/office/word/2020/wordml/sdtdatahash" xmlns:w16sdtfl="http://schemas.microsoft.com/office/word/2024/wordml/sdtformatlock" xmlns:w16se="http://schemas.microsoft.com/office/word/2015/wordml/symex" xmlns:wpg="http://schemas.microsoft.com/office/word/2010/wordprocessingGroup" xmlns:wpi="http://schemas.microsoft.com/office/word/2010/wordprocessingInk" xmlns:wne="http://schemas.microsoft.com/office/word/2006/wordml" xmlns:wps="http://schemas.microsoft.com/office/word/2010/wordprocessingShape" mc:Ignorable="w14 w15 w16se w16cid w16 w16cex w16sdtdh w16sdtfl w16du wp14">
   <w:background w:color="FFFFFF"/>
   <w:body>
     <w:p/>
@@ -2296,8 +2296,16 @@
         <w:rPr>
           <w:lang w:val="de-AT"/>
         </w:rPr>
-        <w:t>analog-to-digital coverter</w:t>
-      </w:r>
+        <w:t xml:space="preserve">analog-to-digital </w:t>
+      </w:r>
+      <w:proofErr w:type="spellStart"/>
+      <w:r>
+        <w:rPr>
+          <w:lang w:val="de-AT"/>
+        </w:rPr>
+        <w:t>coverter</w:t>
+      </w:r>
+      <w:proofErr w:type="spellEnd"/>
     </w:p>
     <w:p>
       <w:pPr>
@@ -2314,12 +2322,42 @@
         </w:rPr>
         <w:t xml:space="preserve">BTI </w:t>
       </w:r>
-      <w:r>
-        <w:rPr>
-          <w:lang w:val="de-AT"/>
-        </w:rPr>
-        <w:t>bias temperature instability</w:t>
-      </w:r>
+      <w:proofErr w:type="spellStart"/>
+      <w:r>
+        <w:rPr>
+          <w:lang w:val="de-AT"/>
+        </w:rPr>
+        <w:t>bias</w:t>
+      </w:r>
+      <w:proofErr w:type="spellEnd"/>
+      <w:r>
+        <w:rPr>
+          <w:lang w:val="de-AT"/>
+        </w:rPr>
+        <w:t xml:space="preserve"> </w:t>
+      </w:r>
+      <w:proofErr w:type="spellStart"/>
+      <w:r>
+        <w:rPr>
+          <w:lang w:val="de-AT"/>
+        </w:rPr>
+        <w:t>temperature</w:t>
+      </w:r>
+      <w:proofErr w:type="spellEnd"/>
+      <w:r>
+        <w:rPr>
+          <w:lang w:val="de-AT"/>
+        </w:rPr>
+        <w:t xml:space="preserve"> </w:t>
+      </w:r>
+      <w:proofErr w:type="spellStart"/>
+      <w:r>
+        <w:rPr>
+          <w:lang w:val="de-AT"/>
+        </w:rPr>
+        <w:t>instability</w:t>
+      </w:r>
+      <w:proofErr w:type="spellEnd"/>
     </w:p>
     <w:p>
       <w:pPr>
@@ -2340,8 +2378,16 @@
         <w:rPr>
           <w:lang w:val="de-AT"/>
         </w:rPr>
-        <w:t>digital-to-analog coverter</w:t>
-      </w:r>
+        <w:t xml:space="preserve">digital-to-analog </w:t>
+      </w:r>
+      <w:proofErr w:type="spellStart"/>
+      <w:r>
+        <w:rPr>
+          <w:lang w:val="de-AT"/>
+        </w:rPr>
+        <w:t>coverter</w:t>
+      </w:r>
+      <w:proofErr w:type="spellEnd"/>
     </w:p>
     <w:p>
       <w:pPr>
@@ -2358,12 +2404,42 @@
         </w:rPr>
         <w:t xml:space="preserve">DUT </w:t>
       </w:r>
-      <w:r>
-        <w:rPr>
-          <w:lang w:val="de-AT"/>
-        </w:rPr>
-        <w:t>device under test</w:t>
-      </w:r>
+      <w:proofErr w:type="spellStart"/>
+      <w:r>
+        <w:rPr>
+          <w:lang w:val="de-AT"/>
+        </w:rPr>
+        <w:t>device</w:t>
+      </w:r>
+      <w:proofErr w:type="spellEnd"/>
+      <w:r>
+        <w:rPr>
+          <w:lang w:val="de-AT"/>
+        </w:rPr>
+        <w:t xml:space="preserve"> </w:t>
+      </w:r>
+      <w:proofErr w:type="spellStart"/>
+      <w:r>
+        <w:rPr>
+          <w:lang w:val="de-AT"/>
+        </w:rPr>
+        <w:t>under</w:t>
+      </w:r>
+      <w:proofErr w:type="spellEnd"/>
+      <w:r>
+        <w:rPr>
+          <w:lang w:val="de-AT"/>
+        </w:rPr>
+        <w:t xml:space="preserve"> </w:t>
+      </w:r>
+      <w:proofErr w:type="spellStart"/>
+      <w:r>
+        <w:rPr>
+          <w:lang w:val="de-AT"/>
+        </w:rPr>
+        <w:t>test</w:t>
+      </w:r>
+      <w:proofErr w:type="spellEnd"/>
     </w:p>
     <w:p>
       <w:pPr>
@@ -2380,12 +2456,28 @@
         </w:rPr>
         <w:t xml:space="preserve">FET </w:t>
       </w:r>
-      <w:r>
-        <w:rPr>
-          <w:lang w:val="de-AT"/>
-        </w:rPr>
-        <w:t>field-effect transistor</w:t>
-      </w:r>
+      <w:proofErr w:type="spellStart"/>
+      <w:r>
+        <w:rPr>
+          <w:lang w:val="de-AT"/>
+        </w:rPr>
+        <w:t>field-effect</w:t>
+      </w:r>
+      <w:proofErr w:type="spellEnd"/>
+      <w:r>
+        <w:rPr>
+          <w:lang w:val="de-AT"/>
+        </w:rPr>
+        <w:t xml:space="preserve"> </w:t>
+      </w:r>
+      <w:proofErr w:type="spellStart"/>
+      <w:r>
+        <w:rPr>
+          <w:lang w:val="de-AT"/>
+        </w:rPr>
+        <w:t>transistor</w:t>
+      </w:r>
+      <w:proofErr w:type="spellEnd"/>
     </w:p>
     <w:p>
       <w:pPr>
@@ -2402,12 +2494,28 @@
         </w:rPr>
         <w:t xml:space="preserve">GIDL </w:t>
       </w:r>
-      <w:r>
-        <w:rPr>
-          <w:lang w:val="de-AT"/>
-        </w:rPr>
-        <w:t>gate-induced drain leakage</w:t>
-      </w:r>
+      <w:proofErr w:type="spellStart"/>
+      <w:r>
+        <w:rPr>
+          <w:lang w:val="de-AT"/>
+        </w:rPr>
+        <w:t>gate-induced</w:t>
+      </w:r>
+      <w:proofErr w:type="spellEnd"/>
+      <w:r>
+        <w:rPr>
+          <w:lang w:val="de-AT"/>
+        </w:rPr>
+        <w:t xml:space="preserve"> drain </w:t>
+      </w:r>
+      <w:proofErr w:type="spellStart"/>
+      <w:r>
+        <w:rPr>
+          <w:lang w:val="de-AT"/>
+        </w:rPr>
+        <w:t>leakage</w:t>
+      </w:r>
+      <w:proofErr w:type="spellEnd"/>
     </w:p>
     <w:p>
       <w:pPr>
@@ -2424,12 +2532,28 @@
         </w:rPr>
         <w:t xml:space="preserve">HC </w:t>
       </w:r>
-      <w:r>
-        <w:rPr>
-          <w:lang w:val="de-AT"/>
-        </w:rPr>
-        <w:t>hot carrier</w:t>
-      </w:r>
+      <w:proofErr w:type="spellStart"/>
+      <w:r>
+        <w:rPr>
+          <w:lang w:val="de-AT"/>
+        </w:rPr>
+        <w:t>hot</w:t>
+      </w:r>
+      <w:proofErr w:type="spellEnd"/>
+      <w:r>
+        <w:rPr>
+          <w:lang w:val="de-AT"/>
+        </w:rPr>
+        <w:t xml:space="preserve"> </w:t>
+      </w:r>
+      <w:proofErr w:type="spellStart"/>
+      <w:r>
+        <w:rPr>
+          <w:lang w:val="de-AT"/>
+        </w:rPr>
+        <w:t>carrier</w:t>
+      </w:r>
+      <w:proofErr w:type="spellEnd"/>
     </w:p>
     <w:p>
       <w:pPr>
@@ -2929,60 +3053,70 @@
           <w:iCs/>
           <w:lang w:val="en-US"/>
         </w:rPr>
-        <w:t>voltage to their metal gate terminal modulates the conductivity between the source</w:t>
-      </w:r>
-    </w:p>
-    <w:p>
-      <w:pPr>
-        <w:ind w:left="576"/>
+        <w:t xml:space="preserve">voltage to their metal gate terminal modulates the conductivity between the </w:t>
+      </w:r>
+      <w:proofErr w:type="gramStart"/>
+      <w:r>
         <w:rPr>
           <w:i/>
           <w:iCs/>
           <w:lang w:val="en-US"/>
         </w:rPr>
-      </w:pPr>
-      <w:r>
+        <w:t>source</w:t>
+      </w:r>
+      <w:proofErr w:type="gramEnd"/>
+    </w:p>
+    <w:p>
+      <w:pPr>
+        <w:ind w:left="576"/>
         <w:rPr>
           <w:i/>
           <w:iCs/>
           <w:lang w:val="en-US"/>
         </w:rPr>
-        <w:t>and drain terminals. This creates a channel at the semiconductor-insulator interface,</w:t>
-      </w:r>
-    </w:p>
-    <w:p>
-      <w:pPr>
-        <w:ind w:left="576"/>
+      </w:pPr>
+      <w:r>
         <w:rPr>
           <w:i/>
           <w:iCs/>
           <w:lang w:val="en-US"/>
         </w:rPr>
-      </w:pPr>
-      <w:r>
+        <w:t>and drain terminals. This creates a channel at the semiconductor-insulator interface,</w:t>
+      </w:r>
+    </w:p>
+    <w:p>
+      <w:pPr>
+        <w:ind w:left="576"/>
         <w:rPr>
           <w:i/>
           <w:iCs/>
           <w:lang w:val="en-US"/>
         </w:rPr>
-        <w:t>allowing for the switching of electronic signals, making them essential to reproduce the</w:t>
-      </w:r>
-    </w:p>
-    <w:p>
-      <w:pPr>
-        <w:ind w:left="576"/>
+      </w:pPr>
+      <w:r>
         <w:rPr>
           <w:i/>
           <w:iCs/>
           <w:lang w:val="en-US"/>
         </w:rPr>
-      </w:pPr>
-      <w:r>
+        <w:t>allowing for the switching of electronic signals, making them essential to reproduce the</w:t>
+      </w:r>
+    </w:p>
+    <w:p>
+      <w:pPr>
+        <w:ind w:left="576"/>
         <w:rPr>
           <w:i/>
           <w:iCs/>
           <w:lang w:val="en-US"/>
         </w:rPr>
+      </w:pPr>
+      <w:r>
+        <w:rPr>
+          <w:i/>
+          <w:iCs/>
+          <w:lang w:val="en-US"/>
+        </w:rPr>
         <w:t>binary logic necessary for logic gates of computer architectures – Quelle 1, Page 1</w:t>
       </w:r>
     </w:p>
@@ -2999,11 +3133,33 @@
           <w:lang w:val="de-AT"/>
         </w:rPr>
       </w:pPr>
-      <w:r>
-        <w:rPr>
-          <w:lang w:val="de-AT"/>
-        </w:rPr>
-        <w:t xml:space="preserve">Heutztage sind in der elektronik </w:t>
+      <w:proofErr w:type="spellStart"/>
+      <w:r>
+        <w:rPr>
+          <w:lang w:val="de-AT"/>
+        </w:rPr>
+        <w:t>Heutztage</w:t>
+      </w:r>
+      <w:proofErr w:type="spellEnd"/>
+      <w:r>
+        <w:rPr>
+          <w:lang w:val="de-AT"/>
+        </w:rPr>
+        <w:t xml:space="preserve"> sind in der </w:t>
+      </w:r>
+      <w:proofErr w:type="spellStart"/>
+      <w:r>
+        <w:rPr>
+          <w:lang w:val="de-AT"/>
+        </w:rPr>
+        <w:t>elektronik</w:t>
+      </w:r>
+      <w:proofErr w:type="spellEnd"/>
+      <w:r>
+        <w:rPr>
+          <w:lang w:val="de-AT"/>
+        </w:rPr>
+        <w:t xml:space="preserve"> </w:t>
       </w:r>
       <w:r>
         <w:rPr>
@@ -3011,36 +3167,668 @@
         </w:rPr>
         <w:t xml:space="preserve">werden </w:t>
       </w:r>
-      <w:r>
-        <w:rPr>
-          <w:lang w:val="de-AT"/>
-        </w:rPr>
-        <w:t xml:space="preserve">schalter meist mit Feldeffekttransistoren realieseirt, diese sind geeignet für hohe schaltfrequenzne können kleiner hergesetllt und zuferlässiger desingt werdem. </w:t>
-      </w:r>
-      <w:r>
-        <w:rPr>
-          <w:lang w:val="de-AT"/>
-        </w:rPr>
-        <w:t xml:space="preserve">Diese nutzen das prinzips der elektrischen felder, durch das anlegen einer spannung am Gate des tranisitors wird die breite des leitfähigen kanals zwischen den Drain und Source anschlüssen moduliert. Durch diese gegebenheit sind die Feldefekt transistoren geeignet als elektrischeer schalter verwedet zu werden. </w:t>
-      </w:r>
-    </w:p>
-    <w:p>
-      <w:pPr>
-        <w:rPr>
-          <w:lang w:val="de-AT"/>
-        </w:rPr>
-      </w:pPr>
-      <w:r>
-        <w:rPr>
-          <w:lang w:val="de-AT"/>
-        </w:rPr>
-        <w:t>Die Bajeren die der entwiklung besserer FETs im wege steht ist die hersstellung und sind parameter wie leistungs aufnahme als auch schaltgeschwindigkeit. Diese parameter sind durhc die herstellung bestimmt und die defekte die bei dieser entsthen. Mosfets werden aus verscheidenen sichten aufgebaut, da dies wie nicht in der tehckink perfekt vor sich geht entstehen defekte zwischen den verscheidenen schichten als auch in den einzelnen schichten.</w:t>
-      </w:r>
-      <w:r>
-        <w:rPr>
-          <w:lang w:val="de-AT"/>
-        </w:rPr>
-        <w:t xml:space="preserve"> Diese defekte in der silitium kristall struktur können die eigenschaften der halbleiter veerändern, das elektrische feld des matall gates, indem defekte ladungsträger aufnehmen können als auch abgeben können. Durch das aufnehmen kann sich </w:t>
+      <w:proofErr w:type="spellStart"/>
+      <w:r>
+        <w:rPr>
+          <w:lang w:val="de-AT"/>
+        </w:rPr>
+        <w:t>schalter</w:t>
+      </w:r>
+      <w:proofErr w:type="spellEnd"/>
+      <w:r>
+        <w:rPr>
+          <w:lang w:val="de-AT"/>
+        </w:rPr>
+        <w:t xml:space="preserve"> meist mit Feldeffekttransistoren </w:t>
+      </w:r>
+      <w:proofErr w:type="spellStart"/>
+      <w:r>
+        <w:rPr>
+          <w:lang w:val="de-AT"/>
+        </w:rPr>
+        <w:t>realieseirt</w:t>
+      </w:r>
+      <w:proofErr w:type="spellEnd"/>
+      <w:r>
+        <w:rPr>
+          <w:lang w:val="de-AT"/>
+        </w:rPr>
+        <w:t xml:space="preserve">, diese sind geeignet für hohe </w:t>
+      </w:r>
+      <w:proofErr w:type="spellStart"/>
+      <w:r>
+        <w:rPr>
+          <w:lang w:val="de-AT"/>
+        </w:rPr>
+        <w:t>schaltfrequenzne</w:t>
+      </w:r>
+      <w:proofErr w:type="spellEnd"/>
+      <w:r>
+        <w:rPr>
+          <w:lang w:val="de-AT"/>
+        </w:rPr>
+        <w:t xml:space="preserve"> können kleiner </w:t>
+      </w:r>
+      <w:proofErr w:type="spellStart"/>
+      <w:r>
+        <w:rPr>
+          <w:lang w:val="de-AT"/>
+        </w:rPr>
+        <w:t>hergesetllt</w:t>
+      </w:r>
+      <w:proofErr w:type="spellEnd"/>
+      <w:r>
+        <w:rPr>
+          <w:lang w:val="de-AT"/>
+        </w:rPr>
+        <w:t xml:space="preserve"> und </w:t>
+      </w:r>
+      <w:proofErr w:type="spellStart"/>
+      <w:r>
+        <w:rPr>
+          <w:lang w:val="de-AT"/>
+        </w:rPr>
+        <w:t>zuferlässiger</w:t>
+      </w:r>
+      <w:proofErr w:type="spellEnd"/>
+      <w:r>
+        <w:rPr>
+          <w:lang w:val="de-AT"/>
+        </w:rPr>
+        <w:t xml:space="preserve"> </w:t>
+      </w:r>
+      <w:proofErr w:type="spellStart"/>
+      <w:r>
+        <w:rPr>
+          <w:lang w:val="de-AT"/>
+        </w:rPr>
+        <w:t>desingt</w:t>
+      </w:r>
+      <w:proofErr w:type="spellEnd"/>
+      <w:r>
+        <w:rPr>
+          <w:lang w:val="de-AT"/>
+        </w:rPr>
+        <w:t xml:space="preserve"> </w:t>
+      </w:r>
+      <w:proofErr w:type="spellStart"/>
+      <w:r>
+        <w:rPr>
+          <w:lang w:val="de-AT"/>
+        </w:rPr>
+        <w:t>werdem</w:t>
+      </w:r>
+      <w:proofErr w:type="spellEnd"/>
+      <w:r>
+        <w:rPr>
+          <w:lang w:val="de-AT"/>
+        </w:rPr>
+        <w:t xml:space="preserve">. </w:t>
+      </w:r>
+      <w:r>
+        <w:rPr>
+          <w:lang w:val="de-AT"/>
+        </w:rPr>
+        <w:t xml:space="preserve">Diese nutzen das </w:t>
+      </w:r>
+      <w:proofErr w:type="spellStart"/>
+      <w:r>
+        <w:rPr>
+          <w:lang w:val="de-AT"/>
+        </w:rPr>
+        <w:t>prinzips</w:t>
+      </w:r>
+      <w:proofErr w:type="spellEnd"/>
+      <w:r>
+        <w:rPr>
+          <w:lang w:val="de-AT"/>
+        </w:rPr>
+        <w:t xml:space="preserve"> der elektrischen </w:t>
+      </w:r>
+      <w:proofErr w:type="spellStart"/>
+      <w:r>
+        <w:rPr>
+          <w:lang w:val="de-AT"/>
+        </w:rPr>
+        <w:t>felder</w:t>
+      </w:r>
+      <w:proofErr w:type="spellEnd"/>
+      <w:r>
+        <w:rPr>
+          <w:lang w:val="de-AT"/>
+        </w:rPr>
+        <w:t xml:space="preserve">, durch </w:t>
+      </w:r>
+      <w:proofErr w:type="gramStart"/>
+      <w:r>
+        <w:rPr>
+          <w:lang w:val="de-AT"/>
+        </w:rPr>
+        <w:t xml:space="preserve">das </w:t>
+      </w:r>
+      <w:proofErr w:type="spellStart"/>
+      <w:r>
+        <w:rPr>
+          <w:lang w:val="de-AT"/>
+        </w:rPr>
+        <w:t>anlegen</w:t>
+      </w:r>
+      <w:proofErr w:type="spellEnd"/>
+      <w:proofErr w:type="gramEnd"/>
+      <w:r>
+        <w:rPr>
+          <w:lang w:val="de-AT"/>
+        </w:rPr>
+        <w:t xml:space="preserve"> einer </w:t>
+      </w:r>
+      <w:proofErr w:type="spellStart"/>
+      <w:r>
+        <w:rPr>
+          <w:lang w:val="de-AT"/>
+        </w:rPr>
+        <w:t>spannung</w:t>
+      </w:r>
+      <w:proofErr w:type="spellEnd"/>
+      <w:r>
+        <w:rPr>
+          <w:lang w:val="de-AT"/>
+        </w:rPr>
+        <w:t xml:space="preserve"> am Gate des </w:t>
+      </w:r>
+      <w:proofErr w:type="spellStart"/>
+      <w:r>
+        <w:rPr>
+          <w:lang w:val="de-AT"/>
+        </w:rPr>
+        <w:t>tranisitors</w:t>
+      </w:r>
+      <w:proofErr w:type="spellEnd"/>
+      <w:r>
+        <w:rPr>
+          <w:lang w:val="de-AT"/>
+        </w:rPr>
+        <w:t xml:space="preserve"> wird die breite des leitfähigen </w:t>
+      </w:r>
+      <w:proofErr w:type="spellStart"/>
+      <w:r>
+        <w:rPr>
+          <w:lang w:val="de-AT"/>
+        </w:rPr>
+        <w:t>kanals</w:t>
+      </w:r>
+      <w:proofErr w:type="spellEnd"/>
+      <w:r>
+        <w:rPr>
+          <w:lang w:val="de-AT"/>
+        </w:rPr>
+        <w:t xml:space="preserve"> zwischen den Drain und Source </w:t>
+      </w:r>
+      <w:proofErr w:type="spellStart"/>
+      <w:r>
+        <w:rPr>
+          <w:lang w:val="de-AT"/>
+        </w:rPr>
+        <w:t>anschlüssen</w:t>
+      </w:r>
+      <w:proofErr w:type="spellEnd"/>
+      <w:r>
+        <w:rPr>
+          <w:lang w:val="de-AT"/>
+        </w:rPr>
+        <w:t xml:space="preserve"> moduliert. Durch diese </w:t>
+      </w:r>
+      <w:proofErr w:type="spellStart"/>
+      <w:r>
+        <w:rPr>
+          <w:lang w:val="de-AT"/>
+        </w:rPr>
+        <w:t>gegebenheit</w:t>
+      </w:r>
+      <w:proofErr w:type="spellEnd"/>
+      <w:r>
+        <w:rPr>
+          <w:lang w:val="de-AT"/>
+        </w:rPr>
+        <w:t xml:space="preserve"> sind die </w:t>
+      </w:r>
+      <w:proofErr w:type="spellStart"/>
+      <w:r>
+        <w:rPr>
+          <w:lang w:val="de-AT"/>
+        </w:rPr>
+        <w:t>Feldefekt</w:t>
+      </w:r>
+      <w:proofErr w:type="spellEnd"/>
+      <w:r>
+        <w:rPr>
+          <w:lang w:val="de-AT"/>
+        </w:rPr>
+        <w:t xml:space="preserve"> </w:t>
+      </w:r>
+      <w:proofErr w:type="spellStart"/>
+      <w:r>
+        <w:rPr>
+          <w:lang w:val="de-AT"/>
+        </w:rPr>
+        <w:t>transistoren</w:t>
+      </w:r>
+      <w:proofErr w:type="spellEnd"/>
+      <w:r>
+        <w:rPr>
+          <w:lang w:val="de-AT"/>
+        </w:rPr>
+        <w:t xml:space="preserve"> geeignet als </w:t>
+      </w:r>
+      <w:proofErr w:type="spellStart"/>
+      <w:r>
+        <w:rPr>
+          <w:lang w:val="de-AT"/>
+        </w:rPr>
+        <w:t>elektrischeer</w:t>
+      </w:r>
+      <w:proofErr w:type="spellEnd"/>
+      <w:r>
+        <w:rPr>
+          <w:lang w:val="de-AT"/>
+        </w:rPr>
+        <w:t xml:space="preserve"> </w:t>
+      </w:r>
+      <w:proofErr w:type="spellStart"/>
+      <w:r>
+        <w:rPr>
+          <w:lang w:val="de-AT"/>
+        </w:rPr>
+        <w:t>schalter</w:t>
+      </w:r>
+      <w:proofErr w:type="spellEnd"/>
+      <w:r>
+        <w:rPr>
+          <w:lang w:val="de-AT"/>
+        </w:rPr>
+        <w:t xml:space="preserve"> </w:t>
+      </w:r>
+      <w:proofErr w:type="spellStart"/>
+      <w:r>
+        <w:rPr>
+          <w:lang w:val="de-AT"/>
+        </w:rPr>
+        <w:t>verwedet</w:t>
+      </w:r>
+      <w:proofErr w:type="spellEnd"/>
+      <w:r>
+        <w:rPr>
+          <w:lang w:val="de-AT"/>
+        </w:rPr>
+        <w:t xml:space="preserve"> zu werden. </w:t>
+      </w:r>
+    </w:p>
+    <w:p>
+      <w:pPr>
+        <w:rPr>
+          <w:lang w:val="de-AT"/>
+        </w:rPr>
+      </w:pPr>
+      <w:r>
+        <w:rPr>
+          <w:lang w:val="de-AT"/>
+        </w:rPr>
+        <w:t xml:space="preserve">Die </w:t>
+      </w:r>
+      <w:proofErr w:type="spellStart"/>
+      <w:r>
+        <w:rPr>
+          <w:lang w:val="de-AT"/>
+        </w:rPr>
+        <w:t>Bajeren</w:t>
+      </w:r>
+      <w:proofErr w:type="spellEnd"/>
+      <w:r>
+        <w:rPr>
+          <w:lang w:val="de-AT"/>
+        </w:rPr>
+        <w:t xml:space="preserve"> die der </w:t>
+      </w:r>
+      <w:proofErr w:type="spellStart"/>
+      <w:r>
+        <w:rPr>
+          <w:lang w:val="de-AT"/>
+        </w:rPr>
+        <w:t>entwiklung</w:t>
+      </w:r>
+      <w:proofErr w:type="spellEnd"/>
+      <w:r>
+        <w:rPr>
+          <w:lang w:val="de-AT"/>
+        </w:rPr>
+        <w:t xml:space="preserve"> besserer FETs im </w:t>
+      </w:r>
+      <w:proofErr w:type="spellStart"/>
+      <w:r>
+        <w:rPr>
+          <w:lang w:val="de-AT"/>
+        </w:rPr>
+        <w:t>wege</w:t>
+      </w:r>
+      <w:proofErr w:type="spellEnd"/>
+      <w:r>
+        <w:rPr>
+          <w:lang w:val="de-AT"/>
+        </w:rPr>
+        <w:t xml:space="preserve"> steht ist die </w:t>
+      </w:r>
+      <w:proofErr w:type="spellStart"/>
+      <w:r>
+        <w:rPr>
+          <w:lang w:val="de-AT"/>
+        </w:rPr>
+        <w:t>hersstellung</w:t>
+      </w:r>
+      <w:proofErr w:type="spellEnd"/>
+      <w:r>
+        <w:rPr>
+          <w:lang w:val="de-AT"/>
+        </w:rPr>
+        <w:t xml:space="preserve"> und sind </w:t>
+      </w:r>
+      <w:proofErr w:type="spellStart"/>
+      <w:r>
+        <w:rPr>
+          <w:lang w:val="de-AT"/>
+        </w:rPr>
+        <w:t>parameter</w:t>
+      </w:r>
+      <w:proofErr w:type="spellEnd"/>
+      <w:r>
+        <w:rPr>
+          <w:lang w:val="de-AT"/>
+        </w:rPr>
+        <w:t xml:space="preserve"> wie </w:t>
+      </w:r>
+      <w:proofErr w:type="spellStart"/>
+      <w:r>
+        <w:rPr>
+          <w:lang w:val="de-AT"/>
+        </w:rPr>
+        <w:t>leistungs</w:t>
+      </w:r>
+      <w:proofErr w:type="spellEnd"/>
+      <w:r>
+        <w:rPr>
+          <w:lang w:val="de-AT"/>
+        </w:rPr>
+        <w:t xml:space="preserve"> aufnahme als auch </w:t>
+      </w:r>
+      <w:proofErr w:type="spellStart"/>
+      <w:r>
+        <w:rPr>
+          <w:lang w:val="de-AT"/>
+        </w:rPr>
+        <w:t>schaltgeschwindigkeit</w:t>
+      </w:r>
+      <w:proofErr w:type="spellEnd"/>
+      <w:r>
+        <w:rPr>
+          <w:lang w:val="de-AT"/>
+        </w:rPr>
+        <w:t xml:space="preserve">. Diese </w:t>
+      </w:r>
+      <w:proofErr w:type="spellStart"/>
+      <w:r>
+        <w:rPr>
+          <w:lang w:val="de-AT"/>
+        </w:rPr>
+        <w:t>parameter</w:t>
+      </w:r>
+      <w:proofErr w:type="spellEnd"/>
+      <w:r>
+        <w:rPr>
+          <w:lang w:val="de-AT"/>
+        </w:rPr>
+        <w:t xml:space="preserve"> sind </w:t>
+      </w:r>
+      <w:proofErr w:type="spellStart"/>
+      <w:r>
+        <w:rPr>
+          <w:lang w:val="de-AT"/>
+        </w:rPr>
+        <w:t>durhc</w:t>
+      </w:r>
+      <w:proofErr w:type="spellEnd"/>
+      <w:r>
+        <w:rPr>
+          <w:lang w:val="de-AT"/>
+        </w:rPr>
+        <w:t xml:space="preserve"> die </w:t>
+      </w:r>
+      <w:proofErr w:type="spellStart"/>
+      <w:r>
+        <w:rPr>
+          <w:lang w:val="de-AT"/>
+        </w:rPr>
+        <w:t>herstellung</w:t>
+      </w:r>
+      <w:proofErr w:type="spellEnd"/>
+      <w:r>
+        <w:rPr>
+          <w:lang w:val="de-AT"/>
+        </w:rPr>
+        <w:t xml:space="preserve"> bestimmt und die defekte die bei dieser </w:t>
+      </w:r>
+      <w:proofErr w:type="spellStart"/>
+      <w:r>
+        <w:rPr>
+          <w:lang w:val="de-AT"/>
+        </w:rPr>
+        <w:t>entsthen</w:t>
+      </w:r>
+      <w:proofErr w:type="spellEnd"/>
+      <w:r>
+        <w:rPr>
+          <w:lang w:val="de-AT"/>
+        </w:rPr>
+        <w:t xml:space="preserve">. </w:t>
+      </w:r>
+      <w:proofErr w:type="spellStart"/>
+      <w:r>
+        <w:rPr>
+          <w:lang w:val="de-AT"/>
+        </w:rPr>
+        <w:t>Mosfets</w:t>
+      </w:r>
+      <w:proofErr w:type="spellEnd"/>
+      <w:r>
+        <w:rPr>
+          <w:lang w:val="de-AT"/>
+        </w:rPr>
+        <w:t xml:space="preserve"> werden aus </w:t>
+      </w:r>
+      <w:proofErr w:type="spellStart"/>
+      <w:r>
+        <w:rPr>
+          <w:lang w:val="de-AT"/>
+        </w:rPr>
+        <w:t>verscheidenen</w:t>
+      </w:r>
+      <w:proofErr w:type="spellEnd"/>
+      <w:r>
+        <w:rPr>
+          <w:lang w:val="de-AT"/>
+        </w:rPr>
+        <w:t xml:space="preserve"> sichten aufgebaut, da dies wie nicht in der </w:t>
+      </w:r>
+      <w:proofErr w:type="spellStart"/>
+      <w:r>
+        <w:rPr>
+          <w:lang w:val="de-AT"/>
+        </w:rPr>
+        <w:t>tehckink</w:t>
+      </w:r>
+      <w:proofErr w:type="spellEnd"/>
+      <w:r>
+        <w:rPr>
+          <w:lang w:val="de-AT"/>
+        </w:rPr>
+        <w:t xml:space="preserve"> perfekt vor sich geht entstehen defekte zwischen den </w:t>
+      </w:r>
+      <w:proofErr w:type="spellStart"/>
+      <w:r>
+        <w:rPr>
+          <w:lang w:val="de-AT"/>
+        </w:rPr>
+        <w:t>verscheidenen</w:t>
+      </w:r>
+      <w:proofErr w:type="spellEnd"/>
+      <w:r>
+        <w:rPr>
+          <w:lang w:val="de-AT"/>
+        </w:rPr>
+        <w:t xml:space="preserve"> schichten als auch in den einzelnen schichten.</w:t>
+      </w:r>
+      <w:r>
+        <w:rPr>
+          <w:lang w:val="de-AT"/>
+        </w:rPr>
+        <w:t xml:space="preserve"> Diese defekte in der </w:t>
+      </w:r>
+      <w:proofErr w:type="spellStart"/>
+      <w:r>
+        <w:rPr>
+          <w:lang w:val="de-AT"/>
+        </w:rPr>
+        <w:t>silitium</w:t>
+      </w:r>
+      <w:proofErr w:type="spellEnd"/>
+      <w:r>
+        <w:rPr>
+          <w:lang w:val="de-AT"/>
+        </w:rPr>
+        <w:t xml:space="preserve"> </w:t>
+      </w:r>
+      <w:proofErr w:type="spellStart"/>
+      <w:r>
+        <w:rPr>
+          <w:lang w:val="de-AT"/>
+        </w:rPr>
+        <w:t>kristall</w:t>
+      </w:r>
+      <w:proofErr w:type="spellEnd"/>
+      <w:r>
+        <w:rPr>
+          <w:lang w:val="de-AT"/>
+        </w:rPr>
+        <w:t xml:space="preserve"> </w:t>
+      </w:r>
+      <w:proofErr w:type="spellStart"/>
+      <w:r>
+        <w:rPr>
+          <w:lang w:val="de-AT"/>
+        </w:rPr>
+        <w:t>struktur</w:t>
+      </w:r>
+      <w:proofErr w:type="spellEnd"/>
+      <w:r>
+        <w:rPr>
+          <w:lang w:val="de-AT"/>
+        </w:rPr>
+        <w:t xml:space="preserve"> können die </w:t>
+      </w:r>
+      <w:proofErr w:type="spellStart"/>
+      <w:r>
+        <w:rPr>
+          <w:lang w:val="de-AT"/>
+        </w:rPr>
+        <w:t>eigenschaften</w:t>
+      </w:r>
+      <w:proofErr w:type="spellEnd"/>
+      <w:r>
+        <w:rPr>
+          <w:lang w:val="de-AT"/>
+        </w:rPr>
+        <w:t xml:space="preserve"> der </w:t>
+      </w:r>
+      <w:proofErr w:type="spellStart"/>
+      <w:r>
+        <w:rPr>
+          <w:lang w:val="de-AT"/>
+        </w:rPr>
+        <w:t>halbleiter</w:t>
+      </w:r>
+      <w:proofErr w:type="spellEnd"/>
+      <w:r>
+        <w:rPr>
+          <w:lang w:val="de-AT"/>
+        </w:rPr>
+        <w:t xml:space="preserve"> </w:t>
+      </w:r>
+      <w:proofErr w:type="spellStart"/>
+      <w:r>
+        <w:rPr>
+          <w:lang w:val="de-AT"/>
+        </w:rPr>
+        <w:t>veerändern</w:t>
+      </w:r>
+      <w:proofErr w:type="spellEnd"/>
+      <w:r>
+        <w:rPr>
+          <w:lang w:val="de-AT"/>
+        </w:rPr>
+        <w:t xml:space="preserve">, das elektrische </w:t>
+      </w:r>
+      <w:proofErr w:type="spellStart"/>
+      <w:r>
+        <w:rPr>
+          <w:lang w:val="de-AT"/>
+        </w:rPr>
+        <w:t>feld</w:t>
+      </w:r>
+      <w:proofErr w:type="spellEnd"/>
+      <w:r>
+        <w:rPr>
+          <w:lang w:val="de-AT"/>
+        </w:rPr>
+        <w:t xml:space="preserve"> des </w:t>
+      </w:r>
+      <w:proofErr w:type="spellStart"/>
+      <w:r>
+        <w:rPr>
+          <w:lang w:val="de-AT"/>
+        </w:rPr>
+        <w:t>matall</w:t>
+      </w:r>
+      <w:proofErr w:type="spellEnd"/>
+      <w:r>
+        <w:rPr>
+          <w:lang w:val="de-AT"/>
+        </w:rPr>
+        <w:t xml:space="preserve"> </w:t>
+      </w:r>
+      <w:proofErr w:type="spellStart"/>
+      <w:r>
+        <w:rPr>
+          <w:lang w:val="de-AT"/>
+        </w:rPr>
+        <w:t>gates</w:t>
+      </w:r>
+      <w:proofErr w:type="spellEnd"/>
+      <w:r>
+        <w:rPr>
+          <w:lang w:val="de-AT"/>
+        </w:rPr>
+        <w:t xml:space="preserve">, indem defekte </w:t>
+      </w:r>
+      <w:proofErr w:type="spellStart"/>
+      <w:r>
+        <w:rPr>
+          <w:lang w:val="de-AT"/>
+        </w:rPr>
+        <w:t>ladungsträger</w:t>
+      </w:r>
+      <w:proofErr w:type="spellEnd"/>
+      <w:r>
+        <w:rPr>
+          <w:lang w:val="de-AT"/>
+        </w:rPr>
+        <w:t xml:space="preserve"> aufnehmen können als auch abgeben können. Durch das aufnehmen kann sich </w:t>
       </w:r>
     </w:p>
     <w:p>
@@ -3099,28 +3887,170 @@
         </w:rPr>
         <w:t xml:space="preserve">Parameter eines FET können durch </w:t>
       </w:r>
+      <w:proofErr w:type="spellStart"/>
       <w:r>
         <w:rPr>
           <w:rFonts w:eastAsia="TimesNewRomanPSMT"/>
         </w:rPr>
-        <w:t>alterung ändern, durch dasändern kann in exctrenem alterung auch zu vollem versgen des bauteiles kommen z.b. Durchbruch des Gate isulators</w:t>
-      </w:r>
+        <w:t>alterung</w:t>
+      </w:r>
+      <w:proofErr w:type="spellEnd"/>
       <w:r>
         <w:rPr>
           <w:rFonts w:eastAsia="TimesNewRomanPSMT"/>
         </w:rPr>
-        <w:t xml:space="preserve">, nicht vostendiges leitend werden durch verschiebung der </w:t>
-      </w:r>
+        <w:t xml:space="preserve"> ändern, durch </w:t>
+      </w:r>
+      <w:proofErr w:type="spellStart"/>
       <w:r>
         <w:rPr>
           <w:rFonts w:eastAsia="TimesNewRomanPSMT"/>
         </w:rPr>
-        <w:t xml:space="preserve">VTH. Die relevanten Parameter der Angepeilten messungen ist die </w:t>
-      </w:r>
+        <w:t>dasändern</w:t>
+      </w:r>
+      <w:proofErr w:type="spellEnd"/>
       <w:r>
         <w:rPr>
           <w:rFonts w:eastAsia="TimesNewRomanPSMT"/>
         </w:rPr>
+        <w:t xml:space="preserve"> kann in </w:t>
+      </w:r>
+      <w:proofErr w:type="spellStart"/>
+      <w:r>
+        <w:rPr>
+          <w:rFonts w:eastAsia="TimesNewRomanPSMT"/>
+        </w:rPr>
+        <w:t>exctrenem</w:t>
+      </w:r>
+      <w:proofErr w:type="spellEnd"/>
+      <w:r>
+        <w:rPr>
+          <w:rFonts w:eastAsia="TimesNewRomanPSMT"/>
+        </w:rPr>
+        <w:t xml:space="preserve"> </w:t>
+      </w:r>
+      <w:proofErr w:type="spellStart"/>
+      <w:r>
+        <w:rPr>
+          <w:rFonts w:eastAsia="TimesNewRomanPSMT"/>
+        </w:rPr>
+        <w:t>alterung</w:t>
+      </w:r>
+      <w:proofErr w:type="spellEnd"/>
+      <w:r>
+        <w:rPr>
+          <w:rFonts w:eastAsia="TimesNewRomanPSMT"/>
+        </w:rPr>
+        <w:t xml:space="preserve"> auch zu vollem </w:t>
+      </w:r>
+      <w:proofErr w:type="spellStart"/>
+      <w:r>
+        <w:rPr>
+          <w:rFonts w:eastAsia="TimesNewRomanPSMT"/>
+        </w:rPr>
+        <w:t>versgen</w:t>
+      </w:r>
+      <w:proofErr w:type="spellEnd"/>
+      <w:r>
+        <w:rPr>
+          <w:rFonts w:eastAsia="TimesNewRomanPSMT"/>
+        </w:rPr>
+        <w:t xml:space="preserve"> des </w:t>
+      </w:r>
+      <w:proofErr w:type="spellStart"/>
+      <w:r>
+        <w:rPr>
+          <w:rFonts w:eastAsia="TimesNewRomanPSMT"/>
+        </w:rPr>
+        <w:t>bauteiles</w:t>
+      </w:r>
+      <w:proofErr w:type="spellEnd"/>
+      <w:r>
+        <w:rPr>
+          <w:rFonts w:eastAsia="TimesNewRomanPSMT"/>
+        </w:rPr>
+        <w:t xml:space="preserve"> kommen </w:t>
+      </w:r>
+      <w:proofErr w:type="spellStart"/>
+      <w:r>
+        <w:rPr>
+          <w:rFonts w:eastAsia="TimesNewRomanPSMT"/>
+        </w:rPr>
+        <w:t>z.b.</w:t>
+      </w:r>
+      <w:proofErr w:type="spellEnd"/>
+      <w:r>
+        <w:rPr>
+          <w:rFonts w:eastAsia="TimesNewRomanPSMT"/>
+        </w:rPr>
+        <w:t xml:space="preserve"> Durchbruch des Gate </w:t>
+      </w:r>
+      <w:proofErr w:type="spellStart"/>
+      <w:r>
+        <w:rPr>
+          <w:rFonts w:eastAsia="TimesNewRomanPSMT"/>
+        </w:rPr>
+        <w:t>isulators</w:t>
+      </w:r>
+      <w:proofErr w:type="spellEnd"/>
+      <w:r>
+        <w:rPr>
+          <w:rFonts w:eastAsia="TimesNewRomanPSMT"/>
+        </w:rPr>
+        <w:t xml:space="preserve">, nicht </w:t>
+      </w:r>
+      <w:proofErr w:type="spellStart"/>
+      <w:r>
+        <w:rPr>
+          <w:rFonts w:eastAsia="TimesNewRomanPSMT"/>
+        </w:rPr>
+        <w:t>vostendiges</w:t>
+      </w:r>
+      <w:proofErr w:type="spellEnd"/>
+      <w:r>
+        <w:rPr>
+          <w:rFonts w:eastAsia="TimesNewRomanPSMT"/>
+        </w:rPr>
+        <w:t xml:space="preserve"> leitend werden durch </w:t>
+      </w:r>
+      <w:proofErr w:type="spellStart"/>
+      <w:r>
+        <w:rPr>
+          <w:rFonts w:eastAsia="TimesNewRomanPSMT"/>
+        </w:rPr>
+        <w:t>verschiebung</w:t>
+      </w:r>
+      <w:proofErr w:type="spellEnd"/>
+      <w:r>
+        <w:rPr>
+          <w:rFonts w:eastAsia="TimesNewRomanPSMT"/>
+        </w:rPr>
+        <w:t xml:space="preserve"> der </w:t>
+      </w:r>
+      <w:r>
+        <w:rPr>
+          <w:rFonts w:eastAsia="TimesNewRomanPSMT"/>
+        </w:rPr>
+        <w:t xml:space="preserve">VTH. Die relevanten Parameter der Angepeilten </w:t>
+      </w:r>
+      <w:proofErr w:type="spellStart"/>
+      <w:r>
+        <w:rPr>
+          <w:rFonts w:eastAsia="TimesNewRomanPSMT"/>
+        </w:rPr>
+        <w:t>messungen</w:t>
+      </w:r>
+      <w:proofErr w:type="spellEnd"/>
+      <w:r>
+        <w:rPr>
+          <w:rFonts w:eastAsia="TimesNewRomanPSMT"/>
+        </w:rPr>
+        <w:t xml:space="preserve"> ist die </w:t>
+      </w:r>
+      <w:r>
+        <w:rPr>
+          <w:rFonts w:eastAsia="TimesNewRomanPSMT"/>
+        </w:rPr>
         <w:t xml:space="preserve">IDVG, </w:t>
       </w:r>
       <w:r>
@@ -3133,7 +4063,21 @@
         <w:rPr>
           <w:rFonts w:eastAsia="TimesNewRomanPSMT"/>
         </w:rPr>
-        <w:t>, RDS, das RTN und deren verschiebung bei einem MSM verfahren.</w:t>
+        <w:t xml:space="preserve">, RDS, das RTN und deren </w:t>
+      </w:r>
+      <w:proofErr w:type="spellStart"/>
+      <w:r>
+        <w:rPr>
+          <w:rFonts w:eastAsia="TimesNewRomanPSMT"/>
+        </w:rPr>
+        <w:t>verschiebung</w:t>
+      </w:r>
+      <w:proofErr w:type="spellEnd"/>
+      <w:r>
+        <w:rPr>
+          <w:rFonts w:eastAsia="TimesNewRomanPSMT"/>
+        </w:rPr>
+        <w:t xml:space="preserve"> bei einem MSM verfahren.</w:t>
       </w:r>
     </w:p>
     <w:p>
@@ -3159,24 +4103,106 @@
       <w:bookmarkEnd w:id="5"/>
     </w:p>
     <w:p>
-      <w:r>
-        <w:t xml:space="preserve">Das bestimmen der genannten parameter ist </w:t>
-      </w:r>
-      <w:r>
-        <w:t xml:space="preserve">möglich über das einstellen </w:t>
-      </w:r>
-      <w:r>
-        <w:t>der Drain und Gate spannung und dem messen des resultierenden Drain Source Stromes.</w:t>
-      </w:r>
-    </w:p>
-    <w:p>
-      <w:r>
-        <w:t>Eine IDVG kann erstellt werden indem eine fixe Drain spannung am DUT angelegt wird und die gate spannung variiert wird und der Drain Source Current aufgezeichnet wird.</w:t>
-      </w:r>
-    </w:p>
-    <w:p>
-      <w:r>
-        <w:t xml:space="preserve">Die VTH kann bestimmt werden durch die analyse einer IDVG. </w:t>
+      <w:proofErr w:type="gramStart"/>
+      <w:r>
+        <w:t>Das bestimmen</w:t>
+      </w:r>
+      <w:proofErr w:type="gramEnd"/>
+      <w:r>
+        <w:t xml:space="preserve"> der genannten </w:t>
+      </w:r>
+      <w:proofErr w:type="spellStart"/>
+      <w:r>
+        <w:t>parameter</w:t>
+      </w:r>
+      <w:proofErr w:type="spellEnd"/>
+      <w:r>
+        <w:t xml:space="preserve"> ist </w:t>
+      </w:r>
+      <w:r>
+        <w:t xml:space="preserve">möglich über </w:t>
+      </w:r>
+      <w:proofErr w:type="gramStart"/>
+      <w:r>
+        <w:t xml:space="preserve">das </w:t>
+      </w:r>
+      <w:proofErr w:type="spellStart"/>
+      <w:r>
+        <w:t>einstellen</w:t>
+      </w:r>
+      <w:proofErr w:type="spellEnd"/>
+      <w:proofErr w:type="gramEnd"/>
+      <w:r>
+        <w:t xml:space="preserve"> </w:t>
+      </w:r>
+      <w:r>
+        <w:t xml:space="preserve">der Drain und Gate </w:t>
+      </w:r>
+      <w:proofErr w:type="spellStart"/>
+      <w:r>
+        <w:t>spannung</w:t>
+      </w:r>
+      <w:proofErr w:type="spellEnd"/>
+      <w:r>
+        <w:t xml:space="preserve"> und </w:t>
+      </w:r>
+      <w:proofErr w:type="gramStart"/>
+      <w:r>
+        <w:t>dem messen</w:t>
+      </w:r>
+      <w:proofErr w:type="gramEnd"/>
+      <w:r>
+        <w:t xml:space="preserve"> des resultierenden Drain Source Stromes.</w:t>
+      </w:r>
+    </w:p>
+    <w:p>
+      <w:r>
+        <w:t xml:space="preserve">Eine IDVG kann erstellt </w:t>
+      </w:r>
+      <w:proofErr w:type="gramStart"/>
+      <w:r>
+        <w:t>werden</w:t>
+      </w:r>
+      <w:proofErr w:type="gramEnd"/>
+      <w:r>
+        <w:t xml:space="preserve"> indem eine fixe Drain </w:t>
+      </w:r>
+      <w:proofErr w:type="spellStart"/>
+      <w:r>
+        <w:t>spannung</w:t>
+      </w:r>
+      <w:proofErr w:type="spellEnd"/>
+      <w:r>
+        <w:t xml:space="preserve"> am DUT angelegt wird und die </w:t>
+      </w:r>
+      <w:proofErr w:type="spellStart"/>
+      <w:r>
+        <w:t>gate</w:t>
+      </w:r>
+      <w:proofErr w:type="spellEnd"/>
+      <w:r>
+        <w:t xml:space="preserve"> </w:t>
+      </w:r>
+      <w:proofErr w:type="spellStart"/>
+      <w:r>
+        <w:t>spannung</w:t>
+      </w:r>
+      <w:proofErr w:type="spellEnd"/>
+      <w:r>
+        <w:t xml:space="preserve"> variiert wird und der Drain Source Current aufgezeichnet wird.</w:t>
+      </w:r>
+    </w:p>
+    <w:p>
+      <w:r>
+        <w:t xml:space="preserve">Die VTH kann bestimmt werden durch die </w:t>
+      </w:r>
+      <w:proofErr w:type="spellStart"/>
+      <w:r>
+        <w:t>analyse</w:t>
+      </w:r>
+      <w:proofErr w:type="spellEnd"/>
+      <w:r>
+        <w:t xml:space="preserve"> einer IDVG. </w:t>
       </w:r>
     </w:p>
     <w:p>
@@ -3184,21 +4210,247 @@
         <w:t xml:space="preserve">Der RDS kann </w:t>
       </w:r>
       <w:r>
-        <w:t>durch die steigung der kennlienen in einem Ausgagngskannlienen feld bestimmt werden.</w:t>
+        <w:t xml:space="preserve">durch die </w:t>
+      </w:r>
+      <w:proofErr w:type="spellStart"/>
+      <w:r>
+        <w:t>steigung</w:t>
+      </w:r>
+      <w:proofErr w:type="spellEnd"/>
+      <w:r>
+        <w:t xml:space="preserve"> der </w:t>
+      </w:r>
+      <w:proofErr w:type="spellStart"/>
+      <w:r>
+        <w:t>kennlienen</w:t>
+      </w:r>
+      <w:proofErr w:type="spellEnd"/>
+      <w:r>
+        <w:t xml:space="preserve"> in einem </w:t>
+      </w:r>
+      <w:proofErr w:type="spellStart"/>
+      <w:r>
+        <w:t>Ausgagngskannlienen</w:t>
+      </w:r>
+      <w:proofErr w:type="spellEnd"/>
+      <w:r>
+        <w:t xml:space="preserve"> </w:t>
+      </w:r>
+      <w:proofErr w:type="spellStart"/>
+      <w:r>
+        <w:t>feld</w:t>
+      </w:r>
+      <w:proofErr w:type="spellEnd"/>
+      <w:r>
+        <w:t xml:space="preserve"> bestimmt werden.</w:t>
       </w:r>
     </w:p>
     <w:p>
       <w:r>
         <w:lastRenderedPageBreak/>
-        <w:t>Ein Ausgangskannlinenfeld kann erstellt werden durch das anlegen einer bestimmten Gate spannung und dem variieren der Drain spannung und der aufzeichung des</w:t>
-      </w:r>
-      <w:r>
-        <w:t xml:space="preserve"> Drain Source Currents. </w:t>
-      </w:r>
-    </w:p>
-    <w:p>
-      <w:r>
-        <w:t>RTN kann analysiert werden durch das anlegen einer Gate spannung biss ein gewünschter drain source current erreicht ist, dieser wird über die gesamnmte messung fix gehalten. Bei dieser messung sind absulute source current werte nicht im haupt fokus sondern der unterschied zwischen den strom nivos des stromes bei einem absorbierten als auch emitierten lkadungsrträger.</w:t>
+        <w:t xml:space="preserve">Ein </w:t>
+      </w:r>
+      <w:proofErr w:type="spellStart"/>
+      <w:r>
+        <w:t>Ausgangskannlinenfeld</w:t>
+      </w:r>
+      <w:proofErr w:type="spellEnd"/>
+      <w:r>
+        <w:t xml:space="preserve"> kann erstellt werden durch </w:t>
+      </w:r>
+      <w:proofErr w:type="gramStart"/>
+      <w:r>
+        <w:t xml:space="preserve">das </w:t>
+      </w:r>
+      <w:proofErr w:type="spellStart"/>
+      <w:r>
+        <w:t>anlegen</w:t>
+      </w:r>
+      <w:proofErr w:type="spellEnd"/>
+      <w:proofErr w:type="gramEnd"/>
+      <w:r>
+        <w:t xml:space="preserve"> einer bestimmten Gate </w:t>
+      </w:r>
+      <w:proofErr w:type="spellStart"/>
+      <w:r>
+        <w:t>spannung</w:t>
+      </w:r>
+      <w:proofErr w:type="spellEnd"/>
+      <w:r>
+        <w:t xml:space="preserve"> und </w:t>
+      </w:r>
+      <w:proofErr w:type="gramStart"/>
+      <w:r>
+        <w:t>dem variieren</w:t>
+      </w:r>
+      <w:proofErr w:type="gramEnd"/>
+      <w:r>
+        <w:t xml:space="preserve"> der Drain </w:t>
+      </w:r>
+      <w:proofErr w:type="spellStart"/>
+      <w:r>
+        <w:t>spannung</w:t>
+      </w:r>
+      <w:proofErr w:type="spellEnd"/>
+      <w:r>
+        <w:t xml:space="preserve"> und der </w:t>
+      </w:r>
+      <w:proofErr w:type="spellStart"/>
+      <w:r>
+        <w:t>aufzeichung</w:t>
+      </w:r>
+      <w:proofErr w:type="spellEnd"/>
+      <w:r>
+        <w:t xml:space="preserve"> des</w:t>
+      </w:r>
+      <w:r>
+        <w:t xml:space="preserve"> Drain Source </w:t>
+      </w:r>
+      <w:proofErr w:type="spellStart"/>
+      <w:r>
+        <w:t>Currents</w:t>
+      </w:r>
+      <w:proofErr w:type="spellEnd"/>
+      <w:r>
+        <w:t xml:space="preserve">. </w:t>
+      </w:r>
+    </w:p>
+    <w:p>
+      <w:r>
+        <w:t xml:space="preserve">RTN kann analysiert werden durch </w:t>
+      </w:r>
+      <w:proofErr w:type="gramStart"/>
+      <w:r>
+        <w:t xml:space="preserve">das </w:t>
+      </w:r>
+      <w:proofErr w:type="spellStart"/>
+      <w:r>
+        <w:t>anlegen</w:t>
+      </w:r>
+      <w:proofErr w:type="spellEnd"/>
+      <w:proofErr w:type="gramEnd"/>
+      <w:r>
+        <w:t xml:space="preserve"> einer Gate </w:t>
+      </w:r>
+      <w:proofErr w:type="spellStart"/>
+      <w:r>
+        <w:t>spannung</w:t>
+      </w:r>
+      <w:proofErr w:type="spellEnd"/>
+      <w:r>
+        <w:t xml:space="preserve"> biss ein gewünschter drain source </w:t>
+      </w:r>
+      <w:proofErr w:type="spellStart"/>
+      <w:r>
+        <w:t>current</w:t>
+      </w:r>
+      <w:proofErr w:type="spellEnd"/>
+      <w:r>
+        <w:t xml:space="preserve"> erreicht ist, dieser wird über die </w:t>
+      </w:r>
+      <w:proofErr w:type="spellStart"/>
+      <w:r>
+        <w:t>gesamnmte</w:t>
+      </w:r>
+      <w:proofErr w:type="spellEnd"/>
+      <w:r>
+        <w:t xml:space="preserve"> </w:t>
+      </w:r>
+      <w:proofErr w:type="spellStart"/>
+      <w:r>
+        <w:t>messung</w:t>
+      </w:r>
+      <w:proofErr w:type="spellEnd"/>
+      <w:r>
+        <w:t xml:space="preserve"> fix gehalten. Bei dieser </w:t>
+      </w:r>
+      <w:proofErr w:type="spellStart"/>
+      <w:r>
+        <w:t>messung</w:t>
+      </w:r>
+      <w:proofErr w:type="spellEnd"/>
+      <w:r>
+        <w:t xml:space="preserve"> sind </w:t>
+      </w:r>
+      <w:proofErr w:type="spellStart"/>
+      <w:r>
+        <w:t>absulute</w:t>
+      </w:r>
+      <w:proofErr w:type="spellEnd"/>
+      <w:r>
+        <w:t xml:space="preserve"> source </w:t>
+      </w:r>
+      <w:proofErr w:type="spellStart"/>
+      <w:r>
+        <w:t>current</w:t>
+      </w:r>
+      <w:proofErr w:type="spellEnd"/>
+      <w:r>
+        <w:t xml:space="preserve"> werte nicht im </w:t>
+      </w:r>
+      <w:proofErr w:type="spellStart"/>
+      <w:r>
+        <w:t>haupt</w:t>
+      </w:r>
+      <w:proofErr w:type="spellEnd"/>
+      <w:r>
+        <w:t xml:space="preserve"> </w:t>
+      </w:r>
+      <w:proofErr w:type="spellStart"/>
+      <w:r>
+        <w:t>fokus</w:t>
+      </w:r>
+      <w:proofErr w:type="spellEnd"/>
+      <w:r>
+        <w:t xml:space="preserve"> sondern der </w:t>
+      </w:r>
+      <w:proofErr w:type="spellStart"/>
+      <w:r>
+        <w:t>unterschied</w:t>
+      </w:r>
+      <w:proofErr w:type="spellEnd"/>
+      <w:r>
+        <w:t xml:space="preserve"> zwischen den </w:t>
+      </w:r>
+      <w:proofErr w:type="spellStart"/>
+      <w:r>
+        <w:t>strom</w:t>
+      </w:r>
+      <w:proofErr w:type="spellEnd"/>
+      <w:r>
+        <w:t xml:space="preserve"> </w:t>
+      </w:r>
+      <w:proofErr w:type="spellStart"/>
+      <w:r>
+        <w:t>nivos</w:t>
+      </w:r>
+      <w:proofErr w:type="spellEnd"/>
+      <w:r>
+        <w:t xml:space="preserve"> des </w:t>
+      </w:r>
+      <w:proofErr w:type="spellStart"/>
+      <w:r>
+        <w:t>stromes</w:t>
+      </w:r>
+      <w:proofErr w:type="spellEnd"/>
+      <w:r>
+        <w:t xml:space="preserve"> bei einem absorbierten als auch </w:t>
+      </w:r>
+      <w:proofErr w:type="spellStart"/>
+      <w:r>
+        <w:t>emitierten</w:t>
+      </w:r>
+      <w:proofErr w:type="spellEnd"/>
+      <w:r>
+        <w:t xml:space="preserve"> </w:t>
+      </w:r>
+      <w:proofErr w:type="spellStart"/>
+      <w:r>
+        <w:t>lkadungsrträger</w:t>
+      </w:r>
+      <w:proofErr w:type="spellEnd"/>
+      <w:r>
+        <w:t>.</w:t>
       </w:r>
     </w:p>
     <w:p/>
@@ -3213,19 +4465,415 @@
       <w:bookmarkEnd w:id="6"/>
     </w:p>
     <w:p>
-      <w:r>
-        <w:t>Das messen des drain Source Current würde auf mehrere weisen funktionieren</w:t>
-      </w:r>
-      <w:r>
-        <w:t>, mithilfe von jall sensoren, einer OPV Intehratorschaltung, einem schalt wiederstand und den spannungsabfall andiesem allerdings bieten diese möglichzeiten nachteile wenn es entweder un den nano Ampereberichcj hejt oder in der sample grequenz. Ein hallsensor bietet nicht die nötige auflösing bei nano Ampere und kann zustag von aiseren einflussen beeinflusst werden. ein OPV intehrator schaltkeis bietet die nötige auflösung in nA bereich doch biestet nicht eine braicjbare sample frequenz. Bei einem Schant wiederstand wird der spannungs abfall gemessen dich dieser verschiebt je nach source current die Drain source soannung dieses musste kommpensiert werden denn dies w</w:t>
-      </w:r>
-      <w:r>
-        <w:t xml:space="preserve">ürde wie eine strom gegenkoppplung wirken. </w:t>
-      </w:r>
-    </w:p>
-    <w:p>
-      <w:r>
-        <w:t>Eine schaltunf die offt für nano amperströme verwendet wird, im bezug auf das verstärken von photodioden, ein Tranzimpedanz wadler. Dieser misst den spannungsabfall über einenhohen feadbackwiederstand.</w:t>
+      <w:proofErr w:type="gramStart"/>
+      <w:r>
+        <w:t>Das messen</w:t>
+      </w:r>
+      <w:proofErr w:type="gramEnd"/>
+      <w:r>
+        <w:t xml:space="preserve"> des drain Source Current würde auf mehrere weisen funktionieren</w:t>
+      </w:r>
+      <w:r>
+        <w:t xml:space="preserve">, mithilfe von </w:t>
+      </w:r>
+      <w:proofErr w:type="spellStart"/>
+      <w:r>
+        <w:t>jall</w:t>
+      </w:r>
+      <w:proofErr w:type="spellEnd"/>
+      <w:r>
+        <w:t xml:space="preserve"> </w:t>
+      </w:r>
+      <w:proofErr w:type="spellStart"/>
+      <w:r>
+        <w:t>sensoren</w:t>
+      </w:r>
+      <w:proofErr w:type="spellEnd"/>
+      <w:r>
+        <w:t xml:space="preserve">, einer OPV </w:t>
+      </w:r>
+      <w:proofErr w:type="spellStart"/>
+      <w:r>
+        <w:t>Intehratorschaltung</w:t>
+      </w:r>
+      <w:proofErr w:type="spellEnd"/>
+      <w:r>
+        <w:t xml:space="preserve">, einem schalt </w:t>
+      </w:r>
+      <w:proofErr w:type="gramStart"/>
+      <w:r>
+        <w:t>wiederstand</w:t>
+      </w:r>
+      <w:proofErr w:type="gramEnd"/>
+      <w:r>
+        <w:t xml:space="preserve"> und den </w:t>
+      </w:r>
+      <w:proofErr w:type="spellStart"/>
+      <w:r>
+        <w:t>spannungsabfall</w:t>
+      </w:r>
+      <w:proofErr w:type="spellEnd"/>
+      <w:r>
+        <w:t xml:space="preserve"> </w:t>
+      </w:r>
+      <w:proofErr w:type="spellStart"/>
+      <w:r>
+        <w:t>andiesem</w:t>
+      </w:r>
+      <w:proofErr w:type="spellEnd"/>
+      <w:r>
+        <w:t xml:space="preserve"> allerdings bieten diese </w:t>
+      </w:r>
+      <w:proofErr w:type="spellStart"/>
+      <w:r>
+        <w:t>möglichzeiten</w:t>
+      </w:r>
+      <w:proofErr w:type="spellEnd"/>
+      <w:r>
+        <w:t xml:space="preserve"> </w:t>
+      </w:r>
+      <w:proofErr w:type="spellStart"/>
+      <w:proofErr w:type="gramStart"/>
+      <w:r>
+        <w:t>nachteile</w:t>
+      </w:r>
+      <w:proofErr w:type="spellEnd"/>
+      <w:proofErr w:type="gramEnd"/>
+      <w:r>
+        <w:t xml:space="preserve"> wenn es entweder </w:t>
+      </w:r>
+      <w:proofErr w:type="spellStart"/>
+      <w:r>
+        <w:t>un</w:t>
+      </w:r>
+      <w:proofErr w:type="spellEnd"/>
+      <w:r>
+        <w:t xml:space="preserve"> den </w:t>
+      </w:r>
+      <w:proofErr w:type="spellStart"/>
+      <w:r>
+        <w:t>nano</w:t>
+      </w:r>
+      <w:proofErr w:type="spellEnd"/>
+      <w:r>
+        <w:t xml:space="preserve"> </w:t>
+      </w:r>
+      <w:proofErr w:type="spellStart"/>
+      <w:r>
+        <w:t>Ampereberichcj</w:t>
+      </w:r>
+      <w:proofErr w:type="spellEnd"/>
+      <w:r>
+        <w:t xml:space="preserve"> </w:t>
+      </w:r>
+      <w:proofErr w:type="spellStart"/>
+      <w:r>
+        <w:t>hejt</w:t>
+      </w:r>
+      <w:proofErr w:type="spellEnd"/>
+      <w:r>
+        <w:t xml:space="preserve"> oder in der sample </w:t>
+      </w:r>
+      <w:proofErr w:type="spellStart"/>
+      <w:r>
+        <w:t>grequenz</w:t>
+      </w:r>
+      <w:proofErr w:type="spellEnd"/>
+      <w:r>
+        <w:t xml:space="preserve">. Ein </w:t>
+      </w:r>
+      <w:proofErr w:type="spellStart"/>
+      <w:r>
+        <w:t>hallsensor</w:t>
+      </w:r>
+      <w:proofErr w:type="spellEnd"/>
+      <w:r>
+        <w:t xml:space="preserve"> bietet nicht die nötige </w:t>
+      </w:r>
+      <w:proofErr w:type="spellStart"/>
+      <w:r>
+        <w:t>auflösing</w:t>
+      </w:r>
+      <w:proofErr w:type="spellEnd"/>
+      <w:r>
+        <w:t xml:space="preserve"> bei </w:t>
+      </w:r>
+      <w:proofErr w:type="spellStart"/>
+      <w:proofErr w:type="gramStart"/>
+      <w:r>
+        <w:t>nano</w:t>
+      </w:r>
+      <w:proofErr w:type="spellEnd"/>
+      <w:r>
+        <w:t xml:space="preserve"> Ampere</w:t>
+      </w:r>
+      <w:proofErr w:type="gramEnd"/>
+      <w:r>
+        <w:t xml:space="preserve"> und kann </w:t>
+      </w:r>
+      <w:proofErr w:type="spellStart"/>
+      <w:r>
+        <w:t>zustag</w:t>
+      </w:r>
+      <w:proofErr w:type="spellEnd"/>
+      <w:r>
+        <w:t xml:space="preserve"> von </w:t>
+      </w:r>
+      <w:proofErr w:type="spellStart"/>
+      <w:r>
+        <w:t>aiseren</w:t>
+      </w:r>
+      <w:proofErr w:type="spellEnd"/>
+      <w:r>
+        <w:t xml:space="preserve"> </w:t>
+      </w:r>
+      <w:proofErr w:type="spellStart"/>
+      <w:r>
+        <w:t>einflussen</w:t>
+      </w:r>
+      <w:proofErr w:type="spellEnd"/>
+      <w:r>
+        <w:t xml:space="preserve"> beeinflusst werden. ein OPV </w:t>
+      </w:r>
+      <w:proofErr w:type="spellStart"/>
+      <w:r>
+        <w:t>intehrator</w:t>
+      </w:r>
+      <w:proofErr w:type="spellEnd"/>
+      <w:r>
+        <w:t xml:space="preserve"> </w:t>
+      </w:r>
+      <w:proofErr w:type="spellStart"/>
+      <w:r>
+        <w:t>schaltkeis</w:t>
+      </w:r>
+      <w:proofErr w:type="spellEnd"/>
+      <w:r>
+        <w:t xml:space="preserve"> bietet die nötige </w:t>
+      </w:r>
+      <w:proofErr w:type="spellStart"/>
+      <w:r>
+        <w:t>auflösung</w:t>
+      </w:r>
+      <w:proofErr w:type="spellEnd"/>
+      <w:r>
+        <w:t xml:space="preserve"> in </w:t>
+      </w:r>
+      <w:proofErr w:type="spellStart"/>
+      <w:r>
+        <w:t>nA</w:t>
+      </w:r>
+      <w:proofErr w:type="spellEnd"/>
+      <w:r>
+        <w:t xml:space="preserve"> </w:t>
+      </w:r>
+      <w:proofErr w:type="spellStart"/>
+      <w:r>
+        <w:t>bereich</w:t>
+      </w:r>
+      <w:proofErr w:type="spellEnd"/>
+      <w:r>
+        <w:t xml:space="preserve"> doch biestet nicht eine </w:t>
+      </w:r>
+      <w:proofErr w:type="spellStart"/>
+      <w:r>
+        <w:t>braicjbare</w:t>
+      </w:r>
+      <w:proofErr w:type="spellEnd"/>
+      <w:r>
+        <w:t xml:space="preserve"> sample </w:t>
+      </w:r>
+      <w:proofErr w:type="spellStart"/>
+      <w:r>
+        <w:t>frequenz</w:t>
+      </w:r>
+      <w:proofErr w:type="spellEnd"/>
+      <w:r>
+        <w:t xml:space="preserve">. Bei einem Schant </w:t>
+      </w:r>
+      <w:proofErr w:type="gramStart"/>
+      <w:r>
+        <w:t>wiederstand</w:t>
+      </w:r>
+      <w:proofErr w:type="gramEnd"/>
+      <w:r>
+        <w:t xml:space="preserve"> wird der </w:t>
+      </w:r>
+      <w:proofErr w:type="spellStart"/>
+      <w:r>
+        <w:t>spannungs</w:t>
+      </w:r>
+      <w:proofErr w:type="spellEnd"/>
+      <w:r>
+        <w:t xml:space="preserve"> </w:t>
+      </w:r>
+      <w:proofErr w:type="spellStart"/>
+      <w:r>
+        <w:t>abfall</w:t>
+      </w:r>
+      <w:proofErr w:type="spellEnd"/>
+      <w:r>
+        <w:t xml:space="preserve"> gemessen dich dieser verschiebt je nach source </w:t>
+      </w:r>
+      <w:proofErr w:type="spellStart"/>
+      <w:r>
+        <w:t>current</w:t>
+      </w:r>
+      <w:proofErr w:type="spellEnd"/>
+      <w:r>
+        <w:t xml:space="preserve"> die Drain source </w:t>
+      </w:r>
+      <w:proofErr w:type="spellStart"/>
+      <w:r>
+        <w:t>soannung</w:t>
+      </w:r>
+      <w:proofErr w:type="spellEnd"/>
+      <w:r>
+        <w:t xml:space="preserve"> dieses musste </w:t>
+      </w:r>
+      <w:proofErr w:type="spellStart"/>
+      <w:r>
+        <w:t>kommpensiert</w:t>
+      </w:r>
+      <w:proofErr w:type="spellEnd"/>
+      <w:r>
+        <w:t xml:space="preserve"> </w:t>
+      </w:r>
+      <w:proofErr w:type="gramStart"/>
+      <w:r>
+        <w:t>werden</w:t>
+      </w:r>
+      <w:proofErr w:type="gramEnd"/>
+      <w:r>
+        <w:t xml:space="preserve"> denn dies w</w:t>
+      </w:r>
+      <w:r>
+        <w:t xml:space="preserve">ürde wie eine </w:t>
+      </w:r>
+      <w:proofErr w:type="spellStart"/>
+      <w:r>
+        <w:t>strom</w:t>
+      </w:r>
+      <w:proofErr w:type="spellEnd"/>
+      <w:r>
+        <w:t xml:space="preserve"> </w:t>
+      </w:r>
+      <w:proofErr w:type="spellStart"/>
+      <w:r>
+        <w:t>gegenkoppplung</w:t>
+      </w:r>
+      <w:proofErr w:type="spellEnd"/>
+      <w:r>
+        <w:t xml:space="preserve"> wirken. </w:t>
+      </w:r>
+    </w:p>
+    <w:p>
+      <w:r>
+        <w:t xml:space="preserve">Eine </w:t>
+      </w:r>
+      <w:proofErr w:type="spellStart"/>
+      <w:r>
+        <w:t>schaltunf</w:t>
+      </w:r>
+      <w:proofErr w:type="spellEnd"/>
+      <w:r>
+        <w:t xml:space="preserve"> die </w:t>
+      </w:r>
+      <w:proofErr w:type="spellStart"/>
+      <w:r>
+        <w:t>offt</w:t>
+      </w:r>
+      <w:proofErr w:type="spellEnd"/>
+      <w:r>
+        <w:t xml:space="preserve"> für </w:t>
+      </w:r>
+      <w:proofErr w:type="spellStart"/>
+      <w:r>
+        <w:t>nano</w:t>
+      </w:r>
+      <w:proofErr w:type="spellEnd"/>
+      <w:r>
+        <w:t xml:space="preserve"> </w:t>
+      </w:r>
+      <w:proofErr w:type="spellStart"/>
+      <w:r>
+        <w:t>amperströme</w:t>
+      </w:r>
+      <w:proofErr w:type="spellEnd"/>
+      <w:r>
+        <w:t xml:space="preserve"> verwendet wird, </w:t>
+      </w:r>
+      <w:proofErr w:type="spellStart"/>
+      <w:r>
+        <w:t>im</w:t>
+      </w:r>
+      <w:proofErr w:type="spellEnd"/>
+      <w:r>
+        <w:t xml:space="preserve"> </w:t>
+      </w:r>
+      <w:proofErr w:type="spellStart"/>
+      <w:r>
+        <w:t>bezug</w:t>
+      </w:r>
+      <w:proofErr w:type="spellEnd"/>
+      <w:r>
+        <w:t xml:space="preserve"> auf </w:t>
+      </w:r>
+      <w:proofErr w:type="gramStart"/>
+      <w:r>
+        <w:t>das verstärken</w:t>
+      </w:r>
+      <w:proofErr w:type="gramEnd"/>
+      <w:r>
+        <w:t xml:space="preserve"> von </w:t>
+      </w:r>
+      <w:proofErr w:type="spellStart"/>
+      <w:r>
+        <w:t>photodioden</w:t>
+      </w:r>
+      <w:proofErr w:type="spellEnd"/>
+      <w:r>
+        <w:t xml:space="preserve">, ein </w:t>
+      </w:r>
+      <w:proofErr w:type="spellStart"/>
+      <w:r>
+        <w:t>Tranzimpedanz</w:t>
+      </w:r>
+      <w:proofErr w:type="spellEnd"/>
+      <w:r>
+        <w:t xml:space="preserve"> </w:t>
+      </w:r>
+      <w:proofErr w:type="spellStart"/>
+      <w:r>
+        <w:t>wadler</w:t>
+      </w:r>
+      <w:proofErr w:type="spellEnd"/>
+      <w:r>
+        <w:t xml:space="preserve">. Dieser misst den </w:t>
+      </w:r>
+      <w:proofErr w:type="spellStart"/>
+      <w:r>
+        <w:t>spannungsabfall</w:t>
+      </w:r>
+      <w:proofErr w:type="spellEnd"/>
+      <w:r>
+        <w:t xml:space="preserve"> über </w:t>
+      </w:r>
+      <w:proofErr w:type="spellStart"/>
+      <w:r>
+        <w:t>einenhohen</w:t>
+      </w:r>
+      <w:proofErr w:type="spellEnd"/>
+      <w:r>
+        <w:t xml:space="preserve"> </w:t>
+      </w:r>
+      <w:proofErr w:type="spellStart"/>
+      <w:r>
+        <w:t>feadbackwiederstand</w:t>
+      </w:r>
+      <w:proofErr w:type="spellEnd"/>
+      <w:r>
+        <w:t>.</w:t>
       </w:r>
     </w:p>
     <w:p>
@@ -3316,7 +4964,95 @@
     </w:p>
     <w:p>
       <w:r>
-        <w:t>Diese Schaltung bietet unter den richtigen bedingungen eine hohe samplerate, bis zu mehrerren kHz. Eines der größeren probleme ist unterandeerem die Granz als auch polefrquenzen und das thermische rauschen des Feadback wiederstandes begrenst die auflösung der schaltung.</w:t>
+        <w:t xml:space="preserve">Diese Schaltung bietet unter den richtigen </w:t>
+      </w:r>
+      <w:proofErr w:type="spellStart"/>
+      <w:r>
+        <w:t>bedingungen</w:t>
+      </w:r>
+      <w:proofErr w:type="spellEnd"/>
+      <w:r>
+        <w:t xml:space="preserve"> eine hohe samplerate, bis zu </w:t>
+      </w:r>
+      <w:proofErr w:type="spellStart"/>
+      <w:r>
+        <w:t>mehrerren</w:t>
+      </w:r>
+      <w:proofErr w:type="spellEnd"/>
+      <w:r>
+        <w:t xml:space="preserve"> kHz. Eines der größeren </w:t>
+      </w:r>
+      <w:proofErr w:type="spellStart"/>
+      <w:r>
+        <w:t>probleme</w:t>
+      </w:r>
+      <w:proofErr w:type="spellEnd"/>
+      <w:r>
+        <w:t xml:space="preserve"> ist </w:t>
+      </w:r>
+      <w:proofErr w:type="spellStart"/>
+      <w:r>
+        <w:t>unterandeerem</w:t>
+      </w:r>
+      <w:proofErr w:type="spellEnd"/>
+      <w:r>
+        <w:t xml:space="preserve"> die Granz als auch </w:t>
+      </w:r>
+      <w:proofErr w:type="spellStart"/>
+      <w:r>
+        <w:t>polefrquenzen</w:t>
+      </w:r>
+      <w:proofErr w:type="spellEnd"/>
+      <w:r>
+        <w:t xml:space="preserve"> und </w:t>
+      </w:r>
+      <w:proofErr w:type="gramStart"/>
+      <w:r>
+        <w:t>das thermische rauschen</w:t>
+      </w:r>
+      <w:proofErr w:type="gramEnd"/>
+      <w:r>
+        <w:t xml:space="preserve"> des </w:t>
+      </w:r>
+      <w:proofErr w:type="spellStart"/>
+      <w:r>
+        <w:t>Feadback</w:t>
+      </w:r>
+      <w:proofErr w:type="spellEnd"/>
+      <w:r>
+        <w:t xml:space="preserve"> </w:t>
+      </w:r>
+      <w:proofErr w:type="spellStart"/>
+      <w:r>
+        <w:t>wiederstandes</w:t>
+      </w:r>
+      <w:proofErr w:type="spellEnd"/>
+      <w:r>
+        <w:t xml:space="preserve"> </w:t>
+      </w:r>
+      <w:proofErr w:type="spellStart"/>
+      <w:r>
+        <w:t>begrenst</w:t>
+      </w:r>
+      <w:proofErr w:type="spellEnd"/>
+      <w:r>
+        <w:t xml:space="preserve"> die </w:t>
+      </w:r>
+      <w:proofErr w:type="spellStart"/>
+      <w:r>
+        <w:t>auflösung</w:t>
+      </w:r>
+      <w:proofErr w:type="spellEnd"/>
+      <w:r>
+        <w:t xml:space="preserve"> der </w:t>
+      </w:r>
+      <w:proofErr w:type="spellStart"/>
+      <w:r>
+        <w:t>schaltung</w:t>
+      </w:r>
+      <w:proofErr w:type="spellEnd"/>
+      <w:r>
+        <w:t>.</w:t>
       </w:r>
     </w:p>
     <w:p>
@@ -3381,22 +5117,296 @@
     </w:p>
     <w:p>
       <w:r>
-        <w:t xml:space="preserve">Dies ist der Grobe aufbau um eine Variable Drain und Gate spannung als auch eine messung </w:t>
-      </w:r>
-      <w:r>
-        <w:t>des soruce stromes</w:t>
-      </w:r>
-      <w:r>
-        <w:t xml:space="preserve">. Der I_Sorce fliest gegen ein phantom graund am – port des OPV U1 der OPV versucht diesen strom auszugleichen indem er die ausgagngsspannung am RF solange steigert bis über diesen wiederstand I_Source fliest. CF muss aufgund dieser gegebenheit eine geringe leak current haben um nicht die messung zu beeinflussen, witers begrenst er die frequenz der OPV schaltung, denn bei Tranz impedanz wandlern kann es zum schwingen könnem die die grenzfrequenz </w:t>
+        <w:t xml:space="preserve">Dies ist der Grobe </w:t>
+      </w:r>
+      <w:proofErr w:type="spellStart"/>
+      <w:r>
+        <w:t>aufbau</w:t>
+      </w:r>
+      <w:proofErr w:type="spellEnd"/>
+      <w:r>
+        <w:t xml:space="preserve"> um eine Variable Drain und Gate </w:t>
+      </w:r>
+      <w:proofErr w:type="spellStart"/>
+      <w:r>
+        <w:t>spannung</w:t>
+      </w:r>
+      <w:proofErr w:type="spellEnd"/>
+      <w:r>
+        <w:t xml:space="preserve"> als auch eine </w:t>
+      </w:r>
+      <w:proofErr w:type="spellStart"/>
+      <w:r>
+        <w:t>messung</w:t>
+      </w:r>
+      <w:proofErr w:type="spellEnd"/>
+      <w:r>
+        <w:t xml:space="preserve"> </w:t>
+      </w:r>
+      <w:r>
+        <w:t xml:space="preserve">des </w:t>
+      </w:r>
+      <w:proofErr w:type="spellStart"/>
+      <w:r>
+        <w:t>soruce</w:t>
+      </w:r>
+      <w:proofErr w:type="spellEnd"/>
+      <w:r>
+        <w:t xml:space="preserve"> </w:t>
+      </w:r>
+      <w:proofErr w:type="spellStart"/>
+      <w:r>
+        <w:t>stromes</w:t>
+      </w:r>
+      <w:proofErr w:type="spellEnd"/>
+      <w:r>
+        <w:t xml:space="preserve">. Der </w:t>
+      </w:r>
+      <w:proofErr w:type="spellStart"/>
+      <w:r>
+        <w:t>I_Sorce</w:t>
+      </w:r>
+      <w:proofErr w:type="spellEnd"/>
+      <w:r>
+        <w:t xml:space="preserve"> fliest gegen ein </w:t>
+      </w:r>
+      <w:proofErr w:type="spellStart"/>
+      <w:r>
+        <w:t>phantom</w:t>
+      </w:r>
+      <w:proofErr w:type="spellEnd"/>
+      <w:r>
+        <w:t xml:space="preserve"> </w:t>
+      </w:r>
+      <w:proofErr w:type="spellStart"/>
+      <w:r>
+        <w:t>graund</w:t>
+      </w:r>
+      <w:proofErr w:type="spellEnd"/>
+      <w:r>
+        <w:t xml:space="preserve"> am – </w:t>
+      </w:r>
+      <w:proofErr w:type="spellStart"/>
+      <w:r>
+        <w:t>port</w:t>
+      </w:r>
+      <w:proofErr w:type="spellEnd"/>
+      <w:r>
+        <w:t xml:space="preserve"> des OPV U1 der OPV versucht diesen </w:t>
+      </w:r>
+      <w:proofErr w:type="spellStart"/>
+      <w:r>
+        <w:t>strom</w:t>
+      </w:r>
+      <w:proofErr w:type="spellEnd"/>
+      <w:r>
+        <w:t xml:space="preserve"> auszugleichen indem er die </w:t>
+      </w:r>
+      <w:proofErr w:type="spellStart"/>
+      <w:r>
+        <w:t>ausgagngsspannung</w:t>
+      </w:r>
+      <w:proofErr w:type="spellEnd"/>
+      <w:r>
+        <w:t xml:space="preserve"> am RF </w:t>
+      </w:r>
+      <w:proofErr w:type="gramStart"/>
+      <w:r>
+        <w:t>solange</w:t>
+      </w:r>
+      <w:proofErr w:type="gramEnd"/>
+      <w:r>
+        <w:t xml:space="preserve"> steigert bis über diesen </w:t>
+      </w:r>
+      <w:proofErr w:type="gramStart"/>
+      <w:r>
+        <w:t>wiederstand</w:t>
+      </w:r>
+      <w:proofErr w:type="gramEnd"/>
+      <w:r>
+        <w:t xml:space="preserve"> </w:t>
+      </w:r>
+      <w:proofErr w:type="spellStart"/>
+      <w:r>
+        <w:t>I_Source</w:t>
+      </w:r>
+      <w:proofErr w:type="spellEnd"/>
+      <w:r>
+        <w:t xml:space="preserve"> fliest. CF muss </w:t>
+      </w:r>
+      <w:proofErr w:type="spellStart"/>
+      <w:r>
+        <w:t>aufgund</w:t>
+      </w:r>
+      <w:proofErr w:type="spellEnd"/>
+      <w:r>
+        <w:t xml:space="preserve"> dieser </w:t>
+      </w:r>
+      <w:proofErr w:type="spellStart"/>
+      <w:r>
+        <w:t>gegebenheit</w:t>
+      </w:r>
+      <w:proofErr w:type="spellEnd"/>
+      <w:r>
+        <w:t xml:space="preserve"> eine geringe leak </w:t>
+      </w:r>
+      <w:proofErr w:type="spellStart"/>
+      <w:r>
+        <w:t>current</w:t>
+      </w:r>
+      <w:proofErr w:type="spellEnd"/>
+      <w:r>
+        <w:t xml:space="preserve"> </w:t>
+      </w:r>
+      <w:proofErr w:type="gramStart"/>
+      <w:r>
+        <w:t>haben</w:t>
+      </w:r>
+      <w:proofErr w:type="gramEnd"/>
+      <w:r>
+        <w:t xml:space="preserve"> um nicht die </w:t>
+      </w:r>
+      <w:proofErr w:type="spellStart"/>
+      <w:r>
+        <w:t>messung</w:t>
+      </w:r>
+      <w:proofErr w:type="spellEnd"/>
+      <w:r>
+        <w:t xml:space="preserve"> zu beeinflussen, </w:t>
+      </w:r>
+      <w:proofErr w:type="spellStart"/>
+      <w:r>
+        <w:t>witers</w:t>
+      </w:r>
+      <w:proofErr w:type="spellEnd"/>
+      <w:r>
+        <w:t xml:space="preserve"> </w:t>
+      </w:r>
+      <w:proofErr w:type="spellStart"/>
+      <w:r>
+        <w:t>begrenst</w:t>
+      </w:r>
+      <w:proofErr w:type="spellEnd"/>
+      <w:r>
+        <w:t xml:space="preserve"> er die </w:t>
+      </w:r>
+      <w:proofErr w:type="spellStart"/>
+      <w:r>
+        <w:t>frequenz</w:t>
+      </w:r>
+      <w:proofErr w:type="spellEnd"/>
+      <w:r>
+        <w:t xml:space="preserve"> der OPV </w:t>
+      </w:r>
+      <w:proofErr w:type="spellStart"/>
+      <w:r>
+        <w:t>schaltung</w:t>
+      </w:r>
+      <w:proofErr w:type="spellEnd"/>
+      <w:r>
+        <w:t xml:space="preserve">, denn bei </w:t>
+      </w:r>
+      <w:proofErr w:type="spellStart"/>
+      <w:r>
+        <w:t>Tranz</w:t>
+      </w:r>
+      <w:proofErr w:type="spellEnd"/>
+      <w:r>
+        <w:t xml:space="preserve"> </w:t>
+      </w:r>
+      <w:proofErr w:type="spellStart"/>
+      <w:r>
+        <w:t>impedanz</w:t>
+      </w:r>
+      <w:proofErr w:type="spellEnd"/>
+      <w:r>
+        <w:t xml:space="preserve"> </w:t>
+      </w:r>
+      <w:proofErr w:type="spellStart"/>
+      <w:r>
+        <w:t>wandlern</w:t>
+      </w:r>
+      <w:proofErr w:type="spellEnd"/>
+      <w:r>
+        <w:t xml:space="preserve"> kann es zum </w:t>
+      </w:r>
+      <w:proofErr w:type="spellStart"/>
+      <w:r>
+        <w:t>schwingen</w:t>
+      </w:r>
+      <w:proofErr w:type="spellEnd"/>
+      <w:r>
+        <w:t xml:space="preserve"> </w:t>
+      </w:r>
+      <w:proofErr w:type="spellStart"/>
+      <w:r>
+        <w:t>könnem</w:t>
+      </w:r>
+      <w:proofErr w:type="spellEnd"/>
+      <w:r>
+        <w:t xml:space="preserve"> die die </w:t>
+      </w:r>
+      <w:proofErr w:type="spellStart"/>
+      <w:r>
+        <w:t>grenzfrequenz</w:t>
+      </w:r>
+      <w:proofErr w:type="spellEnd"/>
+      <w:r>
+        <w:t xml:space="preserve"> </w:t>
       </w:r>
       <w:r>
         <w:lastRenderedPageBreak/>
-        <w:t>zu hoch gewählt wird. Zum schwingen kommt es aufgrund von parasietöten kapazitäten aud der Source seite des MOSFET.</w:t>
-      </w:r>
-    </w:p>
-    <w:p>
-      <w:r>
-        <w:t>Die Verstärkung des TIA lässt sich einfach mit den genannten gegebenheiten berechnen.</w:t>
+        <w:t xml:space="preserve">zu hoch gewählt wird. </w:t>
+      </w:r>
+      <w:proofErr w:type="gramStart"/>
+      <w:r>
+        <w:t xml:space="preserve">Zum </w:t>
+      </w:r>
+      <w:proofErr w:type="spellStart"/>
+      <w:r>
+        <w:t>schwingen</w:t>
+      </w:r>
+      <w:proofErr w:type="spellEnd"/>
+      <w:proofErr w:type="gramEnd"/>
+      <w:r>
+        <w:t xml:space="preserve"> kommt es aufgrund von parasietöten </w:t>
+      </w:r>
+      <w:proofErr w:type="spellStart"/>
+      <w:r>
+        <w:t>kapazitäten</w:t>
+      </w:r>
+      <w:proofErr w:type="spellEnd"/>
+      <w:r>
+        <w:t xml:space="preserve"> </w:t>
+      </w:r>
+      <w:proofErr w:type="spellStart"/>
+      <w:r>
+        <w:t>aud</w:t>
+      </w:r>
+      <w:proofErr w:type="spellEnd"/>
+      <w:r>
+        <w:t xml:space="preserve"> der Source </w:t>
+      </w:r>
+      <w:proofErr w:type="spellStart"/>
+      <w:r>
+        <w:t>seite</w:t>
+      </w:r>
+      <w:proofErr w:type="spellEnd"/>
+      <w:r>
+        <w:t xml:space="preserve"> des MOSFET.</w:t>
+      </w:r>
+    </w:p>
+    <w:p>
+      <w:r>
+        <w:t xml:space="preserve">Die Verstärkung des TIA lässt sich einfach mit den genannten </w:t>
+      </w:r>
+      <w:proofErr w:type="spellStart"/>
+      <w:r>
+        <w:t>gegebenheiten</w:t>
+      </w:r>
+      <w:proofErr w:type="spellEnd"/>
+      <w:r>
+        <w:t xml:space="preserve"> berechnen.</w:t>
       </w:r>
     </w:p>
     <w:p>
@@ -3601,7 +5611,103 @@
     </w:p>
     <w:p>
       <w:r>
-        <w:t>Allerdings ist diese schaltung inverteirend, das bedeutet um von einem ADC verarbeitet zu werden sollte ein wieterer invertierender OPV verwendet werden um einen Positiven zusammenhang zwischen Ausgangsspannung und eingangsstrom ensteht. Der nachgeschaltener OPV sollte auch eine bereichs anpassung vornehmen um den eingangsspannungsbereich des ADC zu berücksichtigen.</w:t>
+        <w:t xml:space="preserve">Allerdings ist diese </w:t>
+      </w:r>
+      <w:proofErr w:type="spellStart"/>
+      <w:r>
+        <w:t>schaltung</w:t>
+      </w:r>
+      <w:proofErr w:type="spellEnd"/>
+      <w:r>
+        <w:t xml:space="preserve"> </w:t>
+      </w:r>
+      <w:proofErr w:type="spellStart"/>
+      <w:r>
+        <w:t>inverteirend</w:t>
+      </w:r>
+      <w:proofErr w:type="spellEnd"/>
+      <w:r>
+        <w:t xml:space="preserve">, das </w:t>
+      </w:r>
+      <w:proofErr w:type="gramStart"/>
+      <w:r>
+        <w:t>bedeutet</w:t>
+      </w:r>
+      <w:proofErr w:type="gramEnd"/>
+      <w:r>
+        <w:t xml:space="preserve"> um von einem ADC verarbeitet zu werden sollte ein </w:t>
+      </w:r>
+      <w:proofErr w:type="spellStart"/>
+      <w:r>
+        <w:t>wieterer</w:t>
+      </w:r>
+      <w:proofErr w:type="spellEnd"/>
+      <w:r>
+        <w:t xml:space="preserve"> invertierender OPV verwendet werden um einen Positiven </w:t>
+      </w:r>
+      <w:proofErr w:type="spellStart"/>
+      <w:r>
+        <w:t>zusammenhang</w:t>
+      </w:r>
+      <w:proofErr w:type="spellEnd"/>
+      <w:r>
+        <w:t xml:space="preserve"> zwischen Ausgangsspannung und </w:t>
+      </w:r>
+      <w:proofErr w:type="spellStart"/>
+      <w:r>
+        <w:t>eingangsstrom</w:t>
+      </w:r>
+      <w:proofErr w:type="spellEnd"/>
+      <w:r>
+        <w:t xml:space="preserve"> </w:t>
+      </w:r>
+      <w:proofErr w:type="spellStart"/>
+      <w:r>
+        <w:t>ensteht</w:t>
+      </w:r>
+      <w:proofErr w:type="spellEnd"/>
+      <w:r>
+        <w:t xml:space="preserve">. Der </w:t>
+      </w:r>
+      <w:proofErr w:type="spellStart"/>
+      <w:r>
+        <w:t>nachgeschaltener</w:t>
+      </w:r>
+      <w:proofErr w:type="spellEnd"/>
+      <w:r>
+        <w:t xml:space="preserve"> OPV sollte auch eine </w:t>
+      </w:r>
+      <w:proofErr w:type="spellStart"/>
+      <w:r>
+        <w:t>bereichs</w:t>
+      </w:r>
+      <w:proofErr w:type="spellEnd"/>
+      <w:r>
+        <w:t xml:space="preserve"> </w:t>
+      </w:r>
+      <w:proofErr w:type="spellStart"/>
+      <w:r>
+        <w:t>anpassung</w:t>
+      </w:r>
+      <w:proofErr w:type="spellEnd"/>
+      <w:r>
+        <w:t xml:space="preserve"> </w:t>
+      </w:r>
+      <w:proofErr w:type="gramStart"/>
+      <w:r>
+        <w:t>vornehmen</w:t>
+      </w:r>
+      <w:proofErr w:type="gramEnd"/>
+      <w:r>
+        <w:t xml:space="preserve"> um den </w:t>
+      </w:r>
+      <w:proofErr w:type="spellStart"/>
+      <w:r>
+        <w:t>eingangsspannungsbereich</w:t>
+      </w:r>
+      <w:proofErr w:type="spellEnd"/>
+      <w:r>
+        <w:t xml:space="preserve"> des ADC zu berücksichtigen.</w:t>
       </w:r>
     </w:p>
     <w:p>
@@ -3616,7 +5722,23 @@
     </w:p>
     <w:p>
       <w:r>
-        <w:t>Der Cf wurde mittels einem erstellen python programm berechnet.</w:t>
+        <w:t xml:space="preserve">Der Cf wurde mittels einem erstellen </w:t>
+      </w:r>
+      <w:proofErr w:type="spellStart"/>
+      <w:r>
+        <w:t>python</w:t>
+      </w:r>
+      <w:proofErr w:type="spellEnd"/>
+      <w:r>
+        <w:t xml:space="preserve"> </w:t>
+      </w:r>
+      <w:proofErr w:type="spellStart"/>
+      <w:r>
+        <w:t>programm</w:t>
+      </w:r>
+      <w:proofErr w:type="spellEnd"/>
+      <w:r>
+        <w:t xml:space="preserve"> berechnet.</w:t>
       </w:r>
     </w:p>
     <w:p>
@@ -3675,7 +5797,63 @@
     </w:p>
     <w:p>
       <w:r>
-        <w:t>In diesem Programm konnte durch Iteratiefes ausprobieren ein wert für CF gefunden bei diesem die bandbreite der schaltung noch hochgenug ist um nicht zufiel signal wegzuschneiden, aber auch die stabilität der schaltung gegeben ist</w:t>
+        <w:t xml:space="preserve">In diesem Programm konnte durch </w:t>
+      </w:r>
+      <w:proofErr w:type="spellStart"/>
+      <w:r>
+        <w:t>Iteratiefes</w:t>
+      </w:r>
+      <w:proofErr w:type="spellEnd"/>
+      <w:r>
+        <w:t xml:space="preserve"> ausprobieren ein </w:t>
+      </w:r>
+      <w:proofErr w:type="spellStart"/>
+      <w:r>
+        <w:t>wert</w:t>
+      </w:r>
+      <w:proofErr w:type="spellEnd"/>
+      <w:r>
+        <w:t xml:space="preserve"> für CF gefunden bei diesem die </w:t>
+      </w:r>
+      <w:proofErr w:type="spellStart"/>
+      <w:r>
+        <w:t>bandbreite</w:t>
+      </w:r>
+      <w:proofErr w:type="spellEnd"/>
+      <w:r>
+        <w:t xml:space="preserve"> der </w:t>
+      </w:r>
+      <w:proofErr w:type="spellStart"/>
+      <w:r>
+        <w:t>schaltung</w:t>
+      </w:r>
+      <w:proofErr w:type="spellEnd"/>
+      <w:r>
+        <w:t xml:space="preserve"> noch hochgenug ist um nicht zufiel </w:t>
+      </w:r>
+      <w:proofErr w:type="spellStart"/>
+      <w:r>
+        <w:t>signal</w:t>
+      </w:r>
+      <w:proofErr w:type="spellEnd"/>
+      <w:r>
+        <w:t xml:space="preserve"> wegzuschneiden, aber auch die </w:t>
+      </w:r>
+      <w:proofErr w:type="spellStart"/>
+      <w:r>
+        <w:t>stabilität</w:t>
+      </w:r>
+      <w:proofErr w:type="spellEnd"/>
+      <w:r>
+        <w:t xml:space="preserve"> der </w:t>
+      </w:r>
+      <w:proofErr w:type="spellStart"/>
+      <w:r>
+        <w:t>schaltung</w:t>
+      </w:r>
+      <w:proofErr w:type="spellEnd"/>
+      <w:r>
+        <w:t xml:space="preserve"> gegeben ist</w:t>
       </w:r>
       <w:r>
         <w:t>.</w:t>
@@ -3734,7 +5912,63 @@
     </w:p>
     <w:p>
       <w:r>
-        <w:t>Von dem TU Wien Kontakt wurde auch empfolen die schaltung aufzubauen und die stabilität prüfen wenn diese nicht gegeben ist einen gröseren kondensator verwenden.</w:t>
+        <w:t xml:space="preserve">Von dem TU Wien Kontakt wurde auch </w:t>
+      </w:r>
+      <w:proofErr w:type="spellStart"/>
+      <w:r>
+        <w:t>empfolen</w:t>
+      </w:r>
+      <w:proofErr w:type="spellEnd"/>
+      <w:r>
+        <w:t xml:space="preserve"> die </w:t>
+      </w:r>
+      <w:proofErr w:type="spellStart"/>
+      <w:r>
+        <w:t>schaltung</w:t>
+      </w:r>
+      <w:proofErr w:type="spellEnd"/>
+      <w:r>
+        <w:t xml:space="preserve"> aufzubauen und die </w:t>
+      </w:r>
+      <w:proofErr w:type="spellStart"/>
+      <w:r>
+        <w:t>stabilität</w:t>
+      </w:r>
+      <w:proofErr w:type="spellEnd"/>
+      <w:r>
+        <w:t xml:space="preserve"> </w:t>
+      </w:r>
+      <w:proofErr w:type="gramStart"/>
+      <w:r>
+        <w:t>prüfen</w:t>
+      </w:r>
+      <w:proofErr w:type="gramEnd"/>
+      <w:r>
+        <w:t xml:space="preserve"> wenn diese nicht gegeben </w:t>
+      </w:r>
+      <w:proofErr w:type="gramStart"/>
+      <w:r>
+        <w:t>ist</w:t>
+      </w:r>
+      <w:proofErr w:type="gramEnd"/>
+      <w:r>
+        <w:t xml:space="preserve"> einen </w:t>
+      </w:r>
+      <w:proofErr w:type="spellStart"/>
+      <w:r>
+        <w:t>gröseren</w:t>
+      </w:r>
+      <w:proofErr w:type="spellEnd"/>
+      <w:r>
+        <w:t xml:space="preserve"> </w:t>
+      </w:r>
+      <w:proofErr w:type="spellStart"/>
+      <w:r>
+        <w:t>kondensator</w:t>
+      </w:r>
+      <w:proofErr w:type="spellEnd"/>
+      <w:r>
+        <w:t xml:space="preserve"> verwenden.</w:t>
       </w:r>
     </w:p>
     <w:p>
@@ -3749,7 +5983,47 @@
     </w:p>
     <w:p>
       <w:r>
-        <w:t>Dieses Rauschen ensteht durch die inenntemperatur eines leiters und damit die bewegung von ladungsträgern in einem Leiter.</w:t>
+        <w:t xml:space="preserve">Dieses Rauschen </w:t>
+      </w:r>
+      <w:proofErr w:type="spellStart"/>
+      <w:r>
+        <w:t>ensteht</w:t>
+      </w:r>
+      <w:proofErr w:type="spellEnd"/>
+      <w:r>
+        <w:t xml:space="preserve"> durch die </w:t>
+      </w:r>
+      <w:proofErr w:type="spellStart"/>
+      <w:r>
+        <w:t>inenntemperatur</w:t>
+      </w:r>
+      <w:proofErr w:type="spellEnd"/>
+      <w:r>
+        <w:t xml:space="preserve"> eines </w:t>
+      </w:r>
+      <w:proofErr w:type="spellStart"/>
+      <w:r>
+        <w:t>leiters</w:t>
+      </w:r>
+      <w:proofErr w:type="spellEnd"/>
+      <w:r>
+        <w:t xml:space="preserve"> und damit die </w:t>
+      </w:r>
+      <w:proofErr w:type="spellStart"/>
+      <w:r>
+        <w:t>bewegung</w:t>
+      </w:r>
+      <w:proofErr w:type="spellEnd"/>
+      <w:r>
+        <w:t xml:space="preserve"> von </w:t>
+      </w:r>
+      <w:proofErr w:type="spellStart"/>
+      <w:r>
+        <w:t>ladungsträgern</w:t>
+      </w:r>
+      <w:proofErr w:type="spellEnd"/>
+      <w:r>
+        <w:t xml:space="preserve"> in einem Leiter.</w:t>
       </w:r>
     </w:p>
     <w:p>
@@ -3843,7 +6117,15 @@
         </w:rPr>
       </w:pPr>
       <w:r>
-        <w:t xml:space="preserve">k Bolzmankonstante = </w:t>
+        <w:t xml:space="preserve">k </w:t>
+      </w:r>
+      <w:proofErr w:type="spellStart"/>
+      <w:r>
+        <w:t>Bolzmankonstante</w:t>
+      </w:r>
+      <w:proofErr w:type="spellEnd"/>
+      <w:r>
+        <w:t xml:space="preserve"> = </w:t>
       </w:r>
       <w:r>
         <w:t>1.380649×10</w:t>
@@ -3880,14 +6162,51 @@
     </w:p>
     <w:p>
       <w:r>
-        <w:t>R der wert des Wiederstands</w:t>
-      </w:r>
+        <w:t xml:space="preserve">R der </w:t>
+      </w:r>
+      <w:proofErr w:type="spellStart"/>
+      <w:r>
+        <w:t>wert</w:t>
+      </w:r>
+      <w:proofErr w:type="spellEnd"/>
+      <w:r>
+        <w:t xml:space="preserve"> des </w:t>
+      </w:r>
+      <w:proofErr w:type="gramStart"/>
+      <w:r>
+        <w:t>Wiederstands</w:t>
+      </w:r>
+      <w:proofErr w:type="gramEnd"/>
     </w:p>
     <w:p/>
     <w:p>
       <w:r>
         <w:lastRenderedPageBreak/>
-        <w:t>Diese Formel bedeutet das ein wärmerer als auch grösererwiederstand mehr rasuchen. Dies kann umgerechnet werden von Spannungsrasuchen zu Stromrauschen.</w:t>
+        <w:t xml:space="preserve">Diese Formel bedeutet das ein wärmerer als auch </w:t>
+      </w:r>
+      <w:proofErr w:type="spellStart"/>
+      <w:r>
+        <w:t>grösererwiederstand</w:t>
+      </w:r>
+      <w:proofErr w:type="spellEnd"/>
+      <w:r>
+        <w:t xml:space="preserve"> mehr </w:t>
+      </w:r>
+      <w:proofErr w:type="spellStart"/>
+      <w:r>
+        <w:t>rasuchen</w:t>
+      </w:r>
+      <w:proofErr w:type="spellEnd"/>
+      <w:r>
+        <w:t xml:space="preserve">. Dies kann umgerechnet werden von </w:t>
+      </w:r>
+      <w:proofErr w:type="spellStart"/>
+      <w:r>
+        <w:t>Spannungsrasuchen</w:t>
+      </w:r>
+      <w:proofErr w:type="spellEnd"/>
+      <w:r>
+        <w:t xml:space="preserve"> zu Stromrauschen.</w:t>
       </w:r>
     </w:p>
     <w:p/>
@@ -4041,6 +6360,7 @@
                 <w:lang w:val="de-AT" w:eastAsia="de-AT"/>
               </w:rPr>
             </w:pPr>
+            <w:proofErr w:type="spellStart"/>
             <w:r>
               <w:rPr>
                 <w:rFonts w:ascii="Aptos Narrow" w:hAnsi="Aptos Narrow"/>
@@ -4049,7 +6369,18 @@
                 <w:szCs w:val="22"/>
                 <w:lang w:val="de-AT" w:eastAsia="de-AT"/>
               </w:rPr>
-              <w:t>Temperature in K</w:t>
+              <w:t>Temperature</w:t>
+            </w:r>
+            <w:proofErr w:type="spellEnd"/>
+            <w:r>
+              <w:rPr>
+                <w:rFonts w:ascii="Aptos Narrow" w:hAnsi="Aptos Narrow"/>
+                <w:color w:val="000000"/>
+                <w:sz w:val="22"/>
+                <w:szCs w:val="22"/>
+                <w:lang w:val="de-AT" w:eastAsia="de-AT"/>
+              </w:rPr>
+              <w:t xml:space="preserve"> in K</w:t>
             </w:r>
           </w:p>
         </w:tc>
@@ -4157,13 +6488,23 @@
                 <w:lang w:val="de-AT" w:eastAsia="de-AT"/>
               </w:rPr>
             </w:pPr>
+            <w:proofErr w:type="spellStart"/>
             <w:r>
               <w:rPr>
                 <w:rFonts w:cs="Arial"/>
                 <w:color w:val="000000"/>
                 <w:lang w:eastAsia="de-AT"/>
               </w:rPr>
-              <w:t xml:space="preserve">Bolzmankonstante </w:t>
+              <w:t>Bolzmankonstante</w:t>
+            </w:r>
+            <w:proofErr w:type="spellEnd"/>
+            <w:r>
+              <w:rPr>
+                <w:rFonts w:cs="Arial"/>
+                <w:color w:val="000000"/>
+                <w:lang w:eastAsia="de-AT"/>
+              </w:rPr>
+              <w:t xml:space="preserve"> </w:t>
             </w:r>
           </w:p>
         </w:tc>
@@ -4269,6 +6610,7 @@
                 <w:lang w:val="de-AT" w:eastAsia="de-AT"/>
               </w:rPr>
             </w:pPr>
+            <w:proofErr w:type="spellStart"/>
             <w:r>
               <w:rPr>
                 <w:rFonts w:ascii="Aptos Narrow" w:hAnsi="Aptos Narrow"/>
@@ -4277,7 +6619,18 @@
                 <w:szCs w:val="22"/>
                 <w:lang w:val="de-AT" w:eastAsia="de-AT"/>
               </w:rPr>
-              <w:t>Resistor in Meg</w:t>
+              <w:t>Resistor</w:t>
+            </w:r>
+            <w:proofErr w:type="spellEnd"/>
+            <w:r>
+              <w:rPr>
+                <w:rFonts w:ascii="Aptos Narrow" w:hAnsi="Aptos Narrow"/>
+                <w:color w:val="000000"/>
+                <w:sz w:val="22"/>
+                <w:szCs w:val="22"/>
+                <w:lang w:val="de-AT" w:eastAsia="de-AT"/>
+              </w:rPr>
+              <w:t xml:space="preserve"> in Meg</w:t>
             </w:r>
           </w:p>
         </w:tc>
@@ -4314,7 +6667,29 @@
                 <w:szCs w:val="22"/>
                 <w:lang w:val="de-AT" w:eastAsia="de-AT"/>
               </w:rPr>
-              <w:t xml:space="preserve">Thermisches Spannungs </w:t>
+              <w:t xml:space="preserve">Thermisches </w:t>
+            </w:r>
+            <w:proofErr w:type="spellStart"/>
+            <w:r>
+              <w:rPr>
+                <w:rFonts w:ascii="Aptos Narrow" w:hAnsi="Aptos Narrow"/>
+                <w:color w:val="000000"/>
+                <w:sz w:val="22"/>
+                <w:szCs w:val="22"/>
+                <w:lang w:val="de-AT" w:eastAsia="de-AT"/>
+              </w:rPr>
+              <w:t>Spannungs</w:t>
+            </w:r>
+            <w:proofErr w:type="spellEnd"/>
+            <w:r>
+              <w:rPr>
+                <w:rFonts w:ascii="Aptos Narrow" w:hAnsi="Aptos Narrow"/>
+                <w:color w:val="000000"/>
+                <w:sz w:val="22"/>
+                <w:szCs w:val="22"/>
+                <w:lang w:val="de-AT" w:eastAsia="de-AT"/>
+              </w:rPr>
+              <w:t xml:space="preserve"> </w:t>
             </w:r>
           </w:p>
         </w:tc>
@@ -4343,6 +6718,7 @@
                 <w:lang w:val="de-AT" w:eastAsia="de-AT"/>
               </w:rPr>
             </w:pPr>
+            <w:proofErr w:type="gramStart"/>
             <w:r>
               <w:rPr>
                 <w:rFonts w:ascii="Aptos Narrow" w:hAnsi="Aptos Narrow"/>
@@ -4351,7 +6727,18 @@
                 <w:szCs w:val="22"/>
                 <w:lang w:val="de-AT" w:eastAsia="de-AT"/>
               </w:rPr>
-              <w:t xml:space="preserve">Thermisches Strom </w:t>
+              <w:t>Thermisches Strom</w:t>
+            </w:r>
+            <w:proofErr w:type="gramEnd"/>
+            <w:r>
+              <w:rPr>
+                <w:rFonts w:ascii="Aptos Narrow" w:hAnsi="Aptos Narrow"/>
+                <w:color w:val="000000"/>
+                <w:sz w:val="22"/>
+                <w:szCs w:val="22"/>
+                <w:lang w:val="de-AT" w:eastAsia="de-AT"/>
+              </w:rPr>
+              <w:t xml:space="preserve"> </w:t>
             </w:r>
           </w:p>
         </w:tc>
@@ -4431,7 +6818,29 @@
                 <w:szCs w:val="22"/>
                 <w:lang w:val="de-AT" w:eastAsia="de-AT"/>
               </w:rPr>
-              <w:t>Rauschen in nV/√Hz</w:t>
+              <w:t xml:space="preserve">Rauschen in </w:t>
+            </w:r>
+            <w:proofErr w:type="spellStart"/>
+            <w:r>
+              <w:rPr>
+                <w:rFonts w:ascii="Aptos Narrow" w:hAnsi="Aptos Narrow"/>
+                <w:color w:val="000000"/>
+                <w:sz w:val="22"/>
+                <w:szCs w:val="22"/>
+                <w:lang w:val="de-AT" w:eastAsia="de-AT"/>
+              </w:rPr>
+              <w:t>nV</w:t>
+            </w:r>
+            <w:proofErr w:type="spellEnd"/>
+            <w:r>
+              <w:rPr>
+                <w:rFonts w:ascii="Aptos Narrow" w:hAnsi="Aptos Narrow"/>
+                <w:color w:val="000000"/>
+                <w:sz w:val="22"/>
+                <w:szCs w:val="22"/>
+                <w:lang w:val="de-AT" w:eastAsia="de-AT"/>
+              </w:rPr>
+              <w:t>/√Hz</w:t>
             </w:r>
           </w:p>
         </w:tc>
@@ -4468,7 +6877,29 @@
                 <w:szCs w:val="22"/>
                 <w:lang w:val="de-AT" w:eastAsia="de-AT"/>
               </w:rPr>
-              <w:t>Rauschen in fA/√Hz</w:t>
+              <w:t xml:space="preserve">Rauschen in </w:t>
+            </w:r>
+            <w:proofErr w:type="spellStart"/>
+            <w:r>
+              <w:rPr>
+                <w:rFonts w:ascii="Aptos Narrow" w:hAnsi="Aptos Narrow"/>
+                <w:color w:val="000000"/>
+                <w:sz w:val="22"/>
+                <w:szCs w:val="22"/>
+                <w:lang w:val="de-AT" w:eastAsia="de-AT"/>
+              </w:rPr>
+              <w:t>fA</w:t>
+            </w:r>
+            <w:proofErr w:type="spellEnd"/>
+            <w:r>
+              <w:rPr>
+                <w:rFonts w:ascii="Aptos Narrow" w:hAnsi="Aptos Narrow"/>
+                <w:color w:val="000000"/>
+                <w:sz w:val="22"/>
+                <w:szCs w:val="22"/>
+                <w:lang w:val="de-AT" w:eastAsia="de-AT"/>
+              </w:rPr>
+              <w:t>/√Hz</w:t>
             </w:r>
           </w:p>
         </w:tc>
@@ -5091,20 +7522,302 @@
     <w:p/>
     <w:p>
       <w:r>
-        <w:t xml:space="preserve">Es werden 2 Variablen spannungsquellen gebraucht vür die Gate als auch Darain spannung, da sloche meist mit DACs realiesiert werden, wird entweder ein DAC imt min 2 Channeln oder 2 DAC verwendet, es wird eher die erste variabte verwendet werden. da zumindest der Drain Anschluss stromliefern muss also belastet wird muss nach dem DAC ausgang ein Buffer eingebaut werden doch da es ein guter ansatz ist wird das bei beiden anschlüssen eingeplant. Diese buffer werden gleich mit einem Tiefpass fileter geplant da bei einem DAC ausgang zu hochfrequenzten störungen kommen kann. </w:t>
-      </w:r>
-    </w:p>
-    <w:p>
-      <w:r>
-        <w:t>Für die DAC Buffer müssen OPVs verwendet werden welche möglichst einen zero Offset haben um die eingestellte spannung nicht zu verfälschen, weiters müssen diese möglichst rasucharm sein um verälschen zu minimieren.</w:t>
-      </w:r>
-      <w:r>
-        <w:t xml:space="preserve"> Aus diesen Kreterien wurde der OPA189 ausgesucht.</w:t>
-      </w:r>
-    </w:p>
-    <w:p>
-      <w:r>
-        <w:t>Für die digitaliesierung des TIA muss ein ADC vberwendet werden da hohe samplerate gebraucht werden wird ein SAR ADC verwednet welcher eine Sample rate von bis zu 1MSps. Um eine einfache daten verarbeitung mit und da ADCs mit einer höheren bit zahl mit einem  höheren preis kommen wird ein 16 bit SAR ADC verwendet, nämlich der ADS8681, dieser wurde ausgesucht aufgrund seiner SPI schnitschtelle seiner hohen samplerate und der einstellbaraen eingangs range.</w:t>
+        <w:t xml:space="preserve">Es werden 2 Variablen spannungsquellen gebraucht </w:t>
+      </w:r>
+      <w:proofErr w:type="spellStart"/>
+      <w:r>
+        <w:t>vür</w:t>
+      </w:r>
+      <w:proofErr w:type="spellEnd"/>
+      <w:r>
+        <w:t xml:space="preserve"> </w:t>
+      </w:r>
+      <w:proofErr w:type="gramStart"/>
+      <w:r>
+        <w:t>die Gate</w:t>
+      </w:r>
+      <w:proofErr w:type="gramEnd"/>
+      <w:r>
+        <w:t xml:space="preserve"> als auch Darain </w:t>
+      </w:r>
+      <w:proofErr w:type="spellStart"/>
+      <w:r>
+        <w:t>spannung</w:t>
+      </w:r>
+      <w:proofErr w:type="spellEnd"/>
+      <w:r>
+        <w:t xml:space="preserve">, da </w:t>
+      </w:r>
+      <w:proofErr w:type="spellStart"/>
+      <w:r>
+        <w:t>sloche</w:t>
+      </w:r>
+      <w:proofErr w:type="spellEnd"/>
+      <w:r>
+        <w:t xml:space="preserve"> meist mit DACs </w:t>
+      </w:r>
+      <w:proofErr w:type="spellStart"/>
+      <w:r>
+        <w:t>realiesiert</w:t>
+      </w:r>
+      <w:proofErr w:type="spellEnd"/>
+      <w:r>
+        <w:t xml:space="preserve"> werden, wird entweder ein DAC </w:t>
+      </w:r>
+      <w:proofErr w:type="spellStart"/>
+      <w:r>
+        <w:t>imt</w:t>
+      </w:r>
+      <w:proofErr w:type="spellEnd"/>
+      <w:r>
+        <w:t xml:space="preserve"> min 2 </w:t>
+      </w:r>
+      <w:proofErr w:type="spellStart"/>
+      <w:r>
+        <w:t>Channeln</w:t>
+      </w:r>
+      <w:proofErr w:type="spellEnd"/>
+      <w:r>
+        <w:t xml:space="preserve"> oder 2 DAC verwendet, es wird eher die erste </w:t>
+      </w:r>
+      <w:proofErr w:type="spellStart"/>
+      <w:r>
+        <w:t>variabte</w:t>
+      </w:r>
+      <w:proofErr w:type="spellEnd"/>
+      <w:r>
+        <w:t xml:space="preserve"> verwendet werden. da zumindest der Drain Anschluss stromliefern muss also belastet wird muss nach dem DAC </w:t>
+      </w:r>
+      <w:proofErr w:type="spellStart"/>
+      <w:r>
+        <w:t>ausgang</w:t>
+      </w:r>
+      <w:proofErr w:type="spellEnd"/>
+      <w:r>
+        <w:t xml:space="preserve"> ein Buffer eingebaut werden doch da es ein guter </w:t>
+      </w:r>
+      <w:proofErr w:type="spellStart"/>
+      <w:r>
+        <w:t>ansatz</w:t>
+      </w:r>
+      <w:proofErr w:type="spellEnd"/>
+      <w:r>
+        <w:t xml:space="preserve"> ist wird das bei beiden </w:t>
+      </w:r>
+      <w:proofErr w:type="spellStart"/>
+      <w:r>
+        <w:t>anschlüssen</w:t>
+      </w:r>
+      <w:proofErr w:type="spellEnd"/>
+      <w:r>
+        <w:t xml:space="preserve"> eingeplant. Diese </w:t>
+      </w:r>
+      <w:proofErr w:type="spellStart"/>
+      <w:r>
+        <w:t>buffer</w:t>
+      </w:r>
+      <w:proofErr w:type="spellEnd"/>
+      <w:r>
+        <w:t xml:space="preserve"> werden gleich mit einem Tiefpass </w:t>
+      </w:r>
+      <w:proofErr w:type="spellStart"/>
+      <w:r>
+        <w:t>fileter</w:t>
+      </w:r>
+      <w:proofErr w:type="spellEnd"/>
+      <w:r>
+        <w:t xml:space="preserve"> geplant da bei einem DAC </w:t>
+      </w:r>
+      <w:proofErr w:type="spellStart"/>
+      <w:r>
+        <w:t>ausgang</w:t>
+      </w:r>
+      <w:proofErr w:type="spellEnd"/>
+      <w:r>
+        <w:t xml:space="preserve"> zu </w:t>
+      </w:r>
+      <w:proofErr w:type="spellStart"/>
+      <w:r>
+        <w:t>hochfrequenzten</w:t>
+      </w:r>
+      <w:proofErr w:type="spellEnd"/>
+      <w:r>
+        <w:t xml:space="preserve"> </w:t>
+      </w:r>
+      <w:proofErr w:type="spellStart"/>
+      <w:r>
+        <w:t>störungen</w:t>
+      </w:r>
+      <w:proofErr w:type="spellEnd"/>
+      <w:r>
+        <w:t xml:space="preserve"> kommen kann. </w:t>
+      </w:r>
+    </w:p>
+    <w:p>
+      <w:r>
+        <w:t xml:space="preserve">Für die DAC Buffer müssen OPVs verwendet werden welche möglichst einen </w:t>
+      </w:r>
+      <w:proofErr w:type="spellStart"/>
+      <w:r>
+        <w:t>zero</w:t>
+      </w:r>
+      <w:proofErr w:type="spellEnd"/>
+      <w:r>
+        <w:t xml:space="preserve"> Offset </w:t>
+      </w:r>
+      <w:proofErr w:type="gramStart"/>
+      <w:r>
+        <w:t>haben</w:t>
+      </w:r>
+      <w:proofErr w:type="gramEnd"/>
+      <w:r>
+        <w:t xml:space="preserve"> um die eingestellte </w:t>
+      </w:r>
+      <w:proofErr w:type="spellStart"/>
+      <w:r>
+        <w:t>spannung</w:t>
+      </w:r>
+      <w:proofErr w:type="spellEnd"/>
+      <w:r>
+        <w:t xml:space="preserve"> nicht zu verfälschen, weiters müssen diese möglichst </w:t>
+      </w:r>
+      <w:proofErr w:type="spellStart"/>
+      <w:r>
+        <w:t>rasucharm</w:t>
+      </w:r>
+      <w:proofErr w:type="spellEnd"/>
+      <w:r>
+        <w:t xml:space="preserve"> </w:t>
+      </w:r>
+      <w:proofErr w:type="gramStart"/>
+      <w:r>
+        <w:t>sein</w:t>
+      </w:r>
+      <w:proofErr w:type="gramEnd"/>
+      <w:r>
+        <w:t xml:space="preserve"> um </w:t>
+      </w:r>
+      <w:proofErr w:type="spellStart"/>
+      <w:r>
+        <w:t>verälschen</w:t>
+      </w:r>
+      <w:proofErr w:type="spellEnd"/>
+      <w:r>
+        <w:t xml:space="preserve"> zu minimieren.</w:t>
+      </w:r>
+      <w:r>
+        <w:t xml:space="preserve"> Aus diesen </w:t>
+      </w:r>
+      <w:proofErr w:type="spellStart"/>
+      <w:r>
+        <w:t>Kreterien</w:t>
+      </w:r>
+      <w:proofErr w:type="spellEnd"/>
+      <w:r>
+        <w:t xml:space="preserve"> wurde der OPA189 ausgesucht.</w:t>
+      </w:r>
+    </w:p>
+    <w:p>
+      <w:r>
+        <w:t xml:space="preserve">Für die </w:t>
+      </w:r>
+      <w:proofErr w:type="spellStart"/>
+      <w:r>
+        <w:t>digitaliesierung</w:t>
+      </w:r>
+      <w:proofErr w:type="spellEnd"/>
+      <w:r>
+        <w:t xml:space="preserve"> des TIA muss ein ADC </w:t>
+      </w:r>
+      <w:proofErr w:type="spellStart"/>
+      <w:r>
+        <w:t>vberwendet</w:t>
+      </w:r>
+      <w:proofErr w:type="spellEnd"/>
+      <w:r>
+        <w:t xml:space="preserve"> werden da hohe samplerate gebraucht werden wird ein SAR ADC </w:t>
+      </w:r>
+      <w:proofErr w:type="spellStart"/>
+      <w:proofErr w:type="gramStart"/>
+      <w:r>
+        <w:t>verwednet</w:t>
+      </w:r>
+      <w:proofErr w:type="spellEnd"/>
+      <w:proofErr w:type="gramEnd"/>
+      <w:r>
+        <w:t xml:space="preserve"> welcher </w:t>
+      </w:r>
+      <w:proofErr w:type="gramStart"/>
+      <w:r>
+        <w:t>eine Sample</w:t>
+      </w:r>
+      <w:proofErr w:type="gramEnd"/>
+      <w:r>
+        <w:t xml:space="preserve"> rate von bis zu 1MSps. Um eine einfache daten </w:t>
+      </w:r>
+      <w:proofErr w:type="spellStart"/>
+      <w:r>
+        <w:t>verarbeitung</w:t>
+      </w:r>
+      <w:proofErr w:type="spellEnd"/>
+      <w:r>
+        <w:t xml:space="preserve"> mit und da ADCs mit einer höheren </w:t>
+      </w:r>
+      <w:proofErr w:type="spellStart"/>
+      <w:r>
+        <w:t>bit</w:t>
+      </w:r>
+      <w:proofErr w:type="spellEnd"/>
+      <w:r>
+        <w:t xml:space="preserve"> zahl mit </w:t>
+      </w:r>
+      <w:proofErr w:type="gramStart"/>
+      <w:r>
+        <w:t>einem  höheren</w:t>
+      </w:r>
+      <w:proofErr w:type="gramEnd"/>
+      <w:r>
+        <w:t xml:space="preserve"> </w:t>
+      </w:r>
+      <w:proofErr w:type="spellStart"/>
+      <w:r>
+        <w:t>preis</w:t>
+      </w:r>
+      <w:proofErr w:type="spellEnd"/>
+      <w:r>
+        <w:t xml:space="preserve"> kommen wird ein 16 </w:t>
+      </w:r>
+      <w:proofErr w:type="spellStart"/>
+      <w:r>
+        <w:t>bit</w:t>
+      </w:r>
+      <w:proofErr w:type="spellEnd"/>
+      <w:r>
+        <w:t xml:space="preserve"> SAR ADC verwendet, nämlich der ADS8681, dieser wurde ausgesucht aufgrund seiner SPI </w:t>
+      </w:r>
+      <w:proofErr w:type="spellStart"/>
+      <w:r>
+        <w:t>schnitschtelle</w:t>
+      </w:r>
+      <w:proofErr w:type="spellEnd"/>
+      <w:r>
+        <w:t xml:space="preserve"> seiner hohen samplerate und der </w:t>
+      </w:r>
+      <w:proofErr w:type="spellStart"/>
+      <w:r>
+        <w:t>einstellbaraen</w:t>
+      </w:r>
+      <w:proofErr w:type="spellEnd"/>
+      <w:r>
+        <w:t xml:space="preserve"> eingangs </w:t>
+      </w:r>
+      <w:proofErr w:type="spellStart"/>
+      <w:r>
+        <w:t>range</w:t>
+      </w:r>
+      <w:proofErr w:type="spellEnd"/>
+      <w:r>
+        <w:t>.</w:t>
       </w:r>
     </w:p>
     <w:p>
@@ -5114,10 +7827,98 @@
         </w:tabs>
       </w:pPr>
       <w:r>
-        <w:t xml:space="preserve">Der OPV des TIA muss einen sehr geringen bias strom auf seinen + und – eingangs ports haben in einer grösenordnung die mindesetens um den faktor 10^3 kleiner ist als die zumessene größe, da messungen bis unter 1nA möglich sein sollen </w:t>
-      </w:r>
-      <w:r>
-        <w:t>darf der bias current maximal 1pA betragen.</w:t>
+        <w:t xml:space="preserve">Der OPV des TIA muss einen sehr geringen </w:t>
+      </w:r>
+      <w:proofErr w:type="spellStart"/>
+      <w:r>
+        <w:t>bias</w:t>
+      </w:r>
+      <w:proofErr w:type="spellEnd"/>
+      <w:r>
+        <w:t xml:space="preserve"> </w:t>
+      </w:r>
+      <w:proofErr w:type="spellStart"/>
+      <w:r>
+        <w:t>strom</w:t>
+      </w:r>
+      <w:proofErr w:type="spellEnd"/>
+      <w:r>
+        <w:t xml:space="preserve"> auf seinen + und – eingangs </w:t>
+      </w:r>
+      <w:proofErr w:type="spellStart"/>
+      <w:r>
+        <w:t>ports</w:t>
+      </w:r>
+      <w:proofErr w:type="spellEnd"/>
+      <w:r>
+        <w:t xml:space="preserve"> haben in einer </w:t>
+      </w:r>
+      <w:proofErr w:type="spellStart"/>
+      <w:r>
+        <w:t>grösenordnung</w:t>
+      </w:r>
+      <w:proofErr w:type="spellEnd"/>
+      <w:r>
+        <w:t xml:space="preserve"> die </w:t>
+      </w:r>
+      <w:proofErr w:type="spellStart"/>
+      <w:r>
+        <w:t>mindesetens</w:t>
+      </w:r>
+      <w:proofErr w:type="spellEnd"/>
+      <w:r>
+        <w:t xml:space="preserve"> um den </w:t>
+      </w:r>
+      <w:proofErr w:type="spellStart"/>
+      <w:r>
+        <w:t>faktor</w:t>
+      </w:r>
+      <w:proofErr w:type="spellEnd"/>
+      <w:r>
+        <w:t xml:space="preserve"> 10^3 kleiner ist als die </w:t>
+      </w:r>
+      <w:proofErr w:type="spellStart"/>
+      <w:r>
+        <w:t>zumessene</w:t>
+      </w:r>
+      <w:proofErr w:type="spellEnd"/>
+      <w:r>
+        <w:t xml:space="preserve"> </w:t>
+      </w:r>
+      <w:proofErr w:type="spellStart"/>
+      <w:r>
+        <w:t>größe</w:t>
+      </w:r>
+      <w:proofErr w:type="spellEnd"/>
+      <w:r>
+        <w:t xml:space="preserve">, da </w:t>
+      </w:r>
+      <w:proofErr w:type="spellStart"/>
+      <w:r>
+        <w:t>messungen</w:t>
+      </w:r>
+      <w:proofErr w:type="spellEnd"/>
+      <w:r>
+        <w:t xml:space="preserve"> bis unter 1nA möglich sein sollen </w:t>
+      </w:r>
+      <w:r>
+        <w:t xml:space="preserve">darf der </w:t>
+      </w:r>
+      <w:proofErr w:type="spellStart"/>
+      <w:r>
+        <w:t>bias</w:t>
+      </w:r>
+      <w:proofErr w:type="spellEnd"/>
+      <w:r>
+        <w:t xml:space="preserve"> </w:t>
+      </w:r>
+      <w:proofErr w:type="spellStart"/>
+      <w:r>
+        <w:t>current</w:t>
+      </w:r>
+      <w:proofErr w:type="spellEnd"/>
+      <w:r>
+        <w:t xml:space="preserve"> maximal 1pA betragen.</w:t>
       </w:r>
     </w:p>
     <w:p>
@@ -5127,7 +7928,79 @@
         </w:tabs>
       </w:pPr>
       <w:r>
-        <w:t>Weiters wäre eine geringe offset spannung des OPV sinvoll, doch dieser kann durch mehr punkt kallibrierung weggerechnet werden. Ein von der TU empfolener OPV für diese aufgabe ist der OPA928 doch dieser ist schwer zu implementirern, deswegen wurde auf ein älteres modell zurückgegriffen dem LMC6001</w:t>
+        <w:t xml:space="preserve">Weiters wäre eine geringe </w:t>
+      </w:r>
+      <w:proofErr w:type="spellStart"/>
+      <w:r>
+        <w:t>offset</w:t>
+      </w:r>
+      <w:proofErr w:type="spellEnd"/>
+      <w:r>
+        <w:t xml:space="preserve"> </w:t>
+      </w:r>
+      <w:proofErr w:type="spellStart"/>
+      <w:r>
+        <w:t>spannung</w:t>
+      </w:r>
+      <w:proofErr w:type="spellEnd"/>
+      <w:r>
+        <w:t xml:space="preserve"> des OPV </w:t>
+      </w:r>
+      <w:proofErr w:type="spellStart"/>
+      <w:r>
+        <w:t>sinvoll</w:t>
+      </w:r>
+      <w:proofErr w:type="spellEnd"/>
+      <w:r>
+        <w:t xml:space="preserve">, doch dieser kann durch mehr punkt </w:t>
+      </w:r>
+      <w:proofErr w:type="spellStart"/>
+      <w:r>
+        <w:t>kallibrierung</w:t>
+      </w:r>
+      <w:proofErr w:type="spellEnd"/>
+      <w:r>
+        <w:t xml:space="preserve"> weggerechnet werden. Ein von der TU </w:t>
+      </w:r>
+      <w:proofErr w:type="spellStart"/>
+      <w:r>
+        <w:t>empfolener</w:t>
+      </w:r>
+      <w:proofErr w:type="spellEnd"/>
+      <w:r>
+        <w:t xml:space="preserve"> OPV für diese </w:t>
+      </w:r>
+      <w:proofErr w:type="spellStart"/>
+      <w:r>
+        <w:t>aufgabe</w:t>
+      </w:r>
+      <w:proofErr w:type="spellEnd"/>
+      <w:r>
+        <w:t xml:space="preserve"> ist der </w:t>
+      </w:r>
+      <w:proofErr w:type="gramStart"/>
+      <w:r>
+        <w:t>OPA928</w:t>
+      </w:r>
+      <w:proofErr w:type="gramEnd"/>
+      <w:r>
+        <w:t xml:space="preserve"> doch dieser ist schwer zu </w:t>
+      </w:r>
+      <w:proofErr w:type="spellStart"/>
+      <w:r>
+        <w:t>implementirern</w:t>
+      </w:r>
+      <w:proofErr w:type="spellEnd"/>
+      <w:r>
+        <w:t xml:space="preserve">, deswegen wurde auf ein älteres </w:t>
+      </w:r>
+      <w:proofErr w:type="spellStart"/>
+      <w:r>
+        <w:t>modell</w:t>
+      </w:r>
+      <w:proofErr w:type="spellEnd"/>
+      <w:r>
+        <w:t xml:space="preserve"> zurückgegriffen dem LMC6001</w:t>
       </w:r>
       <w:r>
         <w:t>.</w:t>
@@ -5152,23 +8025,111 @@
     </w:p>
     <w:p>
       <w:r>
-        <w:t>Für die OPVs wurde eine Bipolare Versorgung von +-8V gewählt. Um diese zu bekommen werden 2 LODs verwendet, einer für die Positive versorgung und einer für die negative. Es werden LDOs verwendet da diese keinen Rippel erzeugen und viel rausch ärmer sind als DCDC wandler. Weiters dämpfen LDOs meist mit hohem faktor den rippel der versorgung zu unterdrücken</w:t>
+        <w:t xml:space="preserve">Für die OPVs wurde eine Bipolare Versorgung von +-8V gewählt. Um diese zu bekommen werden 2 LODs verwendet, einer für die Positive </w:t>
+      </w:r>
+      <w:proofErr w:type="spellStart"/>
+      <w:r>
+        <w:t>versorgung</w:t>
+      </w:r>
+      <w:proofErr w:type="spellEnd"/>
+      <w:r>
+        <w:t xml:space="preserve"> und einer für die negative. Es werden LDOs verwendet da diese keinen Rippel erzeugen und viel rausch ärmer sind als DCDC </w:t>
+      </w:r>
+      <w:proofErr w:type="spellStart"/>
+      <w:r>
+        <w:t>wandler</w:t>
+      </w:r>
+      <w:proofErr w:type="spellEnd"/>
+      <w:r>
+        <w:t xml:space="preserve">. Weiters dämpfen LDOs meist mit hohem </w:t>
+      </w:r>
+      <w:proofErr w:type="spellStart"/>
+      <w:r>
+        <w:t>faktor</w:t>
+      </w:r>
+      <w:proofErr w:type="spellEnd"/>
+      <w:r>
+        <w:t xml:space="preserve"> den </w:t>
+      </w:r>
+      <w:proofErr w:type="spellStart"/>
+      <w:r>
+        <w:t>rippel</w:t>
+      </w:r>
+      <w:proofErr w:type="spellEnd"/>
+      <w:r>
+        <w:t xml:space="preserve"> der </w:t>
+      </w:r>
+      <w:proofErr w:type="spellStart"/>
+      <w:r>
+        <w:t>versorgung</w:t>
+      </w:r>
+      <w:proofErr w:type="spellEnd"/>
+      <w:r>
+        <w:t xml:space="preserve"> zu unterdrücken</w:t>
       </w:r>
       <w:r>
         <w:t xml:space="preserve">, auch das genannt </w:t>
       </w:r>
       <w:r>
         <w:lastRenderedPageBreak/>
-        <w:t>PSRR Power Supply Rejektion Ratio. Ein wichtiger Faktor für die OPV versorgung ist das sie langzeit stabiel ist und auch geringes eigenrauschen hat.</w:t>
-      </w:r>
-      <w:r>
-        <w:t xml:space="preserve"> Die beiden Ic welche häufig für diesen zweg verwendet werden sind die </w:t>
+        <w:t xml:space="preserve">PSRR Power Supply Rejektion Ratio. Ein wichtiger Faktor für die OPV </w:t>
+      </w:r>
+      <w:proofErr w:type="spellStart"/>
+      <w:r>
+        <w:t>versorgung</w:t>
+      </w:r>
+      <w:proofErr w:type="spellEnd"/>
+      <w:r>
+        <w:t xml:space="preserve"> ist das sie </w:t>
+      </w:r>
+      <w:proofErr w:type="spellStart"/>
+      <w:r>
+        <w:t>langzeit</w:t>
+      </w:r>
+      <w:proofErr w:type="spellEnd"/>
+      <w:r>
+        <w:t xml:space="preserve"> </w:t>
+      </w:r>
+      <w:proofErr w:type="spellStart"/>
+      <w:r>
+        <w:t>stabiel</w:t>
+      </w:r>
+      <w:proofErr w:type="spellEnd"/>
+      <w:r>
+        <w:t xml:space="preserve"> ist und auch geringes eigenrauschen hat.</w:t>
+      </w:r>
+      <w:r>
+        <w:t xml:space="preserve"> Die beiden </w:t>
+      </w:r>
+      <w:proofErr w:type="spellStart"/>
+      <w:r>
+        <w:t>Ic</w:t>
+      </w:r>
+      <w:proofErr w:type="spellEnd"/>
+      <w:r>
+        <w:t xml:space="preserve"> welche häufig für diesen </w:t>
+      </w:r>
+      <w:proofErr w:type="spellStart"/>
+      <w:r>
+        <w:t>zweg</w:t>
+      </w:r>
+      <w:proofErr w:type="spellEnd"/>
+      <w:r>
+        <w:t xml:space="preserve"> verwendet werden sind die </w:t>
       </w:r>
       <w:r>
         <w:t>LT3094</w:t>
       </w:r>
       <w:r>
-        <w:t xml:space="preserve"> für die negative spannungsversorgung und der </w:t>
+        <w:t xml:space="preserve"> für die negative </w:t>
+      </w:r>
+      <w:proofErr w:type="spellStart"/>
+      <w:r>
+        <w:t>spannungsversorgung</w:t>
+      </w:r>
+      <w:proofErr w:type="spellEnd"/>
+      <w:r>
+        <w:t xml:space="preserve"> und der </w:t>
       </w:r>
       <w:r>
         <w:t>LT3042</w:t>
@@ -5177,7 +8138,39 @@
         <w:t xml:space="preserve"> für die positive Versorgung</w:t>
       </w:r>
       <w:r>
-        <w:t>, diese beiten die möglichkeit mittels eimen Widerstand die ausgangsspannung einzustellen</w:t>
+        <w:t xml:space="preserve">, diese </w:t>
+      </w:r>
+      <w:proofErr w:type="spellStart"/>
+      <w:r>
+        <w:t>beiten</w:t>
+      </w:r>
+      <w:proofErr w:type="spellEnd"/>
+      <w:r>
+        <w:t xml:space="preserve"> die </w:t>
+      </w:r>
+      <w:proofErr w:type="spellStart"/>
+      <w:r>
+        <w:t>möglichkeit</w:t>
+      </w:r>
+      <w:proofErr w:type="spellEnd"/>
+      <w:r>
+        <w:t xml:space="preserve"> mittels </w:t>
+      </w:r>
+      <w:proofErr w:type="spellStart"/>
+      <w:r>
+        <w:t>eimen</w:t>
+      </w:r>
+      <w:proofErr w:type="spellEnd"/>
+      <w:r>
+        <w:t xml:space="preserve"> Widerstand die </w:t>
+      </w:r>
+      <w:proofErr w:type="spellStart"/>
+      <w:r>
+        <w:t>ausgangsspannung</w:t>
+      </w:r>
+      <w:proofErr w:type="spellEnd"/>
+      <w:r>
+        <w:t xml:space="preserve"> einzustellen</w:t>
       </w:r>
       <w:r>
         <w:t>.</w:t>
@@ -5186,7 +8179,73 @@
     <w:p/>
     <w:p>
       <w:r>
-        <w:t xml:space="preserve">Das gesammte Digital System ist auf eine Versorgung von 3,3V ausgelegt, und um diese zu verfügung zustellen wird auch ein LDO verwendet, da eine digitalversorgung keine low noise oder high accrucysy bracuht kann ein „Wald und Wiesen“ LDO verwendet werden. In diesem fall wird der </w:t>
+        <w:t xml:space="preserve">Das </w:t>
+      </w:r>
+      <w:proofErr w:type="spellStart"/>
+      <w:r>
+        <w:t>gesammte</w:t>
+      </w:r>
+      <w:proofErr w:type="spellEnd"/>
+      <w:r>
+        <w:t xml:space="preserve"> Digital System ist auf eine Versorgung von 3,3V ausgelegt, und um diese zu </w:t>
+      </w:r>
+      <w:proofErr w:type="spellStart"/>
+      <w:r>
+        <w:t>verfügung</w:t>
+      </w:r>
+      <w:proofErr w:type="spellEnd"/>
+      <w:r>
+        <w:t xml:space="preserve"> </w:t>
+      </w:r>
+      <w:proofErr w:type="spellStart"/>
+      <w:r>
+        <w:t>zustellen</w:t>
+      </w:r>
+      <w:proofErr w:type="spellEnd"/>
+      <w:r>
+        <w:t xml:space="preserve"> wird auch ein LDO verwendet, da eine </w:t>
+      </w:r>
+      <w:proofErr w:type="spellStart"/>
+      <w:r>
+        <w:t>digitalversorgung</w:t>
+      </w:r>
+      <w:proofErr w:type="spellEnd"/>
+      <w:r>
+        <w:t xml:space="preserve"> keine low </w:t>
+      </w:r>
+      <w:proofErr w:type="spellStart"/>
+      <w:r>
+        <w:t>noise</w:t>
+      </w:r>
+      <w:proofErr w:type="spellEnd"/>
+      <w:r>
+        <w:t xml:space="preserve"> oder high </w:t>
+      </w:r>
+      <w:proofErr w:type="spellStart"/>
+      <w:r>
+        <w:t>accrucysy</w:t>
+      </w:r>
+      <w:proofErr w:type="spellEnd"/>
+      <w:r>
+        <w:t xml:space="preserve"> </w:t>
+      </w:r>
+      <w:proofErr w:type="spellStart"/>
+      <w:r>
+        <w:t>bracuht</w:t>
+      </w:r>
+      <w:proofErr w:type="spellEnd"/>
+      <w:r>
+        <w:t xml:space="preserve"> kann ein „Wald und Wiesen“ LDO verwendet werden. In diesem </w:t>
+      </w:r>
+      <w:proofErr w:type="spellStart"/>
+      <w:proofErr w:type="gramStart"/>
+      <w:r>
+        <w:t>fall</w:t>
+      </w:r>
+      <w:proofErr w:type="spellEnd"/>
+      <w:proofErr w:type="gramEnd"/>
+      <w:r>
+        <w:t xml:space="preserve"> wird der </w:t>
       </w:r>
       <w:r>
         <w:t>TLV76733</w:t>
@@ -5249,7 +8308,31 @@
     </w:p>
     <w:p>
       <w:r>
-        <w:t>Mittels des SET Widerstand in dieser grafik 33.2k wird die ausgangsspannung gesetzt.</w:t>
+        <w:t xml:space="preserve">Mittels des </w:t>
+      </w:r>
+      <w:proofErr w:type="gramStart"/>
+      <w:r>
+        <w:t>SET Widerstand</w:t>
+      </w:r>
+      <w:proofErr w:type="gramEnd"/>
+      <w:r>
+        <w:t xml:space="preserve"> in dieser </w:t>
+      </w:r>
+      <w:proofErr w:type="spellStart"/>
+      <w:r>
+        <w:t>grafik</w:t>
+      </w:r>
+      <w:proofErr w:type="spellEnd"/>
+      <w:r>
+        <w:t xml:space="preserve"> 33.2k wird die </w:t>
+      </w:r>
+      <w:proofErr w:type="spellStart"/>
+      <w:r>
+        <w:t>ausgangsspannung</w:t>
+      </w:r>
+      <w:proofErr w:type="spellEnd"/>
+      <w:r>
+        <w:t xml:space="preserve"> gesetzt.</w:t>
       </w:r>
       <w:r>
         <w:t xml:space="preserve"> </w:t>
@@ -5308,15 +8391,100 @@
     </w:p>
     <w:p>
       <w:r>
-        <w:t>Mittels des ILIM Wiederstand kann eine Strombegränzung eingestellt werden, wenn diese funktion nicht gebrascuht wird kann dieser Pinn auf 0V gelegt werden.</w:t>
-      </w:r>
-    </w:p>
-    <w:p>
-      <w:r>
-        <w:t xml:space="preserve">Der Spannungsteiler der mit dem PIN PGFB verbunden ist stellt die Power Good </w:t>
-      </w:r>
-      <w:r>
-        <w:t>spannung ein, wenn die spannung am PGFB pin über 0,3V steigt wird der PIN PG Auf 0V gezogen mittels einem Open Collectoe ausgangs</w:t>
+        <w:t xml:space="preserve">Mittels des ILIM </w:t>
+      </w:r>
+      <w:proofErr w:type="gramStart"/>
+      <w:r>
+        <w:t>Wiederstand</w:t>
+      </w:r>
+      <w:proofErr w:type="gramEnd"/>
+      <w:r>
+        <w:t xml:space="preserve"> kann eine </w:t>
+      </w:r>
+      <w:proofErr w:type="spellStart"/>
+      <w:r>
+        <w:t>Strombegränzung</w:t>
+      </w:r>
+      <w:proofErr w:type="spellEnd"/>
+      <w:r>
+        <w:t xml:space="preserve"> eingestellt werden, wenn diese </w:t>
+      </w:r>
+      <w:proofErr w:type="spellStart"/>
+      <w:r>
+        <w:t>funktion</w:t>
+      </w:r>
+      <w:proofErr w:type="spellEnd"/>
+      <w:r>
+        <w:t xml:space="preserve"> nicht </w:t>
+      </w:r>
+      <w:proofErr w:type="spellStart"/>
+      <w:r>
+        <w:t>gebrascuht</w:t>
+      </w:r>
+      <w:proofErr w:type="spellEnd"/>
+      <w:r>
+        <w:t xml:space="preserve"> wird kann dieser Pinn auf 0V gelegt werden.</w:t>
+      </w:r>
+    </w:p>
+    <w:p>
+      <w:r>
+        <w:t xml:space="preserve">Der </w:t>
+      </w:r>
+      <w:proofErr w:type="gramStart"/>
+      <w:r>
+        <w:t>Spannungsteiler</w:t>
+      </w:r>
+      <w:proofErr w:type="gramEnd"/>
+      <w:r>
+        <w:t xml:space="preserve"> der mit dem PIN PGFB verbunden </w:t>
+      </w:r>
+      <w:proofErr w:type="gramStart"/>
+      <w:r>
+        <w:t>ist</w:t>
+      </w:r>
+      <w:proofErr w:type="gramEnd"/>
+      <w:r>
+        <w:t xml:space="preserve"> stellt die Power </w:t>
+      </w:r>
+      <w:proofErr w:type="spellStart"/>
+      <w:r>
+        <w:t>Good</w:t>
+      </w:r>
+      <w:proofErr w:type="spellEnd"/>
+      <w:r>
+        <w:t xml:space="preserve"> </w:t>
+      </w:r>
+      <w:proofErr w:type="spellStart"/>
+      <w:r>
+        <w:t>spannung</w:t>
+      </w:r>
+      <w:proofErr w:type="spellEnd"/>
+      <w:r>
+        <w:t xml:space="preserve"> ein, wenn die </w:t>
+      </w:r>
+      <w:proofErr w:type="spellStart"/>
+      <w:r>
+        <w:t>spannung</w:t>
+      </w:r>
+      <w:proofErr w:type="spellEnd"/>
+      <w:r>
+        <w:t xml:space="preserve"> am PGFB </w:t>
+      </w:r>
+      <w:proofErr w:type="spellStart"/>
+      <w:r>
+        <w:t>pin</w:t>
+      </w:r>
+      <w:proofErr w:type="spellEnd"/>
+      <w:r>
+        <w:t xml:space="preserve"> über 0,3V steigt wird der PIN PG Auf 0V gezogen mittels einem Open </w:t>
+      </w:r>
+      <w:proofErr w:type="spellStart"/>
+      <w:r>
+        <w:t>Collectoe</w:t>
+      </w:r>
+      <w:proofErr w:type="spellEnd"/>
+      <w:r>
+        <w:t xml:space="preserve"> ausgangs</w:t>
       </w:r>
       <w:r>
         <w:t xml:space="preserve">, </w:t>
@@ -5325,12 +8493,68 @@
         <w:rPr>
           <w:highlight w:val="yellow"/>
         </w:rPr>
-        <w:t>wenn die PGFB und PG funktion nicht gebracuht wird kann PGFB auf 0V gelegt werden kann und PG Floating gelassen wird</w:t>
-      </w:r>
+        <w:t xml:space="preserve">wenn die PGFB und PG </w:t>
+      </w:r>
+      <w:proofErr w:type="spellStart"/>
       <w:r>
         <w:rPr>
           <w:highlight w:val="yellow"/>
         </w:rPr>
+        <w:t>funktion</w:t>
+      </w:r>
+      <w:proofErr w:type="spellEnd"/>
+      <w:r>
+        <w:rPr>
+          <w:highlight w:val="yellow"/>
+        </w:rPr>
+        <w:t xml:space="preserve"> nicht </w:t>
+      </w:r>
+      <w:proofErr w:type="spellStart"/>
+      <w:r>
+        <w:rPr>
+          <w:highlight w:val="yellow"/>
+        </w:rPr>
+        <w:t>gebracuht</w:t>
+      </w:r>
+      <w:proofErr w:type="spellEnd"/>
+      <w:r>
+        <w:rPr>
+          <w:highlight w:val="yellow"/>
+        </w:rPr>
+        <w:t xml:space="preserve"> </w:t>
+      </w:r>
+      <w:proofErr w:type="gramStart"/>
+      <w:r>
+        <w:rPr>
+          <w:highlight w:val="yellow"/>
+        </w:rPr>
+        <w:t>wird</w:t>
+      </w:r>
+      <w:proofErr w:type="gramEnd"/>
+      <w:r>
+        <w:rPr>
+          <w:highlight w:val="yellow"/>
+        </w:rPr>
+        <w:t xml:space="preserve"> kann PGFB auf 0V gelegt werden kann und </w:t>
+      </w:r>
+      <w:proofErr w:type="gramStart"/>
+      <w:r>
+        <w:rPr>
+          <w:highlight w:val="yellow"/>
+        </w:rPr>
+        <w:t>PG Floating</w:t>
+      </w:r>
+      <w:proofErr w:type="gramEnd"/>
+      <w:r>
+        <w:rPr>
+          <w:highlight w:val="yellow"/>
+        </w:rPr>
+        <w:t xml:space="preserve"> gelassen wird</w:t>
+      </w:r>
+      <w:r>
+        <w:rPr>
+          <w:highlight w:val="yellow"/>
+        </w:rPr>
         <w:t>.</w:t>
       </w:r>
       <w:r>
@@ -5340,7 +8564,35 @@
         <w:rPr>
           <w:highlight w:val="red"/>
         </w:rPr>
-        <w:t>Das ist Falsch fehl funktion wenn auf 0V gezogen, eher auf Vin ziehen.</w:t>
+        <w:t xml:space="preserve">Das ist </w:t>
+      </w:r>
+      <w:proofErr w:type="gramStart"/>
+      <w:r>
+        <w:rPr>
+          <w:highlight w:val="red"/>
+        </w:rPr>
+        <w:t>Falsch</w:t>
+      </w:r>
+      <w:proofErr w:type="gramEnd"/>
+      <w:r>
+        <w:rPr>
+          <w:highlight w:val="red"/>
+        </w:rPr>
+        <w:t xml:space="preserve"> fehl </w:t>
+      </w:r>
+      <w:proofErr w:type="spellStart"/>
+      <w:r>
+        <w:rPr>
+          <w:highlight w:val="red"/>
+        </w:rPr>
+        <w:t>funktion</w:t>
+      </w:r>
+      <w:proofErr w:type="spellEnd"/>
+      <w:r>
+        <w:rPr>
+          <w:highlight w:val="red"/>
+        </w:rPr>
+        <w:t xml:space="preserve"> wenn auf 0V gezogen, eher auf Vin ziehen.</w:t>
       </w:r>
     </w:p>
     <w:p/>
@@ -5389,14 +8641,45 @@
     </w:p>
     <w:p/>
     <w:p>
-      <w:r>
-        <w:t>Die selben eigenschaften gelten für LT3094.</w:t>
+      <w:proofErr w:type="spellStart"/>
+      <w:proofErr w:type="gramStart"/>
+      <w:r>
+        <w:t>Die selben</w:t>
+      </w:r>
+      <w:proofErr w:type="spellEnd"/>
+      <w:proofErr w:type="gramEnd"/>
+      <w:r>
+        <w:t xml:space="preserve"> </w:t>
+      </w:r>
+      <w:proofErr w:type="spellStart"/>
+      <w:r>
+        <w:t>eigenschaften</w:t>
+      </w:r>
+      <w:proofErr w:type="spellEnd"/>
+      <w:r>
+        <w:t xml:space="preserve"> gelten für LT3094.</w:t>
       </w:r>
     </w:p>
     <w:p/>
     <w:p>
       <w:r>
-        <w:t>Da der DAC und der ADC eine 5V „Analog“ versorgung brauchen wird aufgrund der guten eigenschaften und um das Development zu erleichtern auch ein LT3042 verwendet.</w:t>
+        <w:t xml:space="preserve">Da der DAC und der ADC eine 5V „Analog“ </w:t>
+      </w:r>
+      <w:proofErr w:type="spellStart"/>
+      <w:r>
+        <w:t>versorgung</w:t>
+      </w:r>
+      <w:proofErr w:type="spellEnd"/>
+      <w:r>
+        <w:t xml:space="preserve"> brauchen wird aufgrund der guten </w:t>
+      </w:r>
+      <w:proofErr w:type="spellStart"/>
+      <w:r>
+        <w:t>eigenschaften</w:t>
+      </w:r>
+      <w:proofErr w:type="spellEnd"/>
+      <w:r>
+        <w:t xml:space="preserve"> und um das Development zu erleichtern auch ein LT3042 verwendet.</w:t>
       </w:r>
     </w:p>
     <w:p/>
@@ -5472,10 +8755,50 @@
     </w:p>
     <w:p>
       <w:r>
-        <w:t>Mit dem EN PIN kann die 3,3V Output angeschalten werden.</w:t>
-      </w:r>
-      <w:r>
-        <w:t xml:space="preserve"> dieser ic kann einen ausgangsstrom von 500mA liefern, dies wird für die ansteuerung der relais gebraucht.</w:t>
+        <w:t xml:space="preserve">Mit dem EN PIN kann die 3,3V Output </w:t>
+      </w:r>
+      <w:proofErr w:type="spellStart"/>
+      <w:r>
+        <w:t>angeschalten</w:t>
+      </w:r>
+      <w:proofErr w:type="spellEnd"/>
+      <w:r>
+        <w:t xml:space="preserve"> werden.</w:t>
+      </w:r>
+      <w:r>
+        <w:t xml:space="preserve"> dieser </w:t>
+      </w:r>
+      <w:proofErr w:type="spellStart"/>
+      <w:r>
+        <w:t>ic</w:t>
+      </w:r>
+      <w:proofErr w:type="spellEnd"/>
+      <w:r>
+        <w:t xml:space="preserve"> kann einen </w:t>
+      </w:r>
+      <w:proofErr w:type="spellStart"/>
+      <w:r>
+        <w:t>ausgangsstrom</w:t>
+      </w:r>
+      <w:proofErr w:type="spellEnd"/>
+      <w:r>
+        <w:t xml:space="preserve"> von 500mA liefern, dies wird für die </w:t>
+      </w:r>
+      <w:proofErr w:type="spellStart"/>
+      <w:r>
+        <w:t>ansteuerung</w:t>
+      </w:r>
+      <w:proofErr w:type="spellEnd"/>
+      <w:r>
+        <w:t xml:space="preserve"> der </w:t>
+      </w:r>
+      <w:proofErr w:type="spellStart"/>
+      <w:r>
+        <w:t>relais</w:t>
+      </w:r>
+      <w:proofErr w:type="spellEnd"/>
+      <w:r>
+        <w:t xml:space="preserve"> gebraucht.</w:t>
       </w:r>
     </w:p>
     <w:p/>
@@ -5499,14 +8822,78 @@
         </w:rPr>
       </w:pPr>
       <w:r>
-        <w:t>Als adc wird der ADS8681 vorerst verwendet, doch da in der entwikluing der Platine</w:t>
-      </w:r>
-      <w:r>
-        <w:t xml:space="preserve"> viele kommunikations probleme aufgetreten sind, in zwischen zeit da keine einstellung auf dem ads8681 </w:t>
+        <w:t xml:space="preserve">Als </w:t>
+      </w:r>
+      <w:proofErr w:type="spellStart"/>
+      <w:r>
+        <w:t>adc</w:t>
+      </w:r>
+      <w:proofErr w:type="spellEnd"/>
+      <w:r>
+        <w:t xml:space="preserve"> wird der ADS8681 vorerst verwendet, doch da in der </w:t>
+      </w:r>
+      <w:proofErr w:type="spellStart"/>
+      <w:r>
+        <w:t>entwikluing</w:t>
+      </w:r>
+      <w:proofErr w:type="spellEnd"/>
+      <w:r>
+        <w:t xml:space="preserve"> der Platine</w:t>
+      </w:r>
+      <w:r>
+        <w:t xml:space="preserve"> viele </w:t>
+      </w:r>
+      <w:proofErr w:type="spellStart"/>
+      <w:r>
+        <w:t>kommunikations</w:t>
+      </w:r>
+      <w:proofErr w:type="spellEnd"/>
+      <w:r>
+        <w:t xml:space="preserve"> </w:t>
+      </w:r>
+      <w:proofErr w:type="spellStart"/>
+      <w:r>
+        <w:t>probleme</w:t>
+      </w:r>
+      <w:proofErr w:type="spellEnd"/>
+      <w:r>
+        <w:t xml:space="preserve"> aufgetreten sind, in zwischen </w:t>
+      </w:r>
+      <w:proofErr w:type="spellStart"/>
+      <w:r>
+        <w:t>zeit</w:t>
+      </w:r>
+      <w:proofErr w:type="spellEnd"/>
+      <w:r>
+        <w:t xml:space="preserve"> da keine </w:t>
+      </w:r>
+      <w:proofErr w:type="spellStart"/>
+      <w:r>
+        <w:t>einstellung</w:t>
+      </w:r>
+      <w:proofErr w:type="spellEnd"/>
+      <w:r>
+        <w:t xml:space="preserve"> auf dem ads8681 </w:t>
       </w:r>
       <w:r>
         <w:lastRenderedPageBreak/>
-        <w:t>vorgenommen werden kann wird die standart einstellung verwendet.</w:t>
+        <w:t xml:space="preserve">vorgenommen werden kann wird die </w:t>
+      </w:r>
+      <w:proofErr w:type="spellStart"/>
+      <w:r>
+        <w:t>standart</w:t>
+      </w:r>
+      <w:proofErr w:type="spellEnd"/>
+      <w:r>
+        <w:t xml:space="preserve"> </w:t>
+      </w:r>
+      <w:proofErr w:type="spellStart"/>
+      <w:r>
+        <w:t>einstellung</w:t>
+      </w:r>
+      <w:proofErr w:type="spellEnd"/>
+      <w:r>
+        <w:t xml:space="preserve"> verwendet.</w:t>
       </w:r>
       <w:r>
         <w:rPr>
@@ -5596,25 +8983,401 @@
     </w:p>
     <w:p>
       <w:r>
-        <w:t>Diese refernezn haben eine hohe initerial abweichung vom soll wert, dieser wert muss nachgemessen werden von diesem können die refferenzen z.b. 4.096V abgeleitet werden. anders können auch nicht beheizte referenzen verwendet werden z.b. ADR4540 welche eine refenz von 4.096V. doch diese sind wie gesagt nicht beheizt und beiten deshalb nicht die gleiche temperatur und lagzeit stablität von unter 1 ppm/a bei diesen ist von einem drift von &gt;10ppm/a zu rechnen.</w:t>
-      </w:r>
-    </w:p>
-    <w:p>
-      <w:r>
-        <w:t xml:space="preserve">Ein großer fall warum das einbauen von diesen ist das diese um die langzeit stabilitä zu bestitzen müssendise dauer bestromt sein allein durch einmalges ausschalten der versorgung kann zu einer änderung und dauerhafter änderung der stabilität von mehreren ppm führt. </w:t>
-      </w:r>
-    </w:p>
-    <w:p>
-      <w:r>
-        <w:t>Das bedeutet das ein ausfall freie versorgung gewärleistet werden muss z.b. entweder eine netztversorgung und nothaber eine akku versorgung doch ein anschluss a</w:t>
-      </w:r>
-      <w:r>
-        <w:t xml:space="preserve">n das netz das mann wieder ein 50hz brummen hat. Doch dies kann auch wieder durch z.bn. wie die verwednetern ldos verwednen. </w:t>
-      </w:r>
-    </w:p>
-    <w:p>
-      <w:r>
-        <w:t>Generell rachen soche refenzen viel platz auf der leiterplatte meist bnracuhen eine gesamte eruo card(100mm*160mm).</w:t>
+        <w:t xml:space="preserve">Diese </w:t>
+      </w:r>
+      <w:proofErr w:type="spellStart"/>
+      <w:r>
+        <w:t>refernezn</w:t>
+      </w:r>
+      <w:proofErr w:type="spellEnd"/>
+      <w:r>
+        <w:t xml:space="preserve"> haben eine hohe </w:t>
+      </w:r>
+      <w:proofErr w:type="spellStart"/>
+      <w:r>
+        <w:t>initerial</w:t>
+      </w:r>
+      <w:proofErr w:type="spellEnd"/>
+      <w:r>
+        <w:t xml:space="preserve"> </w:t>
+      </w:r>
+      <w:proofErr w:type="spellStart"/>
+      <w:r>
+        <w:t>abweichung</w:t>
+      </w:r>
+      <w:proofErr w:type="spellEnd"/>
+      <w:r>
+        <w:t xml:space="preserve"> vom </w:t>
+      </w:r>
+      <w:proofErr w:type="spellStart"/>
+      <w:r>
+        <w:t>soll</w:t>
+      </w:r>
+      <w:proofErr w:type="spellEnd"/>
+      <w:r>
+        <w:t xml:space="preserve"> wert, dieser </w:t>
+      </w:r>
+      <w:proofErr w:type="spellStart"/>
+      <w:r>
+        <w:t>wert</w:t>
+      </w:r>
+      <w:proofErr w:type="spellEnd"/>
+      <w:r>
+        <w:t xml:space="preserve"> muss nachgemessen werden von diesem können die </w:t>
+      </w:r>
+      <w:proofErr w:type="spellStart"/>
+      <w:r>
+        <w:t>refferenzen</w:t>
+      </w:r>
+      <w:proofErr w:type="spellEnd"/>
+      <w:r>
+        <w:t xml:space="preserve"> </w:t>
+      </w:r>
+      <w:proofErr w:type="spellStart"/>
+      <w:r>
+        <w:t>z.b.</w:t>
+      </w:r>
+      <w:proofErr w:type="spellEnd"/>
+      <w:r>
+        <w:t xml:space="preserve"> 4.096V abgeleitet werden. anders können auch nicht beheizte </w:t>
+      </w:r>
+      <w:proofErr w:type="spellStart"/>
+      <w:r>
+        <w:t>referenzen</w:t>
+      </w:r>
+      <w:proofErr w:type="spellEnd"/>
+      <w:r>
+        <w:t xml:space="preserve"> verwendet werden </w:t>
+      </w:r>
+      <w:proofErr w:type="spellStart"/>
+      <w:r>
+        <w:t>z.b.</w:t>
+      </w:r>
+      <w:proofErr w:type="spellEnd"/>
+      <w:r>
+        <w:t xml:space="preserve"> ADR4540 welche eine </w:t>
+      </w:r>
+      <w:proofErr w:type="spellStart"/>
+      <w:r>
+        <w:t>refenz</w:t>
+      </w:r>
+      <w:proofErr w:type="spellEnd"/>
+      <w:r>
+        <w:t xml:space="preserve"> von 4.096V. doch diese sind wie gesagt nicht beheizt und </w:t>
+      </w:r>
+      <w:proofErr w:type="spellStart"/>
+      <w:r>
+        <w:t>beiten</w:t>
+      </w:r>
+      <w:proofErr w:type="spellEnd"/>
+      <w:r>
+        <w:t xml:space="preserve"> deshalb nicht die gleiche </w:t>
+      </w:r>
+      <w:proofErr w:type="spellStart"/>
+      <w:r>
+        <w:t>temperatur</w:t>
+      </w:r>
+      <w:proofErr w:type="spellEnd"/>
+      <w:r>
+        <w:t xml:space="preserve"> und </w:t>
+      </w:r>
+      <w:proofErr w:type="spellStart"/>
+      <w:r>
+        <w:t>lagzeit</w:t>
+      </w:r>
+      <w:proofErr w:type="spellEnd"/>
+      <w:r>
+        <w:t xml:space="preserve"> </w:t>
+      </w:r>
+      <w:proofErr w:type="spellStart"/>
+      <w:r>
+        <w:t>stablität</w:t>
+      </w:r>
+      <w:proofErr w:type="spellEnd"/>
+      <w:r>
+        <w:t xml:space="preserve"> von unter 1 ppm/a bei diesen ist von einem </w:t>
+      </w:r>
+      <w:proofErr w:type="spellStart"/>
+      <w:r>
+        <w:t>drift</w:t>
+      </w:r>
+      <w:proofErr w:type="spellEnd"/>
+      <w:r>
+        <w:t xml:space="preserve"> von &gt;10ppm/a zu rechnen.</w:t>
+      </w:r>
+    </w:p>
+    <w:p>
+      <w:r>
+        <w:t xml:space="preserve">Ein großer fall warum </w:t>
+      </w:r>
+      <w:proofErr w:type="gramStart"/>
+      <w:r>
+        <w:t>das einbauen</w:t>
+      </w:r>
+      <w:proofErr w:type="gramEnd"/>
+      <w:r>
+        <w:t xml:space="preserve"> von diesen ist das diese um die </w:t>
+      </w:r>
+      <w:proofErr w:type="spellStart"/>
+      <w:r>
+        <w:t>langzeit</w:t>
+      </w:r>
+      <w:proofErr w:type="spellEnd"/>
+      <w:r>
+        <w:t xml:space="preserve"> </w:t>
+      </w:r>
+      <w:proofErr w:type="spellStart"/>
+      <w:r>
+        <w:t>stabilitä</w:t>
+      </w:r>
+      <w:proofErr w:type="spellEnd"/>
+      <w:r>
+        <w:t xml:space="preserve"> zu </w:t>
+      </w:r>
+      <w:proofErr w:type="spellStart"/>
+      <w:r>
+        <w:t>bestitzen</w:t>
+      </w:r>
+      <w:proofErr w:type="spellEnd"/>
+      <w:r>
+        <w:t xml:space="preserve"> </w:t>
+      </w:r>
+      <w:proofErr w:type="spellStart"/>
+      <w:r>
+        <w:t>müssendise</w:t>
+      </w:r>
+      <w:proofErr w:type="spellEnd"/>
+      <w:r>
+        <w:t xml:space="preserve"> </w:t>
+      </w:r>
+      <w:proofErr w:type="spellStart"/>
+      <w:r>
+        <w:t>dauer</w:t>
+      </w:r>
+      <w:proofErr w:type="spellEnd"/>
+      <w:r>
+        <w:t xml:space="preserve"> bestromt sein allein durch </w:t>
+      </w:r>
+      <w:proofErr w:type="spellStart"/>
+      <w:r>
+        <w:t>einmalges</w:t>
+      </w:r>
+      <w:proofErr w:type="spellEnd"/>
+      <w:r>
+        <w:t xml:space="preserve"> ausschalten der </w:t>
+      </w:r>
+      <w:proofErr w:type="spellStart"/>
+      <w:r>
+        <w:t>versorgung</w:t>
+      </w:r>
+      <w:proofErr w:type="spellEnd"/>
+      <w:r>
+        <w:t xml:space="preserve"> kann zu einer </w:t>
+      </w:r>
+      <w:proofErr w:type="spellStart"/>
+      <w:r>
+        <w:t>änderung</w:t>
+      </w:r>
+      <w:proofErr w:type="spellEnd"/>
+      <w:r>
+        <w:t xml:space="preserve"> und dauerhafter </w:t>
+      </w:r>
+      <w:proofErr w:type="spellStart"/>
+      <w:r>
+        <w:t>änderung</w:t>
+      </w:r>
+      <w:proofErr w:type="spellEnd"/>
+      <w:r>
+        <w:t xml:space="preserve"> der </w:t>
+      </w:r>
+      <w:proofErr w:type="spellStart"/>
+      <w:r>
+        <w:t>stabilität</w:t>
+      </w:r>
+      <w:proofErr w:type="spellEnd"/>
+      <w:r>
+        <w:t xml:space="preserve"> von mehreren ppm führt. </w:t>
+      </w:r>
+    </w:p>
+    <w:p>
+      <w:r>
+        <w:t xml:space="preserve">Das bedeutet das ein </w:t>
+      </w:r>
+      <w:proofErr w:type="spellStart"/>
+      <w:r>
+        <w:t>ausfall</w:t>
+      </w:r>
+      <w:proofErr w:type="spellEnd"/>
+      <w:r>
+        <w:t xml:space="preserve"> freie </w:t>
+      </w:r>
+      <w:proofErr w:type="spellStart"/>
+      <w:r>
+        <w:t>versorgung</w:t>
+      </w:r>
+      <w:proofErr w:type="spellEnd"/>
+      <w:r>
+        <w:t xml:space="preserve"> </w:t>
+      </w:r>
+      <w:proofErr w:type="spellStart"/>
+      <w:r>
+        <w:t>gewärleistet</w:t>
+      </w:r>
+      <w:proofErr w:type="spellEnd"/>
+      <w:r>
+        <w:t xml:space="preserve"> werden muss </w:t>
+      </w:r>
+      <w:proofErr w:type="spellStart"/>
+      <w:r>
+        <w:t>z.b.</w:t>
+      </w:r>
+      <w:proofErr w:type="spellEnd"/>
+      <w:r>
+        <w:t xml:space="preserve"> entweder eine </w:t>
+      </w:r>
+      <w:proofErr w:type="spellStart"/>
+      <w:r>
+        <w:t>netztversorgung</w:t>
+      </w:r>
+      <w:proofErr w:type="spellEnd"/>
+      <w:r>
+        <w:t xml:space="preserve"> und </w:t>
+      </w:r>
+      <w:proofErr w:type="spellStart"/>
+      <w:r>
+        <w:t>nothaber</w:t>
+      </w:r>
+      <w:proofErr w:type="spellEnd"/>
+      <w:r>
+        <w:t xml:space="preserve"> eine </w:t>
+      </w:r>
+      <w:proofErr w:type="spellStart"/>
+      <w:r>
+        <w:t>akku</w:t>
+      </w:r>
+      <w:proofErr w:type="spellEnd"/>
+      <w:r>
+        <w:t xml:space="preserve"> </w:t>
+      </w:r>
+      <w:proofErr w:type="spellStart"/>
+      <w:r>
+        <w:t>versorgung</w:t>
+      </w:r>
+      <w:proofErr w:type="spellEnd"/>
+      <w:r>
+        <w:t xml:space="preserve"> doch ein </w:t>
+      </w:r>
+      <w:proofErr w:type="spellStart"/>
+      <w:r>
+        <w:t>anschluss</w:t>
+      </w:r>
+      <w:proofErr w:type="spellEnd"/>
+      <w:r>
+        <w:t xml:space="preserve"> a</w:t>
+      </w:r>
+      <w:r>
+        <w:t xml:space="preserve">n das </w:t>
+      </w:r>
+      <w:proofErr w:type="spellStart"/>
+      <w:r>
+        <w:t>netz</w:t>
+      </w:r>
+      <w:proofErr w:type="spellEnd"/>
+      <w:r>
+        <w:t xml:space="preserve"> das </w:t>
+      </w:r>
+      <w:proofErr w:type="spellStart"/>
+      <w:r>
+        <w:t>mann</w:t>
+      </w:r>
+      <w:proofErr w:type="spellEnd"/>
+      <w:r>
+        <w:t xml:space="preserve"> wieder ein 50hz brummen hat. Doch dies kann auch wieder durch z.bn. wie die </w:t>
+      </w:r>
+      <w:proofErr w:type="spellStart"/>
+      <w:r>
+        <w:t>verwednetern</w:t>
+      </w:r>
+      <w:proofErr w:type="spellEnd"/>
+      <w:r>
+        <w:t xml:space="preserve"> </w:t>
+      </w:r>
+      <w:proofErr w:type="spellStart"/>
+      <w:r>
+        <w:t>ldos</w:t>
+      </w:r>
+      <w:proofErr w:type="spellEnd"/>
+      <w:r>
+        <w:t xml:space="preserve"> </w:t>
+      </w:r>
+      <w:proofErr w:type="spellStart"/>
+      <w:r>
+        <w:t>verwednen</w:t>
+      </w:r>
+      <w:proofErr w:type="spellEnd"/>
+      <w:r>
+        <w:t xml:space="preserve">. </w:t>
+      </w:r>
+    </w:p>
+    <w:p>
+      <w:r>
+        <w:t xml:space="preserve">Generell </w:t>
+      </w:r>
+      <w:proofErr w:type="spellStart"/>
+      <w:r>
+        <w:t>rachen</w:t>
+      </w:r>
+      <w:proofErr w:type="spellEnd"/>
+      <w:r>
+        <w:t xml:space="preserve"> </w:t>
+      </w:r>
+      <w:proofErr w:type="spellStart"/>
+      <w:r>
+        <w:t>soche</w:t>
+      </w:r>
+      <w:proofErr w:type="spellEnd"/>
+      <w:r>
+        <w:t xml:space="preserve"> </w:t>
+      </w:r>
+      <w:proofErr w:type="spellStart"/>
+      <w:r>
+        <w:t>refenzen</w:t>
+      </w:r>
+      <w:proofErr w:type="spellEnd"/>
+      <w:r>
+        <w:t xml:space="preserve"> viel </w:t>
+      </w:r>
+      <w:proofErr w:type="spellStart"/>
+      <w:r>
+        <w:t>platz</w:t>
+      </w:r>
+      <w:proofErr w:type="spellEnd"/>
+      <w:r>
+        <w:t xml:space="preserve"> auf der leiterplatte meist </w:t>
+      </w:r>
+      <w:proofErr w:type="spellStart"/>
+      <w:r>
+        <w:t>bnracuhen</w:t>
+      </w:r>
+      <w:proofErr w:type="spellEnd"/>
+      <w:r>
+        <w:t xml:space="preserve"> eine gesamte </w:t>
+      </w:r>
+      <w:proofErr w:type="spellStart"/>
+      <w:r>
+        <w:t>eruo</w:t>
+      </w:r>
+      <w:proofErr w:type="spellEnd"/>
+      <w:r>
+        <w:t xml:space="preserve"> </w:t>
+      </w:r>
+      <w:proofErr w:type="spellStart"/>
+      <w:r>
+        <w:t>card</w:t>
+      </w:r>
+      <w:proofErr w:type="spellEnd"/>
+      <w:r>
+        <w:t>(100mm*160mm).</w:t>
       </w:r>
     </w:p>
     <w:p>
@@ -5622,17 +9385,139 @@
         <w:pStyle w:val="berschrift2"/>
       </w:pPr>
       <w:bookmarkStart w:id="15" w:name="_Toc236315625"/>
+      <w:proofErr w:type="spellStart"/>
       <w:r>
         <w:t>Temp_drifft</w:t>
       </w:r>
       <w:bookmarkEnd w:id="15"/>
-    </w:p>
-    <w:p>
-      <w:r>
-        <w:t xml:space="preserve">Auch die vorverstärker stufe des ADC und der internen DAC(da es ein SAR ist) </w:t>
-      </w:r>
-      <w:r>
-        <w:t>haben einen temperatur dirft, deswegen ist es wichtig bei gleichbleibender temperatur zu messen. Deswegen muss vor einer messung „gewartet“ werden biss alle bauteile auf betriebs temperatur sind auch Thermal equilibrium, dies bedeutet das das gerät warmgelaufen ist bis zu der temperatur in welcher die abgegebene wärme energie gleich der abgegebene wärme energie ist.</w:t>
+      <w:proofErr w:type="spellEnd"/>
+    </w:p>
+    <w:p>
+      <w:r>
+        <w:t xml:space="preserve">Auch die </w:t>
+      </w:r>
+      <w:proofErr w:type="spellStart"/>
+      <w:r>
+        <w:t>vorverstärker</w:t>
+      </w:r>
+      <w:proofErr w:type="spellEnd"/>
+      <w:r>
+        <w:t xml:space="preserve"> </w:t>
+      </w:r>
+      <w:proofErr w:type="spellStart"/>
+      <w:r>
+        <w:t>stufe</w:t>
+      </w:r>
+      <w:proofErr w:type="spellEnd"/>
+      <w:r>
+        <w:t xml:space="preserve"> des ADC und der internen </w:t>
+      </w:r>
+      <w:proofErr w:type="gramStart"/>
+      <w:r>
+        <w:t>DAC(</w:t>
+      </w:r>
+      <w:proofErr w:type="gramEnd"/>
+      <w:r>
+        <w:t xml:space="preserve">da es ein SAR ist) </w:t>
+      </w:r>
+      <w:r>
+        <w:t xml:space="preserve">haben einen </w:t>
+      </w:r>
+      <w:proofErr w:type="spellStart"/>
+      <w:r>
+        <w:t>temperatur</w:t>
+      </w:r>
+      <w:proofErr w:type="spellEnd"/>
+      <w:r>
+        <w:t xml:space="preserve"> </w:t>
+      </w:r>
+      <w:proofErr w:type="spellStart"/>
+      <w:r>
+        <w:t>dirft</w:t>
+      </w:r>
+      <w:proofErr w:type="spellEnd"/>
+      <w:r>
+        <w:t xml:space="preserve">, deswegen ist es wichtig bei gleichbleibender </w:t>
+      </w:r>
+      <w:proofErr w:type="spellStart"/>
+      <w:r>
+        <w:t>temperatur</w:t>
+      </w:r>
+      <w:proofErr w:type="spellEnd"/>
+      <w:r>
+        <w:t xml:space="preserve"> zu messen. Deswegen muss vor einer </w:t>
+      </w:r>
+      <w:proofErr w:type="spellStart"/>
+      <w:r>
+        <w:t>messung</w:t>
+      </w:r>
+      <w:proofErr w:type="spellEnd"/>
+      <w:r>
+        <w:t xml:space="preserve"> „gewartet“ werden biss alle </w:t>
+      </w:r>
+      <w:proofErr w:type="spellStart"/>
+      <w:r>
+        <w:t>bauteile</w:t>
+      </w:r>
+      <w:proofErr w:type="spellEnd"/>
+      <w:r>
+        <w:t xml:space="preserve"> auf betriebs </w:t>
+      </w:r>
+      <w:proofErr w:type="spellStart"/>
+      <w:r>
+        <w:t>temperatur</w:t>
+      </w:r>
+      <w:proofErr w:type="spellEnd"/>
+      <w:r>
+        <w:t xml:space="preserve"> sind auch </w:t>
+      </w:r>
+      <w:proofErr w:type="gramStart"/>
+      <w:r>
+        <w:t>Thermal</w:t>
+      </w:r>
+      <w:proofErr w:type="gramEnd"/>
+      <w:r>
+        <w:t xml:space="preserve"> </w:t>
+      </w:r>
+      <w:proofErr w:type="spellStart"/>
+      <w:r>
+        <w:t>equilibrium</w:t>
+      </w:r>
+      <w:proofErr w:type="spellEnd"/>
+      <w:r>
+        <w:t xml:space="preserve">, dies bedeutet das das </w:t>
+      </w:r>
+      <w:proofErr w:type="spellStart"/>
+      <w:r>
+        <w:t>gerät</w:t>
+      </w:r>
+      <w:proofErr w:type="spellEnd"/>
+      <w:r>
+        <w:t xml:space="preserve"> warmgelaufen ist bis zu der </w:t>
+      </w:r>
+      <w:proofErr w:type="spellStart"/>
+      <w:r>
+        <w:t>temperatur</w:t>
+      </w:r>
+      <w:proofErr w:type="spellEnd"/>
+      <w:r>
+        <w:t xml:space="preserve"> in welcher die abgegebene wärme </w:t>
+      </w:r>
+      <w:proofErr w:type="spellStart"/>
+      <w:r>
+        <w:t>energie</w:t>
+      </w:r>
+      <w:proofErr w:type="spellEnd"/>
+      <w:r>
+        <w:t xml:space="preserve"> gleich der abgegebene wärme </w:t>
+      </w:r>
+      <w:proofErr w:type="spellStart"/>
+      <w:r>
+        <w:t>energie</w:t>
+      </w:r>
+      <w:proofErr w:type="spellEnd"/>
+      <w:r>
+        <w:t xml:space="preserve"> ist.</w:t>
       </w:r>
     </w:p>
     <w:p>
@@ -5647,14 +9532,86 @@
     </w:p>
     <w:p>
       <w:r>
-        <w:t>Da Phänomne untersucht werden wollen die in einem bereich von wenigen us bis wenigen ms auftreten</w:t>
-      </w:r>
-      <w:r>
-        <w:t xml:space="preserve">, deshalb wurde angenommen das bei einem phänomehen von 10us mindestens 10 sampels </w:t>
+        <w:t xml:space="preserve">Da </w:t>
+      </w:r>
+      <w:proofErr w:type="spellStart"/>
+      <w:r>
+        <w:t>Phänomne</w:t>
+      </w:r>
+      <w:proofErr w:type="spellEnd"/>
+      <w:r>
+        <w:t xml:space="preserve"> untersucht werden wollen die in einem </w:t>
+      </w:r>
+      <w:proofErr w:type="spellStart"/>
+      <w:r>
+        <w:t>bereich</w:t>
+      </w:r>
+      <w:proofErr w:type="spellEnd"/>
+      <w:r>
+        <w:t xml:space="preserve"> von wenigen </w:t>
+      </w:r>
+      <w:proofErr w:type="spellStart"/>
+      <w:r>
+        <w:t>us</w:t>
+      </w:r>
+      <w:proofErr w:type="spellEnd"/>
+      <w:r>
+        <w:t xml:space="preserve"> bis wenigen </w:t>
+      </w:r>
+      <w:proofErr w:type="spellStart"/>
+      <w:r>
+        <w:t>ms</w:t>
+      </w:r>
+      <w:proofErr w:type="spellEnd"/>
+      <w:r>
+        <w:t xml:space="preserve"> auftreten</w:t>
+      </w:r>
+      <w:r>
+        <w:t xml:space="preserve">, deshalb wurde angenommen das bei einem </w:t>
+      </w:r>
+      <w:proofErr w:type="spellStart"/>
+      <w:r>
+        <w:t>phänomehen</w:t>
+      </w:r>
+      <w:proofErr w:type="spellEnd"/>
+      <w:r>
+        <w:t xml:space="preserve"> von 10us mindestens 10 </w:t>
+      </w:r>
+      <w:proofErr w:type="spellStart"/>
+      <w:r>
+        <w:t>sampels</w:t>
+      </w:r>
+      <w:proofErr w:type="spellEnd"/>
+      <w:r>
+        <w:t xml:space="preserve"> </w:t>
       </w:r>
       <w:r>
         <w:lastRenderedPageBreak/>
-        <w:t>genommen werden wollen um es genügent aufzuzeichnen zu können wurde eine mindest samplerate von 100kHz angelegt.</w:t>
+        <w:t xml:space="preserve">genommen werden </w:t>
+      </w:r>
+      <w:proofErr w:type="gramStart"/>
+      <w:r>
+        <w:t>wollen</w:t>
+      </w:r>
+      <w:proofErr w:type="gramEnd"/>
+      <w:r>
+        <w:t xml:space="preserve"> um es </w:t>
+      </w:r>
+      <w:proofErr w:type="spellStart"/>
+      <w:r>
+        <w:t>genügent</w:t>
+      </w:r>
+      <w:proofErr w:type="spellEnd"/>
+      <w:r>
+        <w:t xml:space="preserve"> aufzuzeichnen zu können wurde eine </w:t>
+      </w:r>
+      <w:proofErr w:type="spellStart"/>
+      <w:r>
+        <w:t>mindest</w:t>
+      </w:r>
+      <w:proofErr w:type="spellEnd"/>
+      <w:r>
+        <w:t xml:space="preserve"> samplerate von 100kHz angelegt.</w:t>
       </w:r>
     </w:p>
     <w:p/>
@@ -5670,102 +9627,56 @@
     </w:p>
     <w:p>
       <w:r>
-        <w:t>Beim ADS8681 ist der eingangsspannungsbereich programmierbar von:</w:t>
-      </w:r>
-    </w:p>
-    <w:p>
-      <w:pPr>
-        <w:rPr>
-          <w:lang w:val="en-GB"/>
-        </w:rPr>
-      </w:pPr>
-      <w:r>
-        <w:rPr>
-          <w:lang w:val="en-GB"/>
-        </w:rPr>
-        <w:t>/*</w:t>
-      </w:r>
-      <w:r>
-        <w:rPr>
-          <w:lang w:val="en-GB"/>
-        </w:rPr>
-        <w:t xml:space="preserve"> = ±3 × VREF */</w:t>
-      </w:r>
-    </w:p>
-    <w:p>
-      <w:pPr>
-        <w:rPr>
-          <w:lang w:val="en-GB"/>
-        </w:rPr>
-      </w:pPr>
-      <w:r>
-        <w:rPr>
-          <w:lang w:val="en-GB"/>
-        </w:rPr>
+        <w:t xml:space="preserve">Beim ADS8681 ist der </w:t>
+      </w:r>
+      <w:proofErr w:type="spellStart"/>
+      <w:r>
+        <w:t>eingangsspannungsbereich</w:t>
+      </w:r>
+      <w:proofErr w:type="spellEnd"/>
+      <w:r>
+        <w:t xml:space="preserve"> programmierbar von:</w:t>
+      </w:r>
+    </w:p>
+    <w:p>
+      <w:r>
+        <w:t>/* = ±3 × VREF */</w:t>
+      </w:r>
+    </w:p>
+    <w:p>
+      <w:r>
         <w:t>/* = ±2.5 × VREF */</w:t>
       </w:r>
     </w:p>
     <w:p>
-      <w:pPr>
-        <w:rPr>
-          <w:lang w:val="en-GB"/>
-        </w:rPr>
-      </w:pPr>
-      <w:r>
-        <w:rPr>
-          <w:lang w:val="en-GB"/>
-        </w:rPr>
+      <w:r>
         <w:t>/* = ±1.5 × VREF */</w:t>
       </w:r>
     </w:p>
     <w:p>
-      <w:pPr>
-        <w:rPr>
-          <w:lang w:val="en-GB"/>
-        </w:rPr>
-      </w:pPr>
-      <w:r>
-        <w:rPr>
-          <w:lang w:val="en-GB"/>
-        </w:rPr>
+      <w:r>
         <w:t>/* = ±1.25 × VREF */</w:t>
       </w:r>
     </w:p>
     <w:p>
-      <w:pPr>
-        <w:rPr>
-          <w:lang w:val="en-GB"/>
-        </w:rPr>
-      </w:pPr>
-      <w:r>
-        <w:rPr>
-          <w:lang w:val="en-GB"/>
-        </w:rPr>
+      <w:r>
         <w:t>/* = ±0.625 × VREF */</w:t>
       </w:r>
     </w:p>
     <w:p>
-      <w:pPr>
-        <w:rPr>
-          <w:lang w:val="en-GB"/>
-        </w:rPr>
-      </w:pPr>
-      <w:r>
-        <w:rPr>
-          <w:lang w:val="en-GB"/>
-        </w:rPr>
+      <w:r>
         <w:t>/* = 3 × VREF */</w:t>
       </w:r>
     </w:p>
     <w:p>
       <w:pPr>
         <w:rPr>
-          <w:lang w:val="en-GB"/>
-        </w:rPr>
-      </w:pPr>
-      <w:r>
-        <w:rPr>
-          <w:lang w:val="en-GB"/>
+          <w:lang w:val="de-AT"/>
+        </w:rPr>
+      </w:pPr>
+      <w:r>
+        <w:rPr>
+          <w:lang w:val="de-AT"/>
         </w:rPr>
         <w:t>/* = 2.5 × VREF */</w:t>
       </w:r>
@@ -5773,12 +9684,12 @@
     <w:p>
       <w:pPr>
         <w:rPr>
-          <w:lang w:val="en-GB"/>
-        </w:rPr>
-      </w:pPr>
-      <w:r>
-        <w:rPr>
-          <w:lang w:val="en-GB"/>
+          <w:lang w:val="de-AT"/>
+        </w:rPr>
+      </w:pPr>
+      <w:r>
+        <w:rPr>
+          <w:lang w:val="de-AT"/>
         </w:rPr>
         <w:t>/* = 1.5 × VREF */</w:t>
       </w:r>
@@ -5786,12 +9697,12 @@
     <w:p>
       <w:pPr>
         <w:rPr>
-          <w:lang w:val="en-GB"/>
-        </w:rPr>
-      </w:pPr>
-      <w:r>
-        <w:rPr>
-          <w:lang w:val="en-GB"/>
+          <w:lang w:val="de-AT"/>
+        </w:rPr>
+      </w:pPr>
+      <w:r>
+        <w:rPr>
+          <w:lang w:val="de-AT"/>
         </w:rPr>
         <w:t>/* = 1.25 × VREF */</w:t>
       </w:r>
@@ -5806,39 +9717,515 @@
         <w:rPr>
           <w:lang w:val="de-AT"/>
         </w:rPr>
-        <w:t>Das ist eine nützliche f</w:t>
-      </w:r>
-      <w:r>
-        <w:rPr>
-          <w:lang w:val="de-AT"/>
-        </w:rPr>
-        <w:t>unktion bei einem messystem bei dem sich die range des messsignal sich ändert. Dies wäre praktisch doch wird nicht unbedingt benötigt. Da bei der test platine ein problem mit der kommunikation ADC konnte der eingangsbereich nicht umgestellt werden.</w:t>
-      </w:r>
-    </w:p>
-    <w:p>
-      <w:pPr>
-        <w:rPr>
-          <w:lang w:val="de-AT"/>
-        </w:rPr>
-      </w:pPr>
-    </w:p>
-    <w:p>
-      <w:pPr>
-        <w:rPr>
-          <w:lang w:val="de-AT"/>
-        </w:rPr>
-      </w:pPr>
-      <w:r>
-        <w:rPr>
-          <w:lang w:val="de-AT"/>
-        </w:rPr>
-        <w:t>Um die range des TIA auf den fixewn eingangssapnnungsbereich zu bringen wurde ein inverterender verstärker verwendet. Da die range auf die einstellung Vref*1,25 vorgesehen war wurde eine dämpfung von 0.333 eingebaut. Denn vom TIA (wenn ein Rail to Rail) die versorgung wurde mit +-8V ausgelegt, kommt es zu 8V*0.333=</w:t>
-      </w:r>
-      <w:r>
-        <w:rPr>
-          <w:lang w:val="de-AT"/>
-        </w:rPr>
-        <w:t>2,663V.  doch da die standart einstellung +-0,625*VREF=+-2,56V dies bedeutet da der TIA opv kein rail to rail ist also es ie zu einer 8V ausgangsspannung kommt geht sich der bereich aus. Doch wird nur ein positives signal erweartet dswegen wird die hälfte der range versoren.</w:t>
+        <w:t xml:space="preserve">Das ist eine nützliche </w:t>
+      </w:r>
+      <w:proofErr w:type="spellStart"/>
+      <w:r>
+        <w:rPr>
+          <w:lang w:val="de-AT"/>
+        </w:rPr>
+        <w:t>f</w:t>
+      </w:r>
+      <w:r>
+        <w:rPr>
+          <w:lang w:val="de-AT"/>
+        </w:rPr>
+        <w:t>unktion</w:t>
+      </w:r>
+      <w:proofErr w:type="spellEnd"/>
+      <w:r>
+        <w:rPr>
+          <w:lang w:val="de-AT"/>
+        </w:rPr>
+        <w:t xml:space="preserve"> bei einem </w:t>
+      </w:r>
+      <w:proofErr w:type="spellStart"/>
+      <w:r>
+        <w:rPr>
+          <w:lang w:val="de-AT"/>
+        </w:rPr>
+        <w:t>messystem</w:t>
+      </w:r>
+      <w:proofErr w:type="spellEnd"/>
+      <w:r>
+        <w:rPr>
+          <w:lang w:val="de-AT"/>
+        </w:rPr>
+        <w:t xml:space="preserve"> bei dem sich die </w:t>
+      </w:r>
+      <w:proofErr w:type="spellStart"/>
+      <w:r>
+        <w:rPr>
+          <w:lang w:val="de-AT"/>
+        </w:rPr>
+        <w:t>range</w:t>
+      </w:r>
+      <w:proofErr w:type="spellEnd"/>
+      <w:r>
+        <w:rPr>
+          <w:lang w:val="de-AT"/>
+        </w:rPr>
+        <w:t xml:space="preserve"> des </w:t>
+      </w:r>
+      <w:proofErr w:type="spellStart"/>
+      <w:r>
+        <w:rPr>
+          <w:lang w:val="de-AT"/>
+        </w:rPr>
+        <w:t>messsignal</w:t>
+      </w:r>
+      <w:proofErr w:type="spellEnd"/>
+      <w:r>
+        <w:rPr>
+          <w:lang w:val="de-AT"/>
+        </w:rPr>
+        <w:t xml:space="preserve"> sich ändert. Dies wäre praktisch doch wird nicht unbedingt benötigt. Da bei der </w:t>
+      </w:r>
+      <w:proofErr w:type="spellStart"/>
+      <w:r>
+        <w:rPr>
+          <w:lang w:val="de-AT"/>
+        </w:rPr>
+        <w:t>test</w:t>
+      </w:r>
+      <w:proofErr w:type="spellEnd"/>
+      <w:r>
+        <w:rPr>
+          <w:lang w:val="de-AT"/>
+        </w:rPr>
+        <w:t xml:space="preserve"> </w:t>
+      </w:r>
+      <w:proofErr w:type="spellStart"/>
+      <w:r>
+        <w:rPr>
+          <w:lang w:val="de-AT"/>
+        </w:rPr>
+        <w:t>platine</w:t>
+      </w:r>
+      <w:proofErr w:type="spellEnd"/>
+      <w:r>
+        <w:rPr>
+          <w:lang w:val="de-AT"/>
+        </w:rPr>
+        <w:t xml:space="preserve"> ein </w:t>
+      </w:r>
+      <w:proofErr w:type="spellStart"/>
+      <w:r>
+        <w:rPr>
+          <w:lang w:val="de-AT"/>
+        </w:rPr>
+        <w:t>problem</w:t>
+      </w:r>
+      <w:proofErr w:type="spellEnd"/>
+      <w:r>
+        <w:rPr>
+          <w:lang w:val="de-AT"/>
+        </w:rPr>
+        <w:t xml:space="preserve"> mit der </w:t>
+      </w:r>
+      <w:proofErr w:type="spellStart"/>
+      <w:r>
+        <w:rPr>
+          <w:lang w:val="de-AT"/>
+        </w:rPr>
+        <w:t>kommunikation</w:t>
+      </w:r>
+      <w:proofErr w:type="spellEnd"/>
+      <w:r>
+        <w:rPr>
+          <w:lang w:val="de-AT"/>
+        </w:rPr>
+        <w:t xml:space="preserve"> ADC konnte der </w:t>
+      </w:r>
+      <w:proofErr w:type="spellStart"/>
+      <w:r>
+        <w:rPr>
+          <w:lang w:val="de-AT"/>
+        </w:rPr>
+        <w:t>eingangsbereich</w:t>
+      </w:r>
+      <w:proofErr w:type="spellEnd"/>
+      <w:r>
+        <w:rPr>
+          <w:lang w:val="de-AT"/>
+        </w:rPr>
+        <w:t xml:space="preserve"> nicht umgestellt werden.</w:t>
+      </w:r>
+    </w:p>
+    <w:p>
+      <w:pPr>
+        <w:rPr>
+          <w:lang w:val="de-AT"/>
+        </w:rPr>
+      </w:pPr>
+    </w:p>
+    <w:p>
+      <w:pPr>
+        <w:rPr>
+          <w:lang w:val="de-AT"/>
+        </w:rPr>
+      </w:pPr>
+      <w:r>
+        <w:rPr>
+          <w:lang w:val="de-AT"/>
+        </w:rPr>
+        <w:t xml:space="preserve">Um die </w:t>
+      </w:r>
+      <w:proofErr w:type="spellStart"/>
+      <w:r>
+        <w:rPr>
+          <w:lang w:val="de-AT"/>
+        </w:rPr>
+        <w:t>range</w:t>
+      </w:r>
+      <w:proofErr w:type="spellEnd"/>
+      <w:r>
+        <w:rPr>
+          <w:lang w:val="de-AT"/>
+        </w:rPr>
+        <w:t xml:space="preserve"> des TIA auf den </w:t>
+      </w:r>
+      <w:proofErr w:type="spellStart"/>
+      <w:r>
+        <w:rPr>
+          <w:lang w:val="de-AT"/>
+        </w:rPr>
+        <w:t>fixewn</w:t>
+      </w:r>
+      <w:proofErr w:type="spellEnd"/>
+      <w:r>
+        <w:rPr>
+          <w:lang w:val="de-AT"/>
+        </w:rPr>
+        <w:t xml:space="preserve"> </w:t>
+      </w:r>
+      <w:proofErr w:type="spellStart"/>
+      <w:r>
+        <w:rPr>
+          <w:lang w:val="de-AT"/>
+        </w:rPr>
+        <w:t>eingangssapnnungsbereich</w:t>
+      </w:r>
+      <w:proofErr w:type="spellEnd"/>
+      <w:r>
+        <w:rPr>
+          <w:lang w:val="de-AT"/>
+        </w:rPr>
+        <w:t xml:space="preserve"> zu </w:t>
+      </w:r>
+      <w:proofErr w:type="gramStart"/>
+      <w:r>
+        <w:rPr>
+          <w:lang w:val="de-AT"/>
+        </w:rPr>
+        <w:t>bringen</w:t>
+      </w:r>
+      <w:proofErr w:type="gramEnd"/>
+      <w:r>
+        <w:rPr>
+          <w:lang w:val="de-AT"/>
+        </w:rPr>
+        <w:t xml:space="preserve"> wurde ein </w:t>
+      </w:r>
+      <w:proofErr w:type="spellStart"/>
+      <w:r>
+        <w:rPr>
+          <w:lang w:val="de-AT"/>
+        </w:rPr>
+        <w:t>inverterender</w:t>
+      </w:r>
+      <w:proofErr w:type="spellEnd"/>
+      <w:r>
+        <w:rPr>
+          <w:lang w:val="de-AT"/>
+        </w:rPr>
+        <w:t xml:space="preserve"> </w:t>
+      </w:r>
+      <w:proofErr w:type="spellStart"/>
+      <w:r>
+        <w:rPr>
+          <w:lang w:val="de-AT"/>
+        </w:rPr>
+        <w:t>verstärker</w:t>
+      </w:r>
+      <w:proofErr w:type="spellEnd"/>
+      <w:r>
+        <w:rPr>
+          <w:lang w:val="de-AT"/>
+        </w:rPr>
+        <w:t xml:space="preserve"> verwendet. Da die </w:t>
+      </w:r>
+      <w:proofErr w:type="spellStart"/>
+      <w:r>
+        <w:rPr>
+          <w:lang w:val="de-AT"/>
+        </w:rPr>
+        <w:t>range</w:t>
+      </w:r>
+      <w:proofErr w:type="spellEnd"/>
+      <w:r>
+        <w:rPr>
+          <w:lang w:val="de-AT"/>
+        </w:rPr>
+        <w:t xml:space="preserve"> auf die </w:t>
+      </w:r>
+      <w:proofErr w:type="spellStart"/>
+      <w:r>
+        <w:rPr>
+          <w:lang w:val="de-AT"/>
+        </w:rPr>
+        <w:t>einstellung</w:t>
+      </w:r>
+      <w:proofErr w:type="spellEnd"/>
+      <w:r>
+        <w:rPr>
+          <w:lang w:val="de-AT"/>
+        </w:rPr>
+        <w:t xml:space="preserve"> </w:t>
+      </w:r>
+      <w:proofErr w:type="spellStart"/>
+      <w:r>
+        <w:rPr>
+          <w:lang w:val="de-AT"/>
+        </w:rPr>
+        <w:t>Vref</w:t>
+      </w:r>
+      <w:proofErr w:type="spellEnd"/>
+      <w:r>
+        <w:rPr>
+          <w:lang w:val="de-AT"/>
+        </w:rPr>
+        <w:t xml:space="preserve">*1,25 vorgesehen war wurde eine </w:t>
+      </w:r>
+      <w:proofErr w:type="spellStart"/>
+      <w:r>
+        <w:rPr>
+          <w:lang w:val="de-AT"/>
+        </w:rPr>
+        <w:t>dämpfung</w:t>
+      </w:r>
+      <w:proofErr w:type="spellEnd"/>
+      <w:r>
+        <w:rPr>
+          <w:lang w:val="de-AT"/>
+        </w:rPr>
+        <w:t xml:space="preserve"> von 0.333 eingebaut. Denn vom TIA (wenn ein Rail to Rail) die </w:t>
+      </w:r>
+      <w:proofErr w:type="spellStart"/>
+      <w:r>
+        <w:rPr>
+          <w:lang w:val="de-AT"/>
+        </w:rPr>
+        <w:t>versorgung</w:t>
+      </w:r>
+      <w:proofErr w:type="spellEnd"/>
+      <w:r>
+        <w:rPr>
+          <w:lang w:val="de-AT"/>
+        </w:rPr>
+        <w:t xml:space="preserve"> wurde mit +-8V ausgelegt, kommt es zu 8V*0.333=</w:t>
+      </w:r>
+      <w:r>
+        <w:rPr>
+          <w:lang w:val="de-AT"/>
+        </w:rPr>
+        <w:t xml:space="preserve">2,663V.  doch da die </w:t>
+      </w:r>
+      <w:proofErr w:type="spellStart"/>
+      <w:r>
+        <w:rPr>
+          <w:lang w:val="de-AT"/>
+        </w:rPr>
+        <w:t>standart</w:t>
+      </w:r>
+      <w:proofErr w:type="spellEnd"/>
+      <w:r>
+        <w:rPr>
+          <w:lang w:val="de-AT"/>
+        </w:rPr>
+        <w:t xml:space="preserve"> </w:t>
+      </w:r>
+      <w:proofErr w:type="spellStart"/>
+      <w:r>
+        <w:rPr>
+          <w:lang w:val="de-AT"/>
+        </w:rPr>
+        <w:t>einstellung</w:t>
+      </w:r>
+      <w:proofErr w:type="spellEnd"/>
+      <w:r>
+        <w:rPr>
+          <w:lang w:val="de-AT"/>
+        </w:rPr>
+        <w:t xml:space="preserve"> +-0,625*VREF=+-2,56V dies bedeutet da der TIA </w:t>
+      </w:r>
+      <w:proofErr w:type="spellStart"/>
+      <w:r>
+        <w:rPr>
+          <w:lang w:val="de-AT"/>
+        </w:rPr>
+        <w:t>opv</w:t>
+      </w:r>
+      <w:proofErr w:type="spellEnd"/>
+      <w:r>
+        <w:rPr>
+          <w:lang w:val="de-AT"/>
+        </w:rPr>
+        <w:t xml:space="preserve"> kein </w:t>
+      </w:r>
+      <w:proofErr w:type="spellStart"/>
+      <w:r>
+        <w:rPr>
+          <w:lang w:val="de-AT"/>
+        </w:rPr>
+        <w:t>rail</w:t>
+      </w:r>
+      <w:proofErr w:type="spellEnd"/>
+      <w:r>
+        <w:rPr>
+          <w:lang w:val="de-AT"/>
+        </w:rPr>
+        <w:t xml:space="preserve"> to </w:t>
+      </w:r>
+      <w:proofErr w:type="spellStart"/>
+      <w:r>
+        <w:rPr>
+          <w:lang w:val="de-AT"/>
+        </w:rPr>
+        <w:t>rail</w:t>
+      </w:r>
+      <w:proofErr w:type="spellEnd"/>
+      <w:r>
+        <w:rPr>
+          <w:lang w:val="de-AT"/>
+        </w:rPr>
+        <w:t xml:space="preserve"> ist also es </w:t>
+      </w:r>
+      <w:proofErr w:type="spellStart"/>
+      <w:r>
+        <w:rPr>
+          <w:lang w:val="de-AT"/>
+        </w:rPr>
+        <w:t>ie</w:t>
+      </w:r>
+      <w:proofErr w:type="spellEnd"/>
+      <w:r>
+        <w:rPr>
+          <w:lang w:val="de-AT"/>
+        </w:rPr>
+        <w:t xml:space="preserve"> zu einer 8V </w:t>
+      </w:r>
+      <w:proofErr w:type="spellStart"/>
+      <w:r>
+        <w:rPr>
+          <w:lang w:val="de-AT"/>
+        </w:rPr>
+        <w:t>ausgangsspannung</w:t>
+      </w:r>
+      <w:proofErr w:type="spellEnd"/>
+      <w:r>
+        <w:rPr>
+          <w:lang w:val="de-AT"/>
+        </w:rPr>
+        <w:t xml:space="preserve"> kommt geht sich der </w:t>
+      </w:r>
+      <w:proofErr w:type="spellStart"/>
+      <w:r>
+        <w:rPr>
+          <w:lang w:val="de-AT"/>
+        </w:rPr>
+        <w:t>bereich</w:t>
+      </w:r>
+      <w:proofErr w:type="spellEnd"/>
+      <w:r>
+        <w:rPr>
+          <w:lang w:val="de-AT"/>
+        </w:rPr>
+        <w:t xml:space="preserve"> aus. Doch wird nur ein positives </w:t>
+      </w:r>
+      <w:proofErr w:type="spellStart"/>
+      <w:r>
+        <w:rPr>
+          <w:lang w:val="de-AT"/>
+        </w:rPr>
+        <w:t>signal</w:t>
+      </w:r>
+      <w:proofErr w:type="spellEnd"/>
+      <w:r>
+        <w:rPr>
+          <w:lang w:val="de-AT"/>
+        </w:rPr>
+        <w:t xml:space="preserve"> </w:t>
+      </w:r>
+      <w:proofErr w:type="spellStart"/>
+      <w:r>
+        <w:rPr>
+          <w:lang w:val="de-AT"/>
+        </w:rPr>
+        <w:t>erweartet</w:t>
+      </w:r>
+      <w:proofErr w:type="spellEnd"/>
+      <w:r>
+        <w:rPr>
+          <w:lang w:val="de-AT"/>
+        </w:rPr>
+        <w:t xml:space="preserve"> </w:t>
+      </w:r>
+      <w:proofErr w:type="spellStart"/>
+      <w:r>
+        <w:rPr>
+          <w:lang w:val="de-AT"/>
+        </w:rPr>
+        <w:t>dswegen</w:t>
+      </w:r>
+      <w:proofErr w:type="spellEnd"/>
+      <w:r>
+        <w:rPr>
+          <w:lang w:val="de-AT"/>
+        </w:rPr>
+        <w:t xml:space="preserve"> wird die </w:t>
+      </w:r>
+      <w:proofErr w:type="spellStart"/>
+      <w:r>
+        <w:rPr>
+          <w:lang w:val="de-AT"/>
+        </w:rPr>
+        <w:t>hälfte</w:t>
+      </w:r>
+      <w:proofErr w:type="spellEnd"/>
+      <w:r>
+        <w:rPr>
+          <w:lang w:val="de-AT"/>
+        </w:rPr>
+        <w:t xml:space="preserve"> der </w:t>
+      </w:r>
+      <w:proofErr w:type="spellStart"/>
+      <w:r>
+        <w:rPr>
+          <w:lang w:val="de-AT"/>
+        </w:rPr>
+        <w:t>range</w:t>
+      </w:r>
+      <w:proofErr w:type="spellEnd"/>
+      <w:r>
+        <w:rPr>
+          <w:lang w:val="de-AT"/>
+        </w:rPr>
+        <w:t xml:space="preserve"> </w:t>
+      </w:r>
+      <w:proofErr w:type="spellStart"/>
+      <w:r>
+        <w:rPr>
+          <w:lang w:val="de-AT"/>
+        </w:rPr>
+        <w:t>versoren</w:t>
+      </w:r>
+      <w:proofErr w:type="spellEnd"/>
+      <w:r>
+        <w:rPr>
+          <w:lang w:val="de-AT"/>
+        </w:rPr>
+        <w:t>.</w:t>
       </w:r>
     </w:p>
     <w:p>
@@ -5938,7 +10325,119 @@
         <w:rPr>
           <w:lang w:val="de-AT"/>
         </w:rPr>
-        <w:t>Fehler die gemascht wurden war das RVS und REFIO verbunden wrde dies wurde im nachhinein behoden, denn RVS ist ein GP output und hat immer wenn eine messung möglich wäre REFIO auf gnd gezogen, der ADC wurde nicht beschädigt.</w:t>
+        <w:t xml:space="preserve">Fehler die </w:t>
+      </w:r>
+      <w:proofErr w:type="spellStart"/>
+      <w:r>
+        <w:rPr>
+          <w:lang w:val="de-AT"/>
+        </w:rPr>
+        <w:t>gemascht</w:t>
+      </w:r>
+      <w:proofErr w:type="spellEnd"/>
+      <w:r>
+        <w:rPr>
+          <w:lang w:val="de-AT"/>
+        </w:rPr>
+        <w:t xml:space="preserve"> wurden war das RVS und REFIO verbunden </w:t>
+      </w:r>
+      <w:proofErr w:type="spellStart"/>
+      <w:r>
+        <w:rPr>
+          <w:lang w:val="de-AT"/>
+        </w:rPr>
+        <w:t>wrde</w:t>
+      </w:r>
+      <w:proofErr w:type="spellEnd"/>
+      <w:r>
+        <w:rPr>
+          <w:lang w:val="de-AT"/>
+        </w:rPr>
+        <w:t xml:space="preserve"> dies wurde </w:t>
+      </w:r>
+      <w:proofErr w:type="spellStart"/>
+      <w:r>
+        <w:rPr>
+          <w:lang w:val="de-AT"/>
+        </w:rPr>
+        <w:t>im nachhinein</w:t>
+      </w:r>
+      <w:proofErr w:type="spellEnd"/>
+      <w:r>
+        <w:rPr>
+          <w:lang w:val="de-AT"/>
+        </w:rPr>
+        <w:t xml:space="preserve"> </w:t>
+      </w:r>
+      <w:proofErr w:type="spellStart"/>
+      <w:r>
+        <w:rPr>
+          <w:lang w:val="de-AT"/>
+        </w:rPr>
+        <w:t>behoden</w:t>
+      </w:r>
+      <w:proofErr w:type="spellEnd"/>
+      <w:r>
+        <w:rPr>
+          <w:lang w:val="de-AT"/>
+        </w:rPr>
+        <w:t xml:space="preserve">, denn RVS ist ein GP </w:t>
+      </w:r>
+      <w:proofErr w:type="spellStart"/>
+      <w:r>
+        <w:rPr>
+          <w:lang w:val="de-AT"/>
+        </w:rPr>
+        <w:t>output</w:t>
+      </w:r>
+      <w:proofErr w:type="spellEnd"/>
+      <w:r>
+        <w:rPr>
+          <w:lang w:val="de-AT"/>
+        </w:rPr>
+        <w:t xml:space="preserve"> und hat </w:t>
+      </w:r>
+      <w:proofErr w:type="gramStart"/>
+      <w:r>
+        <w:rPr>
+          <w:lang w:val="de-AT"/>
+        </w:rPr>
+        <w:t>immer</w:t>
+      </w:r>
+      <w:proofErr w:type="gramEnd"/>
+      <w:r>
+        <w:rPr>
+          <w:lang w:val="de-AT"/>
+        </w:rPr>
+        <w:t xml:space="preserve"> wenn eine </w:t>
+      </w:r>
+      <w:proofErr w:type="spellStart"/>
+      <w:r>
+        <w:rPr>
+          <w:lang w:val="de-AT"/>
+        </w:rPr>
+        <w:t>messung</w:t>
+      </w:r>
+      <w:proofErr w:type="spellEnd"/>
+      <w:r>
+        <w:rPr>
+          <w:lang w:val="de-AT"/>
+        </w:rPr>
+        <w:t xml:space="preserve"> möglich wäre REFIO auf </w:t>
+      </w:r>
+      <w:proofErr w:type="spellStart"/>
+      <w:r>
+        <w:rPr>
+          <w:lang w:val="de-AT"/>
+        </w:rPr>
+        <w:t>gnd</w:t>
+      </w:r>
+      <w:proofErr w:type="spellEnd"/>
+      <w:r>
+        <w:rPr>
+          <w:lang w:val="de-AT"/>
+        </w:rPr>
+        <w:t xml:space="preserve"> gezogen, der ADC wurde nicht beschädigt.</w:t>
       </w:r>
     </w:p>
     <w:p>
@@ -5967,41 +10466,403 @@
         <w:rPr>
           <w:lang w:val="de-AT"/>
         </w:rPr>
-        <w:t xml:space="preserve">Die auswahl der opv ist sehr kritisch für die eingengsstufe den TIA muss ein OPV verwendet werden welcher einen geringen eingangsstrom hat, besstenfalls noch </w:t>
-      </w:r>
-      <w:r>
-        <w:rPr>
-          <w:lang w:val="de-AT"/>
-        </w:rPr>
-        <w:t xml:space="preserve">einen geringen Output offset doch dieser kann aus den messungen heraus gerechnet werden. </w:t>
-      </w:r>
-    </w:p>
-    <w:p>
-      <w:pPr>
-        <w:rPr>
-          <w:lang w:val="de-AT"/>
-        </w:rPr>
-      </w:pPr>
+        <w:t xml:space="preserve">Die </w:t>
+      </w:r>
+      <w:proofErr w:type="spellStart"/>
+      <w:r>
+        <w:rPr>
+          <w:lang w:val="de-AT"/>
+        </w:rPr>
+        <w:t>auswahl</w:t>
+      </w:r>
+      <w:proofErr w:type="spellEnd"/>
+      <w:r>
+        <w:rPr>
+          <w:lang w:val="de-AT"/>
+        </w:rPr>
+        <w:t xml:space="preserve"> der </w:t>
+      </w:r>
+      <w:proofErr w:type="spellStart"/>
+      <w:r>
+        <w:rPr>
+          <w:lang w:val="de-AT"/>
+        </w:rPr>
+        <w:t>opv</w:t>
+      </w:r>
+      <w:proofErr w:type="spellEnd"/>
+      <w:r>
+        <w:rPr>
+          <w:lang w:val="de-AT"/>
+        </w:rPr>
+        <w:t xml:space="preserve"> ist sehr kritisch für die </w:t>
+      </w:r>
+      <w:proofErr w:type="spellStart"/>
+      <w:r>
+        <w:rPr>
+          <w:lang w:val="de-AT"/>
+        </w:rPr>
+        <w:t>eingengsstufe</w:t>
+      </w:r>
+      <w:proofErr w:type="spellEnd"/>
+      <w:r>
+        <w:rPr>
+          <w:lang w:val="de-AT"/>
+        </w:rPr>
+        <w:t xml:space="preserve"> den TIA muss ein OPV verwendet werden welcher einen geringen </w:t>
+      </w:r>
+      <w:proofErr w:type="spellStart"/>
+      <w:r>
+        <w:rPr>
+          <w:lang w:val="de-AT"/>
+        </w:rPr>
+        <w:t>eingangsstrom</w:t>
+      </w:r>
+      <w:proofErr w:type="spellEnd"/>
+      <w:r>
+        <w:rPr>
+          <w:lang w:val="de-AT"/>
+        </w:rPr>
+        <w:t xml:space="preserve"> hat, </w:t>
+      </w:r>
+      <w:proofErr w:type="spellStart"/>
+      <w:r>
+        <w:rPr>
+          <w:lang w:val="de-AT"/>
+        </w:rPr>
+        <w:t>besstenfalls</w:t>
+      </w:r>
+      <w:proofErr w:type="spellEnd"/>
+      <w:r>
+        <w:rPr>
+          <w:lang w:val="de-AT"/>
+        </w:rPr>
+        <w:t xml:space="preserve"> noch </w:t>
+      </w:r>
+      <w:r>
+        <w:rPr>
+          <w:lang w:val="de-AT"/>
+        </w:rPr>
+        <w:t xml:space="preserve">einen geringen Output </w:t>
+      </w:r>
+      <w:proofErr w:type="spellStart"/>
+      <w:proofErr w:type="gramStart"/>
+      <w:r>
+        <w:rPr>
+          <w:lang w:val="de-AT"/>
+        </w:rPr>
+        <w:t>offset</w:t>
+      </w:r>
+      <w:proofErr w:type="spellEnd"/>
+      <w:proofErr w:type="gramEnd"/>
+      <w:r>
+        <w:rPr>
+          <w:lang w:val="de-AT"/>
+        </w:rPr>
+        <w:t xml:space="preserve"> doch dieser kann aus den </w:t>
+      </w:r>
+      <w:proofErr w:type="spellStart"/>
+      <w:r>
+        <w:rPr>
+          <w:lang w:val="de-AT"/>
+        </w:rPr>
+        <w:t>messungen</w:t>
+      </w:r>
+      <w:proofErr w:type="spellEnd"/>
+      <w:r>
+        <w:rPr>
+          <w:lang w:val="de-AT"/>
+        </w:rPr>
+        <w:t xml:space="preserve"> heraus gerechnet werden. </w:t>
+      </w:r>
+    </w:p>
+    <w:p>
+      <w:pPr>
+        <w:rPr>
+          <w:lang w:val="de-AT"/>
+        </w:rPr>
+      </w:pPr>
+      <w:proofErr w:type="spellStart"/>
       <w:r>
         <w:rPr>
           <w:lang w:val="de-AT"/>
         </w:rPr>
         <w:lastRenderedPageBreak/>
-        <w:t>Alerdings beötigen die OPV der Ausgangsstufe für GATE und DRAIN des MOSFET eine Geringe Ofset spannung da bei diesen das offset nicht nachgemessen wird und damit nicht herausgerechnet werden kann, anzudenken it eine digitale rückkopplung zumachen also den DAC ausgang mit enem ADC rückzumessen um die offset spannung rückzurechnen.</w:t>
-      </w:r>
-    </w:p>
-    <w:p>
-      <w:pPr>
-        <w:rPr>
-          <w:lang w:val="de-AT"/>
-        </w:rPr>
-      </w:pPr>
-      <w:r>
-        <w:rPr>
-          <w:lang w:val="de-AT"/>
-        </w:rPr>
-        <w:t>Nicht nur das rückführen des DAC signals könnte verwendet werden um das offset zu minimieren weiters aknn auch eine referenz wie im karpitel 5.1 verwendet werden zum abgleichen</w:t>
-      </w:r>
+        <w:t>Alerdings</w:t>
+      </w:r>
+      <w:proofErr w:type="spellEnd"/>
+      <w:r>
+        <w:rPr>
+          <w:lang w:val="de-AT"/>
+        </w:rPr>
+        <w:t xml:space="preserve"> </w:t>
+      </w:r>
+      <w:proofErr w:type="spellStart"/>
+      <w:r>
+        <w:rPr>
+          <w:lang w:val="de-AT"/>
+        </w:rPr>
+        <w:t>beötigen</w:t>
+      </w:r>
+      <w:proofErr w:type="spellEnd"/>
+      <w:r>
+        <w:rPr>
+          <w:lang w:val="de-AT"/>
+        </w:rPr>
+        <w:t xml:space="preserve"> die OPV der Ausgangsstufe für GATE und DRAIN des MOSFET eine Geringe </w:t>
+      </w:r>
+      <w:proofErr w:type="spellStart"/>
+      <w:r>
+        <w:rPr>
+          <w:lang w:val="de-AT"/>
+        </w:rPr>
+        <w:t>Ofset</w:t>
+      </w:r>
+      <w:proofErr w:type="spellEnd"/>
+      <w:r>
+        <w:rPr>
+          <w:lang w:val="de-AT"/>
+        </w:rPr>
+        <w:t xml:space="preserve"> </w:t>
+      </w:r>
+      <w:proofErr w:type="spellStart"/>
+      <w:r>
+        <w:rPr>
+          <w:lang w:val="de-AT"/>
+        </w:rPr>
+        <w:t>spannung</w:t>
+      </w:r>
+      <w:proofErr w:type="spellEnd"/>
+      <w:r>
+        <w:rPr>
+          <w:lang w:val="de-AT"/>
+        </w:rPr>
+        <w:t xml:space="preserve"> da bei diesen das </w:t>
+      </w:r>
+      <w:proofErr w:type="spellStart"/>
+      <w:r>
+        <w:rPr>
+          <w:lang w:val="de-AT"/>
+        </w:rPr>
+        <w:t>offset</w:t>
+      </w:r>
+      <w:proofErr w:type="spellEnd"/>
+      <w:r>
+        <w:rPr>
+          <w:lang w:val="de-AT"/>
+        </w:rPr>
+        <w:t xml:space="preserve"> nicht nachgemessen wird und damit nicht herausgerechnet werden kann, anzudenken it eine digitale </w:t>
+      </w:r>
+      <w:proofErr w:type="spellStart"/>
+      <w:r>
+        <w:rPr>
+          <w:lang w:val="de-AT"/>
+        </w:rPr>
+        <w:t>rückkopplung</w:t>
+      </w:r>
+      <w:proofErr w:type="spellEnd"/>
+      <w:r>
+        <w:rPr>
+          <w:lang w:val="de-AT"/>
+        </w:rPr>
+        <w:t xml:space="preserve"> zumachen also den DAC </w:t>
+      </w:r>
+      <w:proofErr w:type="spellStart"/>
+      <w:r>
+        <w:rPr>
+          <w:lang w:val="de-AT"/>
+        </w:rPr>
+        <w:t>ausgang</w:t>
+      </w:r>
+      <w:proofErr w:type="spellEnd"/>
+      <w:r>
+        <w:rPr>
+          <w:lang w:val="de-AT"/>
+        </w:rPr>
+        <w:t xml:space="preserve"> mit </w:t>
+      </w:r>
+      <w:proofErr w:type="spellStart"/>
+      <w:r>
+        <w:rPr>
+          <w:lang w:val="de-AT"/>
+        </w:rPr>
+        <w:t>enem</w:t>
+      </w:r>
+      <w:proofErr w:type="spellEnd"/>
+      <w:r>
+        <w:rPr>
+          <w:lang w:val="de-AT"/>
+        </w:rPr>
+        <w:t xml:space="preserve"> ADC </w:t>
+      </w:r>
+      <w:proofErr w:type="gramStart"/>
+      <w:r>
+        <w:rPr>
+          <w:lang w:val="de-AT"/>
+        </w:rPr>
+        <w:t>rückzumessen</w:t>
+      </w:r>
+      <w:proofErr w:type="gramEnd"/>
+      <w:r>
+        <w:rPr>
+          <w:lang w:val="de-AT"/>
+        </w:rPr>
+        <w:t xml:space="preserve"> um die </w:t>
+      </w:r>
+      <w:proofErr w:type="spellStart"/>
+      <w:r>
+        <w:rPr>
+          <w:lang w:val="de-AT"/>
+        </w:rPr>
+        <w:t>offset</w:t>
+      </w:r>
+      <w:proofErr w:type="spellEnd"/>
+      <w:r>
+        <w:rPr>
+          <w:lang w:val="de-AT"/>
+        </w:rPr>
+        <w:t xml:space="preserve"> </w:t>
+      </w:r>
+      <w:proofErr w:type="spellStart"/>
+      <w:r>
+        <w:rPr>
+          <w:lang w:val="de-AT"/>
+        </w:rPr>
+        <w:t>spannung</w:t>
+      </w:r>
+      <w:proofErr w:type="spellEnd"/>
+      <w:r>
+        <w:rPr>
+          <w:lang w:val="de-AT"/>
+        </w:rPr>
+        <w:t xml:space="preserve"> rückzurechnen.</w:t>
+      </w:r>
+    </w:p>
+    <w:p>
+      <w:pPr>
+        <w:rPr>
+          <w:lang w:val="de-AT"/>
+        </w:rPr>
+      </w:pPr>
+      <w:r>
+        <w:rPr>
+          <w:lang w:val="de-AT"/>
+        </w:rPr>
+        <w:t xml:space="preserve">Nicht nur </w:t>
+      </w:r>
+      <w:proofErr w:type="gramStart"/>
+      <w:r>
+        <w:rPr>
+          <w:lang w:val="de-AT"/>
+        </w:rPr>
+        <w:t>das rückführen</w:t>
+      </w:r>
+      <w:proofErr w:type="gramEnd"/>
+      <w:r>
+        <w:rPr>
+          <w:lang w:val="de-AT"/>
+        </w:rPr>
+        <w:t xml:space="preserve"> des DAC </w:t>
+      </w:r>
+      <w:proofErr w:type="spellStart"/>
+      <w:r>
+        <w:rPr>
+          <w:lang w:val="de-AT"/>
+        </w:rPr>
+        <w:t>signals</w:t>
+      </w:r>
+      <w:proofErr w:type="spellEnd"/>
+      <w:r>
+        <w:rPr>
+          <w:lang w:val="de-AT"/>
+        </w:rPr>
+        <w:t xml:space="preserve"> könnte verwendet </w:t>
+      </w:r>
+      <w:proofErr w:type="gramStart"/>
+      <w:r>
+        <w:rPr>
+          <w:lang w:val="de-AT"/>
+        </w:rPr>
+        <w:t>werden</w:t>
+      </w:r>
+      <w:proofErr w:type="gramEnd"/>
+      <w:r>
+        <w:rPr>
+          <w:lang w:val="de-AT"/>
+        </w:rPr>
+        <w:t xml:space="preserve"> um das </w:t>
+      </w:r>
+      <w:proofErr w:type="spellStart"/>
+      <w:r>
+        <w:rPr>
+          <w:lang w:val="de-AT"/>
+        </w:rPr>
+        <w:t>offset</w:t>
+      </w:r>
+      <w:proofErr w:type="spellEnd"/>
+      <w:r>
+        <w:rPr>
+          <w:lang w:val="de-AT"/>
+        </w:rPr>
+        <w:t xml:space="preserve"> zu minimieren weiters </w:t>
+      </w:r>
+      <w:proofErr w:type="spellStart"/>
+      <w:r>
+        <w:rPr>
+          <w:lang w:val="de-AT"/>
+        </w:rPr>
+        <w:t>aknn</w:t>
+      </w:r>
+      <w:proofErr w:type="spellEnd"/>
+      <w:r>
+        <w:rPr>
+          <w:lang w:val="de-AT"/>
+        </w:rPr>
+        <w:t xml:space="preserve"> auch eine </w:t>
+      </w:r>
+      <w:proofErr w:type="spellStart"/>
+      <w:r>
+        <w:rPr>
+          <w:lang w:val="de-AT"/>
+        </w:rPr>
+        <w:t>referenz</w:t>
+      </w:r>
+      <w:proofErr w:type="spellEnd"/>
+      <w:r>
+        <w:rPr>
+          <w:lang w:val="de-AT"/>
+        </w:rPr>
+        <w:t xml:space="preserve"> wie im </w:t>
+      </w:r>
+      <w:proofErr w:type="spellStart"/>
+      <w:r>
+        <w:rPr>
+          <w:lang w:val="de-AT"/>
+        </w:rPr>
+        <w:t>karpitel</w:t>
+      </w:r>
+      <w:proofErr w:type="spellEnd"/>
+      <w:r>
+        <w:rPr>
+          <w:lang w:val="de-AT"/>
+        </w:rPr>
+        <w:t xml:space="preserve"> 5.1 verwendet werden </w:t>
+      </w:r>
+      <w:proofErr w:type="gramStart"/>
+      <w:r>
+        <w:rPr>
+          <w:lang w:val="de-AT"/>
+        </w:rPr>
+        <w:t xml:space="preserve">zum </w:t>
+      </w:r>
+      <w:proofErr w:type="spellStart"/>
+      <w:r>
+        <w:rPr>
+          <w:lang w:val="de-AT"/>
+        </w:rPr>
+        <w:t>abgleichen</w:t>
+      </w:r>
+      <w:proofErr w:type="spellEnd"/>
+      <w:proofErr w:type="gramEnd"/>
       <w:r>
         <w:rPr>
           <w:lang w:val="de-AT"/>
@@ -6026,17 +10887,88 @@
         <w:rPr>
           <w:lang w:val="de-AT"/>
         </w:rPr>
-        <w:t>Für den TIA eingsngsstufe weurde von der TU der LMC6001 empolen da dieser einen eingangsstrom bias von maximal 25fA</w:t>
-      </w:r>
-    </w:p>
-    <w:p>
-      <w:pPr>
-        <w:rPr>
-          <w:lang w:val="de-AT"/>
-        </w:rPr>
-      </w:pPr>
-      <w:r>
-        <w:rPr>
+        <w:t xml:space="preserve">Für den TIA </w:t>
+      </w:r>
+      <w:proofErr w:type="spellStart"/>
+      <w:r>
+        <w:rPr>
+          <w:lang w:val="de-AT"/>
+        </w:rPr>
+        <w:t>eingsngsstufe</w:t>
+      </w:r>
+      <w:proofErr w:type="spellEnd"/>
+      <w:r>
+        <w:rPr>
+          <w:lang w:val="de-AT"/>
+        </w:rPr>
+        <w:t xml:space="preserve"> </w:t>
+      </w:r>
+      <w:proofErr w:type="spellStart"/>
+      <w:r>
+        <w:rPr>
+          <w:lang w:val="de-AT"/>
+        </w:rPr>
+        <w:t>weurde</w:t>
+      </w:r>
+      <w:proofErr w:type="spellEnd"/>
+      <w:r>
+        <w:rPr>
+          <w:lang w:val="de-AT"/>
+        </w:rPr>
+        <w:t xml:space="preserve"> von der TU der LMC6001 </w:t>
+      </w:r>
+      <w:proofErr w:type="spellStart"/>
+      <w:r>
+        <w:rPr>
+          <w:lang w:val="de-AT"/>
+        </w:rPr>
+        <w:t>empolen</w:t>
+      </w:r>
+      <w:proofErr w:type="spellEnd"/>
+      <w:r>
+        <w:rPr>
+          <w:lang w:val="de-AT"/>
+        </w:rPr>
+        <w:t xml:space="preserve"> da dieser einen </w:t>
+      </w:r>
+      <w:proofErr w:type="spellStart"/>
+      <w:r>
+        <w:rPr>
+          <w:lang w:val="de-AT"/>
+        </w:rPr>
+        <w:t>eingangsstrom</w:t>
+      </w:r>
+      <w:proofErr w:type="spellEnd"/>
+      <w:r>
+        <w:rPr>
+          <w:lang w:val="de-AT"/>
+        </w:rPr>
+        <w:t xml:space="preserve"> </w:t>
+      </w:r>
+      <w:proofErr w:type="spellStart"/>
+      <w:r>
+        <w:rPr>
+          <w:lang w:val="de-AT"/>
+        </w:rPr>
+        <w:t>bias</w:t>
+      </w:r>
+      <w:proofErr w:type="spellEnd"/>
+      <w:r>
+        <w:rPr>
+          <w:lang w:val="de-AT"/>
+        </w:rPr>
+        <w:t xml:space="preserve"> von maximal 25fA</w:t>
+      </w:r>
+    </w:p>
+    <w:p>
+      <w:pPr>
+        <w:rPr>
+          <w:lang w:val="de-AT"/>
+        </w:rPr>
+      </w:pPr>
+      <w:r>
+        <w:rPr>
+          <w:noProof/>
           <w:lang w:val="de-AT"/>
         </w:rPr>
         <w:drawing>
@@ -6086,7 +11018,77 @@
         <w:rPr>
           <w:lang w:val="de-AT"/>
         </w:rPr>
-        <w:t>Der Temperatur dirft hat auch auf dieses Bauteil große auswirkungen doch da selbst bei 125°C der Eingangsstrom bias um den faktor 10 kleiner ist als das kleinste messsignal.</w:t>
+        <w:t xml:space="preserve">Der Temperatur </w:t>
+      </w:r>
+      <w:proofErr w:type="spellStart"/>
+      <w:r>
+        <w:rPr>
+          <w:lang w:val="de-AT"/>
+        </w:rPr>
+        <w:t>dirft</w:t>
+      </w:r>
+      <w:proofErr w:type="spellEnd"/>
+      <w:r>
+        <w:rPr>
+          <w:lang w:val="de-AT"/>
+        </w:rPr>
+        <w:t xml:space="preserve"> hat auch auf dieses Bauteil große </w:t>
+      </w:r>
+      <w:proofErr w:type="spellStart"/>
+      <w:r>
+        <w:rPr>
+          <w:lang w:val="de-AT"/>
+        </w:rPr>
+        <w:t>auswirkungen</w:t>
+      </w:r>
+      <w:proofErr w:type="spellEnd"/>
+      <w:r>
+        <w:rPr>
+          <w:lang w:val="de-AT"/>
+        </w:rPr>
+        <w:t xml:space="preserve"> doch da selbst bei 125°C der Eingangsstrom </w:t>
+      </w:r>
+      <w:proofErr w:type="spellStart"/>
+      <w:r>
+        <w:rPr>
+          <w:lang w:val="de-AT"/>
+        </w:rPr>
+        <w:t>bias</w:t>
+      </w:r>
+      <w:proofErr w:type="spellEnd"/>
+      <w:r>
+        <w:rPr>
+          <w:lang w:val="de-AT"/>
+        </w:rPr>
+        <w:t xml:space="preserve"> um den </w:t>
+      </w:r>
+      <w:proofErr w:type="spellStart"/>
+      <w:r>
+        <w:rPr>
+          <w:lang w:val="de-AT"/>
+        </w:rPr>
+        <w:t>faktor</w:t>
+      </w:r>
+      <w:proofErr w:type="spellEnd"/>
+      <w:r>
+        <w:rPr>
+          <w:lang w:val="de-AT"/>
+        </w:rPr>
+        <w:t xml:space="preserve"> 10 kleiner ist als das kleinste </w:t>
+      </w:r>
+      <w:proofErr w:type="spellStart"/>
+      <w:r>
+        <w:rPr>
+          <w:lang w:val="de-AT"/>
+        </w:rPr>
+        <w:t>messsignal</w:t>
+      </w:r>
+      <w:proofErr w:type="spellEnd"/>
+      <w:r>
+        <w:rPr>
+          <w:lang w:val="de-AT"/>
+        </w:rPr>
+        <w:t>.</w:t>
       </w:r>
     </w:p>
     <w:p>
@@ -6107,7 +11109,15 @@
         <w:t>OPA197</w:t>
       </w:r>
       <w:r>
-        <w:t xml:space="preserve"> verwendetda dieser ein </w:t>
+        <w:t xml:space="preserve"> </w:t>
+      </w:r>
+      <w:proofErr w:type="spellStart"/>
+      <w:r>
+        <w:t>verwendetda</w:t>
+      </w:r>
+      <w:proofErr w:type="spellEnd"/>
+      <w:r>
+        <w:t xml:space="preserve"> dieser ein </w:t>
       </w:r>
       <w:r>
         <w:t>Einzelner 36-V-Präzisions-Operationsverstärker mit Rail-to-Rail-Eingang und Ausgang mit niedriger Offsetspannung</w:t>
@@ -6140,7 +11150,119 @@
         <w:rPr>
           <w:lang w:val="de-AT"/>
         </w:rPr>
-        <w:t xml:space="preserve">Um die spannungen GATE DRAIn für den MOSFET einzustellen, sl ein DAC verwendet werden um eine variable spanung einzustellen, entweder 2 DAC für jede spannung oder einen dac mit 2 channels. Es wurde die 2 variante gewählt. Ebenfalls wie bei ADC wurde ein 16bit DAC verwendet. Ein </w:t>
+        <w:t xml:space="preserve">Um die </w:t>
+      </w:r>
+      <w:proofErr w:type="spellStart"/>
+      <w:r>
+        <w:rPr>
+          <w:lang w:val="de-AT"/>
+        </w:rPr>
+        <w:t>spannungen</w:t>
+      </w:r>
+      <w:proofErr w:type="spellEnd"/>
+      <w:r>
+        <w:rPr>
+          <w:lang w:val="de-AT"/>
+        </w:rPr>
+        <w:t xml:space="preserve"> GATE </w:t>
+      </w:r>
+      <w:proofErr w:type="spellStart"/>
+      <w:r>
+        <w:rPr>
+          <w:lang w:val="de-AT"/>
+        </w:rPr>
+        <w:t>DRAIn</w:t>
+      </w:r>
+      <w:proofErr w:type="spellEnd"/>
+      <w:r>
+        <w:rPr>
+          <w:lang w:val="de-AT"/>
+        </w:rPr>
+        <w:t xml:space="preserve"> für den MOSFET einzustellen, </w:t>
+      </w:r>
+      <w:proofErr w:type="spellStart"/>
+      <w:r>
+        <w:rPr>
+          <w:lang w:val="de-AT"/>
+        </w:rPr>
+        <w:t>sl</w:t>
+      </w:r>
+      <w:proofErr w:type="spellEnd"/>
+      <w:r>
+        <w:rPr>
+          <w:lang w:val="de-AT"/>
+        </w:rPr>
+        <w:t xml:space="preserve"> ein DAC verwendet </w:t>
+      </w:r>
+      <w:proofErr w:type="gramStart"/>
+      <w:r>
+        <w:rPr>
+          <w:lang w:val="de-AT"/>
+        </w:rPr>
+        <w:t>werden</w:t>
+      </w:r>
+      <w:proofErr w:type="gramEnd"/>
+      <w:r>
+        <w:rPr>
+          <w:lang w:val="de-AT"/>
+        </w:rPr>
+        <w:t xml:space="preserve"> um eine variable </w:t>
+      </w:r>
+      <w:proofErr w:type="spellStart"/>
+      <w:r>
+        <w:rPr>
+          <w:lang w:val="de-AT"/>
+        </w:rPr>
+        <w:t>spanung</w:t>
+      </w:r>
+      <w:proofErr w:type="spellEnd"/>
+      <w:r>
+        <w:rPr>
+          <w:lang w:val="de-AT"/>
+        </w:rPr>
+        <w:t xml:space="preserve"> einzustellen, entweder 2 DAC für jede </w:t>
+      </w:r>
+      <w:proofErr w:type="spellStart"/>
+      <w:r>
+        <w:rPr>
+          <w:lang w:val="de-AT"/>
+        </w:rPr>
+        <w:t>spannung</w:t>
+      </w:r>
+      <w:proofErr w:type="spellEnd"/>
+      <w:r>
+        <w:rPr>
+          <w:lang w:val="de-AT"/>
+        </w:rPr>
+        <w:t xml:space="preserve"> oder einen </w:t>
+      </w:r>
+      <w:proofErr w:type="spellStart"/>
+      <w:r>
+        <w:rPr>
+          <w:lang w:val="de-AT"/>
+        </w:rPr>
+        <w:t>dac</w:t>
+      </w:r>
+      <w:proofErr w:type="spellEnd"/>
+      <w:r>
+        <w:rPr>
+          <w:lang w:val="de-AT"/>
+        </w:rPr>
+        <w:t xml:space="preserve"> mit 2 </w:t>
+      </w:r>
+      <w:proofErr w:type="spellStart"/>
+      <w:r>
+        <w:rPr>
+          <w:lang w:val="de-AT"/>
+        </w:rPr>
+        <w:t>channels</w:t>
+      </w:r>
+      <w:proofErr w:type="spellEnd"/>
+      <w:r>
+        <w:rPr>
+          <w:lang w:val="de-AT"/>
+        </w:rPr>
+        <w:t xml:space="preserve">. Es wurde die 2 variante gewählt. Ebenfalls wie bei ADC wurde ein 16bit DAC verwendet. Ein </w:t>
       </w:r>
       <w:r>
         <w:rPr>
@@ -6259,7 +11381,63 @@
         <w:rPr>
           <w:lang w:val="de-AT"/>
         </w:rPr>
-        <w:t>Bei AD5689 wird der gain eingang verwendet um zwischen einer 0-2.5V n einer 0-5V range unzuschalten.</w:t>
+        <w:t xml:space="preserve">Bei AD5689 wird der </w:t>
+      </w:r>
+      <w:proofErr w:type="spellStart"/>
+      <w:r>
+        <w:rPr>
+          <w:lang w:val="de-AT"/>
+        </w:rPr>
+        <w:t>gain</w:t>
+      </w:r>
+      <w:proofErr w:type="spellEnd"/>
+      <w:r>
+        <w:rPr>
+          <w:lang w:val="de-AT"/>
+        </w:rPr>
+        <w:t xml:space="preserve"> </w:t>
+      </w:r>
+      <w:proofErr w:type="spellStart"/>
+      <w:r>
+        <w:rPr>
+          <w:lang w:val="de-AT"/>
+        </w:rPr>
+        <w:t>eingang</w:t>
+      </w:r>
+      <w:proofErr w:type="spellEnd"/>
+      <w:r>
+        <w:rPr>
+          <w:lang w:val="de-AT"/>
+        </w:rPr>
+        <w:t xml:space="preserve"> verwendet um zwischen einer 0-2.5V n einer 0-5V </w:t>
+      </w:r>
+      <w:proofErr w:type="spellStart"/>
+      <w:r>
+        <w:rPr>
+          <w:lang w:val="de-AT"/>
+        </w:rPr>
+        <w:t>range</w:t>
+      </w:r>
+      <w:proofErr w:type="spellEnd"/>
+      <w:r>
+        <w:rPr>
+          <w:lang w:val="de-AT"/>
+        </w:rPr>
+        <w:t xml:space="preserve"> </w:t>
+      </w:r>
+      <w:proofErr w:type="spellStart"/>
+      <w:r>
+        <w:rPr>
+          <w:lang w:val="de-AT"/>
+        </w:rPr>
+        <w:t>unzuschalten</w:t>
+      </w:r>
+      <w:proofErr w:type="spellEnd"/>
+      <w:r>
+        <w:rPr>
+          <w:lang w:val="de-AT"/>
+        </w:rPr>
+        <w:t>.</w:t>
       </w:r>
     </w:p>
     <w:p>
@@ -6413,15 +11591,24 @@
           <w:rFonts w:eastAsia="TimesNewRomanPSMT"/>
           <w:i/>
         </w:rPr>
-        <w:t>ie BMKZ der verwendeten Geräte müssen mit den BMKZ in den Messschaltungen übereinstimmen!</w:t>
-      </w:r>
+        <w:t>ie BMKZ der verwendeten Geräte müssen mit den BMKZ in den Messschaltungen übereinstimmen</w:t>
+      </w:r>
+      <w:proofErr w:type="gramStart"/>
       <w:r>
         <w:rPr>
           <w:rFonts w:eastAsia="TimesNewRomanPSMT"/>
           <w:i/>
         </w:rPr>
+        <w:t>!</w:t>
+      </w:r>
+      <w:r>
+        <w:rPr>
+          <w:rFonts w:eastAsia="TimesNewRomanPSMT"/>
+          <w:i/>
+        </w:rPr>
         <w:t xml:space="preserve"> )</w:t>
       </w:r>
+      <w:proofErr w:type="gramEnd"/>
     </w:p>
     <w:p>
       <w:pPr>
@@ -6441,7 +11628,7 @@
 </file>
 
 <file path=word/endnotes.xml><?xml version="1.0" encoding="utf-8"?>
-<w:endnotes xmlns:wpc="http://schemas.microsoft.com/office/word/2010/wordprocessingCanvas" xmlns:cx="http://schemas.microsoft.com/office/drawing/2014/chartex" xmlns:cx1="http://schemas.microsoft.com/office/drawing/2015/9/8/chartex" xmlns:cx2="http://schemas.microsoft.com/office/drawing/2015/10/21/chartex" xmlns:cx3="http://schemas.microsoft.com/office/drawing/2016/5/9/chartex" xmlns:cx4="http://schemas.microsoft.com/office/drawing/2016/5/10/chartex" xmlns:cx5="http://schemas.microsoft.com/office/drawing/2016/5/11/chartex" xmlns:cx6="http://schemas.microsoft.com/office/drawing/2016/5/12/chartex" xmlns:cx7="http://schemas.microsoft.com/office/drawing/2016/5/13/chartex" xmlns:cx8="http://schemas.microsoft.com/office/drawing/2016/5/14/chartex" xmlns:mc="http://schemas.openxmlformats.org/markup-compatibility/2006" xmlns:aink="http://schemas.microsoft.com/office/drawing/2016/ink" xmlns:am3d="http://schemas.microsoft.com/office/drawing/2017/model3d" xmlns:o="urn:schemas-microsoft-com:office:office" xmlns:oel="http://schemas.microsoft.com/office/2019/extlst" xmlns:r="http://schemas.openxmlformats.org/officeDocument/2006/relationships" xmlns:m="http://schemas.openxmlformats.org/officeDocument/2006/math" xmlns:v="urn:schemas-microsoft-com:vml" xmlns:wp14="http://schemas.microsoft.com/office/word/2010/wordprocessingDrawing" xmlns:wp="http://schemas.openxmlformats.org/drawingml/2006/wordprocessingDrawing" xmlns:w10="urn:schemas-microsoft-com:office:word" xmlns:w="http://schemas.openxmlformats.org/wordprocessingml/2006/main" xmlns:w14="http://schemas.microsoft.com/office/word/2010/wordml" xmlns:w15="http://schemas.microsoft.com/office/word/2012/wordml" xmlns:w16cei="http://schemas.microsoft.com/office/word/2026/wordml/cei" xmlns:w16cex="http://schemas.microsoft.com/office/word/2018/wordml/cex" xmlns:w16cid="http://schemas.microsoft.com/office/word/2016/wordml/cid" xmlns:w16="http://schemas.microsoft.com/office/word/2018/wordml" xmlns:w16du="http://schemas.microsoft.com/office/word/2023/wordml/word16du" xmlns:w16sdtdh="http://schemas.microsoft.com/office/word/2020/wordml/sdtdatahash" xmlns:w16sdtfl="http://schemas.microsoft.com/office/word/2024/wordml/sdtformatlock" xmlns:w16se="http://schemas.microsoft.com/office/word/2015/wordml/symex" xmlns:wpg="http://schemas.microsoft.com/office/word/2010/wordprocessingGroup" xmlns:wpi="http://schemas.microsoft.com/office/word/2010/wordprocessingInk" xmlns:wne="http://schemas.microsoft.com/office/word/2006/wordml" xmlns:wps="http://schemas.microsoft.com/office/word/2010/wordprocessingShape" mc:Ignorable="w14 w15 w16se w16cid w16 w16cex w16sdtdh w16sdtfl w16du wp14">
+<w:endnotes xmlns:wpc="http://schemas.microsoft.com/office/word/2010/wordprocessingCanvas" xmlns:cx="http://schemas.microsoft.com/office/drawing/2014/chartex" xmlns:cx1="http://schemas.microsoft.com/office/drawing/2015/9/8/chartex" xmlns:cx2="http://schemas.microsoft.com/office/drawing/2015/10/21/chartex" xmlns:cx3="http://schemas.microsoft.com/office/drawing/2016/5/9/chartex" xmlns:cx4="http://schemas.microsoft.com/office/drawing/2016/5/10/chartex" xmlns:cx5="http://schemas.microsoft.com/office/drawing/2016/5/11/chartex" xmlns:cx6="http://schemas.microsoft.com/office/drawing/2016/5/12/chartex" xmlns:cx7="http://schemas.microsoft.com/office/drawing/2016/5/13/chartex" xmlns:cx8="http://schemas.microsoft.com/office/drawing/2016/5/14/chartex" xmlns:mc="http://schemas.openxmlformats.org/markup-compatibility/2006" xmlns:aink="http://schemas.microsoft.com/office/drawing/2016/ink" xmlns:am3d="http://schemas.microsoft.com/office/drawing/2017/model3d" xmlns:o="urn:schemas-microsoft-com:office:office" xmlns:oel="http://schemas.microsoft.com/office/2019/extlst" xmlns:r="http://schemas.openxmlformats.org/officeDocument/2006/relationships" xmlns:m="http://schemas.openxmlformats.org/officeDocument/2006/math" xmlns:v="urn:schemas-microsoft-com:vml" xmlns:wp14="http://schemas.microsoft.com/office/word/2010/wordprocessingDrawing" xmlns:wp="http://schemas.openxmlformats.org/drawingml/2006/wordprocessingDrawing" xmlns:w10="urn:schemas-microsoft-com:office:word" xmlns:w="http://schemas.openxmlformats.org/wordprocessingml/2006/main" xmlns:w14="http://schemas.microsoft.com/office/word/2010/wordml" xmlns:w15="http://schemas.microsoft.com/office/word/2012/wordml" xmlns:w16cex="http://schemas.microsoft.com/office/word/2018/wordml/cex" xmlns:w16cid="http://schemas.microsoft.com/office/word/2016/wordml/cid" xmlns:w16="http://schemas.microsoft.com/office/word/2018/wordml" xmlns:w16du="http://schemas.microsoft.com/office/word/2023/wordml/word16du" xmlns:w16sdtdh="http://schemas.microsoft.com/office/word/2020/wordml/sdtdatahash" xmlns:w16sdtfl="http://schemas.microsoft.com/office/word/2024/wordml/sdtformatlock" xmlns:w16se="http://schemas.microsoft.com/office/word/2015/wordml/symex" xmlns:wpg="http://schemas.microsoft.com/office/word/2010/wordprocessingGroup" xmlns:wpi="http://schemas.microsoft.com/office/word/2010/wordprocessingInk" xmlns:wne="http://schemas.microsoft.com/office/word/2006/wordml" xmlns:wps="http://schemas.microsoft.com/office/word/2010/wordprocessingShape" mc:Ignorable="w14 w15 w16se w16cid w16 w16cex w16sdtdh w16sdtfl w16du wp14">
   <w:endnote w:type="separator" w:id="-1">
     <w:p>
       <w:r>
@@ -6460,13 +11647,13 @@
 </file>
 
 <file path=word/footer1.xml><?xml version="1.0" encoding="utf-8"?>
-<w:ftr xmlns:wpc="http://schemas.microsoft.com/office/word/2010/wordprocessingCanvas" xmlns:cx="http://schemas.microsoft.com/office/drawing/2014/chartex" xmlns:cx1="http://schemas.microsoft.com/office/drawing/2015/9/8/chartex" xmlns:cx2="http://schemas.microsoft.com/office/drawing/2015/10/21/chartex" xmlns:cx3="http://schemas.microsoft.com/office/drawing/2016/5/9/chartex" xmlns:cx4="http://schemas.microsoft.com/office/drawing/2016/5/10/chartex" xmlns:cx5="http://schemas.microsoft.com/office/drawing/2016/5/11/chartex" xmlns:cx6="http://schemas.microsoft.com/office/drawing/2016/5/12/chartex" xmlns:cx7="http://schemas.microsoft.com/office/drawing/2016/5/13/chartex" xmlns:cx8="http://schemas.microsoft.com/office/drawing/2016/5/14/chartex" xmlns:mc="http://schemas.openxmlformats.org/markup-compatibility/2006" xmlns:aink="http://schemas.microsoft.com/office/drawing/2016/ink" xmlns:am3d="http://schemas.microsoft.com/office/drawing/2017/model3d" xmlns:o="urn:schemas-microsoft-com:office:office" xmlns:oel="http://schemas.microsoft.com/office/2019/extlst" xmlns:r="http://schemas.openxmlformats.org/officeDocument/2006/relationships" xmlns:m="http://schemas.openxmlformats.org/officeDocument/2006/math" xmlns:v="urn:schemas-microsoft-com:vml" xmlns:wp14="http://schemas.microsoft.com/office/word/2010/wordprocessingDrawing" xmlns:wp="http://schemas.openxmlformats.org/drawingml/2006/wordprocessingDrawing" xmlns:w10="urn:schemas-microsoft-com:office:word" xmlns:w="http://schemas.openxmlformats.org/wordprocessingml/2006/main" xmlns:w14="http://schemas.microsoft.com/office/word/2010/wordml" xmlns:w15="http://schemas.microsoft.com/office/word/2012/wordml" xmlns:w16cei="http://schemas.microsoft.com/office/word/2026/wordml/cei" xmlns:w16cex="http://schemas.microsoft.com/office/word/2018/wordml/cex" xmlns:w16cid="http://schemas.microsoft.com/office/word/2016/wordml/cid" xmlns:w16="http://schemas.microsoft.com/office/word/2018/wordml" xmlns:w16du="http://schemas.microsoft.com/office/word/2023/wordml/word16du" xmlns:w16sdtdh="http://schemas.microsoft.com/office/word/2020/wordml/sdtdatahash" xmlns:w16sdtfl="http://schemas.microsoft.com/office/word/2024/wordml/sdtformatlock" xmlns:w16se="http://schemas.microsoft.com/office/word/2015/wordml/symex" xmlns:wpg="http://schemas.microsoft.com/office/word/2010/wordprocessingGroup" xmlns:wpi="http://schemas.microsoft.com/office/word/2010/wordprocessingInk" xmlns:wne="http://schemas.microsoft.com/office/word/2006/wordml" xmlns:wps="http://schemas.microsoft.com/office/word/2010/wordprocessingShape" mc:Ignorable="w14 w15 w16se w16cid w16 w16cex w16sdtdh w16sdtfl w16du wp14">
+<w:ftr xmlns:wpc="http://schemas.microsoft.com/office/word/2010/wordprocessingCanvas" xmlns:cx="http://schemas.microsoft.com/office/drawing/2014/chartex" xmlns:cx1="http://schemas.microsoft.com/office/drawing/2015/9/8/chartex" xmlns:cx2="http://schemas.microsoft.com/office/drawing/2015/10/21/chartex" xmlns:cx3="http://schemas.microsoft.com/office/drawing/2016/5/9/chartex" xmlns:cx4="http://schemas.microsoft.com/office/drawing/2016/5/10/chartex" xmlns:cx5="http://schemas.microsoft.com/office/drawing/2016/5/11/chartex" xmlns:cx6="http://schemas.microsoft.com/office/drawing/2016/5/12/chartex" xmlns:cx7="http://schemas.microsoft.com/office/drawing/2016/5/13/chartex" xmlns:cx8="http://schemas.microsoft.com/office/drawing/2016/5/14/chartex" xmlns:mc="http://schemas.openxmlformats.org/markup-compatibility/2006" xmlns:aink="http://schemas.microsoft.com/office/drawing/2016/ink" xmlns:am3d="http://schemas.microsoft.com/office/drawing/2017/model3d" xmlns:o="urn:schemas-microsoft-com:office:office" xmlns:oel="http://schemas.microsoft.com/office/2019/extlst" xmlns:r="http://schemas.openxmlformats.org/officeDocument/2006/relationships" xmlns:m="http://schemas.openxmlformats.org/officeDocument/2006/math" xmlns:v="urn:schemas-microsoft-com:vml" xmlns:wp14="http://schemas.microsoft.com/office/word/2010/wordprocessingDrawing" xmlns:wp="http://schemas.openxmlformats.org/drawingml/2006/wordprocessingDrawing" xmlns:w10="urn:schemas-microsoft-com:office:word" xmlns:w="http://schemas.openxmlformats.org/wordprocessingml/2006/main" xmlns:w14="http://schemas.microsoft.com/office/word/2010/wordml" xmlns:w15="http://schemas.microsoft.com/office/word/2012/wordml" xmlns:w16cex="http://schemas.microsoft.com/office/word/2018/wordml/cex" xmlns:w16cid="http://schemas.microsoft.com/office/word/2016/wordml/cid" xmlns:w16="http://schemas.microsoft.com/office/word/2018/wordml" xmlns:w16du="http://schemas.microsoft.com/office/word/2023/wordml/word16du" xmlns:w16sdtdh="http://schemas.microsoft.com/office/word/2020/wordml/sdtdatahash" xmlns:w16sdtfl="http://schemas.microsoft.com/office/word/2024/wordml/sdtformatlock" xmlns:w16se="http://schemas.microsoft.com/office/word/2015/wordml/symex" xmlns:wpg="http://schemas.microsoft.com/office/word/2010/wordprocessingGroup" xmlns:wpi="http://schemas.microsoft.com/office/word/2010/wordprocessingInk" xmlns:wne="http://schemas.microsoft.com/office/word/2006/wordml" xmlns:wps="http://schemas.microsoft.com/office/word/2010/wordprocessingShape" mc:Ignorable="w14 w15 w16se w16cid w16 w16cex w16sdtdh w16sdtfl w16du wp14">
   <w:p/>
 </w:ftr>
 </file>
 
 <file path=word/footer2.xml><?xml version="1.0" encoding="utf-8"?>
-<w:ftr xmlns:wpc="http://schemas.microsoft.com/office/word/2010/wordprocessingCanvas" xmlns:cx="http://schemas.microsoft.com/office/drawing/2014/chartex" xmlns:cx1="http://schemas.microsoft.com/office/drawing/2015/9/8/chartex" xmlns:cx2="http://schemas.microsoft.com/office/drawing/2015/10/21/chartex" xmlns:cx3="http://schemas.microsoft.com/office/drawing/2016/5/9/chartex" xmlns:cx4="http://schemas.microsoft.com/office/drawing/2016/5/10/chartex" xmlns:cx5="http://schemas.microsoft.com/office/drawing/2016/5/11/chartex" xmlns:cx6="http://schemas.microsoft.com/office/drawing/2016/5/12/chartex" xmlns:cx7="http://schemas.microsoft.com/office/drawing/2016/5/13/chartex" xmlns:cx8="http://schemas.microsoft.com/office/drawing/2016/5/14/chartex" xmlns:mc="http://schemas.openxmlformats.org/markup-compatibility/2006" xmlns:aink="http://schemas.microsoft.com/office/drawing/2016/ink" xmlns:am3d="http://schemas.microsoft.com/office/drawing/2017/model3d" xmlns:o="urn:schemas-microsoft-com:office:office" xmlns:oel="http://schemas.microsoft.com/office/2019/extlst" xmlns:r="http://schemas.openxmlformats.org/officeDocument/2006/relationships" xmlns:m="http://schemas.openxmlformats.org/officeDocument/2006/math" xmlns:v="urn:schemas-microsoft-com:vml" xmlns:wp14="http://schemas.microsoft.com/office/word/2010/wordprocessingDrawing" xmlns:wp="http://schemas.openxmlformats.org/drawingml/2006/wordprocessingDrawing" xmlns:w10="urn:schemas-microsoft-com:office:word" xmlns:w="http://schemas.openxmlformats.org/wordprocessingml/2006/main" xmlns:w14="http://schemas.microsoft.com/office/word/2010/wordml" xmlns:w15="http://schemas.microsoft.com/office/word/2012/wordml" xmlns:w16cei="http://schemas.microsoft.com/office/word/2026/wordml/cei" xmlns:w16cex="http://schemas.microsoft.com/office/word/2018/wordml/cex" xmlns:w16cid="http://schemas.microsoft.com/office/word/2016/wordml/cid" xmlns:w16="http://schemas.microsoft.com/office/word/2018/wordml" xmlns:w16du="http://schemas.microsoft.com/office/word/2023/wordml/word16du" xmlns:w16sdtdh="http://schemas.microsoft.com/office/word/2020/wordml/sdtdatahash" xmlns:w16sdtfl="http://schemas.microsoft.com/office/word/2024/wordml/sdtformatlock" xmlns:w16se="http://schemas.microsoft.com/office/word/2015/wordml/symex" xmlns:wpg="http://schemas.microsoft.com/office/word/2010/wordprocessingGroup" xmlns:wpi="http://schemas.microsoft.com/office/word/2010/wordprocessingInk" xmlns:wne="http://schemas.microsoft.com/office/word/2006/wordml" xmlns:wps="http://schemas.microsoft.com/office/word/2010/wordprocessingShape" mc:Ignorable="w14 w15 w16se w16cid w16 w16cex w16sdtdh w16sdtfl w16du wp14">
+<w:ftr xmlns:wpc="http://schemas.microsoft.com/office/word/2010/wordprocessingCanvas" xmlns:cx="http://schemas.microsoft.com/office/drawing/2014/chartex" xmlns:cx1="http://schemas.microsoft.com/office/drawing/2015/9/8/chartex" xmlns:cx2="http://schemas.microsoft.com/office/drawing/2015/10/21/chartex" xmlns:cx3="http://schemas.microsoft.com/office/drawing/2016/5/9/chartex" xmlns:cx4="http://schemas.microsoft.com/office/drawing/2016/5/10/chartex" xmlns:cx5="http://schemas.microsoft.com/office/drawing/2016/5/11/chartex" xmlns:cx6="http://schemas.microsoft.com/office/drawing/2016/5/12/chartex" xmlns:cx7="http://schemas.microsoft.com/office/drawing/2016/5/13/chartex" xmlns:cx8="http://schemas.microsoft.com/office/drawing/2016/5/14/chartex" xmlns:mc="http://schemas.openxmlformats.org/markup-compatibility/2006" xmlns:aink="http://schemas.microsoft.com/office/drawing/2016/ink" xmlns:am3d="http://schemas.microsoft.com/office/drawing/2017/model3d" xmlns:o="urn:schemas-microsoft-com:office:office" xmlns:oel="http://schemas.microsoft.com/office/2019/extlst" xmlns:r="http://schemas.openxmlformats.org/officeDocument/2006/relationships" xmlns:m="http://schemas.openxmlformats.org/officeDocument/2006/math" xmlns:v="urn:schemas-microsoft-com:vml" xmlns:wp14="http://schemas.microsoft.com/office/word/2010/wordprocessingDrawing" xmlns:wp="http://schemas.openxmlformats.org/drawingml/2006/wordprocessingDrawing" xmlns:w10="urn:schemas-microsoft-com:office:word" xmlns:w="http://schemas.openxmlformats.org/wordprocessingml/2006/main" xmlns:w14="http://schemas.microsoft.com/office/word/2010/wordml" xmlns:w15="http://schemas.microsoft.com/office/word/2012/wordml" xmlns:w16cex="http://schemas.microsoft.com/office/word/2018/wordml/cex" xmlns:w16cid="http://schemas.microsoft.com/office/word/2016/wordml/cid" xmlns:w16="http://schemas.microsoft.com/office/word/2018/wordml" xmlns:w16du="http://schemas.microsoft.com/office/word/2023/wordml/word16du" xmlns:w16sdtdh="http://schemas.microsoft.com/office/word/2020/wordml/sdtdatahash" xmlns:w16sdtfl="http://schemas.microsoft.com/office/word/2024/wordml/sdtformatlock" xmlns:w16se="http://schemas.microsoft.com/office/word/2015/wordml/symex" xmlns:wpg="http://schemas.microsoft.com/office/word/2010/wordprocessingGroup" xmlns:wpi="http://schemas.microsoft.com/office/word/2010/wordprocessingInk" xmlns:wne="http://schemas.microsoft.com/office/word/2006/wordml" xmlns:wps="http://schemas.microsoft.com/office/word/2010/wordprocessingShape" mc:Ignorable="w14 w15 w16se w16cid w16 w16cex w16sdtdh w16sdtfl w16du wp14">
   <w:tbl>
     <w:tblPr>
       <w:tblW w:w="0" w:type="auto"/>
@@ -6647,13 +11834,13 @@
 </file>
 
 <file path=word/footer3.xml><?xml version="1.0" encoding="utf-8"?>
-<w:ftr xmlns:wpc="http://schemas.microsoft.com/office/word/2010/wordprocessingCanvas" xmlns:cx="http://schemas.microsoft.com/office/drawing/2014/chartex" xmlns:cx1="http://schemas.microsoft.com/office/drawing/2015/9/8/chartex" xmlns:cx2="http://schemas.microsoft.com/office/drawing/2015/10/21/chartex" xmlns:cx3="http://schemas.microsoft.com/office/drawing/2016/5/9/chartex" xmlns:cx4="http://schemas.microsoft.com/office/drawing/2016/5/10/chartex" xmlns:cx5="http://schemas.microsoft.com/office/drawing/2016/5/11/chartex" xmlns:cx6="http://schemas.microsoft.com/office/drawing/2016/5/12/chartex" xmlns:cx7="http://schemas.microsoft.com/office/drawing/2016/5/13/chartex" xmlns:cx8="http://schemas.microsoft.com/office/drawing/2016/5/14/chartex" xmlns:mc="http://schemas.openxmlformats.org/markup-compatibility/2006" xmlns:aink="http://schemas.microsoft.com/office/drawing/2016/ink" xmlns:am3d="http://schemas.microsoft.com/office/drawing/2017/model3d" xmlns:o="urn:schemas-microsoft-com:office:office" xmlns:oel="http://schemas.microsoft.com/office/2019/extlst" xmlns:r="http://schemas.openxmlformats.org/officeDocument/2006/relationships" xmlns:m="http://schemas.openxmlformats.org/officeDocument/2006/math" xmlns:v="urn:schemas-microsoft-com:vml" xmlns:wp14="http://schemas.microsoft.com/office/word/2010/wordprocessingDrawing" xmlns:wp="http://schemas.openxmlformats.org/drawingml/2006/wordprocessingDrawing" xmlns:w10="urn:schemas-microsoft-com:office:word" xmlns:w="http://schemas.openxmlformats.org/wordprocessingml/2006/main" xmlns:w14="http://schemas.microsoft.com/office/word/2010/wordml" xmlns:w15="http://schemas.microsoft.com/office/word/2012/wordml" xmlns:w16cei="http://schemas.microsoft.com/office/word/2026/wordml/cei" xmlns:w16cex="http://schemas.microsoft.com/office/word/2018/wordml/cex" xmlns:w16cid="http://schemas.microsoft.com/office/word/2016/wordml/cid" xmlns:w16="http://schemas.microsoft.com/office/word/2018/wordml" xmlns:w16du="http://schemas.microsoft.com/office/word/2023/wordml/word16du" xmlns:w16sdtdh="http://schemas.microsoft.com/office/word/2020/wordml/sdtdatahash" xmlns:w16sdtfl="http://schemas.microsoft.com/office/word/2024/wordml/sdtformatlock" xmlns:w16se="http://schemas.microsoft.com/office/word/2015/wordml/symex" xmlns:wpg="http://schemas.microsoft.com/office/word/2010/wordprocessingGroup" xmlns:wpi="http://schemas.microsoft.com/office/word/2010/wordprocessingInk" xmlns:wne="http://schemas.microsoft.com/office/word/2006/wordml" xmlns:wps="http://schemas.microsoft.com/office/word/2010/wordprocessingShape" mc:Ignorable="w14 w15 w16se w16cid w16 w16cex w16sdtdh w16sdtfl w16du wp14">
+<w:ftr xmlns:wpc="http://schemas.microsoft.com/office/word/2010/wordprocessingCanvas" xmlns:cx="http://schemas.microsoft.com/office/drawing/2014/chartex" xmlns:cx1="http://schemas.microsoft.com/office/drawing/2015/9/8/chartex" xmlns:cx2="http://schemas.microsoft.com/office/drawing/2015/10/21/chartex" xmlns:cx3="http://schemas.microsoft.com/office/drawing/2016/5/9/chartex" xmlns:cx4="http://schemas.microsoft.com/office/drawing/2016/5/10/chartex" xmlns:cx5="http://schemas.microsoft.com/office/drawing/2016/5/11/chartex" xmlns:cx6="http://schemas.microsoft.com/office/drawing/2016/5/12/chartex" xmlns:cx7="http://schemas.microsoft.com/office/drawing/2016/5/13/chartex" xmlns:cx8="http://schemas.microsoft.com/office/drawing/2016/5/14/chartex" xmlns:mc="http://schemas.openxmlformats.org/markup-compatibility/2006" xmlns:aink="http://schemas.microsoft.com/office/drawing/2016/ink" xmlns:am3d="http://schemas.microsoft.com/office/drawing/2017/model3d" xmlns:o="urn:schemas-microsoft-com:office:office" xmlns:oel="http://schemas.microsoft.com/office/2019/extlst" xmlns:r="http://schemas.openxmlformats.org/officeDocument/2006/relationships" xmlns:m="http://schemas.openxmlformats.org/officeDocument/2006/math" xmlns:v="urn:schemas-microsoft-com:vml" xmlns:wp14="http://schemas.microsoft.com/office/word/2010/wordprocessingDrawing" xmlns:wp="http://schemas.openxmlformats.org/drawingml/2006/wordprocessingDrawing" xmlns:w10="urn:schemas-microsoft-com:office:word" xmlns:w="http://schemas.openxmlformats.org/wordprocessingml/2006/main" xmlns:w14="http://schemas.microsoft.com/office/word/2010/wordml" xmlns:w15="http://schemas.microsoft.com/office/word/2012/wordml" xmlns:w16cex="http://schemas.microsoft.com/office/word/2018/wordml/cex" xmlns:w16cid="http://schemas.microsoft.com/office/word/2016/wordml/cid" xmlns:w16="http://schemas.microsoft.com/office/word/2018/wordml" xmlns:w16du="http://schemas.microsoft.com/office/word/2023/wordml/word16du" xmlns:w16sdtdh="http://schemas.microsoft.com/office/word/2020/wordml/sdtdatahash" xmlns:w16sdtfl="http://schemas.microsoft.com/office/word/2024/wordml/sdtformatlock" xmlns:w16se="http://schemas.microsoft.com/office/word/2015/wordml/symex" xmlns:wpg="http://schemas.microsoft.com/office/word/2010/wordprocessingGroup" xmlns:wpi="http://schemas.microsoft.com/office/word/2010/wordprocessingInk" xmlns:wne="http://schemas.microsoft.com/office/word/2006/wordml" xmlns:wps="http://schemas.microsoft.com/office/word/2010/wordprocessingShape" mc:Ignorable="w14 w15 w16se w16cid w16 w16cex w16sdtdh w16sdtfl w16du wp14">
   <w:p/>
 </w:ftr>
 </file>
 
 <file path=word/footnotes.xml><?xml version="1.0" encoding="utf-8"?>
-<w:footnotes xmlns:wpc="http://schemas.microsoft.com/office/word/2010/wordprocessingCanvas" xmlns:cx="http://schemas.microsoft.com/office/drawing/2014/chartex" xmlns:cx1="http://schemas.microsoft.com/office/drawing/2015/9/8/chartex" xmlns:cx2="http://schemas.microsoft.com/office/drawing/2015/10/21/chartex" xmlns:cx3="http://schemas.microsoft.com/office/drawing/2016/5/9/chartex" xmlns:cx4="http://schemas.microsoft.com/office/drawing/2016/5/10/chartex" xmlns:cx5="http://schemas.microsoft.com/office/drawing/2016/5/11/chartex" xmlns:cx6="http://schemas.microsoft.com/office/drawing/2016/5/12/chartex" xmlns:cx7="http://schemas.microsoft.com/office/drawing/2016/5/13/chartex" xmlns:cx8="http://schemas.microsoft.com/office/drawing/2016/5/14/chartex" xmlns:mc="http://schemas.openxmlformats.org/markup-compatibility/2006" xmlns:aink="http://schemas.microsoft.com/office/drawing/2016/ink" xmlns:am3d="http://schemas.microsoft.com/office/drawing/2017/model3d" xmlns:o="urn:schemas-microsoft-com:office:office" xmlns:oel="http://schemas.microsoft.com/office/2019/extlst" xmlns:r="http://schemas.openxmlformats.org/officeDocument/2006/relationships" xmlns:m="http://schemas.openxmlformats.org/officeDocument/2006/math" xmlns:v="urn:schemas-microsoft-com:vml" xmlns:wp14="http://schemas.microsoft.com/office/word/2010/wordprocessingDrawing" xmlns:wp="http://schemas.openxmlformats.org/drawingml/2006/wordprocessingDrawing" xmlns:w10="urn:schemas-microsoft-com:office:word" xmlns:w="http://schemas.openxmlformats.org/wordprocessingml/2006/main" xmlns:w14="http://schemas.microsoft.com/office/word/2010/wordml" xmlns:w15="http://schemas.microsoft.com/office/word/2012/wordml" xmlns:w16cei="http://schemas.microsoft.com/office/word/2026/wordml/cei" xmlns:w16cex="http://schemas.microsoft.com/office/word/2018/wordml/cex" xmlns:w16cid="http://schemas.microsoft.com/office/word/2016/wordml/cid" xmlns:w16="http://schemas.microsoft.com/office/word/2018/wordml" xmlns:w16du="http://schemas.microsoft.com/office/word/2023/wordml/word16du" xmlns:w16sdtdh="http://schemas.microsoft.com/office/word/2020/wordml/sdtdatahash" xmlns:w16sdtfl="http://schemas.microsoft.com/office/word/2024/wordml/sdtformatlock" xmlns:w16se="http://schemas.microsoft.com/office/word/2015/wordml/symex" xmlns:wpg="http://schemas.microsoft.com/office/word/2010/wordprocessingGroup" xmlns:wpi="http://schemas.microsoft.com/office/word/2010/wordprocessingInk" xmlns:wne="http://schemas.microsoft.com/office/word/2006/wordml" xmlns:wps="http://schemas.microsoft.com/office/word/2010/wordprocessingShape" mc:Ignorable="w14 w15 w16se w16cid w16 w16cex w16sdtdh w16sdtfl w16du wp14">
+<w:footnotes xmlns:wpc="http://schemas.microsoft.com/office/word/2010/wordprocessingCanvas" xmlns:cx="http://schemas.microsoft.com/office/drawing/2014/chartex" xmlns:cx1="http://schemas.microsoft.com/office/drawing/2015/9/8/chartex" xmlns:cx2="http://schemas.microsoft.com/office/drawing/2015/10/21/chartex" xmlns:cx3="http://schemas.microsoft.com/office/drawing/2016/5/9/chartex" xmlns:cx4="http://schemas.microsoft.com/office/drawing/2016/5/10/chartex" xmlns:cx5="http://schemas.microsoft.com/office/drawing/2016/5/11/chartex" xmlns:cx6="http://schemas.microsoft.com/office/drawing/2016/5/12/chartex" xmlns:cx7="http://schemas.microsoft.com/office/drawing/2016/5/13/chartex" xmlns:cx8="http://schemas.microsoft.com/office/drawing/2016/5/14/chartex" xmlns:mc="http://schemas.openxmlformats.org/markup-compatibility/2006" xmlns:aink="http://schemas.microsoft.com/office/drawing/2016/ink" xmlns:am3d="http://schemas.microsoft.com/office/drawing/2017/model3d" xmlns:o="urn:schemas-microsoft-com:office:office" xmlns:oel="http://schemas.microsoft.com/office/2019/extlst" xmlns:r="http://schemas.openxmlformats.org/officeDocument/2006/relationships" xmlns:m="http://schemas.openxmlformats.org/officeDocument/2006/math" xmlns:v="urn:schemas-microsoft-com:vml" xmlns:wp14="http://schemas.microsoft.com/office/word/2010/wordprocessingDrawing" xmlns:wp="http://schemas.openxmlformats.org/drawingml/2006/wordprocessingDrawing" xmlns:w10="urn:schemas-microsoft-com:office:word" xmlns:w="http://schemas.openxmlformats.org/wordprocessingml/2006/main" xmlns:w14="http://schemas.microsoft.com/office/word/2010/wordml" xmlns:w15="http://schemas.microsoft.com/office/word/2012/wordml" xmlns:w16cex="http://schemas.microsoft.com/office/word/2018/wordml/cex" xmlns:w16cid="http://schemas.microsoft.com/office/word/2016/wordml/cid" xmlns:w16="http://schemas.microsoft.com/office/word/2018/wordml" xmlns:w16du="http://schemas.microsoft.com/office/word/2023/wordml/word16du" xmlns:w16sdtdh="http://schemas.microsoft.com/office/word/2020/wordml/sdtdatahash" xmlns:w16sdtfl="http://schemas.microsoft.com/office/word/2024/wordml/sdtformatlock" xmlns:w16se="http://schemas.microsoft.com/office/word/2015/wordml/symex" xmlns:wpg="http://schemas.microsoft.com/office/word/2010/wordprocessingGroup" xmlns:wpi="http://schemas.microsoft.com/office/word/2010/wordprocessingInk" xmlns:wne="http://schemas.microsoft.com/office/word/2006/wordml" xmlns:wps="http://schemas.microsoft.com/office/word/2010/wordprocessingShape" mc:Ignorable="w14 w15 w16se w16cid w16 w16cex w16sdtdh w16sdtfl w16du wp14">
   <w:footnote w:type="separator" w:id="-1">
     <w:p>
       <w:r>
@@ -6672,7 +11859,7 @@
 </file>
 
 <file path=word/header1.xml><?xml version="1.0" encoding="utf-8"?>
-<w:hdr xmlns:wpc="http://schemas.microsoft.com/office/word/2010/wordprocessingCanvas" xmlns:cx="http://schemas.microsoft.com/office/drawing/2014/chartex" xmlns:cx1="http://schemas.microsoft.com/office/drawing/2015/9/8/chartex" xmlns:cx2="http://schemas.microsoft.com/office/drawing/2015/10/21/chartex" xmlns:cx3="http://schemas.microsoft.com/office/drawing/2016/5/9/chartex" xmlns:cx4="http://schemas.microsoft.com/office/drawing/2016/5/10/chartex" xmlns:cx5="http://schemas.microsoft.com/office/drawing/2016/5/11/chartex" xmlns:cx6="http://schemas.microsoft.com/office/drawing/2016/5/12/chartex" xmlns:cx7="http://schemas.microsoft.com/office/drawing/2016/5/13/chartex" xmlns:cx8="http://schemas.microsoft.com/office/drawing/2016/5/14/chartex" xmlns:mc="http://schemas.openxmlformats.org/markup-compatibility/2006" xmlns:aink="http://schemas.microsoft.com/office/drawing/2016/ink" xmlns:am3d="http://schemas.microsoft.com/office/drawing/2017/model3d" xmlns:o="urn:schemas-microsoft-com:office:office" xmlns:oel="http://schemas.microsoft.com/office/2019/extlst" xmlns:r="http://schemas.openxmlformats.org/officeDocument/2006/relationships" xmlns:m="http://schemas.openxmlformats.org/officeDocument/2006/math" xmlns:v="urn:schemas-microsoft-com:vml" xmlns:wp14="http://schemas.microsoft.com/office/word/2010/wordprocessingDrawing" xmlns:wp="http://schemas.openxmlformats.org/drawingml/2006/wordprocessingDrawing" xmlns:w10="urn:schemas-microsoft-com:office:word" xmlns:w="http://schemas.openxmlformats.org/wordprocessingml/2006/main" xmlns:w14="http://schemas.microsoft.com/office/word/2010/wordml" xmlns:w15="http://schemas.microsoft.com/office/word/2012/wordml" xmlns:w16cei="http://schemas.microsoft.com/office/word/2026/wordml/cei" xmlns:w16cex="http://schemas.microsoft.com/office/word/2018/wordml/cex" xmlns:w16cid="http://schemas.microsoft.com/office/word/2016/wordml/cid" xmlns:w16="http://schemas.microsoft.com/office/word/2018/wordml" xmlns:w16du="http://schemas.microsoft.com/office/word/2023/wordml/word16du" xmlns:w16sdtdh="http://schemas.microsoft.com/office/word/2020/wordml/sdtdatahash" xmlns:w16sdtfl="http://schemas.microsoft.com/office/word/2024/wordml/sdtformatlock" xmlns:w16se="http://schemas.microsoft.com/office/word/2015/wordml/symex" xmlns:wpg="http://schemas.microsoft.com/office/word/2010/wordprocessingGroup" xmlns:wpi="http://schemas.microsoft.com/office/word/2010/wordprocessingInk" xmlns:wne="http://schemas.microsoft.com/office/word/2006/wordml" xmlns:wps="http://schemas.microsoft.com/office/word/2010/wordprocessingShape" mc:Ignorable="w14 w15 w16se w16cid w16 w16cex w16sdtdh w16sdtfl w16du wp14">
+<w:hdr xmlns:wpc="http://schemas.microsoft.com/office/word/2010/wordprocessingCanvas" xmlns:cx="http://schemas.microsoft.com/office/drawing/2014/chartex" xmlns:cx1="http://schemas.microsoft.com/office/drawing/2015/9/8/chartex" xmlns:cx2="http://schemas.microsoft.com/office/drawing/2015/10/21/chartex" xmlns:cx3="http://schemas.microsoft.com/office/drawing/2016/5/9/chartex" xmlns:cx4="http://schemas.microsoft.com/office/drawing/2016/5/10/chartex" xmlns:cx5="http://schemas.microsoft.com/office/drawing/2016/5/11/chartex" xmlns:cx6="http://schemas.microsoft.com/office/drawing/2016/5/12/chartex" xmlns:cx7="http://schemas.microsoft.com/office/drawing/2016/5/13/chartex" xmlns:cx8="http://schemas.microsoft.com/office/drawing/2016/5/14/chartex" xmlns:mc="http://schemas.openxmlformats.org/markup-compatibility/2006" xmlns:aink="http://schemas.microsoft.com/office/drawing/2016/ink" xmlns:am3d="http://schemas.microsoft.com/office/drawing/2017/model3d" xmlns:o="urn:schemas-microsoft-com:office:office" xmlns:oel="http://schemas.microsoft.com/office/2019/extlst" xmlns:r="http://schemas.openxmlformats.org/officeDocument/2006/relationships" xmlns:m="http://schemas.openxmlformats.org/officeDocument/2006/math" xmlns:v="urn:schemas-microsoft-com:vml" xmlns:wp14="http://schemas.microsoft.com/office/word/2010/wordprocessingDrawing" xmlns:wp="http://schemas.openxmlformats.org/drawingml/2006/wordprocessingDrawing" xmlns:w10="urn:schemas-microsoft-com:office:word" xmlns:w="http://schemas.openxmlformats.org/wordprocessingml/2006/main" xmlns:w14="http://schemas.microsoft.com/office/word/2010/wordml" xmlns:w15="http://schemas.microsoft.com/office/word/2012/wordml" xmlns:w16cex="http://schemas.microsoft.com/office/word/2018/wordml/cex" xmlns:w16cid="http://schemas.microsoft.com/office/word/2016/wordml/cid" xmlns:w16="http://schemas.microsoft.com/office/word/2018/wordml" xmlns:w16du="http://schemas.microsoft.com/office/word/2023/wordml/word16du" xmlns:w16sdtdh="http://schemas.microsoft.com/office/word/2020/wordml/sdtdatahash" xmlns:w16sdtfl="http://schemas.microsoft.com/office/word/2024/wordml/sdtformatlock" xmlns:w16se="http://schemas.microsoft.com/office/word/2015/wordml/symex" xmlns:wpg="http://schemas.microsoft.com/office/word/2010/wordprocessingGroup" xmlns:wpi="http://schemas.microsoft.com/office/word/2010/wordprocessingInk" xmlns:wne="http://schemas.microsoft.com/office/word/2006/wordml" xmlns:wps="http://schemas.microsoft.com/office/word/2010/wordprocessingShape" mc:Ignorable="w14 w15 w16se w16cid w16 w16cex w16sdtdh w16sdtfl w16du wp14">
   <w:p>
     <w:pPr>
       <w:pStyle w:val="Kopfzeile"/>
@@ -6746,13 +11933,13 @@
 </file>
 
 <file path=word/header2.xml><?xml version="1.0" encoding="utf-8"?>
-<w:hdr xmlns:wpc="http://schemas.microsoft.com/office/word/2010/wordprocessingCanvas" xmlns:cx="http://schemas.microsoft.com/office/drawing/2014/chartex" xmlns:cx1="http://schemas.microsoft.com/office/drawing/2015/9/8/chartex" xmlns:cx2="http://schemas.microsoft.com/office/drawing/2015/10/21/chartex" xmlns:cx3="http://schemas.microsoft.com/office/drawing/2016/5/9/chartex" xmlns:cx4="http://schemas.microsoft.com/office/drawing/2016/5/10/chartex" xmlns:cx5="http://schemas.microsoft.com/office/drawing/2016/5/11/chartex" xmlns:cx6="http://schemas.microsoft.com/office/drawing/2016/5/12/chartex" xmlns:cx7="http://schemas.microsoft.com/office/drawing/2016/5/13/chartex" xmlns:cx8="http://schemas.microsoft.com/office/drawing/2016/5/14/chartex" xmlns:mc="http://schemas.openxmlformats.org/markup-compatibility/2006" xmlns:aink="http://schemas.microsoft.com/office/drawing/2016/ink" xmlns:am3d="http://schemas.microsoft.com/office/drawing/2017/model3d" xmlns:o="urn:schemas-microsoft-com:office:office" xmlns:oel="http://schemas.microsoft.com/office/2019/extlst" xmlns:r="http://schemas.openxmlformats.org/officeDocument/2006/relationships" xmlns:m="http://schemas.openxmlformats.org/officeDocument/2006/math" xmlns:v="urn:schemas-microsoft-com:vml" xmlns:wp14="http://schemas.microsoft.com/office/word/2010/wordprocessingDrawing" xmlns:wp="http://schemas.openxmlformats.org/drawingml/2006/wordprocessingDrawing" xmlns:w10="urn:schemas-microsoft-com:office:word" xmlns:w="http://schemas.openxmlformats.org/wordprocessingml/2006/main" xmlns:w14="http://schemas.microsoft.com/office/word/2010/wordml" xmlns:w15="http://schemas.microsoft.com/office/word/2012/wordml" xmlns:w16cei="http://schemas.microsoft.com/office/word/2026/wordml/cei" xmlns:w16cex="http://schemas.microsoft.com/office/word/2018/wordml/cex" xmlns:w16cid="http://schemas.microsoft.com/office/word/2016/wordml/cid" xmlns:w16="http://schemas.microsoft.com/office/word/2018/wordml" xmlns:w16du="http://schemas.microsoft.com/office/word/2023/wordml/word16du" xmlns:w16sdtdh="http://schemas.microsoft.com/office/word/2020/wordml/sdtdatahash" xmlns:w16sdtfl="http://schemas.microsoft.com/office/word/2024/wordml/sdtformatlock" xmlns:w16se="http://schemas.microsoft.com/office/word/2015/wordml/symex" xmlns:wpg="http://schemas.microsoft.com/office/word/2010/wordprocessingGroup" xmlns:wpi="http://schemas.microsoft.com/office/word/2010/wordprocessingInk" xmlns:wne="http://schemas.microsoft.com/office/word/2006/wordml" xmlns:wps="http://schemas.microsoft.com/office/word/2010/wordprocessingShape" mc:Ignorable="w14 w15 w16se w16cid w16 w16cex w16sdtdh w16sdtfl w16du wp14">
+<w:hdr xmlns:wpc="http://schemas.microsoft.com/office/word/2010/wordprocessingCanvas" xmlns:cx="http://schemas.microsoft.com/office/drawing/2014/chartex" xmlns:cx1="http://schemas.microsoft.com/office/drawing/2015/9/8/chartex" xmlns:cx2="http://schemas.microsoft.com/office/drawing/2015/10/21/chartex" xmlns:cx3="http://schemas.microsoft.com/office/drawing/2016/5/9/chartex" xmlns:cx4="http://schemas.microsoft.com/office/drawing/2016/5/10/chartex" xmlns:cx5="http://schemas.microsoft.com/office/drawing/2016/5/11/chartex" xmlns:cx6="http://schemas.microsoft.com/office/drawing/2016/5/12/chartex" xmlns:cx7="http://schemas.microsoft.com/office/drawing/2016/5/13/chartex" xmlns:cx8="http://schemas.microsoft.com/office/drawing/2016/5/14/chartex" xmlns:mc="http://schemas.openxmlformats.org/markup-compatibility/2006" xmlns:aink="http://schemas.microsoft.com/office/drawing/2016/ink" xmlns:am3d="http://schemas.microsoft.com/office/drawing/2017/model3d" xmlns:o="urn:schemas-microsoft-com:office:office" xmlns:oel="http://schemas.microsoft.com/office/2019/extlst" xmlns:r="http://schemas.openxmlformats.org/officeDocument/2006/relationships" xmlns:m="http://schemas.openxmlformats.org/officeDocument/2006/math" xmlns:v="urn:schemas-microsoft-com:vml" xmlns:wp14="http://schemas.microsoft.com/office/word/2010/wordprocessingDrawing" xmlns:wp="http://schemas.openxmlformats.org/drawingml/2006/wordprocessingDrawing" xmlns:w10="urn:schemas-microsoft-com:office:word" xmlns:w="http://schemas.openxmlformats.org/wordprocessingml/2006/main" xmlns:w14="http://schemas.microsoft.com/office/word/2010/wordml" xmlns:w15="http://schemas.microsoft.com/office/word/2012/wordml" xmlns:w16cex="http://schemas.microsoft.com/office/word/2018/wordml/cex" xmlns:w16cid="http://schemas.microsoft.com/office/word/2016/wordml/cid" xmlns:w16="http://schemas.microsoft.com/office/word/2018/wordml" xmlns:w16du="http://schemas.microsoft.com/office/word/2023/wordml/word16du" xmlns:w16sdtdh="http://schemas.microsoft.com/office/word/2020/wordml/sdtdatahash" xmlns:w16sdtfl="http://schemas.microsoft.com/office/word/2024/wordml/sdtformatlock" xmlns:w16se="http://schemas.microsoft.com/office/word/2015/wordml/symex" xmlns:wpg="http://schemas.microsoft.com/office/word/2010/wordprocessingGroup" xmlns:wpi="http://schemas.microsoft.com/office/word/2010/wordprocessingInk" xmlns:wne="http://schemas.microsoft.com/office/word/2006/wordml" xmlns:wps="http://schemas.microsoft.com/office/word/2010/wordprocessingShape" mc:Ignorable="w14 w15 w16se w16cid w16 w16cex w16sdtdh w16sdtfl w16du wp14">
   <w:p/>
 </w:hdr>
 </file>
 
 <file path=word/header3.xml><?xml version="1.0" encoding="utf-8"?>
-<w:hdr xmlns:wpc="http://schemas.microsoft.com/office/word/2010/wordprocessingCanvas" xmlns:cx="http://schemas.microsoft.com/office/drawing/2014/chartex" xmlns:cx1="http://schemas.microsoft.com/office/drawing/2015/9/8/chartex" xmlns:cx2="http://schemas.microsoft.com/office/drawing/2015/10/21/chartex" xmlns:cx3="http://schemas.microsoft.com/office/drawing/2016/5/9/chartex" xmlns:cx4="http://schemas.microsoft.com/office/drawing/2016/5/10/chartex" xmlns:cx5="http://schemas.microsoft.com/office/drawing/2016/5/11/chartex" xmlns:cx6="http://schemas.microsoft.com/office/drawing/2016/5/12/chartex" xmlns:cx7="http://schemas.microsoft.com/office/drawing/2016/5/13/chartex" xmlns:cx8="http://schemas.microsoft.com/office/drawing/2016/5/14/chartex" xmlns:mc="http://schemas.openxmlformats.org/markup-compatibility/2006" xmlns:aink="http://schemas.microsoft.com/office/drawing/2016/ink" xmlns:am3d="http://schemas.microsoft.com/office/drawing/2017/model3d" xmlns:o="urn:schemas-microsoft-com:office:office" xmlns:oel="http://schemas.microsoft.com/office/2019/extlst" xmlns:r="http://schemas.openxmlformats.org/officeDocument/2006/relationships" xmlns:m="http://schemas.openxmlformats.org/officeDocument/2006/math" xmlns:v="urn:schemas-microsoft-com:vml" xmlns:wp14="http://schemas.microsoft.com/office/word/2010/wordprocessingDrawing" xmlns:wp="http://schemas.openxmlformats.org/drawingml/2006/wordprocessingDrawing" xmlns:w10="urn:schemas-microsoft-com:office:word" xmlns:w="http://schemas.openxmlformats.org/wordprocessingml/2006/main" xmlns:w14="http://schemas.microsoft.com/office/word/2010/wordml" xmlns:w15="http://schemas.microsoft.com/office/word/2012/wordml" xmlns:w16cei="http://schemas.microsoft.com/office/word/2026/wordml/cei" xmlns:w16cex="http://schemas.microsoft.com/office/word/2018/wordml/cex" xmlns:w16cid="http://schemas.microsoft.com/office/word/2016/wordml/cid" xmlns:w16="http://schemas.microsoft.com/office/word/2018/wordml" xmlns:w16du="http://schemas.microsoft.com/office/word/2023/wordml/word16du" xmlns:w16sdtdh="http://schemas.microsoft.com/office/word/2020/wordml/sdtdatahash" xmlns:w16sdtfl="http://schemas.microsoft.com/office/word/2024/wordml/sdtformatlock" xmlns:w16se="http://schemas.microsoft.com/office/word/2015/wordml/symex" xmlns:wpg="http://schemas.microsoft.com/office/word/2010/wordprocessingGroup" xmlns:wpi="http://schemas.microsoft.com/office/word/2010/wordprocessingInk" xmlns:wne="http://schemas.microsoft.com/office/word/2006/wordml" xmlns:wps="http://schemas.microsoft.com/office/word/2010/wordprocessingShape" mc:Ignorable="w14 w15 w16se w16cid w16 w16cex w16sdtdh w16sdtfl w16du wp14">
+<w:hdr xmlns:wpc="http://schemas.microsoft.com/office/word/2010/wordprocessingCanvas" xmlns:cx="http://schemas.microsoft.com/office/drawing/2014/chartex" xmlns:cx1="http://schemas.microsoft.com/office/drawing/2015/9/8/chartex" xmlns:cx2="http://schemas.microsoft.com/office/drawing/2015/10/21/chartex" xmlns:cx3="http://schemas.microsoft.com/office/drawing/2016/5/9/chartex" xmlns:cx4="http://schemas.microsoft.com/office/drawing/2016/5/10/chartex" xmlns:cx5="http://schemas.microsoft.com/office/drawing/2016/5/11/chartex" xmlns:cx6="http://schemas.microsoft.com/office/drawing/2016/5/12/chartex" xmlns:cx7="http://schemas.microsoft.com/office/drawing/2016/5/13/chartex" xmlns:cx8="http://schemas.microsoft.com/office/drawing/2016/5/14/chartex" xmlns:mc="http://schemas.openxmlformats.org/markup-compatibility/2006" xmlns:aink="http://schemas.microsoft.com/office/drawing/2016/ink" xmlns:am3d="http://schemas.microsoft.com/office/drawing/2017/model3d" xmlns:o="urn:schemas-microsoft-com:office:office" xmlns:oel="http://schemas.microsoft.com/office/2019/extlst" xmlns:r="http://schemas.openxmlformats.org/officeDocument/2006/relationships" xmlns:m="http://schemas.openxmlformats.org/officeDocument/2006/math" xmlns:v="urn:schemas-microsoft-com:vml" xmlns:wp14="http://schemas.microsoft.com/office/word/2010/wordprocessingDrawing" xmlns:wp="http://schemas.openxmlformats.org/drawingml/2006/wordprocessingDrawing" xmlns:w10="urn:schemas-microsoft-com:office:word" xmlns:w="http://schemas.openxmlformats.org/wordprocessingml/2006/main" xmlns:w14="http://schemas.microsoft.com/office/word/2010/wordml" xmlns:w15="http://schemas.microsoft.com/office/word/2012/wordml" xmlns:w16cex="http://schemas.microsoft.com/office/word/2018/wordml/cex" xmlns:w16cid="http://schemas.microsoft.com/office/word/2016/wordml/cid" xmlns:w16="http://schemas.microsoft.com/office/word/2018/wordml" xmlns:w16du="http://schemas.microsoft.com/office/word/2023/wordml/word16du" xmlns:w16sdtdh="http://schemas.microsoft.com/office/word/2020/wordml/sdtdatahash" xmlns:w16sdtfl="http://schemas.microsoft.com/office/word/2024/wordml/sdtformatlock" xmlns:w16se="http://schemas.microsoft.com/office/word/2015/wordml/symex" xmlns:wpg="http://schemas.microsoft.com/office/word/2010/wordprocessingGroup" xmlns:wpi="http://schemas.microsoft.com/office/word/2010/wordprocessingInk" xmlns:wne="http://schemas.microsoft.com/office/word/2006/wordml" xmlns:wps="http://schemas.microsoft.com/office/word/2010/wordprocessingShape" mc:Ignorable="w14 w15 w16se w16cid w16 w16cex w16sdtdh w16sdtfl w16du wp14">
   <w:p>
     <w:pPr>
       <w:pStyle w:val="Kopfzeile"/>
@@ -6775,6 +11962,7 @@
       </w:rPr>
       <w:t xml:space="preserve">Messung und Analyse von </w:t>
     </w:r>
+    <w:proofErr w:type="spellStart"/>
     <w:r>
       <w:rPr>
         <w:i/>
@@ -6793,18 +11981,19 @@
       </w:rPr>
       <w:t>ttranistoren</w:t>
     </w:r>
+    <w:proofErr w:type="spellEnd"/>
   </w:p>
 </w:hdr>
 </file>
 
 <file path=word/header4.xml><?xml version="1.0" encoding="utf-8"?>
-<w:hdr xmlns:wpc="http://schemas.microsoft.com/office/word/2010/wordprocessingCanvas" xmlns:cx="http://schemas.microsoft.com/office/drawing/2014/chartex" xmlns:cx1="http://schemas.microsoft.com/office/drawing/2015/9/8/chartex" xmlns:cx2="http://schemas.microsoft.com/office/drawing/2015/10/21/chartex" xmlns:cx3="http://schemas.microsoft.com/office/drawing/2016/5/9/chartex" xmlns:cx4="http://schemas.microsoft.com/office/drawing/2016/5/10/chartex" xmlns:cx5="http://schemas.microsoft.com/office/drawing/2016/5/11/chartex" xmlns:cx6="http://schemas.microsoft.com/office/drawing/2016/5/12/chartex" xmlns:cx7="http://schemas.microsoft.com/office/drawing/2016/5/13/chartex" xmlns:cx8="http://schemas.microsoft.com/office/drawing/2016/5/14/chartex" xmlns:mc="http://schemas.openxmlformats.org/markup-compatibility/2006" xmlns:aink="http://schemas.microsoft.com/office/drawing/2016/ink" xmlns:am3d="http://schemas.microsoft.com/office/drawing/2017/model3d" xmlns:o="urn:schemas-microsoft-com:office:office" xmlns:oel="http://schemas.microsoft.com/office/2019/extlst" xmlns:r="http://schemas.openxmlformats.org/officeDocument/2006/relationships" xmlns:m="http://schemas.openxmlformats.org/officeDocument/2006/math" xmlns:v="urn:schemas-microsoft-com:vml" xmlns:wp14="http://schemas.microsoft.com/office/word/2010/wordprocessingDrawing" xmlns:wp="http://schemas.openxmlformats.org/drawingml/2006/wordprocessingDrawing" xmlns:w10="urn:schemas-microsoft-com:office:word" xmlns:w="http://schemas.openxmlformats.org/wordprocessingml/2006/main" xmlns:w14="http://schemas.microsoft.com/office/word/2010/wordml" xmlns:w15="http://schemas.microsoft.com/office/word/2012/wordml" xmlns:w16cei="http://schemas.microsoft.com/office/word/2026/wordml/cei" xmlns:w16cex="http://schemas.microsoft.com/office/word/2018/wordml/cex" xmlns:w16cid="http://schemas.microsoft.com/office/word/2016/wordml/cid" xmlns:w16="http://schemas.microsoft.com/office/word/2018/wordml" xmlns:w16du="http://schemas.microsoft.com/office/word/2023/wordml/word16du" xmlns:w16sdtdh="http://schemas.microsoft.com/office/word/2020/wordml/sdtdatahash" xmlns:w16sdtfl="http://schemas.microsoft.com/office/word/2024/wordml/sdtformatlock" xmlns:w16se="http://schemas.microsoft.com/office/word/2015/wordml/symex" xmlns:wpg="http://schemas.microsoft.com/office/word/2010/wordprocessingGroup" xmlns:wpi="http://schemas.microsoft.com/office/word/2010/wordprocessingInk" xmlns:wne="http://schemas.microsoft.com/office/word/2006/wordml" xmlns:wps="http://schemas.microsoft.com/office/word/2010/wordprocessingShape" mc:Ignorable="w14 w15 w16se w16cid w16 w16cex w16sdtdh w16sdtfl w16du wp14">
+<w:hdr xmlns:wpc="http://schemas.microsoft.com/office/word/2010/wordprocessingCanvas" xmlns:cx="http://schemas.microsoft.com/office/drawing/2014/chartex" xmlns:cx1="http://schemas.microsoft.com/office/drawing/2015/9/8/chartex" xmlns:cx2="http://schemas.microsoft.com/office/drawing/2015/10/21/chartex" xmlns:cx3="http://schemas.microsoft.com/office/drawing/2016/5/9/chartex" xmlns:cx4="http://schemas.microsoft.com/office/drawing/2016/5/10/chartex" xmlns:cx5="http://schemas.microsoft.com/office/drawing/2016/5/11/chartex" xmlns:cx6="http://schemas.microsoft.com/office/drawing/2016/5/12/chartex" xmlns:cx7="http://schemas.microsoft.com/office/drawing/2016/5/13/chartex" xmlns:cx8="http://schemas.microsoft.com/office/drawing/2016/5/14/chartex" xmlns:mc="http://schemas.openxmlformats.org/markup-compatibility/2006" xmlns:aink="http://schemas.microsoft.com/office/drawing/2016/ink" xmlns:am3d="http://schemas.microsoft.com/office/drawing/2017/model3d" xmlns:o="urn:schemas-microsoft-com:office:office" xmlns:oel="http://schemas.microsoft.com/office/2019/extlst" xmlns:r="http://schemas.openxmlformats.org/officeDocument/2006/relationships" xmlns:m="http://schemas.openxmlformats.org/officeDocument/2006/math" xmlns:v="urn:schemas-microsoft-com:vml" xmlns:wp14="http://schemas.microsoft.com/office/word/2010/wordprocessingDrawing" xmlns:wp="http://schemas.openxmlformats.org/drawingml/2006/wordprocessingDrawing" xmlns:w10="urn:schemas-microsoft-com:office:word" xmlns:w="http://schemas.openxmlformats.org/wordprocessingml/2006/main" xmlns:w14="http://schemas.microsoft.com/office/word/2010/wordml" xmlns:w15="http://schemas.microsoft.com/office/word/2012/wordml" xmlns:w16cex="http://schemas.microsoft.com/office/word/2018/wordml/cex" xmlns:w16cid="http://schemas.microsoft.com/office/word/2016/wordml/cid" xmlns:w16="http://schemas.microsoft.com/office/word/2018/wordml" xmlns:w16du="http://schemas.microsoft.com/office/word/2023/wordml/word16du" xmlns:w16sdtdh="http://schemas.microsoft.com/office/word/2020/wordml/sdtdatahash" xmlns:w16sdtfl="http://schemas.microsoft.com/office/word/2024/wordml/sdtformatlock" xmlns:w16se="http://schemas.microsoft.com/office/word/2015/wordml/symex" xmlns:wpg="http://schemas.microsoft.com/office/word/2010/wordprocessingGroup" xmlns:wpi="http://schemas.microsoft.com/office/word/2010/wordprocessingInk" xmlns:wne="http://schemas.microsoft.com/office/word/2006/wordml" xmlns:wps="http://schemas.microsoft.com/office/word/2010/wordprocessingShape" mc:Ignorable="w14 w15 w16se w16cid w16 w16cex w16sdtdh w16sdtfl w16du wp14">
   <w:p/>
 </w:hdr>
 </file>
 
 <file path=word/numbering.xml><?xml version="1.0" encoding="utf-8"?>
-<w:numbering xmlns:wpc="http://schemas.microsoft.com/office/word/2010/wordprocessingCanvas" xmlns:cx="http://schemas.microsoft.com/office/drawing/2014/chartex" xmlns:cx1="http://schemas.microsoft.com/office/drawing/2015/9/8/chartex" xmlns:cx2="http://schemas.microsoft.com/office/drawing/2015/10/21/chartex" xmlns:cx3="http://schemas.microsoft.com/office/drawing/2016/5/9/chartex" xmlns:cx4="http://schemas.microsoft.com/office/drawing/2016/5/10/chartex" xmlns:cx5="http://schemas.microsoft.com/office/drawing/2016/5/11/chartex" xmlns:cx6="http://schemas.microsoft.com/office/drawing/2016/5/12/chartex" xmlns:cx7="http://schemas.microsoft.com/office/drawing/2016/5/13/chartex" xmlns:cx8="http://schemas.microsoft.com/office/drawing/2016/5/14/chartex" xmlns:mc="http://schemas.openxmlformats.org/markup-compatibility/2006" xmlns:aink="http://schemas.microsoft.com/office/drawing/2016/ink" xmlns:am3d="http://schemas.microsoft.com/office/drawing/2017/model3d" xmlns:o="urn:schemas-microsoft-com:office:office" xmlns:oel="http://schemas.microsoft.com/office/2019/extlst" xmlns:r="http://schemas.openxmlformats.org/officeDocument/2006/relationships" xmlns:m="http://schemas.openxmlformats.org/officeDocument/2006/math" xmlns:v="urn:schemas-microsoft-com:vml" xmlns:wp14="http://schemas.microsoft.com/office/word/2010/wordprocessingDrawing" xmlns:wp="http://schemas.openxmlformats.org/drawingml/2006/wordprocessingDrawing" xmlns:w10="urn:schemas-microsoft-com:office:word" xmlns:w="http://schemas.openxmlformats.org/wordprocessingml/2006/main" xmlns:w14="http://schemas.microsoft.com/office/word/2010/wordml" xmlns:w15="http://schemas.microsoft.com/office/word/2012/wordml" xmlns:w16cei="http://schemas.microsoft.com/office/word/2026/wordml/cei" xmlns:w16cex="http://schemas.microsoft.com/office/word/2018/wordml/cex" xmlns:w16cid="http://schemas.microsoft.com/office/word/2016/wordml/cid" xmlns:w16="http://schemas.microsoft.com/office/word/2018/wordml" xmlns:w16du="http://schemas.microsoft.com/office/word/2023/wordml/word16du" xmlns:w16sdtdh="http://schemas.microsoft.com/office/word/2020/wordml/sdtdatahash" xmlns:w16sdtfl="http://schemas.microsoft.com/office/word/2024/wordml/sdtformatlock" xmlns:w16se="http://schemas.microsoft.com/office/word/2015/wordml/symex" xmlns:wpg="http://schemas.microsoft.com/office/word/2010/wordprocessingGroup" xmlns:wpi="http://schemas.microsoft.com/office/word/2010/wordprocessingInk" xmlns:wne="http://schemas.microsoft.com/office/word/2006/wordml" xmlns:wps="http://schemas.microsoft.com/office/word/2010/wordprocessingShape" mc:Ignorable="w14 w15 w16se w16cid w16 w16cex w16sdtdh w16sdtfl w16du wp14">
+<w:numbering xmlns:wpc="http://schemas.microsoft.com/office/word/2010/wordprocessingCanvas" xmlns:cx="http://schemas.microsoft.com/office/drawing/2014/chartex" xmlns:cx1="http://schemas.microsoft.com/office/drawing/2015/9/8/chartex" xmlns:cx2="http://schemas.microsoft.com/office/drawing/2015/10/21/chartex" xmlns:cx3="http://schemas.microsoft.com/office/drawing/2016/5/9/chartex" xmlns:cx4="http://schemas.microsoft.com/office/drawing/2016/5/10/chartex" xmlns:cx5="http://schemas.microsoft.com/office/drawing/2016/5/11/chartex" xmlns:cx6="http://schemas.microsoft.com/office/drawing/2016/5/12/chartex" xmlns:cx7="http://schemas.microsoft.com/office/drawing/2016/5/13/chartex" xmlns:cx8="http://schemas.microsoft.com/office/drawing/2016/5/14/chartex" xmlns:mc="http://schemas.openxmlformats.org/markup-compatibility/2006" xmlns:aink="http://schemas.microsoft.com/office/drawing/2016/ink" xmlns:am3d="http://schemas.microsoft.com/office/drawing/2017/model3d" xmlns:o="urn:schemas-microsoft-com:office:office" xmlns:oel="http://schemas.microsoft.com/office/2019/extlst" xmlns:r="http://schemas.openxmlformats.org/officeDocument/2006/relationships" xmlns:m="http://schemas.openxmlformats.org/officeDocument/2006/math" xmlns:v="urn:schemas-microsoft-com:vml" xmlns:wp14="http://schemas.microsoft.com/office/word/2010/wordprocessingDrawing" xmlns:wp="http://schemas.openxmlformats.org/drawingml/2006/wordprocessingDrawing" xmlns:w10="urn:schemas-microsoft-com:office:word" xmlns:w="http://schemas.openxmlformats.org/wordprocessingml/2006/main" xmlns:w14="http://schemas.microsoft.com/office/word/2010/wordml" xmlns:w15="http://schemas.microsoft.com/office/word/2012/wordml" xmlns:w16cex="http://schemas.microsoft.com/office/word/2018/wordml/cex" xmlns:w16cid="http://schemas.microsoft.com/office/word/2016/wordml/cid" xmlns:w16="http://schemas.microsoft.com/office/word/2018/wordml" xmlns:w16du="http://schemas.microsoft.com/office/word/2023/wordml/word16du" xmlns:w16sdtdh="http://schemas.microsoft.com/office/word/2020/wordml/sdtdatahash" xmlns:w16sdtfl="http://schemas.microsoft.com/office/word/2024/wordml/sdtformatlock" xmlns:w16se="http://schemas.microsoft.com/office/word/2015/wordml/symex" xmlns:wpg="http://schemas.microsoft.com/office/word/2010/wordprocessingGroup" xmlns:wpi="http://schemas.microsoft.com/office/word/2010/wordprocessingInk" xmlns:wne="http://schemas.microsoft.com/office/word/2006/wordml" xmlns:wps="http://schemas.microsoft.com/office/word/2010/wordprocessingShape" mc:Ignorable="w14 w15 w16se w16cid w16 w16cex w16sdtdh w16sdtfl w16du wp14">
   <w:abstractNum w:abstractNumId="0" w15:restartNumberingAfterBreak="0">
     <w:nsid w:val="00000001"/>
     <w:multiLevelType w:val="multilevel"/>
@@ -7537,6 +12726,7 @@
   <w:style w:type="character" w:default="1" w:styleId="Absatz-Standardschriftart">
     <w:name w:val="Default Paragraph Font"/>
     <w:uiPriority w:val="1"/>
+    <w:semiHidden/>
     <w:unhideWhenUsed/>
   </w:style>
   <w:style w:type="table" w:default="1" w:styleId="NormaleTabelle">
